--- a/docx_templates/模板.docx
+++ b/docx_templates/模板.docx
@@ -968,23 +968,7 @@
                   <w:color w:val="000000" w:themeColor="text1"/>
                   <w:szCs w:val="21"/>
                 </w:rPr>
-                <m:t>j</m:t>
-              </m:r>
-              <m:r>
-                <w:rPr>
-                  <w:rFonts w:ascii="Cambria Math" w:hAnsi="Cambria Math"/>
-                  <w:color w:val="000000" w:themeColor="text1"/>
-                  <w:szCs w:val="21"/>
-                </w:rPr>
-                <m:t xml:space="preserve">=1,2,3, </m:t>
-              </m:r>
-              <m:r>
-                <w:rPr>
-                  <w:rFonts w:ascii="Cambria Math" w:hAnsi="Cambria Math"/>
-                  <w:color w:val="000000" w:themeColor="text1"/>
-                  <w:szCs w:val="21"/>
-                </w:rPr>
-                <m:t>4</m:t>
+                <m:t>j=1,2,3, 4</m:t>
               </m:r>
               <m:r>
                 <m:rPr>
@@ -998,8 +982,6 @@
                 <m:t>）</m:t>
               </m:r>
             </m:oMath>
-            <w:bookmarkStart w:id="0" w:name="_GoBack"/>
-            <w:bookmarkEnd w:id="0"/>
           </w:p>
           <w:p>
             <w:pPr>
@@ -2239,7 +2221,7 @@
                               <w:sz w:val="18"/>
                               <w:szCs w:val="18"/>
                             </w:rPr>
-                            <m:t>0</m:t>
+                            <m:t>01.00</m:t>
                           </m:r>
                         </m:e>
                         <m:e>
@@ -2249,7 +2231,7 @@
                               <w:sz w:val="18"/>
                               <w:szCs w:val="18"/>
                             </w:rPr>
-                            <m:t>0.926</m:t>
+                            <m:t>01.00</m:t>
                           </m:r>
                         </m:e>
                         <m:e>
@@ -2259,7 +2241,7 @@
                               <w:sz w:val="18"/>
                               <w:szCs w:val="18"/>
                             </w:rPr>
-                            <m:t>0.074</m:t>
+                            <m:t>01.00</m:t>
                           </m:r>
                         </m:e>
                         <m:e>
@@ -2269,7 +2251,7 @@
                               <w:sz w:val="18"/>
                               <w:szCs w:val="18"/>
                             </w:rPr>
-                            <m:t>0</m:t>
+                            <m:t>01.00</m:t>
                           </m:r>
                         </m:e>
                       </m:mr>
@@ -2281,7 +2263,7 @@
                               <w:sz w:val="18"/>
                               <w:szCs w:val="18"/>
                             </w:rPr>
-                            <m:t>0</m:t>
+                            <m:t>01.00</m:t>
                           </m:r>
                         </m:e>
                         <m:e>
@@ -2291,7 +2273,7 @@
                               <w:sz w:val="18"/>
                               <w:szCs w:val="18"/>
                             </w:rPr>
-                            <m:t>0</m:t>
+                            <m:t>01.00</m:t>
                           </m:r>
                         </m:e>
                         <m:e>
@@ -2301,7 +2283,7 @@
                               <w:sz w:val="18"/>
                               <w:szCs w:val="18"/>
                             </w:rPr>
-                            <m:t>0</m:t>
+                            <m:t>01.00</m:t>
                           </m:r>
                         </m:e>
                         <m:e>
@@ -2311,7 +2293,7 @@
                               <w:sz w:val="18"/>
                               <w:szCs w:val="18"/>
                             </w:rPr>
-                            <m:t>1</m:t>
+                            <m:t>01.00</m:t>
                           </m:r>
                         </m:e>
                       </m:mr>
@@ -2323,7 +2305,7 @@
                               <w:sz w:val="18"/>
                               <w:szCs w:val="18"/>
                             </w:rPr>
-                            <m:t>0</m:t>
+                            <m:t>01.00</m:t>
                           </m:r>
                         </m:e>
                         <m:e>
@@ -2333,7 +2315,7 @@
                               <w:sz w:val="18"/>
                               <w:szCs w:val="18"/>
                             </w:rPr>
-                            <m:t>0</m:t>
+                            <m:t>01.00</m:t>
                           </m:r>
                         </m:e>
                         <m:e>
@@ -2343,7 +2325,7 @@
                               <w:sz w:val="18"/>
                               <w:szCs w:val="18"/>
                             </w:rPr>
-                            <m:t>0.125</m:t>
+                            <m:t>01.00</m:t>
                           </m:r>
                         </m:e>
                         <m:e>
@@ -2353,7 +2335,7 @@
                               <w:sz w:val="18"/>
                               <w:szCs w:val="18"/>
                             </w:rPr>
-                            <m:t>0.875</m:t>
+                            <m:t>01.00</m:t>
                           </m:r>
                         </m:e>
                       </m:mr>
@@ -2365,7 +2347,7 @@
                               <w:sz w:val="18"/>
                               <w:szCs w:val="18"/>
                             </w:rPr>
-                            <m:t>1</m:t>
+                            <m:t>01.00</m:t>
                           </m:r>
                         </m:e>
                         <m:e>
@@ -2375,7 +2357,7 @@
                               <w:sz w:val="18"/>
                               <w:szCs w:val="18"/>
                             </w:rPr>
-                            <m:t>0</m:t>
+                            <m:t>01.00</m:t>
                           </m:r>
                         </m:e>
                         <m:e>
@@ -2385,7 +2367,7 @@
                               <w:sz w:val="18"/>
                               <w:szCs w:val="18"/>
                             </w:rPr>
-                            <m:t>0</m:t>
+                            <m:t>01.00</m:t>
                           </m:r>
                         </m:e>
                         <m:e>
@@ -2395,7 +2377,7 @@
                               <w:sz w:val="18"/>
                               <w:szCs w:val="18"/>
                             </w:rPr>
-                            <m:t>0</m:t>
+                            <m:t>01.00</m:t>
                           </m:r>
                         </m:e>
                       </m:mr>
@@ -2407,7 +2389,7 @@
                               <w:sz w:val="18"/>
                               <w:szCs w:val="18"/>
                             </w:rPr>
-                            <m:t>0</m:t>
+                            <m:t>01.00</m:t>
                           </m:r>
                         </m:e>
                         <m:e>
@@ -2417,7 +2399,7 @@
                               <w:sz w:val="18"/>
                               <w:szCs w:val="18"/>
                             </w:rPr>
-                            <m:t>0</m:t>
+                            <m:t>01.00</m:t>
                           </m:r>
                         </m:e>
                         <m:e>
@@ -2427,7 +2409,7 @@
                               <w:sz w:val="18"/>
                               <w:szCs w:val="18"/>
                             </w:rPr>
-                            <m:t>0</m:t>
+                            <m:t>01.00</m:t>
                           </m:r>
                         </m:e>
                         <m:e>
@@ -2437,7 +2419,7 @@
                               <w:sz w:val="18"/>
                               <w:szCs w:val="18"/>
                             </w:rPr>
-                            <m:t>1</m:t>
+                            <m:t>01.00</m:t>
                           </m:r>
                         </m:e>
                       </m:mr>
@@ -4282,18 +4264,7 @@
                       <w:color w:val="000000" w:themeColor="text1"/>
                       <w:szCs w:val="21"/>
                     </w:rPr>
-                    <m:t>=5.14</m:t>
-                  </m:r>
-                  <m:r>
-                    <m:rPr>
-                      <m:sty m:val="p"/>
-                    </m:rPr>
-                    <w:rPr>
-                      <w:rFonts w:ascii="Cambria Math" w:hAnsi="Cambria Math" w:cs="Calibri"/>
-                      <w:color w:val="000000" w:themeColor="text1"/>
-                      <w:szCs w:val="21"/>
-                    </w:rPr>
-                    <m:t>0</m:t>
+                    <m:t>=5.140</m:t>
                   </m:r>
                 </m:e>
               </m:nary>
@@ -4535,18 +4506,7 @@
                   <w:color w:val="000000" w:themeColor="text1"/>
                   <w:szCs w:val="21"/>
                 </w:rPr>
-                <m:t>0.03</m:t>
-              </m:r>
-              <m:r>
-                <m:rPr>
-                  <m:sty m:val="p"/>
-                </m:rPr>
-                <w:rPr>
-                  <w:rFonts w:ascii="Cambria Math" w:hAnsi="Cambria Math"/>
-                  <w:color w:val="000000" w:themeColor="text1"/>
-                  <w:szCs w:val="21"/>
-                </w:rPr>
-                <m:t>1</m:t>
+                <m:t>0.031</m:t>
               </m:r>
               <m:r>
                 <w:rPr>
@@ -4611,74 +4571,87 @@
           </w:p>
           <w:p>
             <w:pPr>
-              <w:ind w:firstLineChars="200" w:firstLine="420"/>
-              <w:rPr>
+              <w:pStyle w:val="a7"/>
+              <w:spacing w:line="360" w:lineRule="auto"/>
+              <w:ind w:left="426" w:firstLineChars="0" w:firstLine="0"/>
+              <w:jc w:val="left"/>
+              <w:rPr>
+                <w:rFonts w:ascii="Cambria Math" w:hAnsi="Cambria Math"/>
+                <w:i/>
                 <w:szCs w:val="21"/>
               </w:rPr>
             </w:pPr>
-            <m:oMath>
-              <m:r>
-                <m:rPr>
-                  <m:sty m:val="p"/>
-                </m:rPr>
-                <w:rPr>
-                  <w:rFonts w:ascii="Cambria Math" w:hAnsi="Cambria Math" w:hint="eastAsia"/>
-                </w:rPr>
-                <m:t>A</m:t>
-              </m:r>
-              <m:r>
-                <m:rPr>
-                  <m:sty m:val="p"/>
-                </m:rPr>
-                <w:rPr>
-                  <w:rFonts w:ascii="Cambria Math" w:hAnsi="Cambria Math"/>
-                </w:rPr>
-                <m:t>=</m:t>
-              </m:r>
-              <m:sSup>
-                <m:sSupPr>
-                  <m:ctrlPr>
-                    <w:rPr>
-                      <w:rFonts w:ascii="Cambria Math" w:hAnsi="Cambria Math"/>
-                    </w:rPr>
-                  </m:ctrlPr>
-                </m:sSupPr>
-                <m:e>
-                  <m:r>
-                    <w:rPr>
-                      <w:rFonts w:ascii="Cambria Math" w:hAnsi="Cambria Math"/>
-                    </w:rPr>
-                    <m:t>W</m:t>
-                  </m:r>
-                </m:e>
-                <m:sup>
-                  <m:r>
-                    <m:rPr>
-                      <m:sty m:val="p"/>
-                    </m:rPr>
-                    <w:rPr>
-                      <w:rFonts w:ascii="Cambria Math" w:hAnsi="Cambria Math"/>
-                    </w:rPr>
-                    <m:t>T</m:t>
-                  </m:r>
-                </m:sup>
-              </m:sSup>
-              <m:r>
-                <w:rPr>
-                  <w:rFonts w:ascii="Cambria Math" w:hAnsi="Cambria Math" w:hint="eastAsia"/>
-                </w:rPr>
-                <m:t>·</m:t>
-              </m:r>
-              <m:r>
-                <w:rPr>
-                  <w:rFonts w:ascii="Cambria Math" w:hAnsi="Cambria Math"/>
-                </w:rPr>
-                <m:t>R=[0.000,0.000,0.000,0.000]</m:t>
-              </m:r>
-            </m:oMath>
-            <w:r>
-              <w:t xml:space="preserve"> </w:t>
-            </w:r>
+            <m:oMathPara>
+              <m:oMathParaPr>
+                <m:jc m:val="left"/>
+              </m:oMathParaPr>
+              <m:oMath>
+                <m:r>
+                  <w:rPr>
+                    <w:rFonts w:ascii="Cambria Math" w:hAnsi="Cambria Math" w:hint="eastAsia"/>
+                    <w:szCs w:val="21"/>
+                  </w:rPr>
+                  <m:t>A</m:t>
+                </m:r>
+                <m:r>
+                  <w:rPr>
+                    <w:rFonts w:ascii="Cambria Math" w:hAnsi="Cambria Math"/>
+                    <w:szCs w:val="21"/>
+                  </w:rPr>
+                  <m:t>=</m:t>
+                </m:r>
+                <m:sSup>
+                  <m:sSupPr>
+                    <m:ctrlPr>
+                      <w:rPr>
+                        <w:rFonts w:ascii="Cambria Math" w:hAnsi="Cambria Math"/>
+                        <w:i/>
+                        <w:szCs w:val="21"/>
+                      </w:rPr>
+                    </m:ctrlPr>
+                  </m:sSupPr>
+                  <m:e>
+                    <m:r>
+                      <w:rPr>
+                        <w:rFonts w:ascii="Cambria Math" w:hAnsi="Cambria Math"/>
+                        <w:szCs w:val="21"/>
+                      </w:rPr>
+                      <m:t>W</m:t>
+                    </m:r>
+                  </m:e>
+                  <m:sup>
+                    <m:r>
+                      <w:rPr>
+                        <w:rFonts w:ascii="Cambria Math" w:hAnsi="Cambria Math"/>
+                        <w:szCs w:val="21"/>
+                      </w:rPr>
+                      <m:t>T</m:t>
+                    </m:r>
+                  </m:sup>
+                </m:sSup>
+                <m:r>
+                  <w:rPr>
+                    <w:rFonts w:ascii="Cambria Math" w:hAnsi="Cambria Math" w:hint="eastAsia"/>
+                    <w:szCs w:val="21"/>
+                  </w:rPr>
+                  <m:t>·</m:t>
+                </m:r>
+                <m:r>
+                  <w:rPr>
+                    <w:rFonts w:ascii="Cambria Math" w:hAnsi="Cambria Math"/>
+                    <w:szCs w:val="21"/>
+                  </w:rPr>
+                  <m:t>R=[01.00,01.00,01.00,01.00</m:t>
+                </m:r>
+                <m:r>
+                  <w:rPr>
+                    <w:rFonts w:ascii="Cambria Math" w:hAnsi="Cambria Math"/>
+                    <w:szCs w:val="21"/>
+                  </w:rPr>
+                  <m:t>]</m:t>
+                </m:r>
+              </m:oMath>
+            </m:oMathPara>
           </w:p>
           <w:p>
             <w:pPr>
@@ -4724,10 +4697,22 @@
                     <w:rFonts w:ascii="Cambria Math" w:hAnsi="Cambria Math" w:hint="eastAsia"/>
                     <w:szCs w:val="21"/>
                   </w:rPr>
-                  <m:t>=74.59</m:t>
+                  <m:t>=</m:t>
+                </m:r>
+                <m:r>
+                  <m:rPr>
+                    <m:sty m:val="p"/>
+                  </m:rPr>
+                  <w:rPr>
+                    <w:rFonts w:ascii="Cambria Math" w:hAnsi="Cambria Math"/>
+                    <w:szCs w:val="21"/>
+                  </w:rPr>
+                  <m:t>01.00</m:t>
                 </m:r>
               </m:oMath>
             </m:oMathPara>
+            <w:bookmarkStart w:id="0" w:name="_GoBack"/>
+            <w:bookmarkEnd w:id="0"/>
           </w:p>
           <w:p>
             <w:pPr>

--- a/docx_templates/模板.docx
+++ b/docx_templates/模板.docx
@@ -1,6 +1,6 @@
 
 <file path=word/document.xml><?xml version="1.0" encoding="utf-8"?>
-<w:document xmlns:wpc="http://schemas.microsoft.com/office/word/2010/wordprocessingCanvas" xmlns:cx="http://schemas.microsoft.com/office/drawing/2014/chartex" xmlns:cx1="http://schemas.microsoft.com/office/drawing/2015/9/8/chartex" xmlns:mc="http://schemas.openxmlformats.org/markup-compatibility/2006" xmlns:o="urn:schemas-microsoft-com:office:office" xmlns:r="http://schemas.openxmlformats.org/officeDocument/2006/relationships" xmlns:m="http://schemas.openxmlformats.org/officeDocument/2006/math" xmlns:v="urn:schemas-microsoft-com:vml" xmlns:wp14="http://schemas.microsoft.com/office/word/2010/wordprocessingDrawing" xmlns:wp="http://schemas.openxmlformats.org/drawingml/2006/wordprocessingDrawing" xmlns:w10="urn:schemas-microsoft-com:office:word" xmlns:w="http://schemas.openxmlformats.org/wordprocessingml/2006/main" xmlns:w14="http://schemas.microsoft.com/office/word/2010/wordml" xmlns:w15="http://schemas.microsoft.com/office/word/2012/wordml" xmlns:w16se="http://schemas.microsoft.com/office/word/2015/wordml/symex" xmlns:wpg="http://schemas.microsoft.com/office/word/2010/wordprocessingGroup" xmlns:wpi="http://schemas.microsoft.com/office/word/2010/wordprocessingInk" xmlns:wne="http://schemas.microsoft.com/office/word/2006/wordml" xmlns:wps="http://schemas.microsoft.com/office/word/2010/wordprocessingShape" mc:Ignorable="w14 w15 w16se wp14">
+<w:document xmlns:wpc="http://schemas.microsoft.com/office/word/2010/wordprocessingCanvas" xmlns:mc="http://schemas.openxmlformats.org/markup-compatibility/2006" xmlns:o="urn:schemas-microsoft-com:office:office" xmlns:r="http://schemas.openxmlformats.org/officeDocument/2006/relationships" xmlns:m="http://schemas.openxmlformats.org/officeDocument/2006/math" xmlns:v="urn:schemas-microsoft-com:vml" xmlns:wp14="http://schemas.microsoft.com/office/word/2010/wordprocessingDrawing" xmlns:wp="http://schemas.openxmlformats.org/drawingml/2006/wordprocessingDrawing" xmlns:w="http://schemas.openxmlformats.org/wordprocessingml/2006/main" xmlns:w14="http://schemas.microsoft.com/office/word/2010/wordml" xmlns:w10="urn:schemas-microsoft-com:office:word" xmlns:w15="http://schemas.microsoft.com/office/word/2012/wordml" xmlns:wpg="http://schemas.microsoft.com/office/word/2010/wordprocessingGroup" xmlns:wpi="http://schemas.microsoft.com/office/word/2010/wordprocessingInk" xmlns:wne="http://schemas.microsoft.com/office/word/2006/wordml" xmlns:wps="http://schemas.microsoft.com/office/word/2010/wordprocessingShape" xmlns:wpsCustomData="http://www.wps.cn/officeDocument/2013/wpsCustomData" mc:Ignorable="w14 w15 wp14">
   <w:body>
     <w:p>
       <w:pPr>
@@ -16,39 +16,35 @@
       </w:pPr>
       <w:r>
         <w:rPr>
-          <w:rFonts w:ascii="宋体" w:hAnsi="宋体" w:hint="eastAsia"/>
+          <w:rFonts w:hint="eastAsia" w:ascii="宋体" w:hAnsi="宋体"/>
           <w:b/>
           <w:spacing w:val="20"/>
           <w:sz w:val="36"/>
           <w:szCs w:val="36"/>
         </w:rPr>
-        <w:t>腐蚀防腐系统</w:t>
-      </w:r>
-      <w:r>
-        <w:rPr>
-          <w:rFonts w:ascii="宋体" w:hAnsi="宋体" w:hint="eastAsia"/>
-          <w:b/>
-          <w:spacing w:val="20"/>
-          <w:sz w:val="36"/>
-          <w:szCs w:val="36"/>
-        </w:rPr>
-        <w:t>质量等级评价</w:t>
+        <w:t>腐蚀防腐系统质量等级评价</w:t>
       </w:r>
     </w:p>
     <w:tbl>
       <w:tblPr>
+        <w:tblStyle w:val="4"/>
         <w:tblW w:w="9286" w:type="dxa"/>
         <w:jc w:val="center"/>
         <w:tblBorders>
-          <w:top w:val="single" w:sz="4" w:space="0" w:color="auto"/>
-          <w:left w:val="single" w:sz="4" w:space="0" w:color="auto"/>
-          <w:bottom w:val="single" w:sz="4" w:space="0" w:color="auto"/>
-          <w:right w:val="single" w:sz="4" w:space="0" w:color="auto"/>
-          <w:insideH w:val="single" w:sz="4" w:space="0" w:color="auto"/>
-          <w:insideV w:val="single" w:sz="4" w:space="0" w:color="auto"/>
+          <w:top w:val="single" w:color="auto" w:sz="4" w:space="0"/>
+          <w:left w:val="single" w:color="auto" w:sz="4" w:space="0"/>
+          <w:bottom w:val="single" w:color="auto" w:sz="4" w:space="0"/>
+          <w:right w:val="single" w:color="auto" w:sz="4" w:space="0"/>
+          <w:insideH w:val="single" w:color="auto" w:sz="4" w:space="0"/>
+          <w:insideV w:val="single" w:color="auto" w:sz="4" w:space="0"/>
         </w:tblBorders>
         <w:tblLayout w:type="fixed"/>
-        <w:tblLook w:val="04A0" w:firstRow="1" w:lastRow="0" w:firstColumn="1" w:lastColumn="0" w:noHBand="0" w:noVBand="1"/>
+        <w:tblCellMar>
+          <w:top w:w="0" w:type="dxa"/>
+          <w:left w:w="108" w:type="dxa"/>
+          <w:bottom w:w="0" w:type="dxa"/>
+          <w:right w:w="108" w:type="dxa"/>
+        </w:tblCellMar>
       </w:tblPr>
       <w:tblGrid>
         <w:gridCol w:w="1242"/>
@@ -57,8 +53,24 @@
         <w:gridCol w:w="2232"/>
       </w:tblGrid>
       <w:tr>
+        <w:tblPrEx>
+          <w:tblBorders>
+            <w:top w:val="single" w:color="auto" w:sz="4" w:space="0"/>
+            <w:left w:val="single" w:color="auto" w:sz="4" w:space="0"/>
+            <w:bottom w:val="single" w:color="auto" w:sz="4" w:space="0"/>
+            <w:right w:val="single" w:color="auto" w:sz="4" w:space="0"/>
+            <w:insideH w:val="single" w:color="auto" w:sz="4" w:space="0"/>
+            <w:insideV w:val="single" w:color="auto" w:sz="4" w:space="0"/>
+          </w:tblBorders>
+          <w:tblCellMar>
+            <w:top w:w="0" w:type="dxa"/>
+            <w:left w:w="108" w:type="dxa"/>
+            <w:bottom w:w="0" w:type="dxa"/>
+            <w:right w:w="108" w:type="dxa"/>
+          </w:tblCellMar>
+        </w:tblPrEx>
         <w:trPr>
-          <w:trHeight w:val="416"/>
+          <w:trHeight w:val="416" w:hRule="atLeast"/>
           <w:jc w:val="center"/>
         </w:trPr>
         <w:tc>
@@ -95,14 +107,6 @@
                 <w:szCs w:val="21"/>
               </w:rPr>
             </w:pPr>
-            <w:r>
-              <w:rPr>
-                <w:rFonts w:ascii="宋体" w:hAnsi="宋体" w:hint="eastAsia"/>
-                <w:color w:val="000000"/>
-                <w:szCs w:val="21"/>
-              </w:rPr>
-              <w:t>锦泉大道中压燃气管道</w:t>
-            </w:r>
           </w:p>
         </w:tc>
         <w:tc>
@@ -142,8 +146,14 @@
             </w:pPr>
             <w:r>
               <w:rPr>
+                <w:rFonts w:hint="eastAsia" w:ascii="宋体" w:hAnsi="宋体" w:eastAsia="宋体" w:cs="宋体"/>
                 <w:color w:val="000000" w:themeColor="text1"/>
                 <w:sz w:val="24"/>
+                <w14:textFill>
+                  <w14:solidFill>
+                    <w14:schemeClr w14:val="tx1"/>
+                  </w14:solidFill>
+                </w14:textFill>
               </w:rPr>
               <w:t>GB/T 19285-2026</w:t>
             </w:r>
@@ -151,8 +161,24 @@
         </w:tc>
       </w:tr>
       <w:tr>
+        <w:tblPrEx>
+          <w:tblBorders>
+            <w:top w:val="single" w:color="auto" w:sz="4" w:space="0"/>
+            <w:left w:val="single" w:color="auto" w:sz="4" w:space="0"/>
+            <w:bottom w:val="single" w:color="auto" w:sz="4" w:space="0"/>
+            <w:right w:val="single" w:color="auto" w:sz="4" w:space="0"/>
+            <w:insideH w:val="single" w:color="auto" w:sz="4" w:space="0"/>
+            <w:insideV w:val="single" w:color="auto" w:sz="4" w:space="0"/>
+          </w:tblBorders>
+          <w:tblCellMar>
+            <w:top w:w="0" w:type="dxa"/>
+            <w:left w:w="108" w:type="dxa"/>
+            <w:bottom w:w="0" w:type="dxa"/>
+            <w:right w:w="108" w:type="dxa"/>
+          </w:tblCellMar>
+        </w:tblPrEx>
         <w:trPr>
-          <w:trHeight w:val="8613"/>
+          <w:trHeight w:val="8613" w:hRule="atLeast"/>
           <w:jc w:val="center"/>
         </w:trPr>
         <w:tc>
@@ -187,11 +213,16 @@
           <w:p>
             <w:pPr>
               <w:spacing w:line="360" w:lineRule="auto"/>
-              <w:ind w:firstLineChars="200" w:firstLine="420"/>
+              <w:ind w:firstLine="420" w:firstLineChars="200"/>
               <w:jc w:val="left"/>
               <w:rPr>
                 <w:color w:val="000000" w:themeColor="text1"/>
                 <w:szCs w:val="21"/>
+                <w14:textFill>
+                  <w14:solidFill>
+                    <w14:schemeClr w14:val="tx1"/>
+                  </w14:solidFill>
+                </w14:textFill>
               </w:rPr>
             </w:pPr>
             <w:r>
@@ -199,6 +230,11 @@
                 <w:rFonts w:hint="eastAsia"/>
                 <w:color w:val="000000" w:themeColor="text1"/>
                 <w:szCs w:val="21"/>
+                <w14:textFill>
+                  <w14:solidFill>
+                    <w14:schemeClr w14:val="tx1"/>
+                  </w14:solidFill>
+                </w14:textFill>
               </w:rPr>
               <w:t>防腐层：石油沥青，管径：</w:t>
             </w:r>
@@ -206,6 +242,11 @@
               <w:rPr>
                 <w:color w:val="000000" w:themeColor="text1"/>
                 <w:szCs w:val="21"/>
+                <w14:textFill>
+                  <w14:solidFill>
+                    <w14:schemeClr w14:val="tx1"/>
+                  </w14:solidFill>
+                </w14:textFill>
               </w:rPr>
               <w:t>159</w:t>
             </w:r>
@@ -214,6 +255,11 @@
                 <w:rFonts w:hint="eastAsia"/>
                 <w:color w:val="000000" w:themeColor="text1"/>
                 <w:szCs w:val="21"/>
+                <w14:textFill>
+                  <w14:solidFill>
+                    <w14:schemeClr w14:val="tx1"/>
+                  </w14:solidFill>
+                </w14:textFill>
               </w:rPr>
               <w:t>，土壤腐蚀性</w:t>
             </w:r>
@@ -221,6 +267,11 @@
               <w:rPr>
                 <w:color w:val="000000" w:themeColor="text1"/>
                 <w:szCs w:val="21"/>
+                <w14:textFill>
+                  <w14:solidFill>
+                    <w14:schemeClr w14:val="tx1"/>
+                  </w14:solidFill>
+                </w14:textFill>
               </w:rPr>
               <w:t>(N</w:t>
             </w:r>
@@ -229,6 +280,11 @@
                 <w:rFonts w:hint="eastAsia"/>
                 <w:color w:val="000000" w:themeColor="text1"/>
                 <w:szCs w:val="21"/>
+                <w14:textFill>
+                  <w14:solidFill>
+                    <w14:schemeClr w14:val="tx1"/>
+                  </w14:solidFill>
+                </w14:textFill>
               </w:rPr>
               <w:t>值</w:t>
             </w:r>
@@ -236,6 +292,11 @@
               <w:rPr>
                 <w:color w:val="000000" w:themeColor="text1"/>
                 <w:szCs w:val="21"/>
+                <w14:textFill>
+                  <w14:solidFill>
+                    <w14:schemeClr w14:val="tx1"/>
+                  </w14:solidFill>
+                </w14:textFill>
               </w:rPr>
               <w:t>)</w:t>
             </w:r>
@@ -244,6 +305,11 @@
                 <w:rFonts w:hint="eastAsia"/>
                 <w:color w:val="000000" w:themeColor="text1"/>
                 <w:szCs w:val="21"/>
+                <w14:textFill>
+                  <w14:solidFill>
+                    <w14:schemeClr w14:val="tx1"/>
+                  </w14:solidFill>
+                </w14:textFill>
               </w:rPr>
               <w:t>：</w:t>
             </w:r>
@@ -251,6 +317,11 @@
               <w:rPr>
                 <w:color w:val="000000" w:themeColor="text1"/>
                 <w:szCs w:val="21"/>
+                <w14:textFill>
+                  <w14:solidFill>
+                    <w14:schemeClr w14:val="tx1"/>
+                  </w14:solidFill>
+                </w14:textFill>
               </w:rPr>
               <w:t>18.5</w:t>
             </w:r>
@@ -259,6 +330,11 @@
                 <w:rFonts w:hint="eastAsia"/>
                 <w:color w:val="000000" w:themeColor="text1"/>
                 <w:szCs w:val="21"/>
+                <w14:textFill>
+                  <w14:solidFill>
+                    <w14:schemeClr w14:val="tx1"/>
+                  </w14:solidFill>
+                </w14:textFill>
               </w:rPr>
               <w:t>；外防腐层状况：</w:t>
             </w:r>
@@ -266,6 +342,11 @@
               <w:rPr>
                 <w:color w:val="000000" w:themeColor="text1"/>
                 <w:szCs w:val="21"/>
+                <w14:textFill>
+                  <w14:solidFill>
+                    <w14:schemeClr w14:val="tx1"/>
+                  </w14:solidFill>
+                </w14:textFill>
               </w:rPr>
               <w:t xml:space="preserve"> P</w:t>
             </w:r>
@@ -274,44 +355,61 @@
                 <w:rFonts w:hint="eastAsia"/>
                 <w:color w:val="000000" w:themeColor="text1"/>
                 <w:szCs w:val="21"/>
-              </w:rPr>
-              <w:t>值</w:t>
+                <w14:textFill>
+                  <w14:solidFill>
+                    <w14:schemeClr w14:val="tx1"/>
+                  </w14:solidFill>
+                </w14:textFill>
+              </w:rPr>
+              <w:t>值:</w:t>
+            </w:r>
+            <w:r>
+              <w:rPr>
+                <w:color w:val="000000" w:themeColor="text1"/>
+                <w:szCs w:val="21"/>
+                <w14:textFill>
+                  <w14:solidFill>
+                    <w14:schemeClr w14:val="tx1"/>
+                  </w14:solidFill>
+                </w14:textFill>
+              </w:rPr>
+              <w:t xml:space="preserve"> 0.67</w:t>
             </w:r>
             <w:r>
               <w:rPr>
                 <w:rFonts w:hint="eastAsia"/>
                 <w:color w:val="000000" w:themeColor="text1"/>
                 <w:szCs w:val="21"/>
-              </w:rPr>
-              <w:t>:</w:t>
+                <w14:textFill>
+                  <w14:solidFill>
+                    <w14:schemeClr w14:val="tx1"/>
+                  </w14:solidFill>
+                </w14:textFill>
+              </w:rPr>
+              <w:t>；杂散电流干扰：管地电位波动</w:t>
             </w:r>
             <w:r>
               <w:rPr>
                 <w:color w:val="000000" w:themeColor="text1"/>
                 <w:szCs w:val="21"/>
-              </w:rPr>
-              <w:t xml:space="preserve"> 0.67</w:t>
+                <w14:textFill>
+                  <w14:solidFill>
+                    <w14:schemeClr w14:val="tx1"/>
+                  </w14:solidFill>
+                </w14:textFill>
+              </w:rPr>
+              <w:t>: 40</w:t>
             </w:r>
             <w:r>
               <w:rPr>
                 <w:rFonts w:hint="eastAsia"/>
                 <w:color w:val="000000" w:themeColor="text1"/>
                 <w:szCs w:val="21"/>
-              </w:rPr>
-              <w:t>；杂散电流干扰：管地电位波动</w:t>
-            </w:r>
-            <w:r>
-              <w:rPr>
-                <w:color w:val="000000" w:themeColor="text1"/>
-                <w:szCs w:val="21"/>
-              </w:rPr>
-              <w:t>: 40</w:t>
-            </w:r>
-            <w:r>
-              <w:rPr>
-                <w:rFonts w:hint="eastAsia"/>
-                <w:color w:val="000000" w:themeColor="text1"/>
-                <w:szCs w:val="21"/>
+                <w14:textFill>
+                  <w14:solidFill>
+                    <w14:schemeClr w14:val="tx1"/>
+                  </w14:solidFill>
+                </w14:textFill>
               </w:rPr>
               <w:t>；阴保有效性：无效，排流有效性：无效；</w:t>
             </w:r>
@@ -339,11 +437,16 @@
           <w:p>
             <w:pPr>
               <w:spacing w:line="360" w:lineRule="auto"/>
-              <w:ind w:firstLineChars="200" w:firstLine="420"/>
+              <w:ind w:firstLine="420" w:firstLineChars="200"/>
               <w:jc w:val="left"/>
               <w:rPr>
                 <w:color w:val="000000" w:themeColor="text1"/>
                 <w:szCs w:val="21"/>
+                <w14:textFill>
+                  <w14:solidFill>
+                    <w14:schemeClr w14:val="tx1"/>
+                  </w14:solidFill>
+                </w14:textFill>
               </w:rPr>
             </w:pPr>
             <w:r>
@@ -351,6 +454,11 @@
                 <w:rFonts w:hint="eastAsia"/>
                 <w:color w:val="000000" w:themeColor="text1"/>
                 <w:szCs w:val="21"/>
+                <w14:textFill>
+                  <w14:solidFill>
+                    <w14:schemeClr w14:val="tx1"/>
+                  </w14:solidFill>
+                </w14:textFill>
               </w:rPr>
               <w:t>因素集：</w:t>
             </w:r>
@@ -360,6 +468,11 @@
                 <w:i/>
                 <w:color w:val="000000" w:themeColor="text1"/>
                 <w:szCs w:val="21"/>
+                <w14:textFill>
+                  <w14:solidFill>
+                    <w14:schemeClr w14:val="tx1"/>
+                  </w14:solidFill>
+                </w14:textFill>
               </w:rPr>
               <w:t>U</w:t>
             </w:r>
@@ -368,24 +481,13 @@
                 <w:rFonts w:hint="eastAsia"/>
                 <w:color w:val="000000" w:themeColor="text1"/>
                 <w:szCs w:val="21"/>
-              </w:rPr>
-              <w:t>={</w:t>
-            </w:r>
-            <w:r>
-              <w:rPr>
-                <w:rFonts w:hint="eastAsia"/>
-                <w:color w:val="000000" w:themeColor="text1"/>
-                <w:szCs w:val="21"/>
-              </w:rPr>
-              <w:t>外防腐层状况</w:t>
-            </w:r>
-            <w:r>
-              <w:rPr>
-                <w:rFonts w:hint="eastAsia"/>
-                <w:color w:val="000000" w:themeColor="text1"/>
-                <w:szCs w:val="21"/>
-              </w:rPr>
-              <w:t xml:space="preserve"> </w:t>
+                <w14:textFill>
+                  <w14:solidFill>
+                    <w14:schemeClr w14:val="tx1"/>
+                  </w14:solidFill>
+                </w14:textFill>
+              </w:rPr>
+              <w:t xml:space="preserve">={外防腐层状况 </w:t>
             </w:r>
             <m:oMath>
               <m:sSub>
@@ -395,28 +497,69 @@
                       <w:rFonts w:ascii="Cambria Math" w:hAnsi="Cambria Math"/>
                       <w:color w:val="000000" w:themeColor="text1"/>
                       <w:szCs w:val="21"/>
+                      <w14:textFill>
+                        <w14:solidFill>
+                          <w14:schemeClr w14:val="tx1"/>
+                        </w14:solidFill>
+                      </w14:textFill>
                     </w:rPr>
                   </m:ctrlPr>
                 </m:sSubPr>
                 <m:e>
                   <m:r>
+                    <m:rPr/>
                     <w:rPr>
-                      <w:rFonts w:ascii="Cambria Math" w:hAnsi="Cambria Math" w:hint="eastAsia"/>
+                      <w:rFonts w:hint="eastAsia" w:ascii="Cambria Math" w:hAnsi="Cambria Math"/>
                       <w:color w:val="000000" w:themeColor="text1"/>
                       <w:szCs w:val="21"/>
+                      <w14:textFill>
+                        <w14:solidFill>
+                          <w14:schemeClr w14:val="tx1"/>
+                        </w14:solidFill>
+                      </w14:textFill>
                     </w:rPr>
                     <m:t>u</m:t>
                   </m:r>
-                </m:e>
-                <m:sub>
-                  <m:r>
+                  <m:ctrlPr>
                     <w:rPr>
                       <w:rFonts w:ascii="Cambria Math" w:hAnsi="Cambria Math"/>
                       <w:color w:val="000000" w:themeColor="text1"/>
                       <w:szCs w:val="21"/>
+                      <w14:textFill>
+                        <w14:solidFill>
+                          <w14:schemeClr w14:val="tx1"/>
+                        </w14:solidFill>
+                      </w14:textFill>
+                    </w:rPr>
+                  </m:ctrlPr>
+                </m:e>
+                <m:sub>
+                  <m:r>
+                    <m:rPr/>
+                    <w:rPr>
+                      <w:rFonts w:ascii="Cambria Math" w:hAnsi="Cambria Math"/>
+                      <w:color w:val="000000" w:themeColor="text1"/>
+                      <w:szCs w:val="21"/>
+                      <w14:textFill>
+                        <w14:solidFill>
+                          <w14:schemeClr w14:val="tx1"/>
+                        </w14:solidFill>
+                      </w14:textFill>
                     </w:rPr>
                     <m:t>1</m:t>
                   </m:r>
+                  <m:ctrlPr>
+                    <w:rPr>
+                      <w:rFonts w:ascii="Cambria Math" w:hAnsi="Cambria Math"/>
+                      <w:color w:val="000000" w:themeColor="text1"/>
+                      <w:szCs w:val="21"/>
+                      <w14:textFill>
+                        <w14:solidFill>
+                          <w14:schemeClr w14:val="tx1"/>
+                        </w14:solidFill>
+                      </w14:textFill>
+                    </w:rPr>
+                  </m:ctrlPr>
                 </m:sub>
               </m:sSub>
             </m:oMath>
@@ -425,24 +568,13 @@
                 <w:rFonts w:hint="eastAsia"/>
                 <w:color w:val="000000" w:themeColor="text1"/>
                 <w:szCs w:val="21"/>
-              </w:rPr>
-              <w:t>，</w:t>
-            </w:r>
-            <w:r>
-              <w:rPr>
-                <w:rFonts w:hint="eastAsia"/>
-                <w:color w:val="000000" w:themeColor="text1"/>
-                <w:szCs w:val="21"/>
-              </w:rPr>
-              <w:t>阴极保护有效性</w:t>
-            </w:r>
-            <w:r>
-              <w:rPr>
-                <w:rFonts w:hint="eastAsia"/>
-                <w:color w:val="000000" w:themeColor="text1"/>
-                <w:szCs w:val="21"/>
-              </w:rPr>
-              <w:t xml:space="preserve"> </w:t>
+                <w14:textFill>
+                  <w14:solidFill>
+                    <w14:schemeClr w14:val="tx1"/>
+                  </w14:solidFill>
+                </w14:textFill>
+              </w:rPr>
+              <w:t xml:space="preserve">，阴极保护有效性 </w:t>
             </w:r>
             <m:oMath>
               <m:sSub>
@@ -453,28 +585,71 @@
                       <w:i/>
                       <w:color w:val="000000" w:themeColor="text1"/>
                       <w:szCs w:val="21"/>
+                      <w14:textFill>
+                        <w14:solidFill>
+                          <w14:schemeClr w14:val="tx1"/>
+                        </w14:solidFill>
+                      </w14:textFill>
                     </w:rPr>
                   </m:ctrlPr>
                 </m:sSubPr>
                 <m:e>
                   <m:r>
+                    <m:rPr/>
                     <w:rPr>
-                      <w:rFonts w:ascii="Cambria Math" w:hAnsi="Cambria Math" w:hint="eastAsia"/>
+                      <w:rFonts w:hint="eastAsia" w:ascii="Cambria Math" w:hAnsi="Cambria Math"/>
                       <w:color w:val="000000" w:themeColor="text1"/>
                       <w:szCs w:val="21"/>
+                      <w14:textFill>
+                        <w14:solidFill>
+                          <w14:schemeClr w14:val="tx1"/>
+                        </w14:solidFill>
+                      </w14:textFill>
                     </w:rPr>
                     <m:t>u</m:t>
                   </m:r>
+                  <m:ctrlPr>
+                    <w:rPr>
+                      <w:rFonts w:ascii="Cambria Math" w:hAnsi="Cambria Math"/>
+                      <w:i/>
+                      <w:color w:val="000000" w:themeColor="text1"/>
+                      <w:szCs w:val="21"/>
+                      <w14:textFill>
+                        <w14:solidFill>
+                          <w14:schemeClr w14:val="tx1"/>
+                        </w14:solidFill>
+                      </w14:textFill>
+                    </w:rPr>
+                  </m:ctrlPr>
                 </m:e>
                 <m:sub>
                   <m:r>
+                    <m:rPr/>
                     <w:rPr>
                       <w:rFonts w:ascii="Cambria Math" w:hAnsi="Cambria Math"/>
                       <w:color w:val="000000" w:themeColor="text1"/>
                       <w:szCs w:val="21"/>
+                      <w14:textFill>
+                        <w14:solidFill>
+                          <w14:schemeClr w14:val="tx1"/>
+                        </w14:solidFill>
+                      </w14:textFill>
                     </w:rPr>
                     <m:t>2</m:t>
                   </m:r>
+                  <m:ctrlPr>
+                    <w:rPr>
+                      <w:rFonts w:ascii="Cambria Math" w:hAnsi="Cambria Math"/>
+                      <w:i/>
+                      <w:color w:val="000000" w:themeColor="text1"/>
+                      <w:szCs w:val="21"/>
+                      <w14:textFill>
+                        <w14:solidFill>
+                          <w14:schemeClr w14:val="tx1"/>
+                        </w14:solidFill>
+                      </w14:textFill>
+                    </w:rPr>
+                  </m:ctrlPr>
                 </m:sub>
               </m:sSub>
             </m:oMath>
@@ -483,24 +658,13 @@
                 <w:rFonts w:hint="eastAsia"/>
                 <w:color w:val="000000" w:themeColor="text1"/>
                 <w:szCs w:val="21"/>
-              </w:rPr>
-              <w:t>，</w:t>
-            </w:r>
-            <w:r>
-              <w:rPr>
-                <w:rFonts w:hint="eastAsia"/>
-                <w:color w:val="000000" w:themeColor="text1"/>
-                <w:szCs w:val="21"/>
-              </w:rPr>
-              <w:t>土壤腐蚀性</w:t>
-            </w:r>
-            <w:r>
-              <w:rPr>
-                <w:rFonts w:hint="eastAsia"/>
-                <w:color w:val="000000" w:themeColor="text1"/>
-                <w:szCs w:val="21"/>
-              </w:rPr>
-              <w:t xml:space="preserve"> </w:t>
+                <w14:textFill>
+                  <w14:solidFill>
+                    <w14:schemeClr w14:val="tx1"/>
+                  </w14:solidFill>
+                </w14:textFill>
+              </w:rPr>
+              <w:t xml:space="preserve">，土壤腐蚀性 </w:t>
             </w:r>
             <m:oMath>
               <m:sSub>
@@ -510,28 +674,69 @@
                       <w:rFonts w:ascii="Cambria Math" w:hAnsi="Cambria Math"/>
                       <w:color w:val="000000" w:themeColor="text1"/>
                       <w:szCs w:val="21"/>
+                      <w14:textFill>
+                        <w14:solidFill>
+                          <w14:schemeClr w14:val="tx1"/>
+                        </w14:solidFill>
+                      </w14:textFill>
                     </w:rPr>
                   </m:ctrlPr>
                 </m:sSubPr>
                 <m:e>
                   <m:r>
+                    <m:rPr/>
                     <w:rPr>
-                      <w:rFonts w:ascii="Cambria Math" w:hAnsi="Cambria Math" w:hint="eastAsia"/>
+                      <w:rFonts w:hint="eastAsia" w:ascii="Cambria Math" w:hAnsi="Cambria Math"/>
                       <w:color w:val="000000" w:themeColor="text1"/>
                       <w:szCs w:val="21"/>
+                      <w14:textFill>
+                        <w14:solidFill>
+                          <w14:schemeClr w14:val="tx1"/>
+                        </w14:solidFill>
+                      </w14:textFill>
                     </w:rPr>
                     <m:t>u</m:t>
                   </m:r>
-                </m:e>
-                <m:sub>
-                  <m:r>
+                  <m:ctrlPr>
                     <w:rPr>
                       <w:rFonts w:ascii="Cambria Math" w:hAnsi="Cambria Math"/>
                       <w:color w:val="000000" w:themeColor="text1"/>
                       <w:szCs w:val="21"/>
+                      <w14:textFill>
+                        <w14:solidFill>
+                          <w14:schemeClr w14:val="tx1"/>
+                        </w14:solidFill>
+                      </w14:textFill>
+                    </w:rPr>
+                  </m:ctrlPr>
+                </m:e>
+                <m:sub>
+                  <m:r>
+                    <m:rPr/>
+                    <w:rPr>
+                      <w:rFonts w:ascii="Cambria Math" w:hAnsi="Cambria Math"/>
+                      <w:color w:val="000000" w:themeColor="text1"/>
+                      <w:szCs w:val="21"/>
+                      <w14:textFill>
+                        <w14:solidFill>
+                          <w14:schemeClr w14:val="tx1"/>
+                        </w14:solidFill>
+                      </w14:textFill>
                     </w:rPr>
                     <m:t>3</m:t>
                   </m:r>
+                  <m:ctrlPr>
+                    <w:rPr>
+                      <w:rFonts w:ascii="Cambria Math" w:hAnsi="Cambria Math"/>
+                      <w:color w:val="000000" w:themeColor="text1"/>
+                      <w:szCs w:val="21"/>
+                      <w14:textFill>
+                        <w14:solidFill>
+                          <w14:schemeClr w14:val="tx1"/>
+                        </w14:solidFill>
+                      </w14:textFill>
+                    </w:rPr>
+                  </m:ctrlPr>
                 </m:sub>
               </m:sSub>
             </m:oMath>
@@ -540,24 +745,13 @@
                 <w:rFonts w:hint="eastAsia"/>
                 <w:color w:val="000000" w:themeColor="text1"/>
                 <w:szCs w:val="21"/>
-              </w:rPr>
-              <w:t>，</w:t>
-            </w:r>
-            <w:r>
-              <w:rPr>
-                <w:rFonts w:hint="eastAsia"/>
-                <w:color w:val="000000" w:themeColor="text1"/>
-                <w:szCs w:val="21"/>
-              </w:rPr>
-              <w:t>杂散电流干扰</w:t>
-            </w:r>
-            <w:r>
-              <w:rPr>
-                <w:rFonts w:hint="eastAsia"/>
-                <w:color w:val="000000" w:themeColor="text1"/>
-                <w:szCs w:val="21"/>
-              </w:rPr>
-              <w:t xml:space="preserve"> </w:t>
+                <w14:textFill>
+                  <w14:solidFill>
+                    <w14:schemeClr w14:val="tx1"/>
+                  </w14:solidFill>
+                </w14:textFill>
+              </w:rPr>
+              <w:t xml:space="preserve">，杂散电流干扰 </w:t>
             </w:r>
             <m:oMath>
               <m:sSub>
@@ -568,28 +762,71 @@
                       <w:i/>
                       <w:color w:val="000000" w:themeColor="text1"/>
                       <w:szCs w:val="21"/>
+                      <w14:textFill>
+                        <w14:solidFill>
+                          <w14:schemeClr w14:val="tx1"/>
+                        </w14:solidFill>
+                      </w14:textFill>
                     </w:rPr>
                   </m:ctrlPr>
                 </m:sSubPr>
                 <m:e>
                   <m:r>
+                    <m:rPr/>
                     <w:rPr>
-                      <w:rFonts w:ascii="Cambria Math" w:hAnsi="Cambria Math" w:hint="eastAsia"/>
+                      <w:rFonts w:hint="eastAsia" w:ascii="Cambria Math" w:hAnsi="Cambria Math"/>
                       <w:color w:val="000000" w:themeColor="text1"/>
                       <w:szCs w:val="21"/>
+                      <w14:textFill>
+                        <w14:solidFill>
+                          <w14:schemeClr w14:val="tx1"/>
+                        </w14:solidFill>
+                      </w14:textFill>
                     </w:rPr>
                     <m:t>u</m:t>
                   </m:r>
+                  <m:ctrlPr>
+                    <w:rPr>
+                      <w:rFonts w:ascii="Cambria Math" w:hAnsi="Cambria Math"/>
+                      <w:i/>
+                      <w:color w:val="000000" w:themeColor="text1"/>
+                      <w:szCs w:val="21"/>
+                      <w14:textFill>
+                        <w14:solidFill>
+                          <w14:schemeClr w14:val="tx1"/>
+                        </w14:solidFill>
+                      </w14:textFill>
+                    </w:rPr>
+                  </m:ctrlPr>
                 </m:e>
                 <m:sub>
                   <m:r>
+                    <m:rPr/>
                     <w:rPr>
                       <w:rFonts w:ascii="Cambria Math" w:hAnsi="Cambria Math"/>
                       <w:color w:val="000000" w:themeColor="text1"/>
                       <w:szCs w:val="21"/>
+                      <w14:textFill>
+                        <w14:solidFill>
+                          <w14:schemeClr w14:val="tx1"/>
+                        </w14:solidFill>
+                      </w14:textFill>
                     </w:rPr>
                     <m:t>4</m:t>
                   </m:r>
+                  <m:ctrlPr>
+                    <w:rPr>
+                      <w:rFonts w:ascii="Cambria Math" w:hAnsi="Cambria Math"/>
+                      <w:i/>
+                      <w:color w:val="000000" w:themeColor="text1"/>
+                      <w:szCs w:val="21"/>
+                      <w14:textFill>
+                        <w14:solidFill>
+                          <w14:schemeClr w14:val="tx1"/>
+                        </w14:solidFill>
+                      </w14:textFill>
+                    </w:rPr>
+                  </m:ctrlPr>
                 </m:sub>
               </m:sSub>
             </m:oMath>
@@ -598,24 +835,13 @@
                 <w:rFonts w:hint="eastAsia"/>
                 <w:color w:val="000000" w:themeColor="text1"/>
                 <w:szCs w:val="21"/>
-              </w:rPr>
-              <w:t>，</w:t>
-            </w:r>
-            <w:r>
-              <w:rPr>
-                <w:rFonts w:hint="eastAsia"/>
-                <w:color w:val="000000" w:themeColor="text1"/>
-                <w:szCs w:val="21"/>
-              </w:rPr>
-              <w:t>排流效果</w:t>
-            </w:r>
-            <w:r>
-              <w:rPr>
-                <w:rFonts w:hint="eastAsia"/>
-                <w:color w:val="000000" w:themeColor="text1"/>
-                <w:szCs w:val="21"/>
-              </w:rPr>
-              <w:t xml:space="preserve"> </w:t>
+                <w14:textFill>
+                  <w14:solidFill>
+                    <w14:schemeClr w14:val="tx1"/>
+                  </w14:solidFill>
+                </w14:textFill>
+              </w:rPr>
+              <w:t xml:space="preserve">，排流效果 </w:t>
             </w:r>
             <m:oMath>
               <m:sSub>
@@ -626,28 +852,71 @@
                       <w:i/>
                       <w:color w:val="000000" w:themeColor="text1"/>
                       <w:szCs w:val="21"/>
+                      <w14:textFill>
+                        <w14:solidFill>
+                          <w14:schemeClr w14:val="tx1"/>
+                        </w14:solidFill>
+                      </w14:textFill>
                     </w:rPr>
                   </m:ctrlPr>
                 </m:sSubPr>
                 <m:e>
                   <m:r>
+                    <m:rPr/>
                     <w:rPr>
-                      <w:rFonts w:ascii="Cambria Math" w:hAnsi="Cambria Math" w:hint="eastAsia"/>
+                      <w:rFonts w:hint="eastAsia" w:ascii="Cambria Math" w:hAnsi="Cambria Math"/>
                       <w:color w:val="000000" w:themeColor="text1"/>
                       <w:szCs w:val="21"/>
+                      <w14:textFill>
+                        <w14:solidFill>
+                          <w14:schemeClr w14:val="tx1"/>
+                        </w14:solidFill>
+                      </w14:textFill>
                     </w:rPr>
                     <m:t>u</m:t>
                   </m:r>
+                  <m:ctrlPr>
+                    <w:rPr>
+                      <w:rFonts w:ascii="Cambria Math" w:hAnsi="Cambria Math"/>
+                      <w:i/>
+                      <w:color w:val="000000" w:themeColor="text1"/>
+                      <w:szCs w:val="21"/>
+                      <w14:textFill>
+                        <w14:solidFill>
+                          <w14:schemeClr w14:val="tx1"/>
+                        </w14:solidFill>
+                      </w14:textFill>
+                    </w:rPr>
+                  </m:ctrlPr>
                 </m:e>
                 <m:sub>
                   <m:r>
+                    <m:rPr/>
                     <w:rPr>
                       <w:rFonts w:ascii="Cambria Math" w:hAnsi="Cambria Math"/>
                       <w:color w:val="000000" w:themeColor="text1"/>
                       <w:szCs w:val="21"/>
+                      <w14:textFill>
+                        <w14:solidFill>
+                          <w14:schemeClr w14:val="tx1"/>
+                        </w14:solidFill>
+                      </w14:textFill>
                     </w:rPr>
                     <m:t>5</m:t>
                   </m:r>
+                  <m:ctrlPr>
+                    <w:rPr>
+                      <w:rFonts w:ascii="Cambria Math" w:hAnsi="Cambria Math"/>
+                      <w:i/>
+                      <w:color w:val="000000" w:themeColor="text1"/>
+                      <w:szCs w:val="21"/>
+                      <w14:textFill>
+                        <w14:solidFill>
+                          <w14:schemeClr w14:val="tx1"/>
+                        </w14:solidFill>
+                      </w14:textFill>
+                    </w:rPr>
+                  </m:ctrlPr>
                 </m:sub>
               </m:sSub>
             </m:oMath>
@@ -656,6 +925,11 @@
                 <w:rFonts w:hint="eastAsia"/>
                 <w:color w:val="000000" w:themeColor="text1"/>
                 <w:szCs w:val="21"/>
+                <w14:textFill>
+                  <w14:solidFill>
+                    <w14:schemeClr w14:val="tx1"/>
+                  </w14:solidFill>
+                </w14:textFill>
               </w:rPr>
               <w:t>}</w:t>
             </w:r>
@@ -663,11 +937,16 @@
           <w:p>
             <w:pPr>
               <w:spacing w:line="360" w:lineRule="auto"/>
-              <w:ind w:firstLineChars="200" w:firstLine="420"/>
+              <w:ind w:firstLine="420" w:firstLineChars="200"/>
               <w:jc w:val="left"/>
               <w:rPr>
                 <w:color w:val="000000" w:themeColor="text1"/>
                 <w:szCs w:val="21"/>
+                <w14:textFill>
+                  <w14:solidFill>
+                    <w14:schemeClr w14:val="tx1"/>
+                  </w14:solidFill>
+                </w14:textFill>
               </w:rPr>
             </w:pPr>
             <w:r>
@@ -675,15 +954,26 @@
                 <w:rFonts w:hint="eastAsia"/>
                 <w:color w:val="000000" w:themeColor="text1"/>
                 <w:szCs w:val="21"/>
+                <w14:textFill>
+                  <w14:solidFill>
+                    <w14:schemeClr w14:val="tx1"/>
+                  </w14:solidFill>
+                </w14:textFill>
               </w:rPr>
               <w:t>评价集：</w:t>
             </w:r>
             <m:oMath>
               <m:r>
+                <m:rPr/>
                 <w:rPr>
                   <w:rFonts w:ascii="Cambria Math" w:hAnsi="Cambria Math"/>
                   <w:color w:val="000000" w:themeColor="text1"/>
                   <w:szCs w:val="21"/>
+                  <w14:textFill>
+                    <w14:solidFill>
+                      <w14:schemeClr w14:val="tx1"/>
+                    </w14:solidFill>
+                  </w14:textFill>
                 </w:rPr>
                 <m:t>V=</m:t>
               </m:r>
@@ -697,6 +987,11 @@
                       <w:i/>
                       <w:color w:val="000000" w:themeColor="text1"/>
                       <w:szCs w:val="21"/>
+                      <w14:textFill>
+                        <w14:solidFill>
+                          <w14:schemeClr w14:val="tx1"/>
+                        </w14:solidFill>
+                      </w14:textFill>
                     </w:rPr>
                   </m:ctrlPr>
                 </m:dPr>
@@ -709,37 +1004,99 @@
                           <w:i/>
                           <w:color w:val="000000" w:themeColor="text1"/>
                           <w:szCs w:val="21"/>
+                          <w14:textFill>
+                            <w14:solidFill>
+                              <w14:schemeClr w14:val="tx1"/>
+                            </w14:solidFill>
+                          </w14:textFill>
                         </w:rPr>
                       </m:ctrlPr>
                     </m:sSubPr>
                     <m:e>
                       <m:r>
+                        <m:rPr/>
                         <w:rPr>
                           <w:rFonts w:ascii="Cambria Math" w:hAnsi="Cambria Math"/>
                           <w:color w:val="000000" w:themeColor="text1"/>
                           <w:szCs w:val="21"/>
+                          <w14:textFill>
+                            <w14:solidFill>
+                              <w14:schemeClr w14:val="tx1"/>
+                            </w14:solidFill>
+                          </w14:textFill>
                         </w:rPr>
                         <m:t>v</m:t>
                       </m:r>
+                      <m:ctrlPr>
+                        <w:rPr>
+                          <w:rFonts w:ascii="Cambria Math" w:hAnsi="Cambria Math"/>
+                          <w:i/>
+                          <w:color w:val="000000" w:themeColor="text1"/>
+                          <w:szCs w:val="21"/>
+                          <w14:textFill>
+                            <w14:solidFill>
+                              <w14:schemeClr w14:val="tx1"/>
+                            </w14:solidFill>
+                          </w14:textFill>
+                        </w:rPr>
+                      </m:ctrlPr>
                     </m:e>
                     <m:sub>
                       <m:r>
+                        <m:rPr/>
                         <w:rPr>
                           <w:rFonts w:ascii="Cambria Math" w:hAnsi="Cambria Math"/>
                           <w:color w:val="000000" w:themeColor="text1"/>
                           <w:szCs w:val="21"/>
+                          <w14:textFill>
+                            <w14:solidFill>
+                              <w14:schemeClr w14:val="tx1"/>
+                            </w14:solidFill>
+                          </w14:textFill>
                         </w:rPr>
                         <m:t>j</m:t>
                       </m:r>
+                      <m:ctrlPr>
+                        <w:rPr>
+                          <w:rFonts w:ascii="Cambria Math" w:hAnsi="Cambria Math"/>
+                          <w:i/>
+                          <w:color w:val="000000" w:themeColor="text1"/>
+                          <w:szCs w:val="21"/>
+                          <w14:textFill>
+                            <w14:solidFill>
+                              <w14:schemeClr w14:val="tx1"/>
+                            </w14:solidFill>
+                          </w14:textFill>
+                        </w:rPr>
+                      </m:ctrlPr>
                     </m:sub>
                   </m:sSub>
+                  <m:ctrlPr>
+                    <w:rPr>
+                      <w:rFonts w:ascii="Cambria Math" w:hAnsi="Cambria Math"/>
+                      <w:i/>
+                      <w:color w:val="000000" w:themeColor="text1"/>
+                      <w:szCs w:val="21"/>
+                      <w14:textFill>
+                        <w14:solidFill>
+                          <w14:schemeClr w14:val="tx1"/>
+                        </w14:solidFill>
+                      </w14:textFill>
+                    </w:rPr>
+                  </m:ctrlPr>
                 </m:e>
               </m:d>
               <m:r>
+                <m:rPr/>
                 <w:rPr>
                   <w:rFonts w:ascii="Cambria Math" w:hAnsi="Cambria Math"/>
                   <w:color w:val="000000" w:themeColor="text1"/>
                   <w:szCs w:val="21"/>
+                  <w14:textFill>
+                    <w14:solidFill>
+                      <w14:schemeClr w14:val="tx1"/>
+                    </w14:solidFill>
+                  </w14:textFill>
                 </w:rPr>
                 <m:t>=</m:t>
               </m:r>
@@ -753,6 +1110,11 @@
                       <w:i/>
                       <w:color w:val="000000" w:themeColor="text1"/>
                       <w:szCs w:val="21"/>
+                      <w14:textFill>
+                        <w14:solidFill>
+                          <w14:schemeClr w14:val="tx1"/>
+                        </w14:solidFill>
+                      </w14:textFill>
                     </w:rPr>
                   </m:ctrlPr>
                 </m:dPr>
@@ -765,35 +1127,84 @@
                           <w:i/>
                           <w:color w:val="000000" w:themeColor="text1"/>
                           <w:szCs w:val="21"/>
+                          <w14:textFill>
+                            <w14:solidFill>
+                              <w14:schemeClr w14:val="tx1"/>
+                            </w14:solidFill>
+                          </w14:textFill>
                         </w:rPr>
                       </m:ctrlPr>
                     </m:sSubPr>
                     <m:e>
                       <m:r>
+                        <m:rPr/>
                         <w:rPr>
                           <w:rFonts w:ascii="Cambria Math" w:hAnsi="Cambria Math"/>
                           <w:color w:val="000000" w:themeColor="text1"/>
                           <w:szCs w:val="21"/>
+                          <w14:textFill>
+                            <w14:solidFill>
+                              <w14:schemeClr w14:val="tx1"/>
+                            </w14:solidFill>
+                          </w14:textFill>
                         </w:rPr>
                         <m:t>v</m:t>
                       </m:r>
+                      <m:ctrlPr>
+                        <w:rPr>
+                          <w:rFonts w:ascii="Cambria Math" w:hAnsi="Cambria Math"/>
+                          <w:i/>
+                          <w:color w:val="000000" w:themeColor="text1"/>
+                          <w:szCs w:val="21"/>
+                          <w14:textFill>
+                            <w14:solidFill>
+                              <w14:schemeClr w14:val="tx1"/>
+                            </w14:solidFill>
+                          </w14:textFill>
+                        </w:rPr>
+                      </m:ctrlPr>
                     </m:e>
                     <m:sub>
                       <m:r>
+                        <m:rPr/>
                         <w:rPr>
                           <w:rFonts w:ascii="Cambria Math" w:hAnsi="Cambria Math"/>
                           <w:color w:val="000000" w:themeColor="text1"/>
                           <w:szCs w:val="21"/>
+                          <w14:textFill>
+                            <w14:solidFill>
+                              <w14:schemeClr w14:val="tx1"/>
+                            </w14:solidFill>
+                          </w14:textFill>
                         </w:rPr>
                         <m:t>1</m:t>
                       </m:r>
+                      <m:ctrlPr>
+                        <w:rPr>
+                          <w:rFonts w:ascii="Cambria Math" w:hAnsi="Cambria Math"/>
+                          <w:i/>
+                          <w:color w:val="000000" w:themeColor="text1"/>
+                          <w:szCs w:val="21"/>
+                          <w14:textFill>
+                            <w14:solidFill>
+                              <w14:schemeClr w14:val="tx1"/>
+                            </w14:solidFill>
+                          </w14:textFill>
+                        </w:rPr>
+                      </m:ctrlPr>
                     </m:sub>
                   </m:sSub>
                   <m:r>
+                    <m:rPr/>
                     <w:rPr>
                       <w:rFonts w:ascii="Cambria Math" w:hAnsi="Cambria Math"/>
                       <w:color w:val="000000" w:themeColor="text1"/>
                       <w:szCs w:val="21"/>
+                      <w14:textFill>
+                        <w14:solidFill>
+                          <w14:schemeClr w14:val="tx1"/>
+                        </w14:solidFill>
+                      </w14:textFill>
                     </w:rPr>
                     <m:t>,</m:t>
                   </m:r>
@@ -805,35 +1216,84 @@
                           <w:i/>
                           <w:color w:val="000000" w:themeColor="text1"/>
                           <w:szCs w:val="21"/>
+                          <w14:textFill>
+                            <w14:solidFill>
+                              <w14:schemeClr w14:val="tx1"/>
+                            </w14:solidFill>
+                          </w14:textFill>
                         </w:rPr>
                       </m:ctrlPr>
                     </m:sSubPr>
                     <m:e>
                       <m:r>
+                        <m:rPr/>
                         <w:rPr>
                           <w:rFonts w:ascii="Cambria Math" w:hAnsi="Cambria Math"/>
                           <w:color w:val="000000" w:themeColor="text1"/>
                           <w:szCs w:val="21"/>
+                          <w14:textFill>
+                            <w14:solidFill>
+                              <w14:schemeClr w14:val="tx1"/>
+                            </w14:solidFill>
+                          </w14:textFill>
                         </w:rPr>
                         <m:t>v</m:t>
                       </m:r>
+                      <m:ctrlPr>
+                        <w:rPr>
+                          <w:rFonts w:ascii="Cambria Math" w:hAnsi="Cambria Math"/>
+                          <w:i/>
+                          <w:color w:val="000000" w:themeColor="text1"/>
+                          <w:szCs w:val="21"/>
+                          <w14:textFill>
+                            <w14:solidFill>
+                              <w14:schemeClr w14:val="tx1"/>
+                            </w14:solidFill>
+                          </w14:textFill>
+                        </w:rPr>
+                      </m:ctrlPr>
                     </m:e>
                     <m:sub>
                       <m:r>
+                        <m:rPr/>
                         <w:rPr>
                           <w:rFonts w:ascii="Cambria Math" w:hAnsi="Cambria Math"/>
                           <w:color w:val="000000" w:themeColor="text1"/>
                           <w:szCs w:val="21"/>
+                          <w14:textFill>
+                            <w14:solidFill>
+                              <w14:schemeClr w14:val="tx1"/>
+                            </w14:solidFill>
+                          </w14:textFill>
                         </w:rPr>
                         <m:t>2</m:t>
                       </m:r>
+                      <m:ctrlPr>
+                        <w:rPr>
+                          <w:rFonts w:ascii="Cambria Math" w:hAnsi="Cambria Math"/>
+                          <w:i/>
+                          <w:color w:val="000000" w:themeColor="text1"/>
+                          <w:szCs w:val="21"/>
+                          <w14:textFill>
+                            <w14:solidFill>
+                              <w14:schemeClr w14:val="tx1"/>
+                            </w14:solidFill>
+                          </w14:textFill>
+                        </w:rPr>
+                      </m:ctrlPr>
                     </m:sub>
                   </m:sSub>
                   <m:r>
+                    <m:rPr/>
                     <w:rPr>
                       <w:rFonts w:ascii="Cambria Math" w:hAnsi="Cambria Math"/>
                       <w:color w:val="000000" w:themeColor="text1"/>
                       <w:szCs w:val="21"/>
+                      <w14:textFill>
+                        <w14:solidFill>
+                          <w14:schemeClr w14:val="tx1"/>
+                        </w14:solidFill>
+                      </w14:textFill>
                     </w:rPr>
                     <m:t>,</m:t>
                   </m:r>
@@ -845,35 +1305,84 @@
                           <w:i/>
                           <w:color w:val="000000" w:themeColor="text1"/>
                           <w:szCs w:val="21"/>
+                          <w14:textFill>
+                            <w14:solidFill>
+                              <w14:schemeClr w14:val="tx1"/>
+                            </w14:solidFill>
+                          </w14:textFill>
                         </w:rPr>
                       </m:ctrlPr>
                     </m:sSubPr>
                     <m:e>
                       <m:r>
+                        <m:rPr/>
                         <w:rPr>
                           <w:rFonts w:ascii="Cambria Math" w:hAnsi="Cambria Math"/>
                           <w:color w:val="000000" w:themeColor="text1"/>
                           <w:szCs w:val="21"/>
+                          <w14:textFill>
+                            <w14:solidFill>
+                              <w14:schemeClr w14:val="tx1"/>
+                            </w14:solidFill>
+                          </w14:textFill>
                         </w:rPr>
                         <m:t>v</m:t>
                       </m:r>
+                      <m:ctrlPr>
+                        <w:rPr>
+                          <w:rFonts w:ascii="Cambria Math" w:hAnsi="Cambria Math"/>
+                          <w:i/>
+                          <w:color w:val="000000" w:themeColor="text1"/>
+                          <w:szCs w:val="21"/>
+                          <w14:textFill>
+                            <w14:solidFill>
+                              <w14:schemeClr w14:val="tx1"/>
+                            </w14:solidFill>
+                          </w14:textFill>
+                        </w:rPr>
+                      </m:ctrlPr>
                     </m:e>
                     <m:sub>
                       <m:r>
+                        <m:rPr/>
                         <w:rPr>
                           <w:rFonts w:ascii="Cambria Math" w:hAnsi="Cambria Math"/>
                           <w:color w:val="000000" w:themeColor="text1"/>
                           <w:szCs w:val="21"/>
+                          <w14:textFill>
+                            <w14:solidFill>
+                              <w14:schemeClr w14:val="tx1"/>
+                            </w14:solidFill>
+                          </w14:textFill>
                         </w:rPr>
                         <m:t>3</m:t>
                       </m:r>
+                      <m:ctrlPr>
+                        <w:rPr>
+                          <w:rFonts w:ascii="Cambria Math" w:hAnsi="Cambria Math"/>
+                          <w:i/>
+                          <w:color w:val="000000" w:themeColor="text1"/>
+                          <w:szCs w:val="21"/>
+                          <w14:textFill>
+                            <w14:solidFill>
+                              <w14:schemeClr w14:val="tx1"/>
+                            </w14:solidFill>
+                          </w14:textFill>
+                        </w:rPr>
+                      </m:ctrlPr>
                     </m:sub>
                   </m:sSub>
                   <m:r>
+                    <m:rPr/>
                     <w:rPr>
                       <w:rFonts w:ascii="Cambria Math" w:hAnsi="Cambria Math"/>
                       <w:color w:val="000000" w:themeColor="text1"/>
                       <w:szCs w:val="21"/>
+                      <w14:textFill>
+                        <w14:solidFill>
+                          <w14:schemeClr w14:val="tx1"/>
+                        </w14:solidFill>
+                      </w14:textFill>
                     </w:rPr>
                     <m:t>,</m:t>
                   </m:r>
@@ -885,37 +1394,99 @@
                           <w:i/>
                           <w:color w:val="000000" w:themeColor="text1"/>
                           <w:szCs w:val="21"/>
+                          <w14:textFill>
+                            <w14:solidFill>
+                              <w14:schemeClr w14:val="tx1"/>
+                            </w14:solidFill>
+                          </w14:textFill>
                         </w:rPr>
                       </m:ctrlPr>
                     </m:sSubPr>
                     <m:e>
                       <m:r>
+                        <m:rPr/>
                         <w:rPr>
                           <w:rFonts w:ascii="Cambria Math" w:hAnsi="Cambria Math"/>
                           <w:color w:val="000000" w:themeColor="text1"/>
                           <w:szCs w:val="21"/>
+                          <w14:textFill>
+                            <w14:solidFill>
+                              <w14:schemeClr w14:val="tx1"/>
+                            </w14:solidFill>
+                          </w14:textFill>
                         </w:rPr>
                         <m:t>v</m:t>
                       </m:r>
+                      <m:ctrlPr>
+                        <w:rPr>
+                          <w:rFonts w:ascii="Cambria Math" w:hAnsi="Cambria Math"/>
+                          <w:i/>
+                          <w:color w:val="000000" w:themeColor="text1"/>
+                          <w:szCs w:val="21"/>
+                          <w14:textFill>
+                            <w14:solidFill>
+                              <w14:schemeClr w14:val="tx1"/>
+                            </w14:solidFill>
+                          </w14:textFill>
+                        </w:rPr>
+                      </m:ctrlPr>
                     </m:e>
                     <m:sub>
                       <m:r>
+                        <m:rPr/>
                         <w:rPr>
                           <w:rFonts w:ascii="Cambria Math" w:hAnsi="Cambria Math"/>
                           <w:color w:val="000000" w:themeColor="text1"/>
                           <w:szCs w:val="21"/>
+                          <w14:textFill>
+                            <w14:solidFill>
+                              <w14:schemeClr w14:val="tx1"/>
+                            </w14:solidFill>
+                          </w14:textFill>
                         </w:rPr>
                         <m:t>4</m:t>
                       </m:r>
+                      <m:ctrlPr>
+                        <w:rPr>
+                          <w:rFonts w:ascii="Cambria Math" w:hAnsi="Cambria Math"/>
+                          <w:i/>
+                          <w:color w:val="000000" w:themeColor="text1"/>
+                          <w:szCs w:val="21"/>
+                          <w14:textFill>
+                            <w14:solidFill>
+                              <w14:schemeClr w14:val="tx1"/>
+                            </w14:solidFill>
+                          </w14:textFill>
+                        </w:rPr>
+                      </m:ctrlPr>
                     </m:sub>
                   </m:sSub>
+                  <m:ctrlPr>
+                    <w:rPr>
+                      <w:rFonts w:ascii="Cambria Math" w:hAnsi="Cambria Math"/>
+                      <w:i/>
+                      <w:color w:val="000000" w:themeColor="text1"/>
+                      <w:szCs w:val="21"/>
+                      <w14:textFill>
+                        <w14:solidFill>
+                          <w14:schemeClr w14:val="tx1"/>
+                        </w14:solidFill>
+                      </w14:textFill>
+                    </w:rPr>
+                  </m:ctrlPr>
                 </m:e>
               </m:d>
               <m:r>
+                <m:rPr/>
                 <w:rPr>
                   <w:rFonts w:ascii="Cambria Math" w:hAnsi="Cambria Math"/>
                   <w:color w:val="000000" w:themeColor="text1"/>
                   <w:szCs w:val="21"/>
+                  <w14:textFill>
+                    <w14:solidFill>
+                      <w14:schemeClr w14:val="tx1"/>
+                    </w14:solidFill>
+                  </w14:textFill>
                 </w:rPr>
                 <m:t>=</m:t>
               </m:r>
@@ -929,25 +1500,55 @@
                       <w:i/>
                       <w:color w:val="000000" w:themeColor="text1"/>
                       <w:szCs w:val="21"/>
+                      <w14:textFill>
+                        <w14:solidFill>
+                          <w14:schemeClr w14:val="tx1"/>
+                        </w14:solidFill>
+                      </w14:textFill>
                     </w:rPr>
                   </m:ctrlPr>
                 </m:dPr>
                 <m:e>
                   <m:r>
+                    <m:rPr/>
                     <w:rPr>
                       <w:rFonts w:ascii="Cambria Math" w:hAnsi="Cambria Math"/>
                       <w:color w:val="000000" w:themeColor="text1"/>
                       <w:szCs w:val="21"/>
+                      <w14:textFill>
+                        <w14:solidFill>
+                          <w14:schemeClr w14:val="tx1"/>
+                        </w14:solidFill>
+                      </w14:textFill>
                     </w:rPr>
                     <m:t>1,2,3,4</m:t>
                   </m:r>
+                  <m:ctrlPr>
+                    <w:rPr>
+                      <w:rFonts w:ascii="Cambria Math" w:hAnsi="Cambria Math"/>
+                      <w:i/>
+                      <w:color w:val="000000" w:themeColor="text1"/>
+                      <w:szCs w:val="21"/>
+                      <w14:textFill>
+                        <w14:solidFill>
+                          <w14:schemeClr w14:val="tx1"/>
+                        </w14:solidFill>
+                      </w14:textFill>
+                    </w:rPr>
+                  </m:ctrlPr>
                 </m:e>
               </m:d>
               <m:r>
+                <m:rPr/>
                 <w:rPr>
                   <w:rFonts w:ascii="Cambria Math" w:hAnsi="Cambria Math"/>
                   <w:color w:val="000000" w:themeColor="text1"/>
                   <w:szCs w:val="21"/>
+                  <w14:textFill>
+                    <w14:solidFill>
+                      <w14:schemeClr w14:val="tx1"/>
+                    </w14:solidFill>
+                  </w14:textFill>
                 </w:rPr>
                 <m:t xml:space="preserve"> </m:t>
               </m:r>
@@ -956,17 +1557,28 @@
                   <m:sty m:val="p"/>
                 </m:rPr>
                 <w:rPr>
-                  <w:rFonts w:ascii="Cambria Math" w:hAnsi="Cambria Math" w:hint="eastAsia"/>
+                  <w:rFonts w:hint="eastAsia" w:ascii="Cambria Math" w:hAnsi="Cambria Math"/>
                   <w:color w:val="000000" w:themeColor="text1"/>
                   <w:szCs w:val="21"/>
+                  <w14:textFill>
+                    <w14:solidFill>
+                      <w14:schemeClr w14:val="tx1"/>
+                    </w14:solidFill>
+                  </w14:textFill>
                 </w:rPr>
                 <m:t>（</m:t>
               </m:r>
               <m:r>
+                <m:rPr/>
                 <w:rPr>
                   <w:rFonts w:ascii="Cambria Math" w:hAnsi="Cambria Math"/>
                   <w:color w:val="000000" w:themeColor="text1"/>
                   <w:szCs w:val="21"/>
+                  <w14:textFill>
+                    <w14:solidFill>
+                      <w14:schemeClr w14:val="tx1"/>
+                    </w14:solidFill>
+                  </w14:textFill>
                 </w:rPr>
                 <m:t>j=1,2,3, 4</m:t>
               </m:r>
@@ -975,13 +1587,20 @@
                   <m:sty m:val="p"/>
                 </m:rPr>
                 <w:rPr>
-                  <w:rFonts w:ascii="Cambria Math" w:hAnsi="Cambria Math" w:hint="eastAsia"/>
+                  <w:rFonts w:hint="eastAsia" w:ascii="Cambria Math" w:hAnsi="Cambria Math"/>
                   <w:color w:val="000000" w:themeColor="text1"/>
                   <w:szCs w:val="21"/>
+                  <w14:textFill>
+                    <w14:solidFill>
+                      <w14:schemeClr w14:val="tx1"/>
+                    </w14:solidFill>
+                  </w14:textFill>
                 </w:rPr>
                 <m:t>）</m:t>
               </m:r>
             </m:oMath>
+            <w:bookmarkStart w:id="0" w:name="_GoBack"/>
+            <w:bookmarkEnd w:id="0"/>
           </w:p>
           <w:p>
             <w:pPr>
@@ -1017,8 +1636,9 @@
               </m:oMathParaPr>
               <m:oMath>
                 <m:r>
+                  <m:rPr/>
                   <w:rPr>
-                    <w:rFonts w:ascii="Cambria Math" w:hAnsi="Cambria Math" w:hint="eastAsia"/>
+                    <w:rFonts w:hint="eastAsia" w:ascii="Cambria Math" w:hAnsi="Cambria Math"/>
                     <w:sz w:val="18"/>
                     <w:szCs w:val="18"/>
                   </w:rPr>
@@ -1037,8 +1657,9 @@
                   </m:sSupPr>
                   <m:e>
                     <m:r>
+                      <m:rPr/>
                       <w:rPr>
-                        <w:rFonts w:ascii="Cambria Math" w:hAnsi="Cambria Math" w:hint="eastAsia"/>
+                        <w:rFonts w:hint="eastAsia" w:ascii="Cambria Math" w:hAnsi="Cambria Math"/>
                         <w:sz w:val="18"/>
                         <w:szCs w:val="18"/>
                       </w:rPr>
@@ -1057,16 +1678,26 @@
                       </m:sSubPr>
                       <m:e>
                         <m:r>
+                          <m:rPr/>
                           <w:rPr>
-                            <w:rFonts w:ascii="Cambria Math" w:hAnsi="Cambria Math" w:hint="eastAsia"/>
+                            <w:rFonts w:hint="eastAsia" w:ascii="Cambria Math" w:hAnsi="Cambria Math"/>
                             <w:sz w:val="18"/>
                             <w:szCs w:val="18"/>
                           </w:rPr>
                           <m:t>R</m:t>
                         </m:r>
+                        <m:ctrlPr>
+                          <w:rPr>
+                            <w:rFonts w:ascii="Cambria Math" w:hAnsi="Cambria Math"/>
+                            <w:i/>
+                            <w:sz w:val="18"/>
+                            <w:szCs w:val="18"/>
+                          </w:rPr>
+                        </m:ctrlPr>
                       </m:e>
                       <m:sub>
                         <m:r>
+                          <m:rPr/>
                           <w:rPr>
                             <w:rFonts w:ascii="Cambria Math" w:hAnsi="Cambria Math"/>
                             <w:sz w:val="18"/>
@@ -1074,9 +1705,18 @@
                           </w:rPr>
                           <m:t>i</m:t>
                         </m:r>
+                        <m:ctrlPr>
+                          <w:rPr>
+                            <w:rFonts w:ascii="Cambria Math" w:hAnsi="Cambria Math"/>
+                            <w:i/>
+                            <w:sz w:val="18"/>
+                            <w:szCs w:val="18"/>
+                          </w:rPr>
+                        </m:ctrlPr>
                       </m:sub>
                     </m:sSub>
                     <m:r>
+                      <m:rPr/>
                       <w:rPr>
                         <w:rFonts w:ascii="Cambria Math" w:hAnsi="Cambria Math"/>
                         <w:sz w:val="18"/>
@@ -1084,9 +1724,18 @@
                       </w:rPr>
                       <m:t>]</m:t>
                     </m:r>
+                    <m:ctrlPr>
+                      <w:rPr>
+                        <w:rFonts w:ascii="Cambria Math" w:hAnsi="Cambria Math"/>
+                        <w:i/>
+                        <w:sz w:val="18"/>
+                        <w:szCs w:val="18"/>
+                      </w:rPr>
+                    </m:ctrlPr>
                   </m:e>
                   <m:sup>
                     <m:r>
+                      <m:rPr/>
                       <w:rPr>
                         <w:rFonts w:ascii="Cambria Math" w:hAnsi="Cambria Math"/>
                         <w:sz w:val="18"/>
@@ -1094,9 +1743,18 @@
                       </w:rPr>
                       <m:t>T</m:t>
                     </m:r>
+                    <m:ctrlPr>
+                      <w:rPr>
+                        <w:rFonts w:ascii="Cambria Math" w:hAnsi="Cambria Math"/>
+                        <w:i/>
+                        <w:sz w:val="18"/>
+                        <w:szCs w:val="18"/>
+                      </w:rPr>
+                    </m:ctrlPr>
                   </m:sup>
                 </m:sSup>
                 <m:r>
+                  <m:rPr/>
                   <w:rPr>
                     <w:rFonts w:ascii="Cambria Math" w:hAnsi="Cambria Math"/>
                     <w:sz w:val="18"/>
@@ -1117,6 +1775,7 @@
                   </m:sSupPr>
                   <m:e>
                     <m:r>
+                      <m:rPr/>
                       <w:rPr>
                         <w:rFonts w:ascii="Cambria Math" w:hAnsi="Cambria Math"/>
                         <w:sz w:val="18"/>
@@ -1137,16 +1796,26 @@
                       </m:sSubPr>
                       <m:e>
                         <m:r>
+                          <m:rPr/>
                           <w:rPr>
-                            <w:rFonts w:ascii="Cambria Math" w:hAnsi="Cambria Math" w:hint="eastAsia"/>
+                            <w:rFonts w:hint="eastAsia" w:ascii="Cambria Math" w:hAnsi="Cambria Math"/>
                             <w:sz w:val="18"/>
                             <w:szCs w:val="18"/>
                           </w:rPr>
                           <m:t>μ</m:t>
                         </m:r>
+                        <m:ctrlPr>
+                          <w:rPr>
+                            <w:rFonts w:ascii="Cambria Math" w:hAnsi="Cambria Math"/>
+                            <w:i/>
+                            <w:sz w:val="18"/>
+                            <w:szCs w:val="18"/>
+                          </w:rPr>
+                        </m:ctrlPr>
                       </m:e>
                       <m:sub>
                         <m:r>
+                          <m:rPr/>
                           <w:rPr>
                             <w:rFonts w:ascii="Cambria Math" w:hAnsi="Cambria Math"/>
                             <w:sz w:val="18"/>
@@ -1154,9 +1823,18 @@
                           </w:rPr>
                           <m:t>ivj</m:t>
                         </m:r>
+                        <m:ctrlPr>
+                          <w:rPr>
+                            <w:rFonts w:ascii="Cambria Math" w:hAnsi="Cambria Math"/>
+                            <w:i/>
+                            <w:sz w:val="18"/>
+                            <w:szCs w:val="18"/>
+                          </w:rPr>
+                        </m:ctrlPr>
                       </m:sub>
                     </m:sSub>
                     <m:r>
+                      <m:rPr/>
                       <w:rPr>
                         <w:rFonts w:ascii="Cambria Math" w:hAnsi="Cambria Math"/>
                         <w:sz w:val="18"/>
@@ -1164,9 +1842,18 @@
                       </w:rPr>
                       <m:t>(x)]</m:t>
                     </m:r>
+                    <m:ctrlPr>
+                      <w:rPr>
+                        <w:rFonts w:ascii="Cambria Math" w:hAnsi="Cambria Math"/>
+                        <w:i/>
+                        <w:sz w:val="18"/>
+                        <w:szCs w:val="18"/>
+                      </w:rPr>
+                    </m:ctrlPr>
                   </m:e>
                   <m:sup>
                     <m:r>
+                      <m:rPr/>
                       <w:rPr>
                         <w:rFonts w:ascii="Cambria Math" w:hAnsi="Cambria Math"/>
                         <w:sz w:val="18"/>
@@ -1174,9 +1861,18 @@
                       </w:rPr>
                       <m:t>T</m:t>
                     </m:r>
+                    <m:ctrlPr>
+                      <w:rPr>
+                        <w:rFonts w:ascii="Cambria Math" w:hAnsi="Cambria Math"/>
+                        <w:i/>
+                        <w:sz w:val="18"/>
+                        <w:szCs w:val="18"/>
+                      </w:rPr>
+                    </m:ctrlPr>
                   </m:sup>
                 </m:sSup>
                 <m:r>
+                  <m:rPr/>
                   <w:rPr>
                     <w:rFonts w:ascii="Cambria Math" w:hAnsi="Cambria Math"/>
                     <w:sz w:val="18"/>
@@ -1253,16 +1949,26 @@
                                   </m:sSubPr>
                                   <m:e>
                                     <m:r>
-                                      <w:rPr>
-                                        <w:rFonts w:ascii="Cambria Math" w:hAnsi="Cambria Math" w:hint="eastAsia"/>
+                                      <m:rPr/>
+                                      <w:rPr>
+                                        <w:rFonts w:hint="eastAsia" w:ascii="Cambria Math" w:hAnsi="Cambria Math"/>
                                         <w:sz w:val="18"/>
                                         <w:szCs w:val="18"/>
                                       </w:rPr>
                                       <m:t>μ</m:t>
                                     </m:r>
+                                    <m:ctrlPr>
+                                      <w:rPr>
+                                        <w:rFonts w:ascii="Cambria Math" w:hAnsi="Cambria Math"/>
+                                        <w:i/>
+                                        <w:sz w:val="18"/>
+                                        <w:szCs w:val="18"/>
+                                      </w:rPr>
+                                    </m:ctrlPr>
                                   </m:e>
                                   <m:sub>
                                     <m:r>
+                                      <m:rPr/>
                                       <w:rPr>
                                         <w:rFonts w:ascii="Cambria Math" w:hAnsi="Cambria Math"/>
                                         <w:sz w:val="18"/>
@@ -1270,9 +1976,18 @@
                                       </w:rPr>
                                       <m:t>1v1</m:t>
                                     </m:r>
+                                    <m:ctrlPr>
+                                      <w:rPr>
+                                        <w:rFonts w:ascii="Cambria Math" w:hAnsi="Cambria Math"/>
+                                        <w:i/>
+                                        <w:sz w:val="18"/>
+                                        <w:szCs w:val="18"/>
+                                      </w:rPr>
+                                    </m:ctrlPr>
                                   </m:sub>
                                 </m:sSub>
                                 <m:r>
+                                  <m:rPr/>
                                   <w:rPr>
                                     <w:rFonts w:ascii="Cambria Math" w:hAnsi="Cambria Math"/>
                                     <w:sz w:val="18"/>
@@ -1280,6 +1995,14 @@
                                   </w:rPr>
                                   <m:t>(x)</m:t>
                                 </m:r>
+                                <m:ctrlPr>
+                                  <w:rPr>
+                                    <w:rFonts w:ascii="Cambria Math" w:hAnsi="Cambria Math"/>
+                                    <w:i/>
+                                    <w:sz w:val="18"/>
+                                    <w:szCs w:val="18"/>
+                                  </w:rPr>
+                                </m:ctrlPr>
                               </m:e>
                               <m:e>
                                 <m:sSub>
@@ -1295,16 +2018,26 @@
                                   </m:sSubPr>
                                   <m:e>
                                     <m:r>
-                                      <w:rPr>
-                                        <w:rFonts w:ascii="Cambria Math" w:hAnsi="Cambria Math" w:hint="eastAsia"/>
+                                      <m:rPr/>
+                                      <w:rPr>
+                                        <w:rFonts w:hint="eastAsia" w:ascii="Cambria Math" w:hAnsi="Cambria Math"/>
                                         <w:sz w:val="18"/>
                                         <w:szCs w:val="18"/>
                                       </w:rPr>
                                       <m:t>μ</m:t>
                                     </m:r>
+                                    <m:ctrlPr>
+                                      <w:rPr>
+                                        <w:rFonts w:ascii="Cambria Math" w:hAnsi="Cambria Math"/>
+                                        <w:i/>
+                                        <w:sz w:val="18"/>
+                                        <w:szCs w:val="18"/>
+                                      </w:rPr>
+                                    </m:ctrlPr>
                                   </m:e>
                                   <m:sub>
                                     <m:r>
+                                      <m:rPr/>
                                       <w:rPr>
                                         <w:rFonts w:ascii="Cambria Math" w:hAnsi="Cambria Math"/>
                                         <w:sz w:val="18"/>
@@ -1312,9 +2045,18 @@
                                       </w:rPr>
                                       <m:t>1v2</m:t>
                                     </m:r>
+                                    <m:ctrlPr>
+                                      <w:rPr>
+                                        <w:rFonts w:ascii="Cambria Math" w:hAnsi="Cambria Math"/>
+                                        <w:i/>
+                                        <w:sz w:val="18"/>
+                                        <w:szCs w:val="18"/>
+                                      </w:rPr>
+                                    </m:ctrlPr>
                                   </m:sub>
                                 </m:sSub>
                                 <m:r>
+                                  <m:rPr/>
                                   <w:rPr>
                                     <w:rFonts w:ascii="Cambria Math" w:hAnsi="Cambria Math"/>
                                     <w:sz w:val="18"/>
@@ -1322,6 +2064,14 @@
                                   </w:rPr>
                                   <m:t>(x)</m:t>
                                 </m:r>
+                                <m:ctrlPr>
+                                  <w:rPr>
+                                    <w:rFonts w:ascii="Cambria Math" w:hAnsi="Cambria Math"/>
+                                    <w:i/>
+                                    <w:sz w:val="18"/>
+                                    <w:szCs w:val="18"/>
+                                  </w:rPr>
+                                </m:ctrlPr>
                               </m:e>
                               <m:e>
                                 <m:sSub>
@@ -1337,16 +2087,26 @@
                                   </m:sSubPr>
                                   <m:e>
                                     <m:r>
-                                      <w:rPr>
-                                        <w:rFonts w:ascii="Cambria Math" w:hAnsi="Cambria Math" w:hint="eastAsia"/>
+                                      <m:rPr/>
+                                      <w:rPr>
+                                        <w:rFonts w:hint="eastAsia" w:ascii="Cambria Math" w:hAnsi="Cambria Math"/>
                                         <w:sz w:val="18"/>
                                         <w:szCs w:val="18"/>
                                       </w:rPr>
                                       <m:t>μ</m:t>
                                     </m:r>
+                                    <m:ctrlPr>
+                                      <w:rPr>
+                                        <w:rFonts w:ascii="Cambria Math" w:hAnsi="Cambria Math"/>
+                                        <w:i/>
+                                        <w:sz w:val="18"/>
+                                        <w:szCs w:val="18"/>
+                                      </w:rPr>
+                                    </m:ctrlPr>
                                   </m:e>
                                   <m:sub>
                                     <m:r>
+                                      <m:rPr/>
                                       <w:rPr>
                                         <w:rFonts w:ascii="Cambria Math" w:hAnsi="Cambria Math"/>
                                         <w:sz w:val="18"/>
@@ -1354,9 +2114,18 @@
                                       </w:rPr>
                                       <m:t>1v3</m:t>
                                     </m:r>
+                                    <m:ctrlPr>
+                                      <w:rPr>
+                                        <w:rFonts w:ascii="Cambria Math" w:hAnsi="Cambria Math"/>
+                                        <w:i/>
+                                        <w:sz w:val="18"/>
+                                        <w:szCs w:val="18"/>
+                                      </w:rPr>
+                                    </m:ctrlPr>
                                   </m:sub>
                                 </m:sSub>
                                 <m:r>
+                                  <m:rPr/>
                                   <w:rPr>
                                     <w:rFonts w:ascii="Cambria Math" w:hAnsi="Cambria Math"/>
                                     <w:sz w:val="18"/>
@@ -1364,6 +2133,14 @@
                                   </w:rPr>
                                   <m:t>(x)</m:t>
                                 </m:r>
+                                <m:ctrlPr>
+                                  <w:rPr>
+                                    <w:rFonts w:ascii="Cambria Math" w:hAnsi="Cambria Math"/>
+                                    <w:i/>
+                                    <w:sz w:val="18"/>
+                                    <w:szCs w:val="18"/>
+                                  </w:rPr>
+                                </m:ctrlPr>
                               </m:e>
                             </m:mr>
                             <m:mr>
@@ -1381,16 +2158,26 @@
                                   </m:sSubPr>
                                   <m:e>
                                     <m:r>
-                                      <w:rPr>
-                                        <w:rFonts w:ascii="Cambria Math" w:hAnsi="Cambria Math" w:hint="eastAsia"/>
+                                      <m:rPr/>
+                                      <w:rPr>
+                                        <w:rFonts w:hint="eastAsia" w:ascii="Cambria Math" w:hAnsi="Cambria Math"/>
                                         <w:sz w:val="18"/>
                                         <w:szCs w:val="18"/>
                                       </w:rPr>
                                       <m:t>μ</m:t>
                                     </m:r>
+                                    <m:ctrlPr>
+                                      <w:rPr>
+                                        <w:rFonts w:ascii="Cambria Math" w:hAnsi="Cambria Math"/>
+                                        <w:i/>
+                                        <w:sz w:val="18"/>
+                                        <w:szCs w:val="18"/>
+                                      </w:rPr>
+                                    </m:ctrlPr>
                                   </m:e>
                                   <m:sub>
                                     <m:r>
+                                      <m:rPr/>
                                       <w:rPr>
                                         <w:rFonts w:ascii="Cambria Math" w:hAnsi="Cambria Math"/>
                                         <w:sz w:val="18"/>
@@ -1398,9 +2185,18 @@
                                       </w:rPr>
                                       <m:t>2v1</m:t>
                                     </m:r>
+                                    <m:ctrlPr>
+                                      <w:rPr>
+                                        <w:rFonts w:ascii="Cambria Math" w:hAnsi="Cambria Math"/>
+                                        <w:i/>
+                                        <w:sz w:val="18"/>
+                                        <w:szCs w:val="18"/>
+                                      </w:rPr>
+                                    </m:ctrlPr>
                                   </m:sub>
                                 </m:sSub>
                                 <m:r>
+                                  <m:rPr/>
                                   <w:rPr>
                                     <w:rFonts w:ascii="Cambria Math" w:hAnsi="Cambria Math"/>
                                     <w:sz w:val="18"/>
@@ -1408,6 +2204,14 @@
                                   </w:rPr>
                                   <m:t>(x)</m:t>
                                 </m:r>
+                                <m:ctrlPr>
+                                  <w:rPr>
+                                    <w:rFonts w:ascii="Cambria Math" w:hAnsi="Cambria Math"/>
+                                    <w:i/>
+                                    <w:sz w:val="18"/>
+                                    <w:szCs w:val="18"/>
+                                  </w:rPr>
+                                </m:ctrlPr>
                               </m:e>
                               <m:e>
                                 <m:sSub>
@@ -1423,16 +2227,26 @@
                                   </m:sSubPr>
                                   <m:e>
                                     <m:r>
-                                      <w:rPr>
-                                        <w:rFonts w:ascii="Cambria Math" w:hAnsi="Cambria Math" w:hint="eastAsia"/>
+                                      <m:rPr/>
+                                      <w:rPr>
+                                        <w:rFonts w:hint="eastAsia" w:ascii="Cambria Math" w:hAnsi="Cambria Math"/>
                                         <w:sz w:val="18"/>
                                         <w:szCs w:val="18"/>
                                       </w:rPr>
                                       <m:t>μ</m:t>
                                     </m:r>
+                                    <m:ctrlPr>
+                                      <w:rPr>
+                                        <w:rFonts w:ascii="Cambria Math" w:hAnsi="Cambria Math"/>
+                                        <w:i/>
+                                        <w:sz w:val="18"/>
+                                        <w:szCs w:val="18"/>
+                                      </w:rPr>
+                                    </m:ctrlPr>
                                   </m:e>
                                   <m:sub>
                                     <m:r>
+                                      <m:rPr/>
                                       <w:rPr>
                                         <w:rFonts w:ascii="Cambria Math" w:hAnsi="Cambria Math"/>
                                         <w:sz w:val="18"/>
@@ -1440,9 +2254,18 @@
                                       </w:rPr>
                                       <m:t>2v2</m:t>
                                     </m:r>
+                                    <m:ctrlPr>
+                                      <w:rPr>
+                                        <w:rFonts w:ascii="Cambria Math" w:hAnsi="Cambria Math"/>
+                                        <w:i/>
+                                        <w:sz w:val="18"/>
+                                        <w:szCs w:val="18"/>
+                                      </w:rPr>
+                                    </m:ctrlPr>
                                   </m:sub>
                                 </m:sSub>
                                 <m:r>
+                                  <m:rPr/>
                                   <w:rPr>
                                     <w:rFonts w:ascii="Cambria Math" w:hAnsi="Cambria Math"/>
                                     <w:sz w:val="18"/>
@@ -1450,6 +2273,14 @@
                                   </w:rPr>
                                   <m:t>(x)</m:t>
                                 </m:r>
+                                <m:ctrlPr>
+                                  <w:rPr>
+                                    <w:rFonts w:ascii="Cambria Math" w:hAnsi="Cambria Math"/>
+                                    <w:i/>
+                                    <w:sz w:val="18"/>
+                                    <w:szCs w:val="18"/>
+                                  </w:rPr>
+                                </m:ctrlPr>
                               </m:e>
                               <m:e>
                                 <m:sSub>
@@ -1465,16 +2296,26 @@
                                   </m:sSubPr>
                                   <m:e>
                                     <m:r>
-                                      <w:rPr>
-                                        <w:rFonts w:ascii="Cambria Math" w:hAnsi="Cambria Math" w:hint="eastAsia"/>
+                                      <m:rPr/>
+                                      <w:rPr>
+                                        <w:rFonts w:hint="eastAsia" w:ascii="Cambria Math" w:hAnsi="Cambria Math"/>
                                         <w:sz w:val="18"/>
                                         <w:szCs w:val="18"/>
                                       </w:rPr>
                                       <m:t>μ</m:t>
                                     </m:r>
+                                    <m:ctrlPr>
+                                      <w:rPr>
+                                        <w:rFonts w:ascii="Cambria Math" w:hAnsi="Cambria Math"/>
+                                        <w:i/>
+                                        <w:sz w:val="18"/>
+                                        <w:szCs w:val="18"/>
+                                      </w:rPr>
+                                    </m:ctrlPr>
                                   </m:e>
                                   <m:sub>
                                     <m:r>
+                                      <m:rPr/>
                                       <w:rPr>
                                         <w:rFonts w:ascii="Cambria Math" w:hAnsi="Cambria Math"/>
                                         <w:sz w:val="18"/>
@@ -1482,9 +2323,18 @@
                                       </w:rPr>
                                       <m:t>2v3</m:t>
                                     </m:r>
+                                    <m:ctrlPr>
+                                      <w:rPr>
+                                        <w:rFonts w:ascii="Cambria Math" w:hAnsi="Cambria Math"/>
+                                        <w:i/>
+                                        <w:sz w:val="18"/>
+                                        <w:szCs w:val="18"/>
+                                      </w:rPr>
+                                    </m:ctrlPr>
                                   </m:sub>
                                 </m:sSub>
                                 <m:r>
+                                  <m:rPr/>
                                   <w:rPr>
                                     <w:rFonts w:ascii="Cambria Math" w:hAnsi="Cambria Math"/>
                                     <w:sz w:val="18"/>
@@ -1492,6 +2342,14 @@
                                   </w:rPr>
                                   <m:t>(x)</m:t>
                                 </m:r>
+                                <m:ctrlPr>
+                                  <w:rPr>
+                                    <w:rFonts w:ascii="Cambria Math" w:hAnsi="Cambria Math"/>
+                                    <w:i/>
+                                    <w:sz w:val="18"/>
+                                    <w:szCs w:val="18"/>
+                                  </w:rPr>
+                                </m:ctrlPr>
                               </m:e>
                             </m:mr>
                             <m:mr>
@@ -1509,16 +2367,26 @@
                                   </m:sSubPr>
                                   <m:e>
                                     <m:r>
-                                      <w:rPr>
-                                        <w:rFonts w:ascii="Cambria Math" w:hAnsi="Cambria Math" w:hint="eastAsia"/>
+                                      <m:rPr/>
+                                      <w:rPr>
+                                        <w:rFonts w:hint="eastAsia" w:ascii="Cambria Math" w:hAnsi="Cambria Math"/>
                                         <w:sz w:val="18"/>
                                         <w:szCs w:val="18"/>
                                       </w:rPr>
                                       <m:t>μ</m:t>
                                     </m:r>
+                                    <m:ctrlPr>
+                                      <w:rPr>
+                                        <w:rFonts w:ascii="Cambria Math" w:hAnsi="Cambria Math"/>
+                                        <w:i/>
+                                        <w:sz w:val="18"/>
+                                        <w:szCs w:val="18"/>
+                                      </w:rPr>
+                                    </m:ctrlPr>
                                   </m:e>
                                   <m:sub>
                                     <m:r>
+                                      <m:rPr/>
                                       <w:rPr>
                                         <w:rFonts w:ascii="Cambria Math" w:hAnsi="Cambria Math"/>
                                         <w:sz w:val="18"/>
@@ -1526,9 +2394,18 @@
                                       </w:rPr>
                                       <m:t>3v1</m:t>
                                     </m:r>
+                                    <m:ctrlPr>
+                                      <w:rPr>
+                                        <w:rFonts w:ascii="Cambria Math" w:hAnsi="Cambria Math"/>
+                                        <w:i/>
+                                        <w:sz w:val="18"/>
+                                        <w:szCs w:val="18"/>
+                                      </w:rPr>
+                                    </m:ctrlPr>
                                   </m:sub>
                                 </m:sSub>
                                 <m:r>
+                                  <m:rPr/>
                                   <w:rPr>
                                     <w:rFonts w:ascii="Cambria Math" w:hAnsi="Cambria Math"/>
                                     <w:sz w:val="18"/>
@@ -1536,6 +2413,14 @@
                                   </w:rPr>
                                   <m:t>(x)</m:t>
                                 </m:r>
+                                <m:ctrlPr>
+                                  <w:rPr>
+                                    <w:rFonts w:ascii="Cambria Math" w:hAnsi="Cambria Math"/>
+                                    <w:i/>
+                                    <w:sz w:val="18"/>
+                                    <w:szCs w:val="18"/>
+                                  </w:rPr>
+                                </m:ctrlPr>
                               </m:e>
                               <m:e>
                                 <m:sSub>
@@ -1551,16 +2436,26 @@
                                   </m:sSubPr>
                                   <m:e>
                                     <m:r>
-                                      <w:rPr>
-                                        <w:rFonts w:ascii="Cambria Math" w:hAnsi="Cambria Math" w:hint="eastAsia"/>
+                                      <m:rPr/>
+                                      <w:rPr>
+                                        <w:rFonts w:hint="eastAsia" w:ascii="Cambria Math" w:hAnsi="Cambria Math"/>
                                         <w:sz w:val="18"/>
                                         <w:szCs w:val="18"/>
                                       </w:rPr>
                                       <m:t>μ</m:t>
                                     </m:r>
+                                    <m:ctrlPr>
+                                      <w:rPr>
+                                        <w:rFonts w:ascii="Cambria Math" w:hAnsi="Cambria Math"/>
+                                        <w:i/>
+                                        <w:sz w:val="18"/>
+                                        <w:szCs w:val="18"/>
+                                      </w:rPr>
+                                    </m:ctrlPr>
                                   </m:e>
                                   <m:sub>
                                     <m:r>
+                                      <m:rPr/>
                                       <w:rPr>
                                         <w:rFonts w:ascii="Cambria Math" w:hAnsi="Cambria Math"/>
                                         <w:sz w:val="18"/>
@@ -1568,9 +2463,18 @@
                                       </w:rPr>
                                       <m:t>3v2</m:t>
                                     </m:r>
+                                    <m:ctrlPr>
+                                      <w:rPr>
+                                        <w:rFonts w:ascii="Cambria Math" w:hAnsi="Cambria Math"/>
+                                        <w:i/>
+                                        <w:sz w:val="18"/>
+                                        <w:szCs w:val="18"/>
+                                      </w:rPr>
+                                    </m:ctrlPr>
                                   </m:sub>
                                 </m:sSub>
                                 <m:r>
+                                  <m:rPr/>
                                   <w:rPr>
                                     <w:rFonts w:ascii="Cambria Math" w:hAnsi="Cambria Math"/>
                                     <w:sz w:val="18"/>
@@ -1578,6 +2482,14 @@
                                   </w:rPr>
                                   <m:t>(x)</m:t>
                                 </m:r>
+                                <m:ctrlPr>
+                                  <w:rPr>
+                                    <w:rFonts w:ascii="Cambria Math" w:hAnsi="Cambria Math"/>
+                                    <w:i/>
+                                    <w:sz w:val="18"/>
+                                    <w:szCs w:val="18"/>
+                                  </w:rPr>
+                                </m:ctrlPr>
                               </m:e>
                               <m:e>
                                 <m:sSub>
@@ -1593,16 +2505,26 @@
                                   </m:sSubPr>
                                   <m:e>
                                     <m:r>
-                                      <w:rPr>
-                                        <w:rFonts w:ascii="Cambria Math" w:hAnsi="Cambria Math" w:hint="eastAsia"/>
+                                      <m:rPr/>
+                                      <w:rPr>
+                                        <w:rFonts w:hint="eastAsia" w:ascii="Cambria Math" w:hAnsi="Cambria Math"/>
                                         <w:sz w:val="18"/>
                                         <w:szCs w:val="18"/>
                                       </w:rPr>
                                       <m:t>μ</m:t>
                                     </m:r>
+                                    <m:ctrlPr>
+                                      <w:rPr>
+                                        <w:rFonts w:ascii="Cambria Math" w:hAnsi="Cambria Math"/>
+                                        <w:i/>
+                                        <w:sz w:val="18"/>
+                                        <w:szCs w:val="18"/>
+                                      </w:rPr>
+                                    </m:ctrlPr>
                                   </m:e>
                                   <m:sub>
                                     <m:r>
+                                      <m:rPr/>
                                       <w:rPr>
                                         <w:rFonts w:ascii="Cambria Math" w:hAnsi="Cambria Math"/>
                                         <w:sz w:val="18"/>
@@ -1610,9 +2532,18 @@
                                       </w:rPr>
                                       <m:t>3v3</m:t>
                                     </m:r>
+                                    <m:ctrlPr>
+                                      <w:rPr>
+                                        <w:rFonts w:ascii="Cambria Math" w:hAnsi="Cambria Math"/>
+                                        <w:i/>
+                                        <w:sz w:val="18"/>
+                                        <w:szCs w:val="18"/>
+                                      </w:rPr>
+                                    </m:ctrlPr>
                                   </m:sub>
                                 </m:sSub>
                                 <m:r>
+                                  <m:rPr/>
                                   <w:rPr>
                                     <w:rFonts w:ascii="Cambria Math" w:hAnsi="Cambria Math"/>
                                     <w:sz w:val="18"/>
@@ -1620,9 +2551,25 @@
                                   </w:rPr>
                                   <m:t>(x)</m:t>
                                 </m:r>
+                                <m:ctrlPr>
+                                  <w:rPr>
+                                    <w:rFonts w:ascii="Cambria Math" w:hAnsi="Cambria Math"/>
+                                    <w:i/>
+                                    <w:sz w:val="18"/>
+                                    <w:szCs w:val="18"/>
+                                  </w:rPr>
+                                </m:ctrlPr>
                               </m:e>
                             </m:mr>
                           </m:m>
+                          <m:ctrlPr>
+                            <w:rPr>
+                              <w:rFonts w:ascii="Cambria Math" w:hAnsi="Cambria Math"/>
+                              <w:i/>
+                              <w:sz w:val="18"/>
+                              <w:szCs w:val="18"/>
+                            </w:rPr>
+                          </m:ctrlPr>
                         </m:e>
                         <m:e>
                           <m:m>
@@ -1659,16 +2606,26 @@
                                   </m:sSubPr>
                                   <m:e>
                                     <m:r>
-                                      <w:rPr>
-                                        <w:rFonts w:ascii="Cambria Math" w:hAnsi="Cambria Math" w:hint="eastAsia"/>
+                                      <m:rPr/>
+                                      <w:rPr>
+                                        <w:rFonts w:hint="eastAsia" w:ascii="Cambria Math" w:hAnsi="Cambria Math"/>
                                         <w:sz w:val="18"/>
                                         <w:szCs w:val="18"/>
                                       </w:rPr>
                                       <m:t>μ</m:t>
                                     </m:r>
+                                    <m:ctrlPr>
+                                      <w:rPr>
+                                        <w:rFonts w:ascii="Cambria Math" w:hAnsi="Cambria Math"/>
+                                        <w:i/>
+                                        <w:sz w:val="18"/>
+                                        <w:szCs w:val="18"/>
+                                      </w:rPr>
+                                    </m:ctrlPr>
                                   </m:e>
                                   <m:sub>
                                     <m:r>
+                                      <m:rPr/>
                                       <w:rPr>
                                         <w:rFonts w:ascii="Cambria Math" w:hAnsi="Cambria Math"/>
                                         <w:sz w:val="18"/>
@@ -1676,9 +2633,18 @@
                                       </w:rPr>
                                       <m:t>1v4</m:t>
                                     </m:r>
+                                    <m:ctrlPr>
+                                      <w:rPr>
+                                        <w:rFonts w:ascii="Cambria Math" w:hAnsi="Cambria Math"/>
+                                        <w:i/>
+                                        <w:sz w:val="18"/>
+                                        <w:szCs w:val="18"/>
+                                      </w:rPr>
+                                    </m:ctrlPr>
                                   </m:sub>
                                 </m:sSub>
                                 <m:r>
+                                  <m:rPr/>
                                   <w:rPr>
                                     <w:rFonts w:ascii="Cambria Math" w:hAnsi="Cambria Math"/>
                                     <w:sz w:val="18"/>
@@ -1686,6 +2652,14 @@
                                   </w:rPr>
                                   <m:t>(x)</m:t>
                                 </m:r>
+                                <m:ctrlPr>
+                                  <w:rPr>
+                                    <w:rFonts w:ascii="Cambria Math" w:hAnsi="Cambria Math"/>
+                                    <w:i/>
+                                    <w:sz w:val="18"/>
+                                    <w:szCs w:val="18"/>
+                                  </w:rPr>
+                                </m:ctrlPr>
                               </m:e>
                             </m:mr>
                             <m:mr>
@@ -1703,16 +2677,26 @@
                                   </m:sSubPr>
                                   <m:e>
                                     <m:r>
-                                      <w:rPr>
-                                        <w:rFonts w:ascii="Cambria Math" w:hAnsi="Cambria Math" w:hint="eastAsia"/>
+                                      <m:rPr/>
+                                      <w:rPr>
+                                        <w:rFonts w:hint="eastAsia" w:ascii="Cambria Math" w:hAnsi="Cambria Math"/>
                                         <w:sz w:val="18"/>
                                         <w:szCs w:val="18"/>
                                       </w:rPr>
                                       <m:t>μ</m:t>
                                     </m:r>
+                                    <m:ctrlPr>
+                                      <w:rPr>
+                                        <w:rFonts w:ascii="Cambria Math" w:hAnsi="Cambria Math"/>
+                                        <w:i/>
+                                        <w:sz w:val="18"/>
+                                        <w:szCs w:val="18"/>
+                                      </w:rPr>
+                                    </m:ctrlPr>
                                   </m:e>
                                   <m:sub>
                                     <m:r>
+                                      <m:rPr/>
                                       <w:rPr>
                                         <w:rFonts w:ascii="Cambria Math" w:hAnsi="Cambria Math"/>
                                         <w:sz w:val="18"/>
@@ -1720,9 +2704,18 @@
                                       </w:rPr>
                                       <m:t>2v4</m:t>
                                     </m:r>
+                                    <m:ctrlPr>
+                                      <w:rPr>
+                                        <w:rFonts w:ascii="Cambria Math" w:hAnsi="Cambria Math"/>
+                                        <w:i/>
+                                        <w:sz w:val="18"/>
+                                        <w:szCs w:val="18"/>
+                                      </w:rPr>
+                                    </m:ctrlPr>
                                   </m:sub>
                                 </m:sSub>
                                 <m:r>
+                                  <m:rPr/>
                                   <w:rPr>
                                     <w:rFonts w:ascii="Cambria Math" w:hAnsi="Cambria Math"/>
                                     <w:sz w:val="18"/>
@@ -1730,6 +2723,14 @@
                                   </w:rPr>
                                   <m:t>(x)</m:t>
                                 </m:r>
+                                <m:ctrlPr>
+                                  <w:rPr>
+                                    <w:rFonts w:ascii="Cambria Math" w:hAnsi="Cambria Math"/>
+                                    <w:i/>
+                                    <w:sz w:val="18"/>
+                                    <w:szCs w:val="18"/>
+                                  </w:rPr>
+                                </m:ctrlPr>
                               </m:e>
                             </m:mr>
                             <m:mr>
@@ -1747,16 +2748,26 @@
                                   </m:sSubPr>
                                   <m:e>
                                     <m:r>
-                                      <w:rPr>
-                                        <w:rFonts w:ascii="Cambria Math" w:hAnsi="Cambria Math" w:hint="eastAsia"/>
+                                      <m:rPr/>
+                                      <w:rPr>
+                                        <w:rFonts w:hint="eastAsia" w:ascii="Cambria Math" w:hAnsi="Cambria Math"/>
                                         <w:sz w:val="18"/>
                                         <w:szCs w:val="18"/>
                                       </w:rPr>
                                       <m:t>μ</m:t>
                                     </m:r>
+                                    <m:ctrlPr>
+                                      <w:rPr>
+                                        <w:rFonts w:ascii="Cambria Math" w:hAnsi="Cambria Math"/>
+                                        <w:i/>
+                                        <w:sz w:val="18"/>
+                                        <w:szCs w:val="18"/>
+                                      </w:rPr>
+                                    </m:ctrlPr>
                                   </m:e>
                                   <m:sub>
                                     <m:r>
+                                      <m:rPr/>
                                       <w:rPr>
                                         <w:rFonts w:ascii="Cambria Math" w:hAnsi="Cambria Math"/>
                                         <w:sz w:val="18"/>
@@ -1764,9 +2775,18 @@
                                       </w:rPr>
                                       <m:t>3v4</m:t>
                                     </m:r>
+                                    <m:ctrlPr>
+                                      <w:rPr>
+                                        <w:rFonts w:ascii="Cambria Math" w:hAnsi="Cambria Math"/>
+                                        <w:i/>
+                                        <w:sz w:val="18"/>
+                                        <w:szCs w:val="18"/>
+                                      </w:rPr>
+                                    </m:ctrlPr>
                                   </m:sub>
                                 </m:sSub>
                                 <m:r>
+                                  <m:rPr/>
                                   <w:rPr>
                                     <w:rFonts w:ascii="Cambria Math" w:hAnsi="Cambria Math"/>
                                     <w:sz w:val="18"/>
@@ -1774,9 +2794,25 @@
                                   </w:rPr>
                                   <m:t>(x)</m:t>
                                 </m:r>
+                                <m:ctrlPr>
+                                  <w:rPr>
+                                    <w:rFonts w:ascii="Cambria Math" w:hAnsi="Cambria Math"/>
+                                    <w:i/>
+                                    <w:sz w:val="18"/>
+                                    <w:szCs w:val="18"/>
+                                  </w:rPr>
+                                </m:ctrlPr>
                               </m:e>
                             </m:mr>
                           </m:m>
+                          <m:ctrlPr>
+                            <w:rPr>
+                              <w:rFonts w:ascii="Cambria Math" w:hAnsi="Cambria Math"/>
+                              <w:i/>
+                              <w:sz w:val="18"/>
+                              <w:szCs w:val="18"/>
+                            </w:rPr>
+                          </m:ctrlPr>
                         </m:e>
                       </m:mr>
                       <m:mr>
@@ -1815,16 +2851,26 @@
                                   </m:sSubPr>
                                   <m:e>
                                     <m:r>
-                                      <w:rPr>
-                                        <w:rFonts w:ascii="Cambria Math" w:hAnsi="Cambria Math" w:hint="eastAsia"/>
+                                      <m:rPr/>
+                                      <w:rPr>
+                                        <w:rFonts w:hint="eastAsia" w:ascii="Cambria Math" w:hAnsi="Cambria Math"/>
                                         <w:sz w:val="18"/>
                                         <w:szCs w:val="18"/>
                                       </w:rPr>
                                       <m:t>μ</m:t>
                                     </m:r>
+                                    <m:ctrlPr>
+                                      <w:rPr>
+                                        <w:rFonts w:ascii="Cambria Math" w:hAnsi="Cambria Math"/>
+                                        <w:i/>
+                                        <w:sz w:val="18"/>
+                                        <w:szCs w:val="18"/>
+                                      </w:rPr>
+                                    </m:ctrlPr>
                                   </m:e>
                                   <m:sub>
                                     <m:r>
+                                      <m:rPr/>
                                       <w:rPr>
                                         <w:rFonts w:ascii="Cambria Math" w:hAnsi="Cambria Math"/>
                                         <w:sz w:val="18"/>
@@ -1832,9 +2878,18 @@
                                       </w:rPr>
                                       <m:t>4v1</m:t>
                                     </m:r>
+                                    <m:ctrlPr>
+                                      <w:rPr>
+                                        <w:rFonts w:ascii="Cambria Math" w:hAnsi="Cambria Math"/>
+                                        <w:i/>
+                                        <w:sz w:val="18"/>
+                                        <w:szCs w:val="18"/>
+                                      </w:rPr>
+                                    </m:ctrlPr>
                                   </m:sub>
                                 </m:sSub>
                                 <m:r>
+                                  <m:rPr/>
                                   <w:rPr>
                                     <w:rFonts w:ascii="Cambria Math" w:hAnsi="Cambria Math"/>
                                     <w:sz w:val="18"/>
@@ -1842,6 +2897,14 @@
                                   </w:rPr>
                                   <m:t>(x)</m:t>
                                 </m:r>
+                                <m:ctrlPr>
+                                  <w:rPr>
+                                    <w:rFonts w:ascii="Cambria Math" w:hAnsi="Cambria Math"/>
+                                    <w:i/>
+                                    <w:sz w:val="18"/>
+                                    <w:szCs w:val="18"/>
+                                  </w:rPr>
+                                </m:ctrlPr>
                               </m:e>
                               <m:e>
                                 <m:sSub>
@@ -1857,16 +2920,26 @@
                                   </m:sSubPr>
                                   <m:e>
                                     <m:r>
-                                      <w:rPr>
-                                        <w:rFonts w:ascii="Cambria Math" w:hAnsi="Cambria Math" w:hint="eastAsia"/>
+                                      <m:rPr/>
+                                      <w:rPr>
+                                        <w:rFonts w:hint="eastAsia" w:ascii="Cambria Math" w:hAnsi="Cambria Math"/>
                                         <w:sz w:val="18"/>
                                         <w:szCs w:val="18"/>
                                       </w:rPr>
                                       <m:t>μ</m:t>
                                     </m:r>
+                                    <m:ctrlPr>
+                                      <w:rPr>
+                                        <w:rFonts w:ascii="Cambria Math" w:hAnsi="Cambria Math"/>
+                                        <w:i/>
+                                        <w:sz w:val="18"/>
+                                        <w:szCs w:val="18"/>
+                                      </w:rPr>
+                                    </m:ctrlPr>
                                   </m:e>
                                   <m:sub>
                                     <m:r>
+                                      <m:rPr/>
                                       <w:rPr>
                                         <w:rFonts w:ascii="Cambria Math" w:hAnsi="Cambria Math"/>
                                         <w:sz w:val="18"/>
@@ -1874,9 +2947,18 @@
                                       </w:rPr>
                                       <m:t>4v2</m:t>
                                     </m:r>
+                                    <m:ctrlPr>
+                                      <w:rPr>
+                                        <w:rFonts w:ascii="Cambria Math" w:hAnsi="Cambria Math"/>
+                                        <w:i/>
+                                        <w:sz w:val="18"/>
+                                        <w:szCs w:val="18"/>
+                                      </w:rPr>
+                                    </m:ctrlPr>
                                   </m:sub>
                                 </m:sSub>
                                 <m:r>
+                                  <m:rPr/>
                                   <w:rPr>
                                     <w:rFonts w:ascii="Cambria Math" w:hAnsi="Cambria Math"/>
                                     <w:sz w:val="18"/>
@@ -1884,6 +2966,14 @@
                                   </w:rPr>
                                   <m:t>(x)</m:t>
                                 </m:r>
+                                <m:ctrlPr>
+                                  <w:rPr>
+                                    <w:rFonts w:ascii="Cambria Math" w:hAnsi="Cambria Math"/>
+                                    <w:i/>
+                                    <w:sz w:val="18"/>
+                                    <w:szCs w:val="18"/>
+                                  </w:rPr>
+                                </m:ctrlPr>
                               </m:e>
                               <m:e>
                                 <m:sSub>
@@ -1899,16 +2989,26 @@
                                   </m:sSubPr>
                                   <m:e>
                                     <m:r>
-                                      <w:rPr>
-                                        <w:rFonts w:ascii="Cambria Math" w:hAnsi="Cambria Math" w:hint="eastAsia"/>
+                                      <m:rPr/>
+                                      <w:rPr>
+                                        <w:rFonts w:hint="eastAsia" w:ascii="Cambria Math" w:hAnsi="Cambria Math"/>
                                         <w:sz w:val="18"/>
                                         <w:szCs w:val="18"/>
                                       </w:rPr>
                                       <m:t>μ</m:t>
                                     </m:r>
+                                    <m:ctrlPr>
+                                      <w:rPr>
+                                        <w:rFonts w:ascii="Cambria Math" w:hAnsi="Cambria Math"/>
+                                        <w:i/>
+                                        <w:sz w:val="18"/>
+                                        <w:szCs w:val="18"/>
+                                      </w:rPr>
+                                    </m:ctrlPr>
                                   </m:e>
                                   <m:sub>
                                     <m:r>
+                                      <m:rPr/>
                                       <w:rPr>
                                         <w:rFonts w:ascii="Cambria Math" w:hAnsi="Cambria Math"/>
                                         <w:sz w:val="18"/>
@@ -1916,9 +3016,18 @@
                                       </w:rPr>
                                       <m:t>4v3</m:t>
                                     </m:r>
+                                    <m:ctrlPr>
+                                      <w:rPr>
+                                        <w:rFonts w:ascii="Cambria Math" w:hAnsi="Cambria Math"/>
+                                        <w:i/>
+                                        <w:sz w:val="18"/>
+                                        <w:szCs w:val="18"/>
+                                      </w:rPr>
+                                    </m:ctrlPr>
                                   </m:sub>
                                 </m:sSub>
                                 <m:r>
+                                  <m:rPr/>
                                   <w:rPr>
                                     <w:rFonts w:ascii="Cambria Math" w:hAnsi="Cambria Math"/>
                                     <w:sz w:val="18"/>
@@ -1926,6 +3035,14 @@
                                   </w:rPr>
                                   <m:t>(x)</m:t>
                                 </m:r>
+                                <m:ctrlPr>
+                                  <w:rPr>
+                                    <w:rFonts w:ascii="Cambria Math" w:hAnsi="Cambria Math"/>
+                                    <w:i/>
+                                    <w:sz w:val="18"/>
+                                    <w:szCs w:val="18"/>
+                                  </w:rPr>
+                                </m:ctrlPr>
                               </m:e>
                             </m:mr>
                             <m:mr>
@@ -1943,16 +3060,26 @@
                                   </m:sSubPr>
                                   <m:e>
                                     <m:r>
-                                      <w:rPr>
-                                        <w:rFonts w:ascii="Cambria Math" w:hAnsi="Cambria Math" w:hint="eastAsia"/>
+                                      <m:rPr/>
+                                      <w:rPr>
+                                        <w:rFonts w:hint="eastAsia" w:ascii="Cambria Math" w:hAnsi="Cambria Math"/>
                                         <w:sz w:val="18"/>
                                         <w:szCs w:val="18"/>
                                       </w:rPr>
                                       <m:t>μ</m:t>
                                     </m:r>
+                                    <m:ctrlPr>
+                                      <w:rPr>
+                                        <w:rFonts w:ascii="Cambria Math" w:hAnsi="Cambria Math"/>
+                                        <w:i/>
+                                        <w:sz w:val="18"/>
+                                        <w:szCs w:val="18"/>
+                                      </w:rPr>
+                                    </m:ctrlPr>
                                   </m:e>
                                   <m:sub>
                                     <m:r>
+                                      <m:rPr/>
                                       <w:rPr>
                                         <w:rFonts w:ascii="Cambria Math" w:hAnsi="Cambria Math"/>
                                         <w:sz w:val="18"/>
@@ -1960,9 +3087,18 @@
                                       </w:rPr>
                                       <m:t>5v1</m:t>
                                     </m:r>
+                                    <m:ctrlPr>
+                                      <w:rPr>
+                                        <w:rFonts w:ascii="Cambria Math" w:hAnsi="Cambria Math"/>
+                                        <w:i/>
+                                        <w:sz w:val="18"/>
+                                        <w:szCs w:val="18"/>
+                                      </w:rPr>
+                                    </m:ctrlPr>
                                   </m:sub>
                                 </m:sSub>
                                 <m:r>
+                                  <m:rPr/>
                                   <w:rPr>
                                     <w:rFonts w:ascii="Cambria Math" w:hAnsi="Cambria Math"/>
                                     <w:sz w:val="18"/>
@@ -1970,6 +3106,14 @@
                                   </w:rPr>
                                   <m:t>(x)</m:t>
                                 </m:r>
+                                <m:ctrlPr>
+                                  <w:rPr>
+                                    <w:rFonts w:ascii="Cambria Math" w:hAnsi="Cambria Math"/>
+                                    <w:i/>
+                                    <w:sz w:val="18"/>
+                                    <w:szCs w:val="18"/>
+                                  </w:rPr>
+                                </m:ctrlPr>
                               </m:e>
                               <m:e>
                                 <m:sSub>
@@ -1985,16 +3129,26 @@
                                   </m:sSubPr>
                                   <m:e>
                                     <m:r>
-                                      <w:rPr>
-                                        <w:rFonts w:ascii="Cambria Math" w:hAnsi="Cambria Math" w:hint="eastAsia"/>
+                                      <m:rPr/>
+                                      <w:rPr>
+                                        <w:rFonts w:hint="eastAsia" w:ascii="Cambria Math" w:hAnsi="Cambria Math"/>
                                         <w:sz w:val="18"/>
                                         <w:szCs w:val="18"/>
                                       </w:rPr>
                                       <m:t>μ</m:t>
                                     </m:r>
+                                    <m:ctrlPr>
+                                      <w:rPr>
+                                        <w:rFonts w:ascii="Cambria Math" w:hAnsi="Cambria Math"/>
+                                        <w:i/>
+                                        <w:sz w:val="18"/>
+                                        <w:szCs w:val="18"/>
+                                      </w:rPr>
+                                    </m:ctrlPr>
                                   </m:e>
                                   <m:sub>
                                     <m:r>
+                                      <m:rPr/>
                                       <w:rPr>
                                         <w:rFonts w:ascii="Cambria Math" w:hAnsi="Cambria Math"/>
                                         <w:sz w:val="18"/>
@@ -2002,9 +3156,18 @@
                                       </w:rPr>
                                       <m:t>4v2</m:t>
                                     </m:r>
+                                    <m:ctrlPr>
+                                      <w:rPr>
+                                        <w:rFonts w:ascii="Cambria Math" w:hAnsi="Cambria Math"/>
+                                        <w:i/>
+                                        <w:sz w:val="18"/>
+                                        <w:szCs w:val="18"/>
+                                      </w:rPr>
+                                    </m:ctrlPr>
                                   </m:sub>
                                 </m:sSub>
                                 <m:r>
+                                  <m:rPr/>
                                   <w:rPr>
                                     <w:rFonts w:ascii="Cambria Math" w:hAnsi="Cambria Math"/>
                                     <w:sz w:val="18"/>
@@ -2012,6 +3175,14 @@
                                   </w:rPr>
                                   <m:t>(x)</m:t>
                                 </m:r>
+                                <m:ctrlPr>
+                                  <w:rPr>
+                                    <w:rFonts w:ascii="Cambria Math" w:hAnsi="Cambria Math"/>
+                                    <w:i/>
+                                    <w:sz w:val="18"/>
+                                    <w:szCs w:val="18"/>
+                                  </w:rPr>
+                                </m:ctrlPr>
                               </m:e>
                               <m:e>
                                 <m:sSub>
@@ -2027,16 +3198,26 @@
                                   </m:sSubPr>
                                   <m:e>
                                     <m:r>
-                                      <w:rPr>
-                                        <w:rFonts w:ascii="Cambria Math" w:hAnsi="Cambria Math" w:hint="eastAsia"/>
+                                      <m:rPr/>
+                                      <w:rPr>
+                                        <w:rFonts w:hint="eastAsia" w:ascii="Cambria Math" w:hAnsi="Cambria Math"/>
                                         <w:sz w:val="18"/>
                                         <w:szCs w:val="18"/>
                                       </w:rPr>
                                       <m:t>μ</m:t>
                                     </m:r>
+                                    <m:ctrlPr>
+                                      <w:rPr>
+                                        <w:rFonts w:ascii="Cambria Math" w:hAnsi="Cambria Math"/>
+                                        <w:i/>
+                                        <w:sz w:val="18"/>
+                                        <w:szCs w:val="18"/>
+                                      </w:rPr>
+                                    </m:ctrlPr>
                                   </m:e>
                                   <m:sub>
                                     <m:r>
+                                      <m:rPr/>
                                       <w:rPr>
                                         <w:rFonts w:ascii="Cambria Math" w:hAnsi="Cambria Math"/>
                                         <w:sz w:val="18"/>
@@ -2044,9 +3225,18 @@
                                       </w:rPr>
                                       <m:t>5v3</m:t>
                                     </m:r>
+                                    <m:ctrlPr>
+                                      <w:rPr>
+                                        <w:rFonts w:ascii="Cambria Math" w:hAnsi="Cambria Math"/>
+                                        <w:i/>
+                                        <w:sz w:val="18"/>
+                                        <w:szCs w:val="18"/>
+                                      </w:rPr>
+                                    </m:ctrlPr>
                                   </m:sub>
                                 </m:sSub>
                                 <m:r>
+                                  <m:rPr/>
                                   <w:rPr>
                                     <w:rFonts w:ascii="Cambria Math" w:hAnsi="Cambria Math"/>
                                     <w:sz w:val="18"/>
@@ -2054,9 +3244,25 @@
                                   </w:rPr>
                                   <m:t>(x)</m:t>
                                 </m:r>
+                                <m:ctrlPr>
+                                  <w:rPr>
+                                    <w:rFonts w:ascii="Cambria Math" w:hAnsi="Cambria Math"/>
+                                    <w:i/>
+                                    <w:sz w:val="18"/>
+                                    <w:szCs w:val="18"/>
+                                  </w:rPr>
+                                </m:ctrlPr>
                               </m:e>
                             </m:mr>
                           </m:m>
+                          <m:ctrlPr>
+                            <w:rPr>
+                              <w:rFonts w:ascii="Cambria Math" w:hAnsi="Cambria Math"/>
+                              <w:i/>
+                              <w:sz w:val="18"/>
+                              <w:szCs w:val="18"/>
+                            </w:rPr>
+                          </m:ctrlPr>
                         </m:e>
                         <m:e>
                           <m:m>
@@ -2093,16 +3299,26 @@
                                   </m:sSubPr>
                                   <m:e>
                                     <m:r>
-                                      <w:rPr>
-                                        <w:rFonts w:ascii="Cambria Math" w:hAnsi="Cambria Math" w:hint="eastAsia"/>
+                                      <m:rPr/>
+                                      <w:rPr>
+                                        <w:rFonts w:hint="eastAsia" w:ascii="Cambria Math" w:hAnsi="Cambria Math"/>
                                         <w:sz w:val="18"/>
                                         <w:szCs w:val="18"/>
                                       </w:rPr>
                                       <m:t>μ</m:t>
                                     </m:r>
+                                    <m:ctrlPr>
+                                      <w:rPr>
+                                        <w:rFonts w:ascii="Cambria Math" w:hAnsi="Cambria Math"/>
+                                        <w:i/>
+                                        <w:sz w:val="18"/>
+                                        <w:szCs w:val="18"/>
+                                      </w:rPr>
+                                    </m:ctrlPr>
                                   </m:e>
                                   <m:sub>
                                     <m:r>
+                                      <m:rPr/>
                                       <w:rPr>
                                         <w:rFonts w:ascii="Cambria Math" w:hAnsi="Cambria Math"/>
                                         <w:sz w:val="18"/>
@@ -2110,9 +3326,18 @@
                                       </w:rPr>
                                       <m:t>4v4</m:t>
                                     </m:r>
+                                    <m:ctrlPr>
+                                      <w:rPr>
+                                        <w:rFonts w:ascii="Cambria Math" w:hAnsi="Cambria Math"/>
+                                        <w:i/>
+                                        <w:sz w:val="18"/>
+                                        <w:szCs w:val="18"/>
+                                      </w:rPr>
+                                    </m:ctrlPr>
                                   </m:sub>
                                 </m:sSub>
                                 <m:r>
+                                  <m:rPr/>
                                   <w:rPr>
                                     <w:rFonts w:ascii="Cambria Math" w:hAnsi="Cambria Math"/>
                                     <w:sz w:val="18"/>
@@ -2120,6 +3345,14 @@
                                   </w:rPr>
                                   <m:t>(x)</m:t>
                                 </m:r>
+                                <m:ctrlPr>
+                                  <w:rPr>
+                                    <w:rFonts w:ascii="Cambria Math" w:hAnsi="Cambria Math"/>
+                                    <w:i/>
+                                    <w:sz w:val="18"/>
+                                    <w:szCs w:val="18"/>
+                                  </w:rPr>
+                                </m:ctrlPr>
                               </m:e>
                             </m:mr>
                             <m:mr>
@@ -2137,16 +3370,26 @@
                                   </m:sSubPr>
                                   <m:e>
                                     <m:r>
-                                      <w:rPr>
-                                        <w:rFonts w:ascii="Cambria Math" w:hAnsi="Cambria Math" w:hint="eastAsia"/>
+                                      <m:rPr/>
+                                      <w:rPr>
+                                        <w:rFonts w:hint="eastAsia" w:ascii="Cambria Math" w:hAnsi="Cambria Math"/>
                                         <w:sz w:val="18"/>
                                         <w:szCs w:val="18"/>
                                       </w:rPr>
                                       <m:t>μ</m:t>
                                     </m:r>
+                                    <m:ctrlPr>
+                                      <w:rPr>
+                                        <w:rFonts w:ascii="Cambria Math" w:hAnsi="Cambria Math"/>
+                                        <w:i/>
+                                        <w:sz w:val="18"/>
+                                        <w:szCs w:val="18"/>
+                                      </w:rPr>
+                                    </m:ctrlPr>
                                   </m:e>
                                   <m:sub>
                                     <m:r>
+                                      <m:rPr/>
                                       <w:rPr>
                                         <w:rFonts w:ascii="Cambria Math" w:hAnsi="Cambria Math"/>
                                         <w:sz w:val="18"/>
@@ -2154,9 +3397,18 @@
                                       </w:rPr>
                                       <m:t>5v4</m:t>
                                     </m:r>
+                                    <m:ctrlPr>
+                                      <w:rPr>
+                                        <w:rFonts w:ascii="Cambria Math" w:hAnsi="Cambria Math"/>
+                                        <w:i/>
+                                        <w:sz w:val="18"/>
+                                        <w:szCs w:val="18"/>
+                                      </w:rPr>
+                                    </m:ctrlPr>
                                   </m:sub>
                                 </m:sSub>
                                 <m:r>
+                                  <m:rPr/>
                                   <w:rPr>
                                     <w:rFonts w:ascii="Cambria Math" w:hAnsi="Cambria Math"/>
                                     <w:sz w:val="18"/>
@@ -2164,15 +3416,40 @@
                                   </w:rPr>
                                   <m:t>(x)</m:t>
                                 </m:r>
+                                <m:ctrlPr>
+                                  <w:rPr>
+                                    <w:rFonts w:ascii="Cambria Math" w:hAnsi="Cambria Math"/>
+                                    <w:i/>
+                                    <w:sz w:val="18"/>
+                                    <w:szCs w:val="18"/>
+                                  </w:rPr>
+                                </m:ctrlPr>
                               </m:e>
                             </m:mr>
                           </m:m>
+                          <m:ctrlPr>
+                            <w:rPr>
+                              <w:rFonts w:ascii="Cambria Math" w:hAnsi="Cambria Math"/>
+                              <w:i/>
+                              <w:sz w:val="18"/>
+                              <w:szCs w:val="18"/>
+                            </w:rPr>
+                          </m:ctrlPr>
                         </m:e>
                       </m:mr>
                     </m:m>
+                    <m:ctrlPr>
+                      <w:rPr>
+                        <w:rFonts w:ascii="Cambria Math" w:hAnsi="Cambria Math"/>
+                        <w:i/>
+                        <w:sz w:val="18"/>
+                        <w:szCs w:val="18"/>
+                      </w:rPr>
+                    </m:ctrlPr>
                   </m:e>
                 </m:d>
                 <m:r>
+                  <m:rPr/>
                   <w:rPr>
                     <w:rFonts w:ascii="Cambria Math" w:hAnsi="Cambria Math"/>
                     <w:sz w:val="18"/>
@@ -2186,7 +3463,7 @@
                     <m:endChr m:val="]"/>
                     <m:ctrlPr>
                       <w:rPr>
-                        <w:rFonts w:ascii="Cambria Math" w:eastAsiaTheme="minorEastAsia" w:hAnsi="Cambria Math" w:cstheme="minorBidi"/>
+                        <w:rFonts w:ascii="Cambria Math" w:hAnsi="Cambria Math" w:eastAsiaTheme="minorEastAsia" w:cstheme="minorBidi"/>
                         <w:i/>
                         <w:sz w:val="18"/>
                         <w:szCs w:val="18"/>
@@ -2196,7 +3473,6 @@
                   <m:e>
                     <m:m>
                       <m:mPr>
-                        <m:plcHide m:val="1"/>
                         <m:mcs>
                           <m:mc>
                             <m:mcPr>
@@ -2205,6 +3481,7 @@
                             </m:mcPr>
                           </m:mc>
                         </m:mcs>
+                        <m:plcHide m:val="1"/>
                         <m:ctrlPr>
                           <w:rPr>
                             <w:rFonts w:ascii="Cambria Math" w:hAnsi="Cambria Math"/>
@@ -2216,6 +3493,7 @@
                       <m:mr>
                         <m:e>
                           <m:r>
+                            <m:rPr/>
                             <w:rPr>
                               <w:rFonts w:ascii="Cambria Math" w:hAnsi="Cambria Math"/>
                               <w:sz w:val="18"/>
@@ -2223,9 +3501,17 @@
                             </w:rPr>
                             <m:t>01.00</m:t>
                           </m:r>
+                          <m:ctrlPr>
+                            <w:rPr>
+                              <w:rFonts w:ascii="Cambria Math" w:hAnsi="Cambria Math"/>
+                              <w:sz w:val="18"/>
+                              <w:szCs w:val="18"/>
+                            </w:rPr>
+                          </m:ctrlPr>
                         </m:e>
                         <m:e>
                           <m:r>
+                            <m:rPr/>
                             <w:rPr>
                               <w:rFonts w:ascii="Cambria Math" w:hAnsi="Cambria Math"/>
                               <w:sz w:val="18"/>
@@ -2233,9 +3519,17 @@
                             </w:rPr>
                             <m:t>01.00</m:t>
                           </m:r>
+                          <m:ctrlPr>
+                            <w:rPr>
+                              <w:rFonts w:ascii="Cambria Math" w:hAnsi="Cambria Math"/>
+                              <w:sz w:val="18"/>
+                              <w:szCs w:val="18"/>
+                            </w:rPr>
+                          </m:ctrlPr>
                         </m:e>
                         <m:e>
                           <m:r>
+                            <m:rPr/>
                             <w:rPr>
                               <w:rFonts w:ascii="Cambria Math" w:hAnsi="Cambria Math"/>
                               <w:sz w:val="18"/>
@@ -2243,9 +3537,17 @@
                             </w:rPr>
                             <m:t>01.00</m:t>
                           </m:r>
+                          <m:ctrlPr>
+                            <w:rPr>
+                              <w:rFonts w:ascii="Cambria Math" w:hAnsi="Cambria Math"/>
+                              <w:sz w:val="18"/>
+                              <w:szCs w:val="18"/>
+                            </w:rPr>
+                          </m:ctrlPr>
                         </m:e>
                         <m:e>
                           <m:r>
+                            <m:rPr/>
                             <w:rPr>
                               <w:rFonts w:ascii="Cambria Math" w:hAnsi="Cambria Math"/>
                               <w:sz w:val="18"/>
@@ -2253,11 +3555,19 @@
                             </w:rPr>
                             <m:t>01.00</m:t>
                           </m:r>
+                          <m:ctrlPr>
+                            <w:rPr>
+                              <w:rFonts w:ascii="Cambria Math" w:hAnsi="Cambria Math"/>
+                              <w:sz w:val="18"/>
+                              <w:szCs w:val="18"/>
+                            </w:rPr>
+                          </m:ctrlPr>
                         </m:e>
                       </m:mr>
                       <m:mr>
                         <m:e>
                           <m:r>
+                            <m:rPr/>
                             <w:rPr>
                               <w:rFonts w:ascii="Cambria Math" w:hAnsi="Cambria Math"/>
                               <w:sz w:val="18"/>
@@ -2265,9 +3575,17 @@
                             </w:rPr>
                             <m:t>01.00</m:t>
                           </m:r>
+                          <m:ctrlPr>
+                            <w:rPr>
+                              <w:rFonts w:ascii="Cambria Math" w:hAnsi="Cambria Math"/>
+                              <w:sz w:val="18"/>
+                              <w:szCs w:val="18"/>
+                            </w:rPr>
+                          </m:ctrlPr>
                         </m:e>
                         <m:e>
                           <m:r>
+                            <m:rPr/>
                             <w:rPr>
                               <w:rFonts w:ascii="Cambria Math" w:hAnsi="Cambria Math"/>
                               <w:sz w:val="18"/>
@@ -2275,9 +3593,17 @@
                             </w:rPr>
                             <m:t>01.00</m:t>
                           </m:r>
+                          <m:ctrlPr>
+                            <w:rPr>
+                              <w:rFonts w:ascii="Cambria Math" w:hAnsi="Cambria Math"/>
+                              <w:sz w:val="18"/>
+                              <w:szCs w:val="18"/>
+                            </w:rPr>
+                          </m:ctrlPr>
                         </m:e>
                         <m:e>
                           <m:r>
+                            <m:rPr/>
                             <w:rPr>
                               <w:rFonts w:ascii="Cambria Math" w:hAnsi="Cambria Math"/>
                               <w:sz w:val="18"/>
@@ -2285,9 +3611,17 @@
                             </w:rPr>
                             <m:t>01.00</m:t>
                           </m:r>
+                          <m:ctrlPr>
+                            <w:rPr>
+                              <w:rFonts w:ascii="Cambria Math" w:hAnsi="Cambria Math"/>
+                              <w:sz w:val="18"/>
+                              <w:szCs w:val="18"/>
+                            </w:rPr>
+                          </m:ctrlPr>
                         </m:e>
                         <m:e>
                           <m:r>
+                            <m:rPr/>
                             <w:rPr>
                               <w:rFonts w:ascii="Cambria Math" w:hAnsi="Cambria Math"/>
                               <w:sz w:val="18"/>
@@ -2295,11 +3629,19 @@
                             </w:rPr>
                             <m:t>01.00</m:t>
                           </m:r>
+                          <m:ctrlPr>
+                            <w:rPr>
+                              <w:rFonts w:ascii="Cambria Math" w:hAnsi="Cambria Math"/>
+                              <w:sz w:val="18"/>
+                              <w:szCs w:val="18"/>
+                            </w:rPr>
+                          </m:ctrlPr>
                         </m:e>
                       </m:mr>
                       <m:mr>
                         <m:e>
                           <m:r>
+                            <m:rPr/>
                             <w:rPr>
                               <w:rFonts w:ascii="Cambria Math" w:hAnsi="Cambria Math"/>
                               <w:sz w:val="18"/>
@@ -2307,9 +3649,17 @@
                             </w:rPr>
                             <m:t>01.00</m:t>
                           </m:r>
+                          <m:ctrlPr>
+                            <w:rPr>
+                              <w:rFonts w:ascii="Cambria Math" w:hAnsi="Cambria Math"/>
+                              <w:sz w:val="18"/>
+                              <w:szCs w:val="18"/>
+                            </w:rPr>
+                          </m:ctrlPr>
                         </m:e>
                         <m:e>
                           <m:r>
+                            <m:rPr/>
                             <w:rPr>
                               <w:rFonts w:ascii="Cambria Math" w:hAnsi="Cambria Math"/>
                               <w:sz w:val="18"/>
@@ -2317,9 +3667,17 @@
                             </w:rPr>
                             <m:t>01.00</m:t>
                           </m:r>
+                          <m:ctrlPr>
+                            <w:rPr>
+                              <w:rFonts w:ascii="Cambria Math" w:hAnsi="Cambria Math"/>
+                              <w:sz w:val="18"/>
+                              <w:szCs w:val="18"/>
+                            </w:rPr>
+                          </m:ctrlPr>
                         </m:e>
                         <m:e>
                           <m:r>
+                            <m:rPr/>
                             <w:rPr>
                               <w:rFonts w:ascii="Cambria Math" w:hAnsi="Cambria Math"/>
                               <w:sz w:val="18"/>
@@ -2327,9 +3685,17 @@
                             </w:rPr>
                             <m:t>01.00</m:t>
                           </m:r>
+                          <m:ctrlPr>
+                            <w:rPr>
+                              <w:rFonts w:ascii="Cambria Math" w:hAnsi="Cambria Math"/>
+                              <w:sz w:val="18"/>
+                              <w:szCs w:val="18"/>
+                            </w:rPr>
+                          </m:ctrlPr>
                         </m:e>
                         <m:e>
                           <m:r>
+                            <m:rPr/>
                             <w:rPr>
                               <w:rFonts w:ascii="Cambria Math" w:hAnsi="Cambria Math"/>
                               <w:sz w:val="18"/>
@@ -2337,11 +3703,19 @@
                             </w:rPr>
                             <m:t>01.00</m:t>
                           </m:r>
+                          <m:ctrlPr>
+                            <w:rPr>
+                              <w:rFonts w:ascii="Cambria Math" w:hAnsi="Cambria Math"/>
+                              <w:sz w:val="18"/>
+                              <w:szCs w:val="18"/>
+                            </w:rPr>
+                          </m:ctrlPr>
                         </m:e>
                       </m:mr>
                       <m:mr>
                         <m:e>
                           <m:r>
+                            <m:rPr/>
                             <w:rPr>
                               <w:rFonts w:ascii="Cambria Math" w:hAnsi="Cambria Math"/>
                               <w:sz w:val="18"/>
@@ -2349,9 +3723,17 @@
                             </w:rPr>
                             <m:t>01.00</m:t>
                           </m:r>
+                          <m:ctrlPr>
+                            <w:rPr>
+                              <w:rFonts w:ascii="Cambria Math" w:hAnsi="Cambria Math"/>
+                              <w:sz w:val="18"/>
+                              <w:szCs w:val="18"/>
+                            </w:rPr>
+                          </m:ctrlPr>
                         </m:e>
                         <m:e>
                           <m:r>
+                            <m:rPr/>
                             <w:rPr>
                               <w:rFonts w:ascii="Cambria Math" w:hAnsi="Cambria Math"/>
                               <w:sz w:val="18"/>
@@ -2359,9 +3741,17 @@
                             </w:rPr>
                             <m:t>01.00</m:t>
                           </m:r>
+                          <m:ctrlPr>
+                            <w:rPr>
+                              <w:rFonts w:ascii="Cambria Math" w:hAnsi="Cambria Math"/>
+                              <w:sz w:val="18"/>
+                              <w:szCs w:val="18"/>
+                            </w:rPr>
+                          </m:ctrlPr>
                         </m:e>
                         <m:e>
                           <m:r>
+                            <m:rPr/>
                             <w:rPr>
                               <w:rFonts w:ascii="Cambria Math" w:hAnsi="Cambria Math"/>
                               <w:sz w:val="18"/>
@@ -2369,9 +3759,17 @@
                             </w:rPr>
                             <m:t>01.00</m:t>
                           </m:r>
+                          <m:ctrlPr>
+                            <w:rPr>
+                              <w:rFonts w:ascii="Cambria Math" w:hAnsi="Cambria Math"/>
+                              <w:sz w:val="18"/>
+                              <w:szCs w:val="18"/>
+                            </w:rPr>
+                          </m:ctrlPr>
                         </m:e>
                         <m:e>
                           <m:r>
+                            <m:rPr/>
                             <w:rPr>
                               <w:rFonts w:ascii="Cambria Math" w:hAnsi="Cambria Math"/>
                               <w:sz w:val="18"/>
@@ -2379,11 +3777,19 @@
                             </w:rPr>
                             <m:t>01.00</m:t>
                           </m:r>
+                          <m:ctrlPr>
+                            <w:rPr>
+                              <w:rFonts w:ascii="Cambria Math" w:hAnsi="Cambria Math"/>
+                              <w:sz w:val="18"/>
+                              <w:szCs w:val="18"/>
+                            </w:rPr>
+                          </m:ctrlPr>
                         </m:e>
                       </m:mr>
                       <m:mr>
                         <m:e>
                           <m:r>
+                            <m:rPr/>
                             <w:rPr>
                               <w:rFonts w:ascii="Cambria Math" w:hAnsi="Cambria Math"/>
                               <w:sz w:val="18"/>
@@ -2391,9 +3797,17 @@
                             </w:rPr>
                             <m:t>01.00</m:t>
                           </m:r>
+                          <m:ctrlPr>
+                            <w:rPr>
+                              <w:rFonts w:ascii="Cambria Math" w:hAnsi="Cambria Math"/>
+                              <w:sz w:val="18"/>
+                              <w:szCs w:val="18"/>
+                            </w:rPr>
+                          </m:ctrlPr>
                         </m:e>
                         <m:e>
                           <m:r>
+                            <m:rPr/>
                             <w:rPr>
                               <w:rFonts w:ascii="Cambria Math" w:hAnsi="Cambria Math"/>
                               <w:sz w:val="18"/>
@@ -2401,9 +3815,17 @@
                             </w:rPr>
                             <m:t>01.00</m:t>
                           </m:r>
+                          <m:ctrlPr>
+                            <w:rPr>
+                              <w:rFonts w:ascii="Cambria Math" w:hAnsi="Cambria Math"/>
+                              <w:sz w:val="18"/>
+                              <w:szCs w:val="18"/>
+                            </w:rPr>
+                          </m:ctrlPr>
                         </m:e>
                         <m:e>
                           <m:r>
+                            <m:rPr/>
                             <w:rPr>
                               <w:rFonts w:ascii="Cambria Math" w:hAnsi="Cambria Math"/>
                               <w:sz w:val="18"/>
@@ -2411,9 +3833,17 @@
                             </w:rPr>
                             <m:t>01.00</m:t>
                           </m:r>
+                          <m:ctrlPr>
+                            <w:rPr>
+                              <w:rFonts w:ascii="Cambria Math" w:hAnsi="Cambria Math"/>
+                              <w:sz w:val="18"/>
+                              <w:szCs w:val="18"/>
+                            </w:rPr>
+                          </m:ctrlPr>
                         </m:e>
                         <m:e>
                           <m:r>
+                            <m:rPr/>
                             <w:rPr>
                               <w:rFonts w:ascii="Cambria Math" w:hAnsi="Cambria Math"/>
                               <w:sz w:val="18"/>
@@ -2421,9 +3851,24 @@
                             </w:rPr>
                             <m:t>01.00</m:t>
                           </m:r>
+                          <m:ctrlPr>
+                            <w:rPr>
+                              <w:rFonts w:ascii="Cambria Math" w:hAnsi="Cambria Math"/>
+                              <w:sz w:val="18"/>
+                              <w:szCs w:val="18"/>
+                            </w:rPr>
+                          </m:ctrlPr>
                         </m:e>
                       </m:mr>
                     </m:m>
+                    <m:ctrlPr>
+                      <w:rPr>
+                        <w:rFonts w:ascii="Cambria Math" w:hAnsi="Cambria Math" w:eastAsiaTheme="minorEastAsia" w:cstheme="minorBidi"/>
+                        <w:i/>
+                        <w:sz w:val="18"/>
+                        <w:szCs w:val="18"/>
+                      </w:rPr>
+                    </m:ctrlPr>
                   </m:e>
                 </m:d>
               </m:oMath>
@@ -2431,7 +3876,7 @@
           </w:p>
           <w:p>
             <w:pPr>
-              <w:pStyle w:val="a7"/>
+              <w:pStyle w:val="8"/>
               <w:numPr>
                 <w:ilvl w:val="0"/>
                 <w:numId w:val="1"/>
@@ -2453,16 +3898,26 @@
           </w:p>
           <w:p>
             <w:pPr>
-              <w:ind w:leftChars="216" w:left="454"/>
+              <w:ind w:left="454" w:leftChars="216"/>
               <w:rPr>
                 <w:color w:val="000000" w:themeColor="text1"/>
                 <w:szCs w:val="21"/>
+                <w14:textFill>
+                  <w14:solidFill>
+                    <w14:schemeClr w14:val="tx1"/>
+                  </w14:solidFill>
+                </w14:textFill>
               </w:rPr>
             </w:pPr>
             <w:r>
               <w:rPr>
                 <w:color w:val="000000" w:themeColor="text1"/>
                 <w:szCs w:val="21"/>
+                <w14:textFill>
+                  <w14:solidFill>
+                    <w14:schemeClr w14:val="tx1"/>
+                  </w14:solidFill>
+                </w14:textFill>
               </w:rPr>
               <w:t>1</w:t>
             </w:r>
@@ -2471,6 +3926,11 @@
                 <w:rFonts w:hint="eastAsia"/>
                 <w:color w:val="000000" w:themeColor="text1"/>
                 <w:szCs w:val="21"/>
+                <w14:textFill>
+                  <w14:solidFill>
+                    <w14:schemeClr w14:val="tx1"/>
+                  </w14:solidFill>
+                </w14:textFill>
               </w:rPr>
               <w:t>、判断矩阵</w:t>
             </w:r>
@@ -2478,27 +3938,43 @@
               <w:rPr>
                 <w:color w:val="000000" w:themeColor="text1"/>
                 <w:szCs w:val="21"/>
+                <w14:textFill>
+                  <w14:solidFill>
+                    <w14:schemeClr w14:val="tx1"/>
+                  </w14:solidFill>
+                </w14:textFill>
               </w:rPr>
               <w:t>:</w:t>
             </w:r>
           </w:p>
           <w:p>
             <w:pPr>
-              <w:ind w:leftChars="216" w:left="454"/>
+              <w:ind w:left="454" w:leftChars="216"/>
               <w:rPr>
                 <w:color w:val="000000" w:themeColor="text1"/>
                 <w:sz w:val="18"/>
                 <w:szCs w:val="18"/>
+                <w14:textFill>
+                  <w14:solidFill>
+                    <w14:schemeClr w14:val="tx1"/>
+                  </w14:solidFill>
+                </w14:textFill>
               </w:rPr>
             </w:pPr>
             <m:oMathPara>
               <m:oMath>
                 <m:r>
+                  <m:rPr/>
                   <w:rPr>
                     <w:rFonts w:ascii="Cambria Math" w:hAnsi="Cambria Math"/>
                     <w:color w:val="000000" w:themeColor="text1"/>
                     <w:sz w:val="18"/>
                     <w:szCs w:val="18"/>
+                    <w14:textFill>
+                      <w14:solidFill>
+                        <w14:schemeClr w14:val="tx1"/>
+                      </w14:solidFill>
+                    </w14:textFill>
                   </w:rPr>
                   <m:t>B=[</m:t>
                 </m:r>
@@ -2510,38 +3986,87 @@
                         <w:color w:val="000000" w:themeColor="text1"/>
                         <w:sz w:val="18"/>
                         <w:szCs w:val="18"/>
+                        <w14:textFill>
+                          <w14:solidFill>
+                            <w14:schemeClr w14:val="tx1"/>
+                          </w14:solidFill>
+                        </w14:textFill>
                       </w:rPr>
                     </m:ctrlPr>
                   </m:sSubPr>
                   <m:e>
                     <m:r>
+                      <m:rPr/>
                       <w:rPr>
                         <w:rFonts w:ascii="Cambria Math" w:hAnsi="Cambria Math"/>
                         <w:color w:val="000000" w:themeColor="text1"/>
                         <w:sz w:val="18"/>
                         <w:szCs w:val="18"/>
+                        <w14:textFill>
+                          <w14:solidFill>
+                            <w14:schemeClr w14:val="tx1"/>
+                          </w14:solidFill>
+                        </w14:textFill>
                       </w:rPr>
                       <m:t>b</m:t>
                     </m:r>
-                  </m:e>
-                  <m:sub>
-                    <m:r>
+                    <m:ctrlPr>
                       <w:rPr>
                         <w:rFonts w:ascii="Cambria Math" w:hAnsi="Cambria Math"/>
                         <w:color w:val="000000" w:themeColor="text1"/>
                         <w:sz w:val="18"/>
                         <w:szCs w:val="18"/>
+                        <w14:textFill>
+                          <w14:solidFill>
+                            <w14:schemeClr w14:val="tx1"/>
+                          </w14:solidFill>
+                        </w14:textFill>
+                      </w:rPr>
+                    </m:ctrlPr>
+                  </m:e>
+                  <m:sub>
+                    <m:r>
+                      <m:rPr/>
+                      <w:rPr>
+                        <w:rFonts w:ascii="Cambria Math" w:hAnsi="Cambria Math"/>
+                        <w:color w:val="000000" w:themeColor="text1"/>
+                        <w:sz w:val="18"/>
+                        <w:szCs w:val="18"/>
+                        <w14:textFill>
+                          <w14:solidFill>
+                            <w14:schemeClr w14:val="tx1"/>
+                          </w14:solidFill>
+                        </w14:textFill>
                       </w:rPr>
                       <m:t>ij</m:t>
                     </m:r>
+                    <m:ctrlPr>
+                      <w:rPr>
+                        <w:rFonts w:ascii="Cambria Math" w:hAnsi="Cambria Math"/>
+                        <w:color w:val="000000" w:themeColor="text1"/>
+                        <w:sz w:val="18"/>
+                        <w:szCs w:val="18"/>
+                        <w14:textFill>
+                          <w14:solidFill>
+                            <w14:schemeClr w14:val="tx1"/>
+                          </w14:solidFill>
+                        </w14:textFill>
+                      </w:rPr>
+                    </m:ctrlPr>
                   </m:sub>
                 </m:sSub>
                 <m:r>
+                  <m:rPr/>
                   <w:rPr>
                     <w:rFonts w:ascii="Cambria Math" w:hAnsi="Cambria Math"/>
                     <w:color w:val="000000" w:themeColor="text1"/>
                     <w:sz w:val="18"/>
                     <w:szCs w:val="18"/>
+                    <w14:textFill>
+                      <w14:solidFill>
+                        <w14:schemeClr w14:val="tx1"/>
+                      </w14:solidFill>
+                    </w14:textFill>
                   </w:rPr>
                   <m:t>]=</m:t>
                 </m:r>
@@ -2551,18 +4076,22 @@
                     <m:endChr m:val="]"/>
                     <m:ctrlPr>
                       <w:rPr>
-                        <w:rFonts w:ascii="Cambria Math" w:eastAsiaTheme="minorEastAsia" w:hAnsi="Cambria Math" w:cstheme="minorBidi"/>
+                        <w:rFonts w:ascii="Cambria Math" w:hAnsi="Cambria Math" w:eastAsiaTheme="minorEastAsia" w:cstheme="minorBidi"/>
                         <w:i/>
                         <w:color w:val="000000" w:themeColor="text1"/>
                         <w:sz w:val="18"/>
                         <w:szCs w:val="18"/>
+                        <w14:textFill>
+                          <w14:solidFill>
+                            <w14:schemeClr w14:val="tx1"/>
+                          </w14:solidFill>
+                        </w14:textFill>
                       </w:rPr>
                     </m:ctrlPr>
                   </m:dPr>
                   <m:e>
                     <m:m>
                       <m:mPr>
-                        <m:plcHide m:val="1"/>
                         <m:mcs>
                           <m:mc>
                             <m:mcPr>
@@ -2571,12 +4100,18 @@
                             </m:mcPr>
                           </m:mc>
                         </m:mcs>
+                        <m:plcHide m:val="1"/>
                         <m:ctrlPr>
                           <w:rPr>
                             <w:rFonts w:ascii="Cambria Math" w:hAnsi="Cambria Math"/>
                             <w:color w:val="000000" w:themeColor="text1"/>
                             <w:sz w:val="18"/>
                             <w:szCs w:val="18"/>
+                            <w14:textFill>
+                              <w14:solidFill>
+                                <w14:schemeClr w14:val="tx1"/>
+                              </w14:solidFill>
+                            </w14:textFill>
                           </w:rPr>
                         </m:ctrlPr>
                       </m:mPr>
@@ -2590,32 +4125,88 @@
                                   <w:color w:val="000000" w:themeColor="text1"/>
                                   <w:sz w:val="18"/>
                                   <w:szCs w:val="18"/>
+                                  <w14:textFill>
+                                    <w14:solidFill>
+                                      <w14:schemeClr w14:val="tx1"/>
+                                    </w14:solidFill>
+                                  </w14:textFill>
                                 </w:rPr>
                               </m:ctrlPr>
                             </m:sSubPr>
                             <m:e>
                               <m:r>
-                                <w:rPr>
-                                  <w:rFonts w:ascii="Cambria Math" w:hAnsi="Cambria Math"/>
-                                  <w:color w:val="000000" w:themeColor="text1"/>
-                                  <w:sz w:val="18"/>
-                                  <w:szCs w:val="18"/>
+                                <m:rPr/>
+                                <w:rPr>
+                                  <w:rFonts w:ascii="Cambria Math" w:hAnsi="Cambria Math"/>
+                                  <w:color w:val="000000" w:themeColor="text1"/>
+                                  <w:sz w:val="18"/>
+                                  <w:szCs w:val="18"/>
+                                  <w14:textFill>
+                                    <w14:solidFill>
+                                      <w14:schemeClr w14:val="tx1"/>
+                                    </w14:solidFill>
+                                  </w14:textFill>
                                 </w:rPr>
                                 <m:t>b</m:t>
                               </m:r>
+                              <m:ctrlPr>
+                                <w:rPr>
+                                  <w:rFonts w:ascii="Cambria Math" w:hAnsi="Cambria Math"/>
+                                  <w:color w:val="000000" w:themeColor="text1"/>
+                                  <w:sz w:val="18"/>
+                                  <w:szCs w:val="18"/>
+                                  <w14:textFill>
+                                    <w14:solidFill>
+                                      <w14:schemeClr w14:val="tx1"/>
+                                    </w14:solidFill>
+                                  </w14:textFill>
+                                </w:rPr>
+                              </m:ctrlPr>
                             </m:e>
                             <m:sub>
                               <m:r>
-                                <w:rPr>
-                                  <w:rFonts w:ascii="Cambria Math" w:hAnsi="Cambria Math"/>
-                                  <w:color w:val="000000" w:themeColor="text1"/>
-                                  <w:sz w:val="18"/>
-                                  <w:szCs w:val="18"/>
+                                <m:rPr/>
+                                <w:rPr>
+                                  <w:rFonts w:ascii="Cambria Math" w:hAnsi="Cambria Math"/>
+                                  <w:color w:val="000000" w:themeColor="text1"/>
+                                  <w:sz w:val="18"/>
+                                  <w:szCs w:val="18"/>
+                                  <w14:textFill>
+                                    <w14:solidFill>
+                                      <w14:schemeClr w14:val="tx1"/>
+                                    </w14:solidFill>
+                                  </w14:textFill>
                                 </w:rPr>
                                 <m:t>11</m:t>
                               </m:r>
+                              <m:ctrlPr>
+                                <w:rPr>
+                                  <w:rFonts w:ascii="Cambria Math" w:hAnsi="Cambria Math"/>
+                                  <w:color w:val="000000" w:themeColor="text1"/>
+                                  <w:sz w:val="18"/>
+                                  <w:szCs w:val="18"/>
+                                  <w14:textFill>
+                                    <w14:solidFill>
+                                      <w14:schemeClr w14:val="tx1"/>
+                                    </w14:solidFill>
+                                  </w14:textFill>
+                                </w:rPr>
+                              </m:ctrlPr>
                             </m:sub>
                           </m:sSub>
+                          <m:ctrlPr>
+                            <w:rPr>
+                              <w:rFonts w:ascii="Cambria Math" w:hAnsi="Cambria Math"/>
+                              <w:color w:val="000000" w:themeColor="text1"/>
+                              <w:sz w:val="18"/>
+                              <w:szCs w:val="18"/>
+                              <w14:textFill>
+                                <w14:solidFill>
+                                  <w14:schemeClr w14:val="tx1"/>
+                                </w14:solidFill>
+                              </w14:textFill>
+                            </w:rPr>
+                          </m:ctrlPr>
                         </m:e>
                         <m:e>
                           <m:sSub>
@@ -2626,32 +4217,88 @@
                                   <w:color w:val="000000" w:themeColor="text1"/>
                                   <w:sz w:val="18"/>
                                   <w:szCs w:val="18"/>
+                                  <w14:textFill>
+                                    <w14:solidFill>
+                                      <w14:schemeClr w14:val="tx1"/>
+                                    </w14:solidFill>
+                                  </w14:textFill>
                                 </w:rPr>
                               </m:ctrlPr>
                             </m:sSubPr>
                             <m:e>
                               <m:r>
-                                <w:rPr>
-                                  <w:rFonts w:ascii="Cambria Math" w:hAnsi="Cambria Math"/>
-                                  <w:color w:val="000000" w:themeColor="text1"/>
-                                  <w:sz w:val="18"/>
-                                  <w:szCs w:val="18"/>
+                                <m:rPr/>
+                                <w:rPr>
+                                  <w:rFonts w:ascii="Cambria Math" w:hAnsi="Cambria Math"/>
+                                  <w:color w:val="000000" w:themeColor="text1"/>
+                                  <w:sz w:val="18"/>
+                                  <w:szCs w:val="18"/>
+                                  <w14:textFill>
+                                    <w14:solidFill>
+                                      <w14:schemeClr w14:val="tx1"/>
+                                    </w14:solidFill>
+                                  </w14:textFill>
                                 </w:rPr>
                                 <m:t>b</m:t>
                               </m:r>
+                              <m:ctrlPr>
+                                <w:rPr>
+                                  <w:rFonts w:ascii="Cambria Math" w:hAnsi="Cambria Math"/>
+                                  <w:color w:val="000000" w:themeColor="text1"/>
+                                  <w:sz w:val="18"/>
+                                  <w:szCs w:val="18"/>
+                                  <w14:textFill>
+                                    <w14:solidFill>
+                                      <w14:schemeClr w14:val="tx1"/>
+                                    </w14:solidFill>
+                                  </w14:textFill>
+                                </w:rPr>
+                              </m:ctrlPr>
                             </m:e>
                             <m:sub>
                               <m:r>
-                                <w:rPr>
-                                  <w:rFonts w:ascii="Cambria Math" w:hAnsi="Cambria Math"/>
-                                  <w:color w:val="000000" w:themeColor="text1"/>
-                                  <w:sz w:val="18"/>
-                                  <w:szCs w:val="18"/>
+                                <m:rPr/>
+                                <w:rPr>
+                                  <w:rFonts w:ascii="Cambria Math" w:hAnsi="Cambria Math"/>
+                                  <w:color w:val="000000" w:themeColor="text1"/>
+                                  <w:sz w:val="18"/>
+                                  <w:szCs w:val="18"/>
+                                  <w14:textFill>
+                                    <w14:solidFill>
+                                      <w14:schemeClr w14:val="tx1"/>
+                                    </w14:solidFill>
+                                  </w14:textFill>
                                 </w:rPr>
                                 <m:t>12</m:t>
                               </m:r>
+                              <m:ctrlPr>
+                                <w:rPr>
+                                  <w:rFonts w:ascii="Cambria Math" w:hAnsi="Cambria Math"/>
+                                  <w:color w:val="000000" w:themeColor="text1"/>
+                                  <w:sz w:val="18"/>
+                                  <w:szCs w:val="18"/>
+                                  <w14:textFill>
+                                    <w14:solidFill>
+                                      <w14:schemeClr w14:val="tx1"/>
+                                    </w14:solidFill>
+                                  </w14:textFill>
+                                </w:rPr>
+                              </m:ctrlPr>
                             </m:sub>
                           </m:sSub>
+                          <m:ctrlPr>
+                            <w:rPr>
+                              <w:rFonts w:ascii="Cambria Math" w:hAnsi="Cambria Math"/>
+                              <w:color w:val="000000" w:themeColor="text1"/>
+                              <w:sz w:val="18"/>
+                              <w:szCs w:val="18"/>
+                              <w14:textFill>
+                                <w14:solidFill>
+                                  <w14:schemeClr w14:val="tx1"/>
+                                </w14:solidFill>
+                              </w14:textFill>
+                            </w:rPr>
+                          </m:ctrlPr>
                         </m:e>
                         <m:e>
                           <m:sSub>
@@ -2662,32 +4309,88 @@
                                   <w:color w:val="000000" w:themeColor="text1"/>
                                   <w:sz w:val="18"/>
                                   <w:szCs w:val="18"/>
+                                  <w14:textFill>
+                                    <w14:solidFill>
+                                      <w14:schemeClr w14:val="tx1"/>
+                                    </w14:solidFill>
+                                  </w14:textFill>
                                 </w:rPr>
                               </m:ctrlPr>
                             </m:sSubPr>
                             <m:e>
                               <m:r>
-                                <w:rPr>
-                                  <w:rFonts w:ascii="Cambria Math" w:hAnsi="Cambria Math"/>
-                                  <w:color w:val="000000" w:themeColor="text1"/>
-                                  <w:sz w:val="18"/>
-                                  <w:szCs w:val="18"/>
+                                <m:rPr/>
+                                <w:rPr>
+                                  <w:rFonts w:ascii="Cambria Math" w:hAnsi="Cambria Math"/>
+                                  <w:color w:val="000000" w:themeColor="text1"/>
+                                  <w:sz w:val="18"/>
+                                  <w:szCs w:val="18"/>
+                                  <w14:textFill>
+                                    <w14:solidFill>
+                                      <w14:schemeClr w14:val="tx1"/>
+                                    </w14:solidFill>
+                                  </w14:textFill>
                                 </w:rPr>
                                 <m:t>b</m:t>
                               </m:r>
+                              <m:ctrlPr>
+                                <w:rPr>
+                                  <w:rFonts w:ascii="Cambria Math" w:hAnsi="Cambria Math"/>
+                                  <w:color w:val="000000" w:themeColor="text1"/>
+                                  <w:sz w:val="18"/>
+                                  <w:szCs w:val="18"/>
+                                  <w14:textFill>
+                                    <w14:solidFill>
+                                      <w14:schemeClr w14:val="tx1"/>
+                                    </w14:solidFill>
+                                  </w14:textFill>
+                                </w:rPr>
+                              </m:ctrlPr>
                             </m:e>
                             <m:sub>
                               <m:r>
-                                <w:rPr>
-                                  <w:rFonts w:ascii="Cambria Math" w:hAnsi="Cambria Math"/>
-                                  <w:color w:val="000000" w:themeColor="text1"/>
-                                  <w:sz w:val="18"/>
-                                  <w:szCs w:val="18"/>
+                                <m:rPr/>
+                                <w:rPr>
+                                  <w:rFonts w:ascii="Cambria Math" w:hAnsi="Cambria Math"/>
+                                  <w:color w:val="000000" w:themeColor="text1"/>
+                                  <w:sz w:val="18"/>
+                                  <w:szCs w:val="18"/>
+                                  <w14:textFill>
+                                    <w14:solidFill>
+                                      <w14:schemeClr w14:val="tx1"/>
+                                    </w14:solidFill>
+                                  </w14:textFill>
                                 </w:rPr>
                                 <m:t>13</m:t>
                               </m:r>
+                              <m:ctrlPr>
+                                <w:rPr>
+                                  <w:rFonts w:ascii="Cambria Math" w:hAnsi="Cambria Math"/>
+                                  <w:color w:val="000000" w:themeColor="text1"/>
+                                  <w:sz w:val="18"/>
+                                  <w:szCs w:val="18"/>
+                                  <w14:textFill>
+                                    <w14:solidFill>
+                                      <w14:schemeClr w14:val="tx1"/>
+                                    </w14:solidFill>
+                                  </w14:textFill>
+                                </w:rPr>
+                              </m:ctrlPr>
                             </m:sub>
                           </m:sSub>
+                          <m:ctrlPr>
+                            <w:rPr>
+                              <w:rFonts w:ascii="Cambria Math" w:hAnsi="Cambria Math"/>
+                              <w:color w:val="000000" w:themeColor="text1"/>
+                              <w:sz w:val="18"/>
+                              <w:szCs w:val="18"/>
+                              <w14:textFill>
+                                <w14:solidFill>
+                                  <w14:schemeClr w14:val="tx1"/>
+                                </w14:solidFill>
+                              </w14:textFill>
+                            </w:rPr>
+                          </m:ctrlPr>
                         </m:e>
                         <m:e>
                           <m:sSub>
@@ -2698,32 +4401,88 @@
                                   <w:color w:val="000000" w:themeColor="text1"/>
                                   <w:sz w:val="18"/>
                                   <w:szCs w:val="18"/>
+                                  <w14:textFill>
+                                    <w14:solidFill>
+                                      <w14:schemeClr w14:val="tx1"/>
+                                    </w14:solidFill>
+                                  </w14:textFill>
                                 </w:rPr>
                               </m:ctrlPr>
                             </m:sSubPr>
                             <m:e>
                               <m:r>
-                                <w:rPr>
-                                  <w:rFonts w:ascii="Cambria Math" w:hAnsi="Cambria Math"/>
-                                  <w:color w:val="000000" w:themeColor="text1"/>
-                                  <w:sz w:val="18"/>
-                                  <w:szCs w:val="18"/>
+                                <m:rPr/>
+                                <w:rPr>
+                                  <w:rFonts w:ascii="Cambria Math" w:hAnsi="Cambria Math"/>
+                                  <w:color w:val="000000" w:themeColor="text1"/>
+                                  <w:sz w:val="18"/>
+                                  <w:szCs w:val="18"/>
+                                  <w14:textFill>
+                                    <w14:solidFill>
+                                      <w14:schemeClr w14:val="tx1"/>
+                                    </w14:solidFill>
+                                  </w14:textFill>
                                 </w:rPr>
                                 <m:t>b</m:t>
                               </m:r>
+                              <m:ctrlPr>
+                                <w:rPr>
+                                  <w:rFonts w:ascii="Cambria Math" w:hAnsi="Cambria Math"/>
+                                  <w:color w:val="000000" w:themeColor="text1"/>
+                                  <w:sz w:val="18"/>
+                                  <w:szCs w:val="18"/>
+                                  <w14:textFill>
+                                    <w14:solidFill>
+                                      <w14:schemeClr w14:val="tx1"/>
+                                    </w14:solidFill>
+                                  </w14:textFill>
+                                </w:rPr>
+                              </m:ctrlPr>
                             </m:e>
                             <m:sub>
                               <m:r>
-                                <w:rPr>
-                                  <w:rFonts w:ascii="Cambria Math" w:hAnsi="Cambria Math"/>
-                                  <w:color w:val="000000" w:themeColor="text1"/>
-                                  <w:sz w:val="18"/>
-                                  <w:szCs w:val="18"/>
+                                <m:rPr/>
+                                <w:rPr>
+                                  <w:rFonts w:ascii="Cambria Math" w:hAnsi="Cambria Math"/>
+                                  <w:color w:val="000000" w:themeColor="text1"/>
+                                  <w:sz w:val="18"/>
+                                  <w:szCs w:val="18"/>
+                                  <w14:textFill>
+                                    <w14:solidFill>
+                                      <w14:schemeClr w14:val="tx1"/>
+                                    </w14:solidFill>
+                                  </w14:textFill>
                                 </w:rPr>
                                 <m:t>14</m:t>
                               </m:r>
+                              <m:ctrlPr>
+                                <w:rPr>
+                                  <w:rFonts w:ascii="Cambria Math" w:hAnsi="Cambria Math"/>
+                                  <w:color w:val="000000" w:themeColor="text1"/>
+                                  <w:sz w:val="18"/>
+                                  <w:szCs w:val="18"/>
+                                  <w14:textFill>
+                                    <w14:solidFill>
+                                      <w14:schemeClr w14:val="tx1"/>
+                                    </w14:solidFill>
+                                  </w14:textFill>
+                                </w:rPr>
+                              </m:ctrlPr>
                             </m:sub>
                           </m:sSub>
+                          <m:ctrlPr>
+                            <w:rPr>
+                              <w:rFonts w:ascii="Cambria Math" w:hAnsi="Cambria Math"/>
+                              <w:color w:val="000000" w:themeColor="text1"/>
+                              <w:sz w:val="18"/>
+                              <w:szCs w:val="18"/>
+                              <w14:textFill>
+                                <w14:solidFill>
+                                  <w14:schemeClr w14:val="tx1"/>
+                                </w14:solidFill>
+                              </w14:textFill>
+                            </w:rPr>
+                          </m:ctrlPr>
                         </m:e>
                         <m:e>
                           <m:sSub>
@@ -2734,32 +4493,88 @@
                                   <w:color w:val="000000" w:themeColor="text1"/>
                                   <w:sz w:val="18"/>
                                   <w:szCs w:val="18"/>
+                                  <w14:textFill>
+                                    <w14:solidFill>
+                                      <w14:schemeClr w14:val="tx1"/>
+                                    </w14:solidFill>
+                                  </w14:textFill>
                                 </w:rPr>
                               </m:ctrlPr>
                             </m:sSubPr>
                             <m:e>
                               <m:r>
-                                <w:rPr>
-                                  <w:rFonts w:ascii="Cambria Math" w:hAnsi="Cambria Math"/>
-                                  <w:color w:val="000000" w:themeColor="text1"/>
-                                  <w:sz w:val="18"/>
-                                  <w:szCs w:val="18"/>
+                                <m:rPr/>
+                                <w:rPr>
+                                  <w:rFonts w:ascii="Cambria Math" w:hAnsi="Cambria Math"/>
+                                  <w:color w:val="000000" w:themeColor="text1"/>
+                                  <w:sz w:val="18"/>
+                                  <w:szCs w:val="18"/>
+                                  <w14:textFill>
+                                    <w14:solidFill>
+                                      <w14:schemeClr w14:val="tx1"/>
+                                    </w14:solidFill>
+                                  </w14:textFill>
                                 </w:rPr>
                                 <m:t>b</m:t>
                               </m:r>
+                              <m:ctrlPr>
+                                <w:rPr>
+                                  <w:rFonts w:ascii="Cambria Math" w:hAnsi="Cambria Math"/>
+                                  <w:color w:val="000000" w:themeColor="text1"/>
+                                  <w:sz w:val="18"/>
+                                  <w:szCs w:val="18"/>
+                                  <w14:textFill>
+                                    <w14:solidFill>
+                                      <w14:schemeClr w14:val="tx1"/>
+                                    </w14:solidFill>
+                                  </w14:textFill>
+                                </w:rPr>
+                              </m:ctrlPr>
                             </m:e>
                             <m:sub>
                               <m:r>
-                                <w:rPr>
-                                  <w:rFonts w:ascii="Cambria Math" w:hAnsi="Cambria Math"/>
-                                  <w:color w:val="000000" w:themeColor="text1"/>
-                                  <w:sz w:val="18"/>
-                                  <w:szCs w:val="18"/>
+                                <m:rPr/>
+                                <w:rPr>
+                                  <w:rFonts w:ascii="Cambria Math" w:hAnsi="Cambria Math"/>
+                                  <w:color w:val="000000" w:themeColor="text1"/>
+                                  <w:sz w:val="18"/>
+                                  <w:szCs w:val="18"/>
+                                  <w14:textFill>
+                                    <w14:solidFill>
+                                      <w14:schemeClr w14:val="tx1"/>
+                                    </w14:solidFill>
+                                  </w14:textFill>
                                 </w:rPr>
                                 <m:t>15</m:t>
                               </m:r>
+                              <m:ctrlPr>
+                                <w:rPr>
+                                  <w:rFonts w:ascii="Cambria Math" w:hAnsi="Cambria Math"/>
+                                  <w:color w:val="000000" w:themeColor="text1"/>
+                                  <w:sz w:val="18"/>
+                                  <w:szCs w:val="18"/>
+                                  <w14:textFill>
+                                    <w14:solidFill>
+                                      <w14:schemeClr w14:val="tx1"/>
+                                    </w14:solidFill>
+                                  </w14:textFill>
+                                </w:rPr>
+                              </m:ctrlPr>
                             </m:sub>
                           </m:sSub>
+                          <m:ctrlPr>
+                            <w:rPr>
+                              <w:rFonts w:ascii="Cambria Math" w:hAnsi="Cambria Math"/>
+                              <w:color w:val="000000" w:themeColor="text1"/>
+                              <w:sz w:val="18"/>
+                              <w:szCs w:val="18"/>
+                              <w14:textFill>
+                                <w14:solidFill>
+                                  <w14:schemeClr w14:val="tx1"/>
+                                </w14:solidFill>
+                              </w14:textFill>
+                            </w:rPr>
+                          </m:ctrlPr>
                         </m:e>
                       </m:mr>
                       <m:mr>
@@ -2772,32 +4587,88 @@
                                   <w:color w:val="000000" w:themeColor="text1"/>
                                   <w:sz w:val="18"/>
                                   <w:szCs w:val="18"/>
+                                  <w14:textFill>
+                                    <w14:solidFill>
+                                      <w14:schemeClr w14:val="tx1"/>
+                                    </w14:solidFill>
+                                  </w14:textFill>
                                 </w:rPr>
                               </m:ctrlPr>
                             </m:sSubPr>
                             <m:e>
                               <m:r>
-                                <w:rPr>
-                                  <w:rFonts w:ascii="Cambria Math" w:hAnsi="Cambria Math"/>
-                                  <w:color w:val="000000" w:themeColor="text1"/>
-                                  <w:sz w:val="18"/>
-                                  <w:szCs w:val="18"/>
+                                <m:rPr/>
+                                <w:rPr>
+                                  <w:rFonts w:ascii="Cambria Math" w:hAnsi="Cambria Math"/>
+                                  <w:color w:val="000000" w:themeColor="text1"/>
+                                  <w:sz w:val="18"/>
+                                  <w:szCs w:val="18"/>
+                                  <w14:textFill>
+                                    <w14:solidFill>
+                                      <w14:schemeClr w14:val="tx1"/>
+                                    </w14:solidFill>
+                                  </w14:textFill>
                                 </w:rPr>
                                 <m:t>b</m:t>
                               </m:r>
+                              <m:ctrlPr>
+                                <w:rPr>
+                                  <w:rFonts w:ascii="Cambria Math" w:hAnsi="Cambria Math"/>
+                                  <w:color w:val="000000" w:themeColor="text1"/>
+                                  <w:sz w:val="18"/>
+                                  <w:szCs w:val="18"/>
+                                  <w14:textFill>
+                                    <w14:solidFill>
+                                      <w14:schemeClr w14:val="tx1"/>
+                                    </w14:solidFill>
+                                  </w14:textFill>
+                                </w:rPr>
+                              </m:ctrlPr>
                             </m:e>
                             <m:sub>
                               <m:r>
-                                <w:rPr>
-                                  <w:rFonts w:ascii="Cambria Math" w:hAnsi="Cambria Math"/>
-                                  <w:color w:val="000000" w:themeColor="text1"/>
-                                  <w:sz w:val="18"/>
-                                  <w:szCs w:val="18"/>
+                                <m:rPr/>
+                                <w:rPr>
+                                  <w:rFonts w:ascii="Cambria Math" w:hAnsi="Cambria Math"/>
+                                  <w:color w:val="000000" w:themeColor="text1"/>
+                                  <w:sz w:val="18"/>
+                                  <w:szCs w:val="18"/>
+                                  <w14:textFill>
+                                    <w14:solidFill>
+                                      <w14:schemeClr w14:val="tx1"/>
+                                    </w14:solidFill>
+                                  </w14:textFill>
                                 </w:rPr>
                                 <m:t>21</m:t>
                               </m:r>
+                              <m:ctrlPr>
+                                <w:rPr>
+                                  <w:rFonts w:ascii="Cambria Math" w:hAnsi="Cambria Math"/>
+                                  <w:color w:val="000000" w:themeColor="text1"/>
+                                  <w:sz w:val="18"/>
+                                  <w:szCs w:val="18"/>
+                                  <w14:textFill>
+                                    <w14:solidFill>
+                                      <w14:schemeClr w14:val="tx1"/>
+                                    </w14:solidFill>
+                                  </w14:textFill>
+                                </w:rPr>
+                              </m:ctrlPr>
                             </m:sub>
                           </m:sSub>
+                          <m:ctrlPr>
+                            <w:rPr>
+                              <w:rFonts w:ascii="Cambria Math" w:hAnsi="Cambria Math"/>
+                              <w:color w:val="000000" w:themeColor="text1"/>
+                              <w:sz w:val="18"/>
+                              <w:szCs w:val="18"/>
+                              <w14:textFill>
+                                <w14:solidFill>
+                                  <w14:schemeClr w14:val="tx1"/>
+                                </w14:solidFill>
+                              </w14:textFill>
+                            </w:rPr>
+                          </m:ctrlPr>
                         </m:e>
                         <m:e>
                           <m:sSub>
@@ -2808,32 +4679,88 @@
                                   <w:color w:val="000000" w:themeColor="text1"/>
                                   <w:sz w:val="18"/>
                                   <w:szCs w:val="18"/>
+                                  <w14:textFill>
+                                    <w14:solidFill>
+                                      <w14:schemeClr w14:val="tx1"/>
+                                    </w14:solidFill>
+                                  </w14:textFill>
                                 </w:rPr>
                               </m:ctrlPr>
                             </m:sSubPr>
                             <m:e>
                               <m:r>
-                                <w:rPr>
-                                  <w:rFonts w:ascii="Cambria Math" w:hAnsi="Cambria Math"/>
-                                  <w:color w:val="000000" w:themeColor="text1"/>
-                                  <w:sz w:val="18"/>
-                                  <w:szCs w:val="18"/>
+                                <m:rPr/>
+                                <w:rPr>
+                                  <w:rFonts w:ascii="Cambria Math" w:hAnsi="Cambria Math"/>
+                                  <w:color w:val="000000" w:themeColor="text1"/>
+                                  <w:sz w:val="18"/>
+                                  <w:szCs w:val="18"/>
+                                  <w14:textFill>
+                                    <w14:solidFill>
+                                      <w14:schemeClr w14:val="tx1"/>
+                                    </w14:solidFill>
+                                  </w14:textFill>
                                 </w:rPr>
                                 <m:t>b</m:t>
                               </m:r>
+                              <m:ctrlPr>
+                                <w:rPr>
+                                  <w:rFonts w:ascii="Cambria Math" w:hAnsi="Cambria Math"/>
+                                  <w:color w:val="000000" w:themeColor="text1"/>
+                                  <w:sz w:val="18"/>
+                                  <w:szCs w:val="18"/>
+                                  <w14:textFill>
+                                    <w14:solidFill>
+                                      <w14:schemeClr w14:val="tx1"/>
+                                    </w14:solidFill>
+                                  </w14:textFill>
+                                </w:rPr>
+                              </m:ctrlPr>
                             </m:e>
                             <m:sub>
                               <m:r>
-                                <w:rPr>
-                                  <w:rFonts w:ascii="Cambria Math" w:hAnsi="Cambria Math"/>
-                                  <w:color w:val="000000" w:themeColor="text1"/>
-                                  <w:sz w:val="18"/>
-                                  <w:szCs w:val="18"/>
+                                <m:rPr/>
+                                <w:rPr>
+                                  <w:rFonts w:ascii="Cambria Math" w:hAnsi="Cambria Math"/>
+                                  <w:color w:val="000000" w:themeColor="text1"/>
+                                  <w:sz w:val="18"/>
+                                  <w:szCs w:val="18"/>
+                                  <w14:textFill>
+                                    <w14:solidFill>
+                                      <w14:schemeClr w14:val="tx1"/>
+                                    </w14:solidFill>
+                                  </w14:textFill>
                                 </w:rPr>
                                 <m:t>22</m:t>
                               </m:r>
+                              <m:ctrlPr>
+                                <w:rPr>
+                                  <w:rFonts w:ascii="Cambria Math" w:hAnsi="Cambria Math"/>
+                                  <w:color w:val="000000" w:themeColor="text1"/>
+                                  <w:sz w:val="18"/>
+                                  <w:szCs w:val="18"/>
+                                  <w14:textFill>
+                                    <w14:solidFill>
+                                      <w14:schemeClr w14:val="tx1"/>
+                                    </w14:solidFill>
+                                  </w14:textFill>
+                                </w:rPr>
+                              </m:ctrlPr>
                             </m:sub>
                           </m:sSub>
+                          <m:ctrlPr>
+                            <w:rPr>
+                              <w:rFonts w:ascii="Cambria Math" w:hAnsi="Cambria Math"/>
+                              <w:color w:val="000000" w:themeColor="text1"/>
+                              <w:sz w:val="18"/>
+                              <w:szCs w:val="18"/>
+                              <w14:textFill>
+                                <w14:solidFill>
+                                  <w14:schemeClr w14:val="tx1"/>
+                                </w14:solidFill>
+                              </w14:textFill>
+                            </w:rPr>
+                          </m:ctrlPr>
                         </m:e>
                         <m:e>
                           <m:sSub>
@@ -2844,32 +4771,88 @@
                                   <w:color w:val="000000" w:themeColor="text1"/>
                                   <w:sz w:val="18"/>
                                   <w:szCs w:val="18"/>
+                                  <w14:textFill>
+                                    <w14:solidFill>
+                                      <w14:schemeClr w14:val="tx1"/>
+                                    </w14:solidFill>
+                                  </w14:textFill>
                                 </w:rPr>
                               </m:ctrlPr>
                             </m:sSubPr>
                             <m:e>
                               <m:r>
-                                <w:rPr>
-                                  <w:rFonts w:ascii="Cambria Math" w:hAnsi="Cambria Math"/>
-                                  <w:color w:val="000000" w:themeColor="text1"/>
-                                  <w:sz w:val="18"/>
-                                  <w:szCs w:val="18"/>
+                                <m:rPr/>
+                                <w:rPr>
+                                  <w:rFonts w:ascii="Cambria Math" w:hAnsi="Cambria Math"/>
+                                  <w:color w:val="000000" w:themeColor="text1"/>
+                                  <w:sz w:val="18"/>
+                                  <w:szCs w:val="18"/>
+                                  <w14:textFill>
+                                    <w14:solidFill>
+                                      <w14:schemeClr w14:val="tx1"/>
+                                    </w14:solidFill>
+                                  </w14:textFill>
                                 </w:rPr>
                                 <m:t>b</m:t>
                               </m:r>
+                              <m:ctrlPr>
+                                <w:rPr>
+                                  <w:rFonts w:ascii="Cambria Math" w:hAnsi="Cambria Math"/>
+                                  <w:color w:val="000000" w:themeColor="text1"/>
+                                  <w:sz w:val="18"/>
+                                  <w:szCs w:val="18"/>
+                                  <w14:textFill>
+                                    <w14:solidFill>
+                                      <w14:schemeClr w14:val="tx1"/>
+                                    </w14:solidFill>
+                                  </w14:textFill>
+                                </w:rPr>
+                              </m:ctrlPr>
                             </m:e>
                             <m:sub>
                               <m:r>
-                                <w:rPr>
-                                  <w:rFonts w:ascii="Cambria Math" w:hAnsi="Cambria Math"/>
-                                  <w:color w:val="000000" w:themeColor="text1"/>
-                                  <w:sz w:val="18"/>
-                                  <w:szCs w:val="18"/>
+                                <m:rPr/>
+                                <w:rPr>
+                                  <w:rFonts w:ascii="Cambria Math" w:hAnsi="Cambria Math"/>
+                                  <w:color w:val="000000" w:themeColor="text1"/>
+                                  <w:sz w:val="18"/>
+                                  <w:szCs w:val="18"/>
+                                  <w14:textFill>
+                                    <w14:solidFill>
+                                      <w14:schemeClr w14:val="tx1"/>
+                                    </w14:solidFill>
+                                  </w14:textFill>
                                 </w:rPr>
                                 <m:t>23</m:t>
                               </m:r>
+                              <m:ctrlPr>
+                                <w:rPr>
+                                  <w:rFonts w:ascii="Cambria Math" w:hAnsi="Cambria Math"/>
+                                  <w:color w:val="000000" w:themeColor="text1"/>
+                                  <w:sz w:val="18"/>
+                                  <w:szCs w:val="18"/>
+                                  <w14:textFill>
+                                    <w14:solidFill>
+                                      <w14:schemeClr w14:val="tx1"/>
+                                    </w14:solidFill>
+                                  </w14:textFill>
+                                </w:rPr>
+                              </m:ctrlPr>
                             </m:sub>
                           </m:sSub>
+                          <m:ctrlPr>
+                            <w:rPr>
+                              <w:rFonts w:ascii="Cambria Math" w:hAnsi="Cambria Math"/>
+                              <w:color w:val="000000" w:themeColor="text1"/>
+                              <w:sz w:val="18"/>
+                              <w:szCs w:val="18"/>
+                              <w14:textFill>
+                                <w14:solidFill>
+                                  <w14:schemeClr w14:val="tx1"/>
+                                </w14:solidFill>
+                              </w14:textFill>
+                            </w:rPr>
+                          </m:ctrlPr>
                         </m:e>
                         <m:e>
                           <m:sSub>
@@ -2880,32 +4863,88 @@
                                   <w:color w:val="000000" w:themeColor="text1"/>
                                   <w:sz w:val="18"/>
                                   <w:szCs w:val="18"/>
+                                  <w14:textFill>
+                                    <w14:solidFill>
+                                      <w14:schemeClr w14:val="tx1"/>
+                                    </w14:solidFill>
+                                  </w14:textFill>
                                 </w:rPr>
                               </m:ctrlPr>
                             </m:sSubPr>
                             <m:e>
                               <m:r>
-                                <w:rPr>
-                                  <w:rFonts w:ascii="Cambria Math" w:hAnsi="Cambria Math"/>
-                                  <w:color w:val="000000" w:themeColor="text1"/>
-                                  <w:sz w:val="18"/>
-                                  <w:szCs w:val="18"/>
+                                <m:rPr/>
+                                <w:rPr>
+                                  <w:rFonts w:ascii="Cambria Math" w:hAnsi="Cambria Math"/>
+                                  <w:color w:val="000000" w:themeColor="text1"/>
+                                  <w:sz w:val="18"/>
+                                  <w:szCs w:val="18"/>
+                                  <w14:textFill>
+                                    <w14:solidFill>
+                                      <w14:schemeClr w14:val="tx1"/>
+                                    </w14:solidFill>
+                                  </w14:textFill>
                                 </w:rPr>
                                 <m:t>b</m:t>
                               </m:r>
+                              <m:ctrlPr>
+                                <w:rPr>
+                                  <w:rFonts w:ascii="Cambria Math" w:hAnsi="Cambria Math"/>
+                                  <w:color w:val="000000" w:themeColor="text1"/>
+                                  <w:sz w:val="18"/>
+                                  <w:szCs w:val="18"/>
+                                  <w14:textFill>
+                                    <w14:solidFill>
+                                      <w14:schemeClr w14:val="tx1"/>
+                                    </w14:solidFill>
+                                  </w14:textFill>
+                                </w:rPr>
+                              </m:ctrlPr>
                             </m:e>
                             <m:sub>
                               <m:r>
-                                <w:rPr>
-                                  <w:rFonts w:ascii="Cambria Math" w:hAnsi="Cambria Math"/>
-                                  <w:color w:val="000000" w:themeColor="text1"/>
-                                  <w:sz w:val="18"/>
-                                  <w:szCs w:val="18"/>
+                                <m:rPr/>
+                                <w:rPr>
+                                  <w:rFonts w:ascii="Cambria Math" w:hAnsi="Cambria Math"/>
+                                  <w:color w:val="000000" w:themeColor="text1"/>
+                                  <w:sz w:val="18"/>
+                                  <w:szCs w:val="18"/>
+                                  <w14:textFill>
+                                    <w14:solidFill>
+                                      <w14:schemeClr w14:val="tx1"/>
+                                    </w14:solidFill>
+                                  </w14:textFill>
                                 </w:rPr>
                                 <m:t>24</m:t>
                               </m:r>
+                              <m:ctrlPr>
+                                <w:rPr>
+                                  <w:rFonts w:ascii="Cambria Math" w:hAnsi="Cambria Math"/>
+                                  <w:color w:val="000000" w:themeColor="text1"/>
+                                  <w:sz w:val="18"/>
+                                  <w:szCs w:val="18"/>
+                                  <w14:textFill>
+                                    <w14:solidFill>
+                                      <w14:schemeClr w14:val="tx1"/>
+                                    </w14:solidFill>
+                                  </w14:textFill>
+                                </w:rPr>
+                              </m:ctrlPr>
                             </m:sub>
                           </m:sSub>
+                          <m:ctrlPr>
+                            <w:rPr>
+                              <w:rFonts w:ascii="Cambria Math" w:hAnsi="Cambria Math"/>
+                              <w:color w:val="000000" w:themeColor="text1"/>
+                              <w:sz w:val="18"/>
+                              <w:szCs w:val="18"/>
+                              <w14:textFill>
+                                <w14:solidFill>
+                                  <w14:schemeClr w14:val="tx1"/>
+                                </w14:solidFill>
+                              </w14:textFill>
+                            </w:rPr>
+                          </m:ctrlPr>
                         </m:e>
                         <m:e>
                           <m:sSub>
@@ -2916,32 +4955,88 @@
                                   <w:color w:val="000000" w:themeColor="text1"/>
                                   <w:sz w:val="18"/>
                                   <w:szCs w:val="18"/>
+                                  <w14:textFill>
+                                    <w14:solidFill>
+                                      <w14:schemeClr w14:val="tx1"/>
+                                    </w14:solidFill>
+                                  </w14:textFill>
                                 </w:rPr>
                               </m:ctrlPr>
                             </m:sSubPr>
                             <m:e>
                               <m:r>
-                                <w:rPr>
-                                  <w:rFonts w:ascii="Cambria Math" w:hAnsi="Cambria Math"/>
-                                  <w:color w:val="000000" w:themeColor="text1"/>
-                                  <w:sz w:val="18"/>
-                                  <w:szCs w:val="18"/>
+                                <m:rPr/>
+                                <w:rPr>
+                                  <w:rFonts w:ascii="Cambria Math" w:hAnsi="Cambria Math"/>
+                                  <w:color w:val="000000" w:themeColor="text1"/>
+                                  <w:sz w:val="18"/>
+                                  <w:szCs w:val="18"/>
+                                  <w14:textFill>
+                                    <w14:solidFill>
+                                      <w14:schemeClr w14:val="tx1"/>
+                                    </w14:solidFill>
+                                  </w14:textFill>
                                 </w:rPr>
                                 <m:t>b</m:t>
                               </m:r>
+                              <m:ctrlPr>
+                                <w:rPr>
+                                  <w:rFonts w:ascii="Cambria Math" w:hAnsi="Cambria Math"/>
+                                  <w:color w:val="000000" w:themeColor="text1"/>
+                                  <w:sz w:val="18"/>
+                                  <w:szCs w:val="18"/>
+                                  <w14:textFill>
+                                    <w14:solidFill>
+                                      <w14:schemeClr w14:val="tx1"/>
+                                    </w14:solidFill>
+                                  </w14:textFill>
+                                </w:rPr>
+                              </m:ctrlPr>
                             </m:e>
                             <m:sub>
                               <m:r>
-                                <w:rPr>
-                                  <w:rFonts w:ascii="Cambria Math" w:hAnsi="Cambria Math"/>
-                                  <w:color w:val="000000" w:themeColor="text1"/>
-                                  <w:sz w:val="18"/>
-                                  <w:szCs w:val="18"/>
+                                <m:rPr/>
+                                <w:rPr>
+                                  <w:rFonts w:ascii="Cambria Math" w:hAnsi="Cambria Math"/>
+                                  <w:color w:val="000000" w:themeColor="text1"/>
+                                  <w:sz w:val="18"/>
+                                  <w:szCs w:val="18"/>
+                                  <w14:textFill>
+                                    <w14:solidFill>
+                                      <w14:schemeClr w14:val="tx1"/>
+                                    </w14:solidFill>
+                                  </w14:textFill>
                                 </w:rPr>
                                 <m:t>25</m:t>
                               </m:r>
+                              <m:ctrlPr>
+                                <w:rPr>
+                                  <w:rFonts w:ascii="Cambria Math" w:hAnsi="Cambria Math"/>
+                                  <w:color w:val="000000" w:themeColor="text1"/>
+                                  <w:sz w:val="18"/>
+                                  <w:szCs w:val="18"/>
+                                  <w14:textFill>
+                                    <w14:solidFill>
+                                      <w14:schemeClr w14:val="tx1"/>
+                                    </w14:solidFill>
+                                  </w14:textFill>
+                                </w:rPr>
+                              </m:ctrlPr>
                             </m:sub>
                           </m:sSub>
+                          <m:ctrlPr>
+                            <w:rPr>
+                              <w:rFonts w:ascii="Cambria Math" w:hAnsi="Cambria Math"/>
+                              <w:color w:val="000000" w:themeColor="text1"/>
+                              <w:sz w:val="18"/>
+                              <w:szCs w:val="18"/>
+                              <w14:textFill>
+                                <w14:solidFill>
+                                  <w14:schemeClr w14:val="tx1"/>
+                                </w14:solidFill>
+                              </w14:textFill>
+                            </w:rPr>
+                          </m:ctrlPr>
                         </m:e>
                       </m:mr>
                       <m:mr>
@@ -2954,32 +5049,88 @@
                                   <w:color w:val="000000" w:themeColor="text1"/>
                                   <w:sz w:val="18"/>
                                   <w:szCs w:val="18"/>
+                                  <w14:textFill>
+                                    <w14:solidFill>
+                                      <w14:schemeClr w14:val="tx1"/>
+                                    </w14:solidFill>
+                                  </w14:textFill>
                                 </w:rPr>
                               </m:ctrlPr>
                             </m:sSubPr>
                             <m:e>
                               <m:r>
-                                <w:rPr>
-                                  <w:rFonts w:ascii="Cambria Math" w:hAnsi="Cambria Math"/>
-                                  <w:color w:val="000000" w:themeColor="text1"/>
-                                  <w:sz w:val="18"/>
-                                  <w:szCs w:val="18"/>
+                                <m:rPr/>
+                                <w:rPr>
+                                  <w:rFonts w:ascii="Cambria Math" w:hAnsi="Cambria Math"/>
+                                  <w:color w:val="000000" w:themeColor="text1"/>
+                                  <w:sz w:val="18"/>
+                                  <w:szCs w:val="18"/>
+                                  <w14:textFill>
+                                    <w14:solidFill>
+                                      <w14:schemeClr w14:val="tx1"/>
+                                    </w14:solidFill>
+                                  </w14:textFill>
                                 </w:rPr>
                                 <m:t>b</m:t>
                               </m:r>
+                              <m:ctrlPr>
+                                <w:rPr>
+                                  <w:rFonts w:ascii="Cambria Math" w:hAnsi="Cambria Math"/>
+                                  <w:color w:val="000000" w:themeColor="text1"/>
+                                  <w:sz w:val="18"/>
+                                  <w:szCs w:val="18"/>
+                                  <w14:textFill>
+                                    <w14:solidFill>
+                                      <w14:schemeClr w14:val="tx1"/>
+                                    </w14:solidFill>
+                                  </w14:textFill>
+                                </w:rPr>
+                              </m:ctrlPr>
                             </m:e>
                             <m:sub>
                               <m:r>
-                                <w:rPr>
-                                  <w:rFonts w:ascii="Cambria Math" w:hAnsi="Cambria Math"/>
-                                  <w:color w:val="000000" w:themeColor="text1"/>
-                                  <w:sz w:val="18"/>
-                                  <w:szCs w:val="18"/>
+                                <m:rPr/>
+                                <w:rPr>
+                                  <w:rFonts w:ascii="Cambria Math" w:hAnsi="Cambria Math"/>
+                                  <w:color w:val="000000" w:themeColor="text1"/>
+                                  <w:sz w:val="18"/>
+                                  <w:szCs w:val="18"/>
+                                  <w14:textFill>
+                                    <w14:solidFill>
+                                      <w14:schemeClr w14:val="tx1"/>
+                                    </w14:solidFill>
+                                  </w14:textFill>
                                 </w:rPr>
                                 <m:t>31</m:t>
                               </m:r>
+                              <m:ctrlPr>
+                                <w:rPr>
+                                  <w:rFonts w:ascii="Cambria Math" w:hAnsi="Cambria Math"/>
+                                  <w:color w:val="000000" w:themeColor="text1"/>
+                                  <w:sz w:val="18"/>
+                                  <w:szCs w:val="18"/>
+                                  <w14:textFill>
+                                    <w14:solidFill>
+                                      <w14:schemeClr w14:val="tx1"/>
+                                    </w14:solidFill>
+                                  </w14:textFill>
+                                </w:rPr>
+                              </m:ctrlPr>
                             </m:sub>
                           </m:sSub>
+                          <m:ctrlPr>
+                            <w:rPr>
+                              <w:rFonts w:ascii="Cambria Math" w:hAnsi="Cambria Math"/>
+                              <w:color w:val="000000" w:themeColor="text1"/>
+                              <w:sz w:val="18"/>
+                              <w:szCs w:val="18"/>
+                              <w14:textFill>
+                                <w14:solidFill>
+                                  <w14:schemeClr w14:val="tx1"/>
+                                </w14:solidFill>
+                              </w14:textFill>
+                            </w:rPr>
+                          </m:ctrlPr>
                         </m:e>
                         <m:e>
                           <m:sSub>
@@ -2990,32 +5141,88 @@
                                   <w:color w:val="000000" w:themeColor="text1"/>
                                   <w:sz w:val="18"/>
                                   <w:szCs w:val="18"/>
+                                  <w14:textFill>
+                                    <w14:solidFill>
+                                      <w14:schemeClr w14:val="tx1"/>
+                                    </w14:solidFill>
+                                  </w14:textFill>
                                 </w:rPr>
                               </m:ctrlPr>
                             </m:sSubPr>
                             <m:e>
                               <m:r>
-                                <w:rPr>
-                                  <w:rFonts w:ascii="Cambria Math" w:hAnsi="Cambria Math"/>
-                                  <w:color w:val="000000" w:themeColor="text1"/>
-                                  <w:sz w:val="18"/>
-                                  <w:szCs w:val="18"/>
+                                <m:rPr/>
+                                <w:rPr>
+                                  <w:rFonts w:ascii="Cambria Math" w:hAnsi="Cambria Math"/>
+                                  <w:color w:val="000000" w:themeColor="text1"/>
+                                  <w:sz w:val="18"/>
+                                  <w:szCs w:val="18"/>
+                                  <w14:textFill>
+                                    <w14:solidFill>
+                                      <w14:schemeClr w14:val="tx1"/>
+                                    </w14:solidFill>
+                                  </w14:textFill>
                                 </w:rPr>
                                 <m:t>b</m:t>
                               </m:r>
+                              <m:ctrlPr>
+                                <w:rPr>
+                                  <w:rFonts w:ascii="Cambria Math" w:hAnsi="Cambria Math"/>
+                                  <w:color w:val="000000" w:themeColor="text1"/>
+                                  <w:sz w:val="18"/>
+                                  <w:szCs w:val="18"/>
+                                  <w14:textFill>
+                                    <w14:solidFill>
+                                      <w14:schemeClr w14:val="tx1"/>
+                                    </w14:solidFill>
+                                  </w14:textFill>
+                                </w:rPr>
+                              </m:ctrlPr>
                             </m:e>
                             <m:sub>
                               <m:r>
-                                <w:rPr>
-                                  <w:rFonts w:ascii="Cambria Math" w:hAnsi="Cambria Math"/>
-                                  <w:color w:val="000000" w:themeColor="text1"/>
-                                  <w:sz w:val="18"/>
-                                  <w:szCs w:val="18"/>
+                                <m:rPr/>
+                                <w:rPr>
+                                  <w:rFonts w:ascii="Cambria Math" w:hAnsi="Cambria Math"/>
+                                  <w:color w:val="000000" w:themeColor="text1"/>
+                                  <w:sz w:val="18"/>
+                                  <w:szCs w:val="18"/>
+                                  <w14:textFill>
+                                    <w14:solidFill>
+                                      <w14:schemeClr w14:val="tx1"/>
+                                    </w14:solidFill>
+                                  </w14:textFill>
                                 </w:rPr>
                                 <m:t>32</m:t>
                               </m:r>
+                              <m:ctrlPr>
+                                <w:rPr>
+                                  <w:rFonts w:ascii="Cambria Math" w:hAnsi="Cambria Math"/>
+                                  <w:color w:val="000000" w:themeColor="text1"/>
+                                  <w:sz w:val="18"/>
+                                  <w:szCs w:val="18"/>
+                                  <w14:textFill>
+                                    <w14:solidFill>
+                                      <w14:schemeClr w14:val="tx1"/>
+                                    </w14:solidFill>
+                                  </w14:textFill>
+                                </w:rPr>
+                              </m:ctrlPr>
                             </m:sub>
                           </m:sSub>
+                          <m:ctrlPr>
+                            <w:rPr>
+                              <w:rFonts w:ascii="Cambria Math" w:hAnsi="Cambria Math"/>
+                              <w:color w:val="000000" w:themeColor="text1"/>
+                              <w:sz w:val="18"/>
+                              <w:szCs w:val="18"/>
+                              <w14:textFill>
+                                <w14:solidFill>
+                                  <w14:schemeClr w14:val="tx1"/>
+                                </w14:solidFill>
+                              </w14:textFill>
+                            </w:rPr>
+                          </m:ctrlPr>
                         </m:e>
                         <m:e>
                           <m:sSub>
@@ -3026,32 +5233,88 @@
                                   <w:color w:val="000000" w:themeColor="text1"/>
                                   <w:sz w:val="18"/>
                                   <w:szCs w:val="18"/>
+                                  <w14:textFill>
+                                    <w14:solidFill>
+                                      <w14:schemeClr w14:val="tx1"/>
+                                    </w14:solidFill>
+                                  </w14:textFill>
                                 </w:rPr>
                               </m:ctrlPr>
                             </m:sSubPr>
                             <m:e>
                               <m:r>
-                                <w:rPr>
-                                  <w:rFonts w:ascii="Cambria Math" w:hAnsi="Cambria Math"/>
-                                  <w:color w:val="000000" w:themeColor="text1"/>
-                                  <w:sz w:val="18"/>
-                                  <w:szCs w:val="18"/>
+                                <m:rPr/>
+                                <w:rPr>
+                                  <w:rFonts w:ascii="Cambria Math" w:hAnsi="Cambria Math"/>
+                                  <w:color w:val="000000" w:themeColor="text1"/>
+                                  <w:sz w:val="18"/>
+                                  <w:szCs w:val="18"/>
+                                  <w14:textFill>
+                                    <w14:solidFill>
+                                      <w14:schemeClr w14:val="tx1"/>
+                                    </w14:solidFill>
+                                  </w14:textFill>
                                 </w:rPr>
                                 <m:t>b</m:t>
                               </m:r>
+                              <m:ctrlPr>
+                                <w:rPr>
+                                  <w:rFonts w:ascii="Cambria Math" w:hAnsi="Cambria Math"/>
+                                  <w:color w:val="000000" w:themeColor="text1"/>
+                                  <w:sz w:val="18"/>
+                                  <w:szCs w:val="18"/>
+                                  <w14:textFill>
+                                    <w14:solidFill>
+                                      <w14:schemeClr w14:val="tx1"/>
+                                    </w14:solidFill>
+                                  </w14:textFill>
+                                </w:rPr>
+                              </m:ctrlPr>
                             </m:e>
                             <m:sub>
                               <m:r>
-                                <w:rPr>
-                                  <w:rFonts w:ascii="Cambria Math" w:hAnsi="Cambria Math"/>
-                                  <w:color w:val="000000" w:themeColor="text1"/>
-                                  <w:sz w:val="18"/>
-                                  <w:szCs w:val="18"/>
+                                <m:rPr/>
+                                <w:rPr>
+                                  <w:rFonts w:ascii="Cambria Math" w:hAnsi="Cambria Math"/>
+                                  <w:color w:val="000000" w:themeColor="text1"/>
+                                  <w:sz w:val="18"/>
+                                  <w:szCs w:val="18"/>
+                                  <w14:textFill>
+                                    <w14:solidFill>
+                                      <w14:schemeClr w14:val="tx1"/>
+                                    </w14:solidFill>
+                                  </w14:textFill>
                                 </w:rPr>
                                 <m:t>33</m:t>
                               </m:r>
+                              <m:ctrlPr>
+                                <w:rPr>
+                                  <w:rFonts w:ascii="Cambria Math" w:hAnsi="Cambria Math"/>
+                                  <w:color w:val="000000" w:themeColor="text1"/>
+                                  <w:sz w:val="18"/>
+                                  <w:szCs w:val="18"/>
+                                  <w14:textFill>
+                                    <w14:solidFill>
+                                      <w14:schemeClr w14:val="tx1"/>
+                                    </w14:solidFill>
+                                  </w14:textFill>
+                                </w:rPr>
+                              </m:ctrlPr>
                             </m:sub>
                           </m:sSub>
+                          <m:ctrlPr>
+                            <w:rPr>
+                              <w:rFonts w:ascii="Cambria Math" w:hAnsi="Cambria Math"/>
+                              <w:color w:val="000000" w:themeColor="text1"/>
+                              <w:sz w:val="18"/>
+                              <w:szCs w:val="18"/>
+                              <w14:textFill>
+                                <w14:solidFill>
+                                  <w14:schemeClr w14:val="tx1"/>
+                                </w14:solidFill>
+                              </w14:textFill>
+                            </w:rPr>
+                          </m:ctrlPr>
                         </m:e>
                         <m:e>
                           <m:sSub>
@@ -3062,32 +5325,88 @@
                                   <w:color w:val="000000" w:themeColor="text1"/>
                                   <w:sz w:val="18"/>
                                   <w:szCs w:val="18"/>
+                                  <w14:textFill>
+                                    <w14:solidFill>
+                                      <w14:schemeClr w14:val="tx1"/>
+                                    </w14:solidFill>
+                                  </w14:textFill>
                                 </w:rPr>
                               </m:ctrlPr>
                             </m:sSubPr>
                             <m:e>
                               <m:r>
-                                <w:rPr>
-                                  <w:rFonts w:ascii="Cambria Math" w:hAnsi="Cambria Math"/>
-                                  <w:color w:val="000000" w:themeColor="text1"/>
-                                  <w:sz w:val="18"/>
-                                  <w:szCs w:val="18"/>
+                                <m:rPr/>
+                                <w:rPr>
+                                  <w:rFonts w:ascii="Cambria Math" w:hAnsi="Cambria Math"/>
+                                  <w:color w:val="000000" w:themeColor="text1"/>
+                                  <w:sz w:val="18"/>
+                                  <w:szCs w:val="18"/>
+                                  <w14:textFill>
+                                    <w14:solidFill>
+                                      <w14:schemeClr w14:val="tx1"/>
+                                    </w14:solidFill>
+                                  </w14:textFill>
                                 </w:rPr>
                                 <m:t>b</m:t>
                               </m:r>
+                              <m:ctrlPr>
+                                <w:rPr>
+                                  <w:rFonts w:ascii="Cambria Math" w:hAnsi="Cambria Math"/>
+                                  <w:color w:val="000000" w:themeColor="text1"/>
+                                  <w:sz w:val="18"/>
+                                  <w:szCs w:val="18"/>
+                                  <w14:textFill>
+                                    <w14:solidFill>
+                                      <w14:schemeClr w14:val="tx1"/>
+                                    </w14:solidFill>
+                                  </w14:textFill>
+                                </w:rPr>
+                              </m:ctrlPr>
                             </m:e>
                             <m:sub>
                               <m:r>
-                                <w:rPr>
-                                  <w:rFonts w:ascii="Cambria Math" w:hAnsi="Cambria Math"/>
-                                  <w:color w:val="000000" w:themeColor="text1"/>
-                                  <w:sz w:val="18"/>
-                                  <w:szCs w:val="18"/>
+                                <m:rPr/>
+                                <w:rPr>
+                                  <w:rFonts w:ascii="Cambria Math" w:hAnsi="Cambria Math"/>
+                                  <w:color w:val="000000" w:themeColor="text1"/>
+                                  <w:sz w:val="18"/>
+                                  <w:szCs w:val="18"/>
+                                  <w14:textFill>
+                                    <w14:solidFill>
+                                      <w14:schemeClr w14:val="tx1"/>
+                                    </w14:solidFill>
+                                  </w14:textFill>
                                 </w:rPr>
                                 <m:t>34</m:t>
                               </m:r>
+                              <m:ctrlPr>
+                                <w:rPr>
+                                  <w:rFonts w:ascii="Cambria Math" w:hAnsi="Cambria Math"/>
+                                  <w:color w:val="000000" w:themeColor="text1"/>
+                                  <w:sz w:val="18"/>
+                                  <w:szCs w:val="18"/>
+                                  <w14:textFill>
+                                    <w14:solidFill>
+                                      <w14:schemeClr w14:val="tx1"/>
+                                    </w14:solidFill>
+                                  </w14:textFill>
+                                </w:rPr>
+                              </m:ctrlPr>
                             </m:sub>
                           </m:sSub>
+                          <m:ctrlPr>
+                            <w:rPr>
+                              <w:rFonts w:ascii="Cambria Math" w:hAnsi="Cambria Math"/>
+                              <w:color w:val="000000" w:themeColor="text1"/>
+                              <w:sz w:val="18"/>
+                              <w:szCs w:val="18"/>
+                              <w14:textFill>
+                                <w14:solidFill>
+                                  <w14:schemeClr w14:val="tx1"/>
+                                </w14:solidFill>
+                              </w14:textFill>
+                            </w:rPr>
+                          </m:ctrlPr>
                         </m:e>
                         <m:e>
                           <m:sSub>
@@ -3098,32 +5417,88 @@
                                   <w:color w:val="000000" w:themeColor="text1"/>
                                   <w:sz w:val="18"/>
                                   <w:szCs w:val="18"/>
+                                  <w14:textFill>
+                                    <w14:solidFill>
+                                      <w14:schemeClr w14:val="tx1"/>
+                                    </w14:solidFill>
+                                  </w14:textFill>
                                 </w:rPr>
                               </m:ctrlPr>
                             </m:sSubPr>
                             <m:e>
                               <m:r>
-                                <w:rPr>
-                                  <w:rFonts w:ascii="Cambria Math" w:hAnsi="Cambria Math"/>
-                                  <w:color w:val="000000" w:themeColor="text1"/>
-                                  <w:sz w:val="18"/>
-                                  <w:szCs w:val="18"/>
+                                <m:rPr/>
+                                <w:rPr>
+                                  <w:rFonts w:ascii="Cambria Math" w:hAnsi="Cambria Math"/>
+                                  <w:color w:val="000000" w:themeColor="text1"/>
+                                  <w:sz w:val="18"/>
+                                  <w:szCs w:val="18"/>
+                                  <w14:textFill>
+                                    <w14:solidFill>
+                                      <w14:schemeClr w14:val="tx1"/>
+                                    </w14:solidFill>
+                                  </w14:textFill>
                                 </w:rPr>
                                 <m:t>b</m:t>
                               </m:r>
+                              <m:ctrlPr>
+                                <w:rPr>
+                                  <w:rFonts w:ascii="Cambria Math" w:hAnsi="Cambria Math"/>
+                                  <w:color w:val="000000" w:themeColor="text1"/>
+                                  <w:sz w:val="18"/>
+                                  <w:szCs w:val="18"/>
+                                  <w14:textFill>
+                                    <w14:solidFill>
+                                      <w14:schemeClr w14:val="tx1"/>
+                                    </w14:solidFill>
+                                  </w14:textFill>
+                                </w:rPr>
+                              </m:ctrlPr>
                             </m:e>
                             <m:sub>
                               <m:r>
-                                <w:rPr>
-                                  <w:rFonts w:ascii="Cambria Math" w:hAnsi="Cambria Math"/>
-                                  <w:color w:val="000000" w:themeColor="text1"/>
-                                  <w:sz w:val="18"/>
-                                  <w:szCs w:val="18"/>
+                                <m:rPr/>
+                                <w:rPr>
+                                  <w:rFonts w:ascii="Cambria Math" w:hAnsi="Cambria Math"/>
+                                  <w:color w:val="000000" w:themeColor="text1"/>
+                                  <w:sz w:val="18"/>
+                                  <w:szCs w:val="18"/>
+                                  <w14:textFill>
+                                    <w14:solidFill>
+                                      <w14:schemeClr w14:val="tx1"/>
+                                    </w14:solidFill>
+                                  </w14:textFill>
                                 </w:rPr>
                                 <m:t>35</m:t>
                               </m:r>
+                              <m:ctrlPr>
+                                <w:rPr>
+                                  <w:rFonts w:ascii="Cambria Math" w:hAnsi="Cambria Math"/>
+                                  <w:color w:val="000000" w:themeColor="text1"/>
+                                  <w:sz w:val="18"/>
+                                  <w:szCs w:val="18"/>
+                                  <w14:textFill>
+                                    <w14:solidFill>
+                                      <w14:schemeClr w14:val="tx1"/>
+                                    </w14:solidFill>
+                                  </w14:textFill>
+                                </w:rPr>
+                              </m:ctrlPr>
                             </m:sub>
                           </m:sSub>
+                          <m:ctrlPr>
+                            <w:rPr>
+                              <w:rFonts w:ascii="Cambria Math" w:hAnsi="Cambria Math"/>
+                              <w:color w:val="000000" w:themeColor="text1"/>
+                              <w:sz w:val="18"/>
+                              <w:szCs w:val="18"/>
+                              <w14:textFill>
+                                <w14:solidFill>
+                                  <w14:schemeClr w14:val="tx1"/>
+                                </w14:solidFill>
+                              </w14:textFill>
+                            </w:rPr>
+                          </m:ctrlPr>
                         </m:e>
                       </m:mr>
                       <m:mr>
@@ -3136,32 +5511,88 @@
                                   <w:color w:val="000000" w:themeColor="text1"/>
                                   <w:sz w:val="18"/>
                                   <w:szCs w:val="18"/>
+                                  <w14:textFill>
+                                    <w14:solidFill>
+                                      <w14:schemeClr w14:val="tx1"/>
+                                    </w14:solidFill>
+                                  </w14:textFill>
                                 </w:rPr>
                               </m:ctrlPr>
                             </m:sSubPr>
                             <m:e>
                               <m:r>
-                                <w:rPr>
-                                  <w:rFonts w:ascii="Cambria Math" w:hAnsi="Cambria Math"/>
-                                  <w:color w:val="000000" w:themeColor="text1"/>
-                                  <w:sz w:val="18"/>
-                                  <w:szCs w:val="18"/>
+                                <m:rPr/>
+                                <w:rPr>
+                                  <w:rFonts w:ascii="Cambria Math" w:hAnsi="Cambria Math"/>
+                                  <w:color w:val="000000" w:themeColor="text1"/>
+                                  <w:sz w:val="18"/>
+                                  <w:szCs w:val="18"/>
+                                  <w14:textFill>
+                                    <w14:solidFill>
+                                      <w14:schemeClr w14:val="tx1"/>
+                                    </w14:solidFill>
+                                  </w14:textFill>
                                 </w:rPr>
                                 <m:t>b</m:t>
                               </m:r>
+                              <m:ctrlPr>
+                                <w:rPr>
+                                  <w:rFonts w:ascii="Cambria Math" w:hAnsi="Cambria Math"/>
+                                  <w:color w:val="000000" w:themeColor="text1"/>
+                                  <w:sz w:val="18"/>
+                                  <w:szCs w:val="18"/>
+                                  <w14:textFill>
+                                    <w14:solidFill>
+                                      <w14:schemeClr w14:val="tx1"/>
+                                    </w14:solidFill>
+                                  </w14:textFill>
+                                </w:rPr>
+                              </m:ctrlPr>
                             </m:e>
                             <m:sub>
                               <m:r>
-                                <w:rPr>
-                                  <w:rFonts w:ascii="Cambria Math" w:hAnsi="Cambria Math"/>
-                                  <w:color w:val="000000" w:themeColor="text1"/>
-                                  <w:sz w:val="18"/>
-                                  <w:szCs w:val="18"/>
+                                <m:rPr/>
+                                <w:rPr>
+                                  <w:rFonts w:ascii="Cambria Math" w:hAnsi="Cambria Math"/>
+                                  <w:color w:val="000000" w:themeColor="text1"/>
+                                  <w:sz w:val="18"/>
+                                  <w:szCs w:val="18"/>
+                                  <w14:textFill>
+                                    <w14:solidFill>
+                                      <w14:schemeClr w14:val="tx1"/>
+                                    </w14:solidFill>
+                                  </w14:textFill>
                                 </w:rPr>
                                 <m:t>41</m:t>
                               </m:r>
+                              <m:ctrlPr>
+                                <w:rPr>
+                                  <w:rFonts w:ascii="Cambria Math" w:hAnsi="Cambria Math"/>
+                                  <w:color w:val="000000" w:themeColor="text1"/>
+                                  <w:sz w:val="18"/>
+                                  <w:szCs w:val="18"/>
+                                  <w14:textFill>
+                                    <w14:solidFill>
+                                      <w14:schemeClr w14:val="tx1"/>
+                                    </w14:solidFill>
+                                  </w14:textFill>
+                                </w:rPr>
+                              </m:ctrlPr>
                             </m:sub>
                           </m:sSub>
+                          <m:ctrlPr>
+                            <w:rPr>
+                              <w:rFonts w:ascii="Cambria Math" w:hAnsi="Cambria Math"/>
+                              <w:color w:val="000000" w:themeColor="text1"/>
+                              <w:sz w:val="18"/>
+                              <w:szCs w:val="18"/>
+                              <w14:textFill>
+                                <w14:solidFill>
+                                  <w14:schemeClr w14:val="tx1"/>
+                                </w14:solidFill>
+                              </w14:textFill>
+                            </w:rPr>
+                          </m:ctrlPr>
                         </m:e>
                         <m:e>
                           <m:sSub>
@@ -3172,32 +5603,88 @@
                                   <w:color w:val="000000" w:themeColor="text1"/>
                                   <w:sz w:val="18"/>
                                   <w:szCs w:val="18"/>
+                                  <w14:textFill>
+                                    <w14:solidFill>
+                                      <w14:schemeClr w14:val="tx1"/>
+                                    </w14:solidFill>
+                                  </w14:textFill>
                                 </w:rPr>
                               </m:ctrlPr>
                             </m:sSubPr>
                             <m:e>
                               <m:r>
-                                <w:rPr>
-                                  <w:rFonts w:ascii="Cambria Math" w:hAnsi="Cambria Math"/>
-                                  <w:color w:val="000000" w:themeColor="text1"/>
-                                  <w:sz w:val="18"/>
-                                  <w:szCs w:val="18"/>
+                                <m:rPr/>
+                                <w:rPr>
+                                  <w:rFonts w:ascii="Cambria Math" w:hAnsi="Cambria Math"/>
+                                  <w:color w:val="000000" w:themeColor="text1"/>
+                                  <w:sz w:val="18"/>
+                                  <w:szCs w:val="18"/>
+                                  <w14:textFill>
+                                    <w14:solidFill>
+                                      <w14:schemeClr w14:val="tx1"/>
+                                    </w14:solidFill>
+                                  </w14:textFill>
                                 </w:rPr>
                                 <m:t>b</m:t>
                               </m:r>
+                              <m:ctrlPr>
+                                <w:rPr>
+                                  <w:rFonts w:ascii="Cambria Math" w:hAnsi="Cambria Math"/>
+                                  <w:color w:val="000000" w:themeColor="text1"/>
+                                  <w:sz w:val="18"/>
+                                  <w:szCs w:val="18"/>
+                                  <w14:textFill>
+                                    <w14:solidFill>
+                                      <w14:schemeClr w14:val="tx1"/>
+                                    </w14:solidFill>
+                                  </w14:textFill>
+                                </w:rPr>
+                              </m:ctrlPr>
                             </m:e>
                             <m:sub>
                               <m:r>
-                                <w:rPr>
-                                  <w:rFonts w:ascii="Cambria Math" w:hAnsi="Cambria Math"/>
-                                  <w:color w:val="000000" w:themeColor="text1"/>
-                                  <w:sz w:val="18"/>
-                                  <w:szCs w:val="18"/>
+                                <m:rPr/>
+                                <w:rPr>
+                                  <w:rFonts w:ascii="Cambria Math" w:hAnsi="Cambria Math"/>
+                                  <w:color w:val="000000" w:themeColor="text1"/>
+                                  <w:sz w:val="18"/>
+                                  <w:szCs w:val="18"/>
+                                  <w14:textFill>
+                                    <w14:solidFill>
+                                      <w14:schemeClr w14:val="tx1"/>
+                                    </w14:solidFill>
+                                  </w14:textFill>
                                 </w:rPr>
                                 <m:t>42</m:t>
                               </m:r>
+                              <m:ctrlPr>
+                                <w:rPr>
+                                  <w:rFonts w:ascii="Cambria Math" w:hAnsi="Cambria Math"/>
+                                  <w:color w:val="000000" w:themeColor="text1"/>
+                                  <w:sz w:val="18"/>
+                                  <w:szCs w:val="18"/>
+                                  <w14:textFill>
+                                    <w14:solidFill>
+                                      <w14:schemeClr w14:val="tx1"/>
+                                    </w14:solidFill>
+                                  </w14:textFill>
+                                </w:rPr>
+                              </m:ctrlPr>
                             </m:sub>
                           </m:sSub>
+                          <m:ctrlPr>
+                            <w:rPr>
+                              <w:rFonts w:ascii="Cambria Math" w:hAnsi="Cambria Math"/>
+                              <w:color w:val="000000" w:themeColor="text1"/>
+                              <w:sz w:val="18"/>
+                              <w:szCs w:val="18"/>
+                              <w14:textFill>
+                                <w14:solidFill>
+                                  <w14:schemeClr w14:val="tx1"/>
+                                </w14:solidFill>
+                              </w14:textFill>
+                            </w:rPr>
+                          </m:ctrlPr>
                         </m:e>
                         <m:e>
                           <m:sSub>
@@ -3208,32 +5695,88 @@
                                   <w:color w:val="000000" w:themeColor="text1"/>
                                   <w:sz w:val="18"/>
                                   <w:szCs w:val="18"/>
+                                  <w14:textFill>
+                                    <w14:solidFill>
+                                      <w14:schemeClr w14:val="tx1"/>
+                                    </w14:solidFill>
+                                  </w14:textFill>
                                 </w:rPr>
                               </m:ctrlPr>
                             </m:sSubPr>
                             <m:e>
                               <m:r>
-                                <w:rPr>
-                                  <w:rFonts w:ascii="Cambria Math" w:hAnsi="Cambria Math"/>
-                                  <w:color w:val="000000" w:themeColor="text1"/>
-                                  <w:sz w:val="18"/>
-                                  <w:szCs w:val="18"/>
+                                <m:rPr/>
+                                <w:rPr>
+                                  <w:rFonts w:ascii="Cambria Math" w:hAnsi="Cambria Math"/>
+                                  <w:color w:val="000000" w:themeColor="text1"/>
+                                  <w:sz w:val="18"/>
+                                  <w:szCs w:val="18"/>
+                                  <w14:textFill>
+                                    <w14:solidFill>
+                                      <w14:schemeClr w14:val="tx1"/>
+                                    </w14:solidFill>
+                                  </w14:textFill>
                                 </w:rPr>
                                 <m:t>b</m:t>
                               </m:r>
+                              <m:ctrlPr>
+                                <w:rPr>
+                                  <w:rFonts w:ascii="Cambria Math" w:hAnsi="Cambria Math"/>
+                                  <w:color w:val="000000" w:themeColor="text1"/>
+                                  <w:sz w:val="18"/>
+                                  <w:szCs w:val="18"/>
+                                  <w14:textFill>
+                                    <w14:solidFill>
+                                      <w14:schemeClr w14:val="tx1"/>
+                                    </w14:solidFill>
+                                  </w14:textFill>
+                                </w:rPr>
+                              </m:ctrlPr>
                             </m:e>
                             <m:sub>
                               <m:r>
-                                <w:rPr>
-                                  <w:rFonts w:ascii="Cambria Math" w:hAnsi="Cambria Math"/>
-                                  <w:color w:val="000000" w:themeColor="text1"/>
-                                  <w:sz w:val="18"/>
-                                  <w:szCs w:val="18"/>
+                                <m:rPr/>
+                                <w:rPr>
+                                  <w:rFonts w:ascii="Cambria Math" w:hAnsi="Cambria Math"/>
+                                  <w:color w:val="000000" w:themeColor="text1"/>
+                                  <w:sz w:val="18"/>
+                                  <w:szCs w:val="18"/>
+                                  <w14:textFill>
+                                    <w14:solidFill>
+                                      <w14:schemeClr w14:val="tx1"/>
+                                    </w14:solidFill>
+                                  </w14:textFill>
                                 </w:rPr>
                                 <m:t>43</m:t>
                               </m:r>
+                              <m:ctrlPr>
+                                <w:rPr>
+                                  <w:rFonts w:ascii="Cambria Math" w:hAnsi="Cambria Math"/>
+                                  <w:color w:val="000000" w:themeColor="text1"/>
+                                  <w:sz w:val="18"/>
+                                  <w:szCs w:val="18"/>
+                                  <w14:textFill>
+                                    <w14:solidFill>
+                                      <w14:schemeClr w14:val="tx1"/>
+                                    </w14:solidFill>
+                                  </w14:textFill>
+                                </w:rPr>
+                              </m:ctrlPr>
                             </m:sub>
                           </m:sSub>
+                          <m:ctrlPr>
+                            <w:rPr>
+                              <w:rFonts w:ascii="Cambria Math" w:hAnsi="Cambria Math"/>
+                              <w:color w:val="000000" w:themeColor="text1"/>
+                              <w:sz w:val="18"/>
+                              <w:szCs w:val="18"/>
+                              <w14:textFill>
+                                <w14:solidFill>
+                                  <w14:schemeClr w14:val="tx1"/>
+                                </w14:solidFill>
+                              </w14:textFill>
+                            </w:rPr>
+                          </m:ctrlPr>
                         </m:e>
                         <m:e>
                           <m:sSub>
@@ -3244,32 +5787,88 @@
                                   <w:color w:val="000000" w:themeColor="text1"/>
                                   <w:sz w:val="18"/>
                                   <w:szCs w:val="18"/>
+                                  <w14:textFill>
+                                    <w14:solidFill>
+                                      <w14:schemeClr w14:val="tx1"/>
+                                    </w14:solidFill>
+                                  </w14:textFill>
                                 </w:rPr>
                               </m:ctrlPr>
                             </m:sSubPr>
                             <m:e>
                               <m:r>
-                                <w:rPr>
-                                  <w:rFonts w:ascii="Cambria Math" w:hAnsi="Cambria Math"/>
-                                  <w:color w:val="000000" w:themeColor="text1"/>
-                                  <w:sz w:val="18"/>
-                                  <w:szCs w:val="18"/>
+                                <m:rPr/>
+                                <w:rPr>
+                                  <w:rFonts w:ascii="Cambria Math" w:hAnsi="Cambria Math"/>
+                                  <w:color w:val="000000" w:themeColor="text1"/>
+                                  <w:sz w:val="18"/>
+                                  <w:szCs w:val="18"/>
+                                  <w14:textFill>
+                                    <w14:solidFill>
+                                      <w14:schemeClr w14:val="tx1"/>
+                                    </w14:solidFill>
+                                  </w14:textFill>
                                 </w:rPr>
                                 <m:t>b</m:t>
                               </m:r>
+                              <m:ctrlPr>
+                                <w:rPr>
+                                  <w:rFonts w:ascii="Cambria Math" w:hAnsi="Cambria Math"/>
+                                  <w:color w:val="000000" w:themeColor="text1"/>
+                                  <w:sz w:val="18"/>
+                                  <w:szCs w:val="18"/>
+                                  <w14:textFill>
+                                    <w14:solidFill>
+                                      <w14:schemeClr w14:val="tx1"/>
+                                    </w14:solidFill>
+                                  </w14:textFill>
+                                </w:rPr>
+                              </m:ctrlPr>
                             </m:e>
                             <m:sub>
                               <m:r>
-                                <w:rPr>
-                                  <w:rFonts w:ascii="Cambria Math" w:hAnsi="Cambria Math"/>
-                                  <w:color w:val="000000" w:themeColor="text1"/>
-                                  <w:sz w:val="18"/>
-                                  <w:szCs w:val="18"/>
+                                <m:rPr/>
+                                <w:rPr>
+                                  <w:rFonts w:ascii="Cambria Math" w:hAnsi="Cambria Math"/>
+                                  <w:color w:val="000000" w:themeColor="text1"/>
+                                  <w:sz w:val="18"/>
+                                  <w:szCs w:val="18"/>
+                                  <w14:textFill>
+                                    <w14:solidFill>
+                                      <w14:schemeClr w14:val="tx1"/>
+                                    </w14:solidFill>
+                                  </w14:textFill>
                                 </w:rPr>
                                 <m:t>44</m:t>
                               </m:r>
+                              <m:ctrlPr>
+                                <w:rPr>
+                                  <w:rFonts w:ascii="Cambria Math" w:hAnsi="Cambria Math"/>
+                                  <w:color w:val="000000" w:themeColor="text1"/>
+                                  <w:sz w:val="18"/>
+                                  <w:szCs w:val="18"/>
+                                  <w14:textFill>
+                                    <w14:solidFill>
+                                      <w14:schemeClr w14:val="tx1"/>
+                                    </w14:solidFill>
+                                  </w14:textFill>
+                                </w:rPr>
+                              </m:ctrlPr>
                             </m:sub>
                           </m:sSub>
+                          <m:ctrlPr>
+                            <w:rPr>
+                              <w:rFonts w:ascii="Cambria Math" w:hAnsi="Cambria Math"/>
+                              <w:color w:val="000000" w:themeColor="text1"/>
+                              <w:sz w:val="18"/>
+                              <w:szCs w:val="18"/>
+                              <w14:textFill>
+                                <w14:solidFill>
+                                  <w14:schemeClr w14:val="tx1"/>
+                                </w14:solidFill>
+                              </w14:textFill>
+                            </w:rPr>
+                          </m:ctrlPr>
                         </m:e>
                         <m:e>
                           <m:sSub>
@@ -3280,32 +5879,88 @@
                                   <w:color w:val="000000" w:themeColor="text1"/>
                                   <w:sz w:val="18"/>
                                   <w:szCs w:val="18"/>
+                                  <w14:textFill>
+                                    <w14:solidFill>
+                                      <w14:schemeClr w14:val="tx1"/>
+                                    </w14:solidFill>
+                                  </w14:textFill>
                                 </w:rPr>
                               </m:ctrlPr>
                             </m:sSubPr>
                             <m:e>
                               <m:r>
-                                <w:rPr>
-                                  <w:rFonts w:ascii="Cambria Math" w:hAnsi="Cambria Math"/>
-                                  <w:color w:val="000000" w:themeColor="text1"/>
-                                  <w:sz w:val="18"/>
-                                  <w:szCs w:val="18"/>
+                                <m:rPr/>
+                                <w:rPr>
+                                  <w:rFonts w:ascii="Cambria Math" w:hAnsi="Cambria Math"/>
+                                  <w:color w:val="000000" w:themeColor="text1"/>
+                                  <w:sz w:val="18"/>
+                                  <w:szCs w:val="18"/>
+                                  <w14:textFill>
+                                    <w14:solidFill>
+                                      <w14:schemeClr w14:val="tx1"/>
+                                    </w14:solidFill>
+                                  </w14:textFill>
                                 </w:rPr>
                                 <m:t>b</m:t>
                               </m:r>
+                              <m:ctrlPr>
+                                <w:rPr>
+                                  <w:rFonts w:ascii="Cambria Math" w:hAnsi="Cambria Math"/>
+                                  <w:color w:val="000000" w:themeColor="text1"/>
+                                  <w:sz w:val="18"/>
+                                  <w:szCs w:val="18"/>
+                                  <w14:textFill>
+                                    <w14:solidFill>
+                                      <w14:schemeClr w14:val="tx1"/>
+                                    </w14:solidFill>
+                                  </w14:textFill>
+                                </w:rPr>
+                              </m:ctrlPr>
                             </m:e>
                             <m:sub>
                               <m:r>
-                                <w:rPr>
-                                  <w:rFonts w:ascii="Cambria Math" w:hAnsi="Cambria Math"/>
-                                  <w:color w:val="000000" w:themeColor="text1"/>
-                                  <w:sz w:val="18"/>
-                                  <w:szCs w:val="18"/>
+                                <m:rPr/>
+                                <w:rPr>
+                                  <w:rFonts w:ascii="Cambria Math" w:hAnsi="Cambria Math"/>
+                                  <w:color w:val="000000" w:themeColor="text1"/>
+                                  <w:sz w:val="18"/>
+                                  <w:szCs w:val="18"/>
+                                  <w14:textFill>
+                                    <w14:solidFill>
+                                      <w14:schemeClr w14:val="tx1"/>
+                                    </w14:solidFill>
+                                  </w14:textFill>
                                 </w:rPr>
                                 <m:t>45</m:t>
                               </m:r>
+                              <m:ctrlPr>
+                                <w:rPr>
+                                  <w:rFonts w:ascii="Cambria Math" w:hAnsi="Cambria Math"/>
+                                  <w:color w:val="000000" w:themeColor="text1"/>
+                                  <w:sz w:val="18"/>
+                                  <w:szCs w:val="18"/>
+                                  <w14:textFill>
+                                    <w14:solidFill>
+                                      <w14:schemeClr w14:val="tx1"/>
+                                    </w14:solidFill>
+                                  </w14:textFill>
+                                </w:rPr>
+                              </m:ctrlPr>
                             </m:sub>
                           </m:sSub>
+                          <m:ctrlPr>
+                            <w:rPr>
+                              <w:rFonts w:ascii="Cambria Math" w:hAnsi="Cambria Math"/>
+                              <w:color w:val="000000" w:themeColor="text1"/>
+                              <w:sz w:val="18"/>
+                              <w:szCs w:val="18"/>
+                              <w14:textFill>
+                                <w14:solidFill>
+                                  <w14:schemeClr w14:val="tx1"/>
+                                </w14:solidFill>
+                              </w14:textFill>
+                            </w:rPr>
+                          </m:ctrlPr>
                         </m:e>
                       </m:mr>
                       <m:mr>
@@ -3318,32 +5973,88 @@
                                   <w:color w:val="000000" w:themeColor="text1"/>
                                   <w:sz w:val="18"/>
                                   <w:szCs w:val="18"/>
+                                  <w14:textFill>
+                                    <w14:solidFill>
+                                      <w14:schemeClr w14:val="tx1"/>
+                                    </w14:solidFill>
+                                  </w14:textFill>
                                 </w:rPr>
                               </m:ctrlPr>
                             </m:sSubPr>
                             <m:e>
                               <m:r>
-                                <w:rPr>
-                                  <w:rFonts w:ascii="Cambria Math" w:hAnsi="Cambria Math"/>
-                                  <w:color w:val="000000" w:themeColor="text1"/>
-                                  <w:sz w:val="18"/>
-                                  <w:szCs w:val="18"/>
+                                <m:rPr/>
+                                <w:rPr>
+                                  <w:rFonts w:ascii="Cambria Math" w:hAnsi="Cambria Math"/>
+                                  <w:color w:val="000000" w:themeColor="text1"/>
+                                  <w:sz w:val="18"/>
+                                  <w:szCs w:val="18"/>
+                                  <w14:textFill>
+                                    <w14:solidFill>
+                                      <w14:schemeClr w14:val="tx1"/>
+                                    </w14:solidFill>
+                                  </w14:textFill>
                                 </w:rPr>
                                 <m:t>b</m:t>
                               </m:r>
+                              <m:ctrlPr>
+                                <w:rPr>
+                                  <w:rFonts w:ascii="Cambria Math" w:hAnsi="Cambria Math"/>
+                                  <w:color w:val="000000" w:themeColor="text1"/>
+                                  <w:sz w:val="18"/>
+                                  <w:szCs w:val="18"/>
+                                  <w14:textFill>
+                                    <w14:solidFill>
+                                      <w14:schemeClr w14:val="tx1"/>
+                                    </w14:solidFill>
+                                  </w14:textFill>
+                                </w:rPr>
+                              </m:ctrlPr>
                             </m:e>
                             <m:sub>
                               <m:r>
-                                <w:rPr>
-                                  <w:rFonts w:ascii="Cambria Math" w:hAnsi="Cambria Math"/>
-                                  <w:color w:val="000000" w:themeColor="text1"/>
-                                  <w:sz w:val="18"/>
-                                  <w:szCs w:val="18"/>
+                                <m:rPr/>
+                                <w:rPr>
+                                  <w:rFonts w:ascii="Cambria Math" w:hAnsi="Cambria Math"/>
+                                  <w:color w:val="000000" w:themeColor="text1"/>
+                                  <w:sz w:val="18"/>
+                                  <w:szCs w:val="18"/>
+                                  <w14:textFill>
+                                    <w14:solidFill>
+                                      <w14:schemeClr w14:val="tx1"/>
+                                    </w14:solidFill>
+                                  </w14:textFill>
                                 </w:rPr>
                                 <m:t>51</m:t>
                               </m:r>
+                              <m:ctrlPr>
+                                <w:rPr>
+                                  <w:rFonts w:ascii="Cambria Math" w:hAnsi="Cambria Math"/>
+                                  <w:color w:val="000000" w:themeColor="text1"/>
+                                  <w:sz w:val="18"/>
+                                  <w:szCs w:val="18"/>
+                                  <w14:textFill>
+                                    <w14:solidFill>
+                                      <w14:schemeClr w14:val="tx1"/>
+                                    </w14:solidFill>
+                                  </w14:textFill>
+                                </w:rPr>
+                              </m:ctrlPr>
                             </m:sub>
                           </m:sSub>
+                          <m:ctrlPr>
+                            <w:rPr>
+                              <w:rFonts w:ascii="Cambria Math" w:hAnsi="Cambria Math"/>
+                              <w:color w:val="000000" w:themeColor="text1"/>
+                              <w:sz w:val="18"/>
+                              <w:szCs w:val="18"/>
+                              <w14:textFill>
+                                <w14:solidFill>
+                                  <w14:schemeClr w14:val="tx1"/>
+                                </w14:solidFill>
+                              </w14:textFill>
+                            </w:rPr>
+                          </m:ctrlPr>
                         </m:e>
                         <m:e>
                           <m:sSub>
@@ -3354,32 +6065,88 @@
                                   <w:color w:val="000000" w:themeColor="text1"/>
                                   <w:sz w:val="18"/>
                                   <w:szCs w:val="18"/>
+                                  <w14:textFill>
+                                    <w14:solidFill>
+                                      <w14:schemeClr w14:val="tx1"/>
+                                    </w14:solidFill>
+                                  </w14:textFill>
                                 </w:rPr>
                               </m:ctrlPr>
                             </m:sSubPr>
                             <m:e>
                               <m:r>
-                                <w:rPr>
-                                  <w:rFonts w:ascii="Cambria Math" w:hAnsi="Cambria Math"/>
-                                  <w:color w:val="000000" w:themeColor="text1"/>
-                                  <w:sz w:val="18"/>
-                                  <w:szCs w:val="18"/>
+                                <m:rPr/>
+                                <w:rPr>
+                                  <w:rFonts w:ascii="Cambria Math" w:hAnsi="Cambria Math"/>
+                                  <w:color w:val="000000" w:themeColor="text1"/>
+                                  <w:sz w:val="18"/>
+                                  <w:szCs w:val="18"/>
+                                  <w14:textFill>
+                                    <w14:solidFill>
+                                      <w14:schemeClr w14:val="tx1"/>
+                                    </w14:solidFill>
+                                  </w14:textFill>
                                 </w:rPr>
                                 <m:t>b</m:t>
                               </m:r>
+                              <m:ctrlPr>
+                                <w:rPr>
+                                  <w:rFonts w:ascii="Cambria Math" w:hAnsi="Cambria Math"/>
+                                  <w:color w:val="000000" w:themeColor="text1"/>
+                                  <w:sz w:val="18"/>
+                                  <w:szCs w:val="18"/>
+                                  <w14:textFill>
+                                    <w14:solidFill>
+                                      <w14:schemeClr w14:val="tx1"/>
+                                    </w14:solidFill>
+                                  </w14:textFill>
+                                </w:rPr>
+                              </m:ctrlPr>
                             </m:e>
                             <m:sub>
                               <m:r>
-                                <w:rPr>
-                                  <w:rFonts w:ascii="Cambria Math" w:hAnsi="Cambria Math"/>
-                                  <w:color w:val="000000" w:themeColor="text1"/>
-                                  <w:sz w:val="18"/>
-                                  <w:szCs w:val="18"/>
+                                <m:rPr/>
+                                <w:rPr>
+                                  <w:rFonts w:ascii="Cambria Math" w:hAnsi="Cambria Math"/>
+                                  <w:color w:val="000000" w:themeColor="text1"/>
+                                  <w:sz w:val="18"/>
+                                  <w:szCs w:val="18"/>
+                                  <w14:textFill>
+                                    <w14:solidFill>
+                                      <w14:schemeClr w14:val="tx1"/>
+                                    </w14:solidFill>
+                                  </w14:textFill>
                                 </w:rPr>
                                 <m:t>52</m:t>
                               </m:r>
+                              <m:ctrlPr>
+                                <w:rPr>
+                                  <w:rFonts w:ascii="Cambria Math" w:hAnsi="Cambria Math"/>
+                                  <w:color w:val="000000" w:themeColor="text1"/>
+                                  <w:sz w:val="18"/>
+                                  <w:szCs w:val="18"/>
+                                  <w14:textFill>
+                                    <w14:solidFill>
+                                      <w14:schemeClr w14:val="tx1"/>
+                                    </w14:solidFill>
+                                  </w14:textFill>
+                                </w:rPr>
+                              </m:ctrlPr>
                             </m:sub>
                           </m:sSub>
+                          <m:ctrlPr>
+                            <w:rPr>
+                              <w:rFonts w:ascii="Cambria Math" w:hAnsi="Cambria Math"/>
+                              <w:color w:val="000000" w:themeColor="text1"/>
+                              <w:sz w:val="18"/>
+                              <w:szCs w:val="18"/>
+                              <w14:textFill>
+                                <w14:solidFill>
+                                  <w14:schemeClr w14:val="tx1"/>
+                                </w14:solidFill>
+                              </w14:textFill>
+                            </w:rPr>
+                          </m:ctrlPr>
                         </m:e>
                         <m:e>
                           <m:sSub>
@@ -3390,32 +6157,88 @@
                                   <w:color w:val="000000" w:themeColor="text1"/>
                                   <w:sz w:val="18"/>
                                   <w:szCs w:val="18"/>
+                                  <w14:textFill>
+                                    <w14:solidFill>
+                                      <w14:schemeClr w14:val="tx1"/>
+                                    </w14:solidFill>
+                                  </w14:textFill>
                                 </w:rPr>
                               </m:ctrlPr>
                             </m:sSubPr>
                             <m:e>
                               <m:r>
-                                <w:rPr>
-                                  <w:rFonts w:ascii="Cambria Math" w:hAnsi="Cambria Math"/>
-                                  <w:color w:val="000000" w:themeColor="text1"/>
-                                  <w:sz w:val="18"/>
-                                  <w:szCs w:val="18"/>
+                                <m:rPr/>
+                                <w:rPr>
+                                  <w:rFonts w:ascii="Cambria Math" w:hAnsi="Cambria Math"/>
+                                  <w:color w:val="000000" w:themeColor="text1"/>
+                                  <w:sz w:val="18"/>
+                                  <w:szCs w:val="18"/>
+                                  <w14:textFill>
+                                    <w14:solidFill>
+                                      <w14:schemeClr w14:val="tx1"/>
+                                    </w14:solidFill>
+                                  </w14:textFill>
                                 </w:rPr>
                                 <m:t>b</m:t>
                               </m:r>
+                              <m:ctrlPr>
+                                <w:rPr>
+                                  <w:rFonts w:ascii="Cambria Math" w:hAnsi="Cambria Math"/>
+                                  <w:color w:val="000000" w:themeColor="text1"/>
+                                  <w:sz w:val="18"/>
+                                  <w:szCs w:val="18"/>
+                                  <w14:textFill>
+                                    <w14:solidFill>
+                                      <w14:schemeClr w14:val="tx1"/>
+                                    </w14:solidFill>
+                                  </w14:textFill>
+                                </w:rPr>
+                              </m:ctrlPr>
                             </m:e>
                             <m:sub>
                               <m:r>
-                                <w:rPr>
-                                  <w:rFonts w:ascii="Cambria Math" w:hAnsi="Cambria Math"/>
-                                  <w:color w:val="000000" w:themeColor="text1"/>
-                                  <w:sz w:val="18"/>
-                                  <w:szCs w:val="18"/>
+                                <m:rPr/>
+                                <w:rPr>
+                                  <w:rFonts w:ascii="Cambria Math" w:hAnsi="Cambria Math"/>
+                                  <w:color w:val="000000" w:themeColor="text1"/>
+                                  <w:sz w:val="18"/>
+                                  <w:szCs w:val="18"/>
+                                  <w14:textFill>
+                                    <w14:solidFill>
+                                      <w14:schemeClr w14:val="tx1"/>
+                                    </w14:solidFill>
+                                  </w14:textFill>
                                 </w:rPr>
                                 <m:t>53</m:t>
                               </m:r>
+                              <m:ctrlPr>
+                                <w:rPr>
+                                  <w:rFonts w:ascii="Cambria Math" w:hAnsi="Cambria Math"/>
+                                  <w:color w:val="000000" w:themeColor="text1"/>
+                                  <w:sz w:val="18"/>
+                                  <w:szCs w:val="18"/>
+                                  <w14:textFill>
+                                    <w14:solidFill>
+                                      <w14:schemeClr w14:val="tx1"/>
+                                    </w14:solidFill>
+                                  </w14:textFill>
+                                </w:rPr>
+                              </m:ctrlPr>
                             </m:sub>
                           </m:sSub>
+                          <m:ctrlPr>
+                            <w:rPr>
+                              <w:rFonts w:ascii="Cambria Math" w:hAnsi="Cambria Math"/>
+                              <w:color w:val="000000" w:themeColor="text1"/>
+                              <w:sz w:val="18"/>
+                              <w:szCs w:val="18"/>
+                              <w14:textFill>
+                                <w14:solidFill>
+                                  <w14:schemeClr w14:val="tx1"/>
+                                </w14:solidFill>
+                              </w14:textFill>
+                            </w:rPr>
+                          </m:ctrlPr>
                         </m:e>
                         <m:e>
                           <m:sSub>
@@ -3426,32 +6249,88 @@
                                   <w:color w:val="000000" w:themeColor="text1"/>
                                   <w:sz w:val="18"/>
                                   <w:szCs w:val="18"/>
+                                  <w14:textFill>
+                                    <w14:solidFill>
+                                      <w14:schemeClr w14:val="tx1"/>
+                                    </w14:solidFill>
+                                  </w14:textFill>
                                 </w:rPr>
                               </m:ctrlPr>
                             </m:sSubPr>
                             <m:e>
                               <m:r>
-                                <w:rPr>
-                                  <w:rFonts w:ascii="Cambria Math" w:hAnsi="Cambria Math"/>
-                                  <w:color w:val="000000" w:themeColor="text1"/>
-                                  <w:sz w:val="18"/>
-                                  <w:szCs w:val="18"/>
+                                <m:rPr/>
+                                <w:rPr>
+                                  <w:rFonts w:ascii="Cambria Math" w:hAnsi="Cambria Math"/>
+                                  <w:color w:val="000000" w:themeColor="text1"/>
+                                  <w:sz w:val="18"/>
+                                  <w:szCs w:val="18"/>
+                                  <w14:textFill>
+                                    <w14:solidFill>
+                                      <w14:schemeClr w14:val="tx1"/>
+                                    </w14:solidFill>
+                                  </w14:textFill>
                                 </w:rPr>
                                 <m:t>b</m:t>
                               </m:r>
+                              <m:ctrlPr>
+                                <w:rPr>
+                                  <w:rFonts w:ascii="Cambria Math" w:hAnsi="Cambria Math"/>
+                                  <w:color w:val="000000" w:themeColor="text1"/>
+                                  <w:sz w:val="18"/>
+                                  <w:szCs w:val="18"/>
+                                  <w14:textFill>
+                                    <w14:solidFill>
+                                      <w14:schemeClr w14:val="tx1"/>
+                                    </w14:solidFill>
+                                  </w14:textFill>
+                                </w:rPr>
+                              </m:ctrlPr>
                             </m:e>
                             <m:sub>
                               <m:r>
-                                <w:rPr>
-                                  <w:rFonts w:ascii="Cambria Math" w:hAnsi="Cambria Math"/>
-                                  <w:color w:val="000000" w:themeColor="text1"/>
-                                  <w:sz w:val="18"/>
-                                  <w:szCs w:val="18"/>
+                                <m:rPr/>
+                                <w:rPr>
+                                  <w:rFonts w:ascii="Cambria Math" w:hAnsi="Cambria Math"/>
+                                  <w:color w:val="000000" w:themeColor="text1"/>
+                                  <w:sz w:val="18"/>
+                                  <w:szCs w:val="18"/>
+                                  <w14:textFill>
+                                    <w14:solidFill>
+                                      <w14:schemeClr w14:val="tx1"/>
+                                    </w14:solidFill>
+                                  </w14:textFill>
                                 </w:rPr>
                                 <m:t>54</m:t>
                               </m:r>
+                              <m:ctrlPr>
+                                <w:rPr>
+                                  <w:rFonts w:ascii="Cambria Math" w:hAnsi="Cambria Math"/>
+                                  <w:color w:val="000000" w:themeColor="text1"/>
+                                  <w:sz w:val="18"/>
+                                  <w:szCs w:val="18"/>
+                                  <w14:textFill>
+                                    <w14:solidFill>
+                                      <w14:schemeClr w14:val="tx1"/>
+                                    </w14:solidFill>
+                                  </w14:textFill>
+                                </w:rPr>
+                              </m:ctrlPr>
                             </m:sub>
                           </m:sSub>
+                          <m:ctrlPr>
+                            <w:rPr>
+                              <w:rFonts w:ascii="Cambria Math" w:hAnsi="Cambria Math"/>
+                              <w:color w:val="000000" w:themeColor="text1"/>
+                              <w:sz w:val="18"/>
+                              <w:szCs w:val="18"/>
+                              <w14:textFill>
+                                <w14:solidFill>
+                                  <w14:schemeClr w14:val="tx1"/>
+                                </w14:solidFill>
+                              </w14:textFill>
+                            </w:rPr>
+                          </m:ctrlPr>
                         </m:e>
                         <m:e>
                           <m:sSub>
@@ -3462,43 +6341,119 @@
                                   <w:color w:val="000000" w:themeColor="text1"/>
                                   <w:sz w:val="18"/>
                                   <w:szCs w:val="18"/>
+                                  <w14:textFill>
+                                    <w14:solidFill>
+                                      <w14:schemeClr w14:val="tx1"/>
+                                    </w14:solidFill>
+                                  </w14:textFill>
                                 </w:rPr>
                               </m:ctrlPr>
                             </m:sSubPr>
                             <m:e>
                               <m:r>
-                                <w:rPr>
-                                  <w:rFonts w:ascii="Cambria Math" w:hAnsi="Cambria Math"/>
-                                  <w:color w:val="000000" w:themeColor="text1"/>
-                                  <w:sz w:val="18"/>
-                                  <w:szCs w:val="18"/>
+                                <m:rPr/>
+                                <w:rPr>
+                                  <w:rFonts w:ascii="Cambria Math" w:hAnsi="Cambria Math"/>
+                                  <w:color w:val="000000" w:themeColor="text1"/>
+                                  <w:sz w:val="18"/>
+                                  <w:szCs w:val="18"/>
+                                  <w14:textFill>
+                                    <w14:solidFill>
+                                      <w14:schemeClr w14:val="tx1"/>
+                                    </w14:solidFill>
+                                  </w14:textFill>
                                 </w:rPr>
                                 <m:t>b</m:t>
                               </m:r>
+                              <m:ctrlPr>
+                                <w:rPr>
+                                  <w:rFonts w:ascii="Cambria Math" w:hAnsi="Cambria Math"/>
+                                  <w:color w:val="000000" w:themeColor="text1"/>
+                                  <w:sz w:val="18"/>
+                                  <w:szCs w:val="18"/>
+                                  <w14:textFill>
+                                    <w14:solidFill>
+                                      <w14:schemeClr w14:val="tx1"/>
+                                    </w14:solidFill>
+                                  </w14:textFill>
+                                </w:rPr>
+                              </m:ctrlPr>
                             </m:e>
                             <m:sub>
                               <m:r>
-                                <w:rPr>
-                                  <w:rFonts w:ascii="Cambria Math" w:hAnsi="Cambria Math"/>
-                                  <w:color w:val="000000" w:themeColor="text1"/>
-                                  <w:sz w:val="18"/>
-                                  <w:szCs w:val="18"/>
+                                <m:rPr/>
+                                <w:rPr>
+                                  <w:rFonts w:ascii="Cambria Math" w:hAnsi="Cambria Math"/>
+                                  <w:color w:val="000000" w:themeColor="text1"/>
+                                  <w:sz w:val="18"/>
+                                  <w:szCs w:val="18"/>
+                                  <w14:textFill>
+                                    <w14:solidFill>
+                                      <w14:schemeClr w14:val="tx1"/>
+                                    </w14:solidFill>
+                                  </w14:textFill>
                                 </w:rPr>
                                 <m:t>55</m:t>
                               </m:r>
+                              <m:ctrlPr>
+                                <w:rPr>
+                                  <w:rFonts w:ascii="Cambria Math" w:hAnsi="Cambria Math"/>
+                                  <w:color w:val="000000" w:themeColor="text1"/>
+                                  <w:sz w:val="18"/>
+                                  <w:szCs w:val="18"/>
+                                  <w14:textFill>
+                                    <w14:solidFill>
+                                      <w14:schemeClr w14:val="tx1"/>
+                                    </w14:solidFill>
+                                  </w14:textFill>
+                                </w:rPr>
+                              </m:ctrlPr>
                             </m:sub>
                           </m:sSub>
+                          <m:ctrlPr>
+                            <w:rPr>
+                              <w:rFonts w:ascii="Cambria Math" w:hAnsi="Cambria Math"/>
+                              <w:color w:val="000000" w:themeColor="text1"/>
+                              <w:sz w:val="18"/>
+                              <w:szCs w:val="18"/>
+                              <w14:textFill>
+                                <w14:solidFill>
+                                  <w14:schemeClr w14:val="tx1"/>
+                                </w14:solidFill>
+                              </w14:textFill>
+                            </w:rPr>
+                          </m:ctrlPr>
                         </m:e>
                       </m:mr>
                     </m:m>
+                    <m:ctrlPr>
+                      <w:rPr>
+                        <w:rFonts w:ascii="Cambria Math" w:hAnsi="Cambria Math" w:eastAsiaTheme="minorEastAsia" w:cstheme="minorBidi"/>
+                        <w:i/>
+                        <w:color w:val="000000" w:themeColor="text1"/>
+                        <w:sz w:val="18"/>
+                        <w:szCs w:val="18"/>
+                        <w14:textFill>
+                          <w14:solidFill>
+                            <w14:schemeClr w14:val="tx1"/>
+                          </w14:solidFill>
+                        </w14:textFill>
+                      </w:rPr>
+                    </m:ctrlPr>
                   </m:e>
                 </m:d>
                 <m:r>
+                  <m:rPr/>
                   <w:rPr>
                     <w:rFonts w:ascii="Cambria Math" w:hAnsi="Cambria Math"/>
                     <w:color w:val="000000" w:themeColor="text1"/>
                     <w:sz w:val="18"/>
                     <w:szCs w:val="18"/>
+                    <w14:textFill>
+                      <w14:solidFill>
+                        <w14:schemeClr w14:val="tx1"/>
+                      </w14:solidFill>
+                    </w14:textFill>
                   </w:rPr>
                   <m:t>=</m:t>
                 </m:r>
@@ -3508,18 +6463,22 @@
                     <m:endChr m:val="]"/>
                     <m:ctrlPr>
                       <w:rPr>
-                        <w:rFonts w:ascii="Cambria Math" w:eastAsiaTheme="minorEastAsia" w:hAnsi="Cambria Math" w:cstheme="minorBidi"/>
+                        <w:rFonts w:ascii="Cambria Math" w:hAnsi="Cambria Math" w:eastAsiaTheme="minorEastAsia" w:cstheme="minorBidi"/>
                         <w:i/>
                         <w:color w:val="000000" w:themeColor="text1"/>
                         <w:sz w:val="18"/>
                         <w:szCs w:val="18"/>
+                        <w14:textFill>
+                          <w14:solidFill>
+                            <w14:schemeClr w14:val="tx1"/>
+                          </w14:solidFill>
+                        </w14:textFill>
                       </w:rPr>
                     </m:ctrlPr>
                   </m:dPr>
                   <m:e>
                     <m:m>
                       <m:mPr>
-                        <m:plcHide m:val="1"/>
                         <m:mcs>
                           <m:mc>
                             <m:mcPr>
@@ -3528,12 +6487,18 @@
                             </m:mcPr>
                           </m:mc>
                         </m:mcs>
+                        <m:plcHide m:val="1"/>
                         <m:ctrlPr>
                           <w:rPr>
                             <w:rFonts w:ascii="Cambria Math" w:hAnsi="Cambria Math"/>
                             <w:color w:val="000000" w:themeColor="text1"/>
                             <w:sz w:val="18"/>
                             <w:szCs w:val="18"/>
+                            <w14:textFill>
+                              <w14:solidFill>
+                                <w14:schemeClr w14:val="tx1"/>
+                              </w14:solidFill>
+                            </w14:textFill>
                           </w:rPr>
                         </m:ctrlPr>
                       </m:mPr>
@@ -3548,9 +6513,27 @@
                               <w:color w:val="000000" w:themeColor="text1"/>
                               <w:sz w:val="18"/>
                               <w:szCs w:val="18"/>
+                              <w14:textFill>
+                                <w14:solidFill>
+                                  <w14:schemeClr w14:val="tx1"/>
+                                </w14:solidFill>
+                              </w14:textFill>
                             </w:rPr>
                             <m:t>1</m:t>
                           </m:r>
+                          <m:ctrlPr>
+                            <w:rPr>
+                              <w:rFonts w:ascii="Cambria Math" w:hAnsi="Cambria Math"/>
+                              <w:color w:val="000000" w:themeColor="text1"/>
+                              <w:sz w:val="18"/>
+                              <w:szCs w:val="18"/>
+                              <w14:textFill>
+                                <w14:solidFill>
+                                  <w14:schemeClr w14:val="tx1"/>
+                                </w14:solidFill>
+                              </w14:textFill>
+                            </w:rPr>
+                          </m:ctrlPr>
                         </m:e>
                         <m:e>
                           <m:r>
@@ -3562,9 +6545,27 @@
                               <w:color w:val="000000" w:themeColor="text1"/>
                               <w:sz w:val="18"/>
                               <w:szCs w:val="18"/>
+                              <w14:textFill>
+                                <w14:solidFill>
+                                  <w14:schemeClr w14:val="tx1"/>
+                                </w14:solidFill>
+                              </w14:textFill>
                             </w:rPr>
                             <m:t>2</m:t>
                           </m:r>
+                          <m:ctrlPr>
+                            <w:rPr>
+                              <w:rFonts w:ascii="Cambria Math" w:hAnsi="Cambria Math"/>
+                              <w:color w:val="000000" w:themeColor="text1"/>
+                              <w:sz w:val="18"/>
+                              <w:szCs w:val="18"/>
+                              <w14:textFill>
+                                <w14:solidFill>
+                                  <w14:schemeClr w14:val="tx1"/>
+                                </w14:solidFill>
+                              </w14:textFill>
+                            </w:rPr>
+                          </m:ctrlPr>
                         </m:e>
                         <m:e>
                           <m:r>
@@ -3576,9 +6577,27 @@
                               <w:color w:val="000000" w:themeColor="text1"/>
                               <w:sz w:val="18"/>
                               <w:szCs w:val="18"/>
+                              <w14:textFill>
+                                <w14:solidFill>
+                                  <w14:schemeClr w14:val="tx1"/>
+                                </w14:solidFill>
+                              </w14:textFill>
                             </w:rPr>
                             <m:t>3</m:t>
                           </m:r>
+                          <m:ctrlPr>
+                            <w:rPr>
+                              <w:rFonts w:ascii="Cambria Math" w:hAnsi="Cambria Math"/>
+                              <w:color w:val="000000" w:themeColor="text1"/>
+                              <w:sz w:val="18"/>
+                              <w:szCs w:val="18"/>
+                              <w14:textFill>
+                                <w14:solidFill>
+                                  <w14:schemeClr w14:val="tx1"/>
+                                </w14:solidFill>
+                              </w14:textFill>
+                            </w:rPr>
+                          </m:ctrlPr>
                         </m:e>
                         <m:e>
                           <m:r>
@@ -3590,9 +6609,27 @@
                               <w:color w:val="000000" w:themeColor="text1"/>
                               <w:sz w:val="18"/>
                               <w:szCs w:val="18"/>
+                              <w14:textFill>
+                                <w14:solidFill>
+                                  <w14:schemeClr w14:val="tx1"/>
+                                </w14:solidFill>
+                              </w14:textFill>
                             </w:rPr>
                             <m:t>5</m:t>
                           </m:r>
+                          <m:ctrlPr>
+                            <w:rPr>
+                              <w:rFonts w:ascii="Cambria Math" w:hAnsi="Cambria Math"/>
+                              <w:color w:val="000000" w:themeColor="text1"/>
+                              <w:sz w:val="18"/>
+                              <w:szCs w:val="18"/>
+                              <w14:textFill>
+                                <w14:solidFill>
+                                  <w14:schemeClr w14:val="tx1"/>
+                                </w14:solidFill>
+                              </w14:textFill>
+                            </w:rPr>
+                          </m:ctrlPr>
                         </m:e>
                         <m:e>
                           <m:r>
@@ -3604,9 +6641,27 @@
                               <w:color w:val="000000" w:themeColor="text1"/>
                               <w:sz w:val="18"/>
                               <w:szCs w:val="18"/>
+                              <w14:textFill>
+                                <w14:solidFill>
+                                  <w14:schemeClr w14:val="tx1"/>
+                                </w14:solidFill>
+                              </w14:textFill>
                             </w:rPr>
                             <m:t>3</m:t>
                           </m:r>
+                          <m:ctrlPr>
+                            <w:rPr>
+                              <w:rFonts w:ascii="Cambria Math" w:hAnsi="Cambria Math"/>
+                              <w:color w:val="000000" w:themeColor="text1"/>
+                              <w:sz w:val="18"/>
+                              <w:szCs w:val="18"/>
+                              <w14:textFill>
+                                <w14:solidFill>
+                                  <w14:schemeClr w14:val="tx1"/>
+                                </w14:solidFill>
+                              </w14:textFill>
+                            </w:rPr>
+                          </m:ctrlPr>
                         </m:e>
                       </m:mr>
                       <m:mr>
@@ -3620,9 +6675,27 @@
                               <w:color w:val="000000" w:themeColor="text1"/>
                               <w:sz w:val="18"/>
                               <w:szCs w:val="18"/>
+                              <w14:textFill>
+                                <w14:solidFill>
+                                  <w14:schemeClr w14:val="tx1"/>
+                                </w14:solidFill>
+                              </w14:textFill>
                             </w:rPr>
                             <m:t>1/2</m:t>
                           </m:r>
+                          <m:ctrlPr>
+                            <w:rPr>
+                              <w:rFonts w:ascii="Cambria Math" w:hAnsi="Cambria Math"/>
+                              <w:color w:val="000000" w:themeColor="text1"/>
+                              <w:sz w:val="18"/>
+                              <w:szCs w:val="18"/>
+                              <w14:textFill>
+                                <w14:solidFill>
+                                  <w14:schemeClr w14:val="tx1"/>
+                                </w14:solidFill>
+                              </w14:textFill>
+                            </w:rPr>
+                          </m:ctrlPr>
                         </m:e>
                         <m:e>
                           <m:r>
@@ -3634,9 +6707,27 @@
                               <w:color w:val="000000" w:themeColor="text1"/>
                               <w:sz w:val="18"/>
                               <w:szCs w:val="18"/>
+                              <w14:textFill>
+                                <w14:solidFill>
+                                  <w14:schemeClr w14:val="tx1"/>
+                                </w14:solidFill>
+                              </w14:textFill>
                             </w:rPr>
                             <m:t>1</m:t>
                           </m:r>
+                          <m:ctrlPr>
+                            <w:rPr>
+                              <w:rFonts w:ascii="Cambria Math" w:hAnsi="Cambria Math"/>
+                              <w:color w:val="000000" w:themeColor="text1"/>
+                              <w:sz w:val="18"/>
+                              <w:szCs w:val="18"/>
+                              <w14:textFill>
+                                <w14:solidFill>
+                                  <w14:schemeClr w14:val="tx1"/>
+                                </w14:solidFill>
+                              </w14:textFill>
+                            </w:rPr>
+                          </m:ctrlPr>
                         </m:e>
                         <m:e>
                           <m:r>
@@ -3648,9 +6739,27 @@
                               <w:color w:val="000000" w:themeColor="text1"/>
                               <w:sz w:val="18"/>
                               <w:szCs w:val="18"/>
+                              <w14:textFill>
+                                <w14:solidFill>
+                                  <w14:schemeClr w14:val="tx1"/>
+                                </w14:solidFill>
+                              </w14:textFill>
                             </w:rPr>
                             <m:t>4</m:t>
                           </m:r>
+                          <m:ctrlPr>
+                            <w:rPr>
+                              <w:rFonts w:ascii="Cambria Math" w:hAnsi="Cambria Math"/>
+                              <w:color w:val="000000" w:themeColor="text1"/>
+                              <w:sz w:val="18"/>
+                              <w:szCs w:val="18"/>
+                              <w14:textFill>
+                                <w14:solidFill>
+                                  <w14:schemeClr w14:val="tx1"/>
+                                </w14:solidFill>
+                              </w14:textFill>
+                            </w:rPr>
+                          </m:ctrlPr>
                         </m:e>
                         <m:e>
                           <m:r>
@@ -3662,9 +6771,27 @@
                               <w:color w:val="000000" w:themeColor="text1"/>
                               <w:sz w:val="18"/>
                               <w:szCs w:val="18"/>
+                              <w14:textFill>
+                                <w14:solidFill>
+                                  <w14:schemeClr w14:val="tx1"/>
+                                </w14:solidFill>
+                              </w14:textFill>
                             </w:rPr>
                             <m:t>3</m:t>
                           </m:r>
+                          <m:ctrlPr>
+                            <w:rPr>
+                              <w:rFonts w:ascii="Cambria Math" w:hAnsi="Cambria Math"/>
+                              <w:color w:val="000000" w:themeColor="text1"/>
+                              <w:sz w:val="18"/>
+                              <w:szCs w:val="18"/>
+                              <w14:textFill>
+                                <w14:solidFill>
+                                  <w14:schemeClr w14:val="tx1"/>
+                                </w14:solidFill>
+                              </w14:textFill>
+                            </w:rPr>
+                          </m:ctrlPr>
                         </m:e>
                         <m:e>
                           <m:r>
@@ -3676,9 +6803,27 @@
                               <w:color w:val="000000" w:themeColor="text1"/>
                               <w:sz w:val="18"/>
                               <w:szCs w:val="18"/>
+                              <w14:textFill>
+                                <w14:solidFill>
+                                  <w14:schemeClr w14:val="tx1"/>
+                                </w14:solidFill>
+                              </w14:textFill>
                             </w:rPr>
                             <m:t>2</m:t>
                           </m:r>
+                          <m:ctrlPr>
+                            <w:rPr>
+                              <w:rFonts w:ascii="Cambria Math" w:hAnsi="Cambria Math"/>
+                              <w:color w:val="000000" w:themeColor="text1"/>
+                              <w:sz w:val="18"/>
+                              <w:szCs w:val="18"/>
+                              <w14:textFill>
+                                <w14:solidFill>
+                                  <w14:schemeClr w14:val="tx1"/>
+                                </w14:solidFill>
+                              </w14:textFill>
+                            </w:rPr>
+                          </m:ctrlPr>
                         </m:e>
                       </m:mr>
                       <m:mr>
@@ -3692,9 +6837,27 @@
                               <w:color w:val="000000" w:themeColor="text1"/>
                               <w:sz w:val="18"/>
                               <w:szCs w:val="18"/>
+                              <w14:textFill>
+                                <w14:solidFill>
+                                  <w14:schemeClr w14:val="tx1"/>
+                                </w14:solidFill>
+                              </w14:textFill>
                             </w:rPr>
                             <m:t>1/3</m:t>
                           </m:r>
+                          <m:ctrlPr>
+                            <w:rPr>
+                              <w:rFonts w:ascii="Cambria Math" w:hAnsi="Cambria Math"/>
+                              <w:color w:val="000000" w:themeColor="text1"/>
+                              <w:sz w:val="18"/>
+                              <w:szCs w:val="18"/>
+                              <w14:textFill>
+                                <w14:solidFill>
+                                  <w14:schemeClr w14:val="tx1"/>
+                                </w14:solidFill>
+                              </w14:textFill>
+                            </w:rPr>
+                          </m:ctrlPr>
                         </m:e>
                         <m:e>
                           <m:r>
@@ -3706,9 +6869,27 @@
                               <w:color w:val="000000" w:themeColor="text1"/>
                               <w:sz w:val="18"/>
                               <w:szCs w:val="18"/>
+                              <w14:textFill>
+                                <w14:solidFill>
+                                  <w14:schemeClr w14:val="tx1"/>
+                                </w14:solidFill>
+                              </w14:textFill>
                             </w:rPr>
                             <m:t>1/4</m:t>
                           </m:r>
+                          <m:ctrlPr>
+                            <w:rPr>
+                              <w:rFonts w:ascii="Cambria Math" w:hAnsi="Cambria Math"/>
+                              <w:color w:val="000000" w:themeColor="text1"/>
+                              <w:sz w:val="18"/>
+                              <w:szCs w:val="18"/>
+                              <w14:textFill>
+                                <w14:solidFill>
+                                  <w14:schemeClr w14:val="tx1"/>
+                                </w14:solidFill>
+                              </w14:textFill>
+                            </w:rPr>
+                          </m:ctrlPr>
                         </m:e>
                         <m:e>
                           <m:r>
@@ -3720,9 +6901,27 @@
                               <w:color w:val="000000" w:themeColor="text1"/>
                               <w:sz w:val="18"/>
                               <w:szCs w:val="18"/>
+                              <w14:textFill>
+                                <w14:solidFill>
+                                  <w14:schemeClr w14:val="tx1"/>
+                                </w14:solidFill>
+                              </w14:textFill>
                             </w:rPr>
                             <m:t>1</m:t>
                           </m:r>
+                          <m:ctrlPr>
+                            <w:rPr>
+                              <w:rFonts w:ascii="Cambria Math" w:hAnsi="Cambria Math"/>
+                              <w:color w:val="000000" w:themeColor="text1"/>
+                              <w:sz w:val="18"/>
+                              <w:szCs w:val="18"/>
+                              <w14:textFill>
+                                <w14:solidFill>
+                                  <w14:schemeClr w14:val="tx1"/>
+                                </w14:solidFill>
+                              </w14:textFill>
+                            </w:rPr>
+                          </m:ctrlPr>
                         </m:e>
                         <m:e>
                           <m:r>
@@ -3734,9 +6933,27 @@
                               <w:color w:val="000000" w:themeColor="text1"/>
                               <w:sz w:val="18"/>
                               <w:szCs w:val="18"/>
+                              <w14:textFill>
+                                <w14:solidFill>
+                                  <w14:schemeClr w14:val="tx1"/>
+                                </w14:solidFill>
+                              </w14:textFill>
                             </w:rPr>
                             <m:t>2</m:t>
                           </m:r>
+                          <m:ctrlPr>
+                            <w:rPr>
+                              <w:rFonts w:ascii="Cambria Math" w:hAnsi="Cambria Math"/>
+                              <w:color w:val="000000" w:themeColor="text1"/>
+                              <w:sz w:val="18"/>
+                              <w:szCs w:val="18"/>
+                              <w14:textFill>
+                                <w14:solidFill>
+                                  <w14:schemeClr w14:val="tx1"/>
+                                </w14:solidFill>
+                              </w14:textFill>
+                            </w:rPr>
+                          </m:ctrlPr>
                         </m:e>
                         <m:e>
                           <m:r>
@@ -3748,9 +6965,27 @@
                               <w:color w:val="000000" w:themeColor="text1"/>
                               <w:sz w:val="18"/>
                               <w:szCs w:val="18"/>
+                              <w14:textFill>
+                                <w14:solidFill>
+                                  <w14:schemeClr w14:val="tx1"/>
+                                </w14:solidFill>
+                              </w14:textFill>
                             </w:rPr>
                             <m:t>1/2</m:t>
                           </m:r>
+                          <m:ctrlPr>
+                            <w:rPr>
+                              <w:rFonts w:ascii="Cambria Math" w:hAnsi="Cambria Math"/>
+                              <w:color w:val="000000" w:themeColor="text1"/>
+                              <w:sz w:val="18"/>
+                              <w:szCs w:val="18"/>
+                              <w14:textFill>
+                                <w14:solidFill>
+                                  <w14:schemeClr w14:val="tx1"/>
+                                </w14:solidFill>
+                              </w14:textFill>
+                            </w:rPr>
+                          </m:ctrlPr>
                         </m:e>
                       </m:mr>
                       <m:mr>
@@ -3764,9 +6999,27 @@
                               <w:color w:val="000000" w:themeColor="text1"/>
                               <w:sz w:val="18"/>
                               <w:szCs w:val="18"/>
+                              <w14:textFill>
+                                <w14:solidFill>
+                                  <w14:schemeClr w14:val="tx1"/>
+                                </w14:solidFill>
+                              </w14:textFill>
                             </w:rPr>
                             <m:t>1/5</m:t>
                           </m:r>
+                          <m:ctrlPr>
+                            <w:rPr>
+                              <w:rFonts w:ascii="Cambria Math" w:hAnsi="Cambria Math"/>
+                              <w:color w:val="000000" w:themeColor="text1"/>
+                              <w:sz w:val="18"/>
+                              <w:szCs w:val="18"/>
+                              <w14:textFill>
+                                <w14:solidFill>
+                                  <w14:schemeClr w14:val="tx1"/>
+                                </w14:solidFill>
+                              </w14:textFill>
+                            </w:rPr>
+                          </m:ctrlPr>
                         </m:e>
                         <m:e>
                           <m:r>
@@ -3778,9 +7031,27 @@
                               <w:color w:val="000000" w:themeColor="text1"/>
                               <w:sz w:val="18"/>
                               <w:szCs w:val="18"/>
+                              <w14:textFill>
+                                <w14:solidFill>
+                                  <w14:schemeClr w14:val="tx1"/>
+                                </w14:solidFill>
+                              </w14:textFill>
                             </w:rPr>
                             <m:t>1/3</m:t>
                           </m:r>
+                          <m:ctrlPr>
+                            <w:rPr>
+                              <w:rFonts w:ascii="Cambria Math" w:hAnsi="Cambria Math"/>
+                              <w:color w:val="000000" w:themeColor="text1"/>
+                              <w:sz w:val="18"/>
+                              <w:szCs w:val="18"/>
+                              <w14:textFill>
+                                <w14:solidFill>
+                                  <w14:schemeClr w14:val="tx1"/>
+                                </w14:solidFill>
+                              </w14:textFill>
+                            </w:rPr>
+                          </m:ctrlPr>
                         </m:e>
                         <m:e>
                           <m:r>
@@ -3792,9 +7063,27 @@
                               <w:color w:val="000000" w:themeColor="text1"/>
                               <w:sz w:val="18"/>
                               <w:szCs w:val="18"/>
+                              <w14:textFill>
+                                <w14:solidFill>
+                                  <w14:schemeClr w14:val="tx1"/>
+                                </w14:solidFill>
+                              </w14:textFill>
                             </w:rPr>
                             <m:t>1/2</m:t>
                           </m:r>
+                          <m:ctrlPr>
+                            <w:rPr>
+                              <w:rFonts w:ascii="Cambria Math" w:hAnsi="Cambria Math"/>
+                              <w:color w:val="000000" w:themeColor="text1"/>
+                              <w:sz w:val="18"/>
+                              <w:szCs w:val="18"/>
+                              <w14:textFill>
+                                <w14:solidFill>
+                                  <w14:schemeClr w14:val="tx1"/>
+                                </w14:solidFill>
+                              </w14:textFill>
+                            </w:rPr>
+                          </m:ctrlPr>
                         </m:e>
                         <m:e>
                           <m:r>
@@ -3806,9 +7095,27 @@
                               <w:color w:val="000000" w:themeColor="text1"/>
                               <w:sz w:val="18"/>
                               <w:szCs w:val="18"/>
+                              <w14:textFill>
+                                <w14:solidFill>
+                                  <w14:schemeClr w14:val="tx1"/>
+                                </w14:solidFill>
+                              </w14:textFill>
                             </w:rPr>
                             <m:t>1</m:t>
                           </m:r>
+                          <m:ctrlPr>
+                            <w:rPr>
+                              <w:rFonts w:ascii="Cambria Math" w:hAnsi="Cambria Math"/>
+                              <w:color w:val="000000" w:themeColor="text1"/>
+                              <w:sz w:val="18"/>
+                              <w:szCs w:val="18"/>
+                              <w14:textFill>
+                                <w14:solidFill>
+                                  <w14:schemeClr w14:val="tx1"/>
+                                </w14:solidFill>
+                              </w14:textFill>
+                            </w:rPr>
+                          </m:ctrlPr>
                         </m:e>
                         <m:e>
                           <m:r>
@@ -3820,9 +7127,27 @@
                               <w:color w:val="000000" w:themeColor="text1"/>
                               <w:sz w:val="18"/>
                               <w:szCs w:val="18"/>
+                              <w14:textFill>
+                                <w14:solidFill>
+                                  <w14:schemeClr w14:val="tx1"/>
+                                </w14:solidFill>
+                              </w14:textFill>
                             </w:rPr>
                             <m:t>1/3</m:t>
                           </m:r>
+                          <m:ctrlPr>
+                            <w:rPr>
+                              <w:rFonts w:ascii="Cambria Math" w:hAnsi="Cambria Math"/>
+                              <w:color w:val="000000" w:themeColor="text1"/>
+                              <w:sz w:val="18"/>
+                              <w:szCs w:val="18"/>
+                              <w14:textFill>
+                                <w14:solidFill>
+                                  <w14:schemeClr w14:val="tx1"/>
+                                </w14:solidFill>
+                              </w14:textFill>
+                            </w:rPr>
+                          </m:ctrlPr>
                         </m:e>
                       </m:mr>
                       <m:mr>
@@ -3836,9 +7161,27 @@
                               <w:color w:val="000000" w:themeColor="text1"/>
                               <w:sz w:val="18"/>
                               <w:szCs w:val="18"/>
+                              <w14:textFill>
+                                <w14:solidFill>
+                                  <w14:schemeClr w14:val="tx1"/>
+                                </w14:solidFill>
+                              </w14:textFill>
                             </w:rPr>
                             <m:t>1/3</m:t>
                           </m:r>
+                          <m:ctrlPr>
+                            <w:rPr>
+                              <w:rFonts w:ascii="Cambria Math" w:hAnsi="Cambria Math"/>
+                              <w:color w:val="000000" w:themeColor="text1"/>
+                              <w:sz w:val="18"/>
+                              <w:szCs w:val="18"/>
+                              <w14:textFill>
+                                <w14:solidFill>
+                                  <w14:schemeClr w14:val="tx1"/>
+                                </w14:solidFill>
+                              </w14:textFill>
+                            </w:rPr>
+                          </m:ctrlPr>
                         </m:e>
                         <m:e>
                           <m:r>
@@ -3850,9 +7193,27 @@
                               <w:color w:val="000000" w:themeColor="text1"/>
                               <w:sz w:val="18"/>
                               <w:szCs w:val="18"/>
+                              <w14:textFill>
+                                <w14:solidFill>
+                                  <w14:schemeClr w14:val="tx1"/>
+                                </w14:solidFill>
+                              </w14:textFill>
                             </w:rPr>
                             <m:t>1/2</m:t>
                           </m:r>
+                          <m:ctrlPr>
+                            <w:rPr>
+                              <w:rFonts w:ascii="Cambria Math" w:hAnsi="Cambria Math"/>
+                              <w:color w:val="000000" w:themeColor="text1"/>
+                              <w:sz w:val="18"/>
+                              <w:szCs w:val="18"/>
+                              <w14:textFill>
+                                <w14:solidFill>
+                                  <w14:schemeClr w14:val="tx1"/>
+                                </w14:solidFill>
+                              </w14:textFill>
+                            </w:rPr>
+                          </m:ctrlPr>
                         </m:e>
                         <m:e>
                           <m:r>
@@ -3864,9 +7225,27 @@
                               <w:color w:val="000000" w:themeColor="text1"/>
                               <w:sz w:val="18"/>
                               <w:szCs w:val="18"/>
+                              <w14:textFill>
+                                <w14:solidFill>
+                                  <w14:schemeClr w14:val="tx1"/>
+                                </w14:solidFill>
+                              </w14:textFill>
                             </w:rPr>
                             <m:t>2</m:t>
                           </m:r>
+                          <m:ctrlPr>
+                            <w:rPr>
+                              <w:rFonts w:ascii="Cambria Math" w:hAnsi="Cambria Math"/>
+                              <w:color w:val="000000" w:themeColor="text1"/>
+                              <w:sz w:val="18"/>
+                              <w:szCs w:val="18"/>
+                              <w14:textFill>
+                                <w14:solidFill>
+                                  <w14:schemeClr w14:val="tx1"/>
+                                </w14:solidFill>
+                              </w14:textFill>
+                            </w:rPr>
+                          </m:ctrlPr>
                         </m:e>
                         <m:e>
                           <m:r>
@@ -3878,9 +7257,27 @@
                               <w:color w:val="000000" w:themeColor="text1"/>
                               <w:sz w:val="18"/>
                               <w:szCs w:val="18"/>
+                              <w14:textFill>
+                                <w14:solidFill>
+                                  <w14:schemeClr w14:val="tx1"/>
+                                </w14:solidFill>
+                              </w14:textFill>
                             </w:rPr>
                             <m:t>3</m:t>
                           </m:r>
+                          <m:ctrlPr>
+                            <w:rPr>
+                              <w:rFonts w:ascii="Cambria Math" w:hAnsi="Cambria Math"/>
+                              <w:color w:val="000000" w:themeColor="text1"/>
+                              <w:sz w:val="18"/>
+                              <w:szCs w:val="18"/>
+                              <w14:textFill>
+                                <w14:solidFill>
+                                  <w14:schemeClr w14:val="tx1"/>
+                                </w14:solidFill>
+                              </w14:textFill>
+                            </w:rPr>
+                          </m:ctrlPr>
                         </m:e>
                         <m:e>
                           <m:r>
@@ -3892,12 +7289,44 @@
                               <w:color w:val="000000" w:themeColor="text1"/>
                               <w:sz w:val="18"/>
                               <w:szCs w:val="18"/>
+                              <w14:textFill>
+                                <w14:solidFill>
+                                  <w14:schemeClr w14:val="tx1"/>
+                                </w14:solidFill>
+                              </w14:textFill>
                             </w:rPr>
                             <m:t>1</m:t>
                           </m:r>
+                          <m:ctrlPr>
+                            <w:rPr>
+                              <w:rFonts w:ascii="Cambria Math" w:hAnsi="Cambria Math"/>
+                              <w:color w:val="000000" w:themeColor="text1"/>
+                              <w:sz w:val="18"/>
+                              <w:szCs w:val="18"/>
+                              <w14:textFill>
+                                <w14:solidFill>
+                                  <w14:schemeClr w14:val="tx1"/>
+                                </w14:solidFill>
+                              </w14:textFill>
+                            </w:rPr>
+                          </m:ctrlPr>
                         </m:e>
                       </m:mr>
                     </m:m>
+                    <m:ctrlPr>
+                      <w:rPr>
+                        <w:rFonts w:ascii="Cambria Math" w:hAnsi="Cambria Math" w:eastAsiaTheme="minorEastAsia" w:cstheme="minorBidi"/>
+                        <w:i/>
+                        <w:color w:val="000000" w:themeColor="text1"/>
+                        <w:sz w:val="18"/>
+                        <w:szCs w:val="18"/>
+                        <w14:textFill>
+                          <w14:solidFill>
+                            <w14:schemeClr w14:val="tx1"/>
+                          </w14:solidFill>
+                        </w14:textFill>
+                      </w:rPr>
+                    </m:ctrlPr>
                   </m:e>
                 </m:d>
               </m:oMath>
@@ -3905,20 +7334,30 @@
           </w:p>
           <w:p>
             <w:pPr>
-              <w:pStyle w:val="a7"/>
+              <w:pStyle w:val="8"/>
               <w:spacing w:line="360" w:lineRule="auto"/>
-              <w:ind w:left="510" w:firstLineChars="0" w:firstLine="0"/>
+              <w:ind w:left="510" w:firstLine="0" w:firstLineChars="0"/>
               <w:jc w:val="left"/>
               <w:rPr>
                 <w:color w:val="000000" w:themeColor="text1"/>
                 <w:szCs w:val="21"/>
                 <w:vertAlign w:val="superscript"/>
+                <w14:textFill>
+                  <w14:solidFill>
+                    <w14:schemeClr w14:val="tx1"/>
+                  </w14:solidFill>
+                </w14:textFill>
               </w:rPr>
             </w:pPr>
             <w:r>
               <w:rPr>
                 <w:color w:val="000000" w:themeColor="text1"/>
                 <w:szCs w:val="21"/>
+                <w14:textFill>
+                  <w14:solidFill>
+                    <w14:schemeClr w14:val="tx1"/>
+                  </w14:solidFill>
+                </w14:textFill>
               </w:rPr>
               <w:t>2</w:t>
             </w:r>
@@ -3927,6 +7366,11 @@
                 <w:rFonts w:hint="eastAsia"/>
                 <w:color w:val="000000" w:themeColor="text1"/>
                 <w:szCs w:val="21"/>
+                <w14:textFill>
+                  <w14:solidFill>
+                    <w14:schemeClr w14:val="tx1"/>
+                  </w14:solidFill>
+                </w14:textFill>
               </w:rPr>
               <w:t>、计算权值</w:t>
             </w:r>
@@ -3934,6 +7378,11 @@
               <w:rPr>
                 <w:color w:val="000000" w:themeColor="text1"/>
                 <w:szCs w:val="21"/>
+                <w14:textFill>
+                  <w14:solidFill>
+                    <w14:schemeClr w14:val="tx1"/>
+                  </w14:solidFill>
+                </w14:textFill>
               </w:rPr>
               <w:t>:W=(W</w:t>
             </w:r>
@@ -3942,6 +7391,11 @@
                 <w:color w:val="000000" w:themeColor="text1"/>
                 <w:szCs w:val="21"/>
                 <w:vertAlign w:val="subscript"/>
+                <w14:textFill>
+                  <w14:solidFill>
+                    <w14:schemeClr w14:val="tx1"/>
+                  </w14:solidFill>
+                </w14:textFill>
               </w:rPr>
               <w:t>1</w:t>
             </w:r>
@@ -3949,6 +7403,11 @@
               <w:rPr>
                 <w:color w:val="000000" w:themeColor="text1"/>
                 <w:szCs w:val="21"/>
+                <w14:textFill>
+                  <w14:solidFill>
+                    <w14:schemeClr w14:val="tx1"/>
+                  </w14:solidFill>
+                </w14:textFill>
               </w:rPr>
               <w:t>,W</w:t>
             </w:r>
@@ -3957,6 +7416,11 @@
                 <w:color w:val="000000" w:themeColor="text1"/>
                 <w:szCs w:val="21"/>
                 <w:vertAlign w:val="subscript"/>
+                <w14:textFill>
+                  <w14:solidFill>
+                    <w14:schemeClr w14:val="tx1"/>
+                  </w14:solidFill>
+                </w14:textFill>
               </w:rPr>
               <w:t>2</w:t>
             </w:r>
@@ -3964,6 +7428,11 @@
               <w:rPr>
                 <w:color w:val="000000" w:themeColor="text1"/>
                 <w:szCs w:val="21"/>
+                <w14:textFill>
+                  <w14:solidFill>
+                    <w14:schemeClr w14:val="tx1"/>
+                  </w14:solidFill>
+                </w14:textFill>
               </w:rPr>
               <w:t>,W</w:t>
             </w:r>
@@ -3972,6 +7441,11 @@
                 <w:color w:val="000000" w:themeColor="text1"/>
                 <w:szCs w:val="21"/>
                 <w:vertAlign w:val="subscript"/>
+                <w14:textFill>
+                  <w14:solidFill>
+                    <w14:schemeClr w14:val="tx1"/>
+                  </w14:solidFill>
+                </w14:textFill>
               </w:rPr>
               <w:t>3</w:t>
             </w:r>
@@ -3979,6 +7453,11 @@
               <w:rPr>
                 <w:color w:val="000000" w:themeColor="text1"/>
                 <w:szCs w:val="21"/>
+                <w14:textFill>
+                  <w14:solidFill>
+                    <w14:schemeClr w14:val="tx1"/>
+                  </w14:solidFill>
+                </w14:textFill>
               </w:rPr>
               <w:t>,W</w:t>
             </w:r>
@@ -3987,6 +7466,11 @@
                 <w:color w:val="000000" w:themeColor="text1"/>
                 <w:szCs w:val="21"/>
                 <w:vertAlign w:val="subscript"/>
+                <w14:textFill>
+                  <w14:solidFill>
+                    <w14:schemeClr w14:val="tx1"/>
+                  </w14:solidFill>
+                </w14:textFill>
               </w:rPr>
               <w:t>4</w:t>
             </w:r>
@@ -3994,6 +7478,11 @@
               <w:rPr>
                 <w:color w:val="000000" w:themeColor="text1"/>
                 <w:szCs w:val="21"/>
+                <w14:textFill>
+                  <w14:solidFill>
+                    <w14:schemeClr w14:val="tx1"/>
+                  </w14:solidFill>
+                </w14:textFill>
               </w:rPr>
               <w:t>,W</w:t>
             </w:r>
@@ -4002,6 +7491,11 @@
                 <w:color w:val="000000" w:themeColor="text1"/>
                 <w:szCs w:val="21"/>
                 <w:vertAlign w:val="subscript"/>
+                <w14:textFill>
+                  <w14:solidFill>
+                    <w14:schemeClr w14:val="tx1"/>
+                  </w14:solidFill>
+                </w14:textFill>
               </w:rPr>
               <w:t>5</w:t>
             </w:r>
@@ -4009,6 +7503,11 @@
               <w:rPr>
                 <w:color w:val="000000" w:themeColor="text1"/>
                 <w:szCs w:val="21"/>
+                <w14:textFill>
+                  <w14:solidFill>
+                    <w14:schemeClr w14:val="tx1"/>
+                  </w14:solidFill>
+                </w14:textFill>
               </w:rPr>
               <w:t>)</w:t>
             </w:r>
@@ -4017,6 +7516,11 @@
                 <w:color w:val="000000" w:themeColor="text1"/>
                 <w:szCs w:val="21"/>
                 <w:vertAlign w:val="superscript"/>
+                <w14:textFill>
+                  <w14:solidFill>
+                    <w14:schemeClr w14:val="tx1"/>
+                  </w14:solidFill>
+                </w14:textFill>
               </w:rPr>
               <w:t>T</w:t>
             </w:r>
@@ -4024,6 +7528,11 @@
               <w:rPr>
                 <w:color w:val="000000" w:themeColor="text1"/>
                 <w:szCs w:val="21"/>
+                <w14:textFill>
+                  <w14:solidFill>
+                    <w14:schemeClr w14:val="tx1"/>
+                  </w14:solidFill>
+                </w14:textFill>
               </w:rPr>
               <w:t>=(</w:t>
             </w:r>
@@ -4036,6 +7545,11 @@
                   <w:rFonts w:ascii="Cambria Math" w:hAnsi="Cambria Math"/>
                   <w:color w:val="000000" w:themeColor="text1"/>
                   <w:szCs w:val="21"/>
+                  <w14:textFill>
+                    <w14:solidFill>
+                      <w14:schemeClr w14:val="tx1"/>
+                    </w14:solidFill>
+                  </w14:textFill>
                 </w:rPr>
                 <m:t>0.402,0.269,0.099,0.066,0.163</m:t>
               </m:r>
@@ -4044,6 +7558,11 @@
               <w:rPr>
                 <w:color w:val="000000" w:themeColor="text1"/>
                 <w:szCs w:val="21"/>
+                <w14:textFill>
+                  <w14:solidFill>
+                    <w14:schemeClr w14:val="tx1"/>
+                  </w14:solidFill>
+                </w14:textFill>
               </w:rPr>
               <w:t>)</w:t>
             </w:r>
@@ -4052,26 +7571,41 @@
                 <w:color w:val="000000" w:themeColor="text1"/>
                 <w:szCs w:val="21"/>
                 <w:vertAlign w:val="superscript"/>
+                <w14:textFill>
+                  <w14:solidFill>
+                    <w14:schemeClr w14:val="tx1"/>
+                  </w14:solidFill>
+                </w14:textFill>
               </w:rPr>
               <w:t>T</w:t>
             </w:r>
           </w:p>
           <w:p>
             <w:pPr>
-              <w:pStyle w:val="a7"/>
+              <w:pStyle w:val="8"/>
               <w:spacing w:line="360" w:lineRule="auto"/>
-              <w:ind w:left="510" w:firstLineChars="0" w:firstLine="0"/>
+              <w:ind w:left="510" w:firstLine="0" w:firstLineChars="0"/>
               <w:jc w:val="left"/>
               <w:textAlignment w:val="center"/>
               <w:rPr>
                 <w:color w:val="000000" w:themeColor="text1"/>
                 <w:szCs w:val="21"/>
+                <w14:textFill>
+                  <w14:solidFill>
+                    <w14:schemeClr w14:val="tx1"/>
+                  </w14:solidFill>
+                </w14:textFill>
               </w:rPr>
             </w:pPr>
             <w:r>
               <w:rPr>
                 <w:color w:val="000000" w:themeColor="text1"/>
                 <w:szCs w:val="21"/>
+                <w14:textFill>
+                  <w14:solidFill>
+                    <w14:schemeClr w14:val="tx1"/>
+                  </w14:solidFill>
+                </w14:textFill>
               </w:rPr>
               <w:t>3</w:t>
             </w:r>
@@ -4080,6 +7614,11 @@
                 <w:rFonts w:hint="eastAsia"/>
                 <w:color w:val="000000" w:themeColor="text1"/>
                 <w:szCs w:val="21"/>
+                <w14:textFill>
+                  <w14:solidFill>
+                    <w14:schemeClr w14:val="tx1"/>
+                  </w14:solidFill>
+                </w14:textFill>
               </w:rPr>
               <w:t>、最大特征根</w:t>
             </w:r>
@@ -4087,6 +7626,11 @@
               <w:rPr>
                 <w:color w:val="000000" w:themeColor="text1"/>
                 <w:szCs w:val="21"/>
+                <w14:textFill>
+                  <w14:solidFill>
+                    <w14:schemeClr w14:val="tx1"/>
+                  </w14:solidFill>
+                </w14:textFill>
               </w:rPr>
               <w:t>:</w:t>
             </w:r>
@@ -4098,6 +7642,11 @@
                       <w:rFonts w:ascii="Cambria Math" w:hAnsi="Cambria Math" w:cs="Calibri"/>
                       <w:color w:val="000000" w:themeColor="text1"/>
                       <w:szCs w:val="21"/>
+                      <w14:textFill>
+                        <w14:solidFill>
+                          <w14:schemeClr w14:val="tx1"/>
+                        </w14:solidFill>
+                      </w14:textFill>
                     </w:rPr>
                   </m:ctrlPr>
                 </m:sSubPr>
@@ -4110,26 +7659,67 @@
                       <w:rFonts w:ascii="Cambria Math" w:hAnsi="Cambria Math" w:cs="Calibri"/>
                       <w:color w:val="000000" w:themeColor="text1"/>
                       <w:szCs w:val="21"/>
+                      <w14:textFill>
+                        <w14:solidFill>
+                          <w14:schemeClr w14:val="tx1"/>
+                        </w14:solidFill>
+                      </w14:textFill>
                     </w:rPr>
                     <m:t>λ</m:t>
                   </m:r>
-                </m:e>
-                <m:sub>
-                  <m:r>
+                  <m:ctrlPr>
                     <w:rPr>
                       <w:rFonts w:ascii="Cambria Math" w:hAnsi="Cambria Math" w:cs="Calibri"/>
                       <w:color w:val="000000" w:themeColor="text1"/>
                       <w:szCs w:val="21"/>
+                      <w14:textFill>
+                        <w14:solidFill>
+                          <w14:schemeClr w14:val="tx1"/>
+                        </w14:solidFill>
+                      </w14:textFill>
+                    </w:rPr>
+                  </m:ctrlPr>
+                </m:e>
+                <m:sub>
+                  <m:r>
+                    <m:rPr/>
+                    <w:rPr>
+                      <w:rFonts w:ascii="Cambria Math" w:hAnsi="Cambria Math" w:cs="Calibri"/>
+                      <w:color w:val="000000" w:themeColor="text1"/>
+                      <w:szCs w:val="21"/>
+                      <w14:textFill>
+                        <w14:solidFill>
+                          <w14:schemeClr w14:val="tx1"/>
+                        </w14:solidFill>
+                      </w14:textFill>
                     </w:rPr>
                     <m:t>max</m:t>
                   </m:r>
+                  <m:ctrlPr>
+                    <w:rPr>
+                      <w:rFonts w:ascii="Cambria Math" w:hAnsi="Cambria Math" w:cs="Calibri"/>
+                      <w:color w:val="000000" w:themeColor="text1"/>
+                      <w:szCs w:val="21"/>
+                      <w14:textFill>
+                        <w14:solidFill>
+                          <w14:schemeClr w14:val="tx1"/>
+                        </w14:solidFill>
+                      </w14:textFill>
+                    </w:rPr>
+                  </m:ctrlPr>
                 </m:sub>
               </m:sSub>
               <m:r>
+                <m:rPr/>
                 <w:rPr>
                   <w:rFonts w:ascii="Cambria Math" w:hAnsi="Cambria Math" w:cs="Calibri"/>
                   <w:color w:val="000000" w:themeColor="text1"/>
                   <w:szCs w:val="21"/>
+                  <w14:textFill>
+                    <w14:solidFill>
+                      <w14:schemeClr w14:val="tx1"/>
+                    </w14:solidFill>
+                  </w14:textFill>
                 </w:rPr>
                 <m:t>=</m:t>
               </m:r>
@@ -4143,28 +7733,71 @@
                       <w:i/>
                       <w:color w:val="000000" w:themeColor="text1"/>
                       <w:szCs w:val="21"/>
+                      <w14:textFill>
+                        <w14:solidFill>
+                          <w14:schemeClr w14:val="tx1"/>
+                        </w14:solidFill>
+                      </w14:textFill>
                     </w:rPr>
                   </m:ctrlPr>
                 </m:naryPr>
                 <m:sub>
                   <m:r>
+                    <m:rPr/>
                     <w:rPr>
                       <w:rFonts w:ascii="Cambria Math" w:hAnsi="Cambria Math" w:cs="Calibri"/>
                       <w:color w:val="000000" w:themeColor="text1"/>
                       <w:szCs w:val="21"/>
+                      <w14:textFill>
+                        <w14:solidFill>
+                          <w14:schemeClr w14:val="tx1"/>
+                        </w14:solidFill>
+                      </w14:textFill>
                     </w:rPr>
                     <m:t>i=1</m:t>
                   </m:r>
+                  <m:ctrlPr>
+                    <w:rPr>
+                      <w:rFonts w:ascii="Cambria Math" w:hAnsi="Cambria Math" w:cs="Calibri"/>
+                      <w:i/>
+                      <w:color w:val="000000" w:themeColor="text1"/>
+                      <w:szCs w:val="21"/>
+                      <w14:textFill>
+                        <w14:solidFill>
+                          <w14:schemeClr w14:val="tx1"/>
+                        </w14:solidFill>
+                      </w14:textFill>
+                    </w:rPr>
+                  </m:ctrlPr>
                 </m:sub>
                 <m:sup>
                   <m:r>
+                    <m:rPr/>
                     <w:rPr>
                       <w:rFonts w:ascii="Cambria Math" w:hAnsi="Cambria Math" w:cs="Calibri"/>
                       <w:color w:val="000000" w:themeColor="text1"/>
                       <w:szCs w:val="21"/>
+                      <w14:textFill>
+                        <w14:solidFill>
+                          <w14:schemeClr w14:val="tx1"/>
+                        </w14:solidFill>
+                      </w14:textFill>
                     </w:rPr>
                     <m:t>5</m:t>
                   </m:r>
+                  <m:ctrlPr>
+                    <w:rPr>
+                      <w:rFonts w:ascii="Cambria Math" w:hAnsi="Cambria Math" w:cs="Calibri"/>
+                      <w:i/>
+                      <w:color w:val="000000" w:themeColor="text1"/>
+                      <w:szCs w:val="21"/>
+                      <w14:textFill>
+                        <w14:solidFill>
+                          <w14:schemeClr w14:val="tx1"/>
+                        </w14:solidFill>
+                      </w14:textFill>
+                    </w:rPr>
+                  </m:ctrlPr>
                 </m:sup>
                 <m:e>
                   <m:f>
@@ -4175,6 +7808,11 @@
                           <w:i/>
                           <w:color w:val="000000" w:themeColor="text1"/>
                           <w:szCs w:val="21"/>
+                          <w14:textFill>
+                            <w14:solidFill>
+                              <w14:schemeClr w14:val="tx1"/>
+                            </w14:solidFill>
+                          </w14:textFill>
                         </w:rPr>
                       </m:ctrlPr>
                     </m:fPr>
@@ -4187,37 +7825,99 @@
                               <w:i/>
                               <w:color w:val="000000" w:themeColor="text1"/>
                               <w:szCs w:val="21"/>
+                              <w14:textFill>
+                                <w14:solidFill>
+                                  <w14:schemeClr w14:val="tx1"/>
+                                </w14:solidFill>
+                              </w14:textFill>
                             </w:rPr>
                           </m:ctrlPr>
                         </m:sSubPr>
                         <m:e>
                           <m:r>
+                            <m:rPr/>
                             <w:rPr>
                               <w:rFonts w:ascii="Cambria Math" w:hAnsi="Cambria Math" w:cs="Calibri"/>
                               <w:color w:val="000000" w:themeColor="text1"/>
                               <w:szCs w:val="21"/>
+                              <w14:textFill>
+                                <w14:solidFill>
+                                  <w14:schemeClr w14:val="tx1"/>
+                                </w14:solidFill>
+                              </w14:textFill>
                             </w:rPr>
                             <m:t>(BW)</m:t>
                           </m:r>
+                          <m:ctrlPr>
+                            <w:rPr>
+                              <w:rFonts w:ascii="Cambria Math" w:hAnsi="Cambria Math" w:cs="Calibri"/>
+                              <w:i/>
+                              <w:color w:val="000000" w:themeColor="text1"/>
+                              <w:szCs w:val="21"/>
+                              <w14:textFill>
+                                <w14:solidFill>
+                                  <w14:schemeClr w14:val="tx1"/>
+                                </w14:solidFill>
+                              </w14:textFill>
+                            </w:rPr>
+                          </m:ctrlPr>
                         </m:e>
                         <m:sub>
                           <m:r>
+                            <m:rPr/>
                             <w:rPr>
                               <w:rFonts w:ascii="Cambria Math" w:hAnsi="Cambria Math" w:cs="Calibri"/>
                               <w:color w:val="000000" w:themeColor="text1"/>
                               <w:szCs w:val="21"/>
+                              <w14:textFill>
+                                <w14:solidFill>
+                                  <w14:schemeClr w14:val="tx1"/>
+                                </w14:solidFill>
+                              </w14:textFill>
                             </w:rPr>
                             <m:t>i</m:t>
                           </m:r>
+                          <m:ctrlPr>
+                            <w:rPr>
+                              <w:rFonts w:ascii="Cambria Math" w:hAnsi="Cambria Math" w:cs="Calibri"/>
+                              <w:i/>
+                              <w:color w:val="000000" w:themeColor="text1"/>
+                              <w:szCs w:val="21"/>
+                              <w14:textFill>
+                                <w14:solidFill>
+                                  <w14:schemeClr w14:val="tx1"/>
+                                </w14:solidFill>
+                              </w14:textFill>
+                            </w:rPr>
+                          </m:ctrlPr>
                         </m:sub>
                       </m:sSub>
+                      <m:ctrlPr>
+                        <w:rPr>
+                          <w:rFonts w:ascii="Cambria Math" w:hAnsi="Cambria Math" w:cs="Calibri"/>
+                          <w:i/>
+                          <w:color w:val="000000" w:themeColor="text1"/>
+                          <w:szCs w:val="21"/>
+                          <w14:textFill>
+                            <w14:solidFill>
+                              <w14:schemeClr w14:val="tx1"/>
+                            </w14:solidFill>
+                          </w14:textFill>
+                        </w:rPr>
+                      </m:ctrlPr>
                     </m:num>
                     <m:den>
                       <m:r>
+                        <m:rPr/>
                         <w:rPr>
                           <w:rFonts w:ascii="Cambria Math" w:hAnsi="Cambria Math" w:cs="Calibri"/>
                           <w:color w:val="000000" w:themeColor="text1"/>
                           <w:szCs w:val="21"/>
+                          <w14:textFill>
+                            <w14:solidFill>
+                              <w14:schemeClr w14:val="tx1"/>
+                            </w14:solidFill>
+                          </w14:textFill>
                         </w:rPr>
                         <m:t>5</m:t>
                       </m:r>
@@ -4229,30 +7929,86 @@
                               <w:i/>
                               <w:color w:val="000000" w:themeColor="text1"/>
                               <w:szCs w:val="21"/>
+                              <w14:textFill>
+                                <w14:solidFill>
+                                  <w14:schemeClr w14:val="tx1"/>
+                                </w14:solidFill>
+                              </w14:textFill>
                             </w:rPr>
                           </m:ctrlPr>
                         </m:sSubPr>
                         <m:e>
                           <m:r>
+                            <m:rPr/>
                             <w:rPr>
                               <w:rFonts w:ascii="Cambria Math" w:hAnsi="Cambria Math" w:cs="Calibri"/>
                               <w:color w:val="000000" w:themeColor="text1"/>
                               <w:szCs w:val="21"/>
+                              <w14:textFill>
+                                <w14:solidFill>
+                                  <w14:schemeClr w14:val="tx1"/>
+                                </w14:solidFill>
+                              </w14:textFill>
                             </w:rPr>
                             <m:t>W</m:t>
                           </m:r>
+                          <m:ctrlPr>
+                            <w:rPr>
+                              <w:rFonts w:ascii="Cambria Math" w:hAnsi="Cambria Math" w:cs="Calibri"/>
+                              <w:i/>
+                              <w:color w:val="000000" w:themeColor="text1"/>
+                              <w:szCs w:val="21"/>
+                              <w14:textFill>
+                                <w14:solidFill>
+                                  <w14:schemeClr w14:val="tx1"/>
+                                </w14:solidFill>
+                              </w14:textFill>
+                            </w:rPr>
+                          </m:ctrlPr>
                         </m:e>
                         <m:sub>
                           <m:r>
+                            <m:rPr/>
                             <w:rPr>
                               <w:rFonts w:ascii="Cambria Math" w:hAnsi="Cambria Math" w:cs="Calibri"/>
                               <w:color w:val="000000" w:themeColor="text1"/>
                               <w:szCs w:val="21"/>
+                              <w14:textFill>
+                                <w14:solidFill>
+                                  <w14:schemeClr w14:val="tx1"/>
+                                </w14:solidFill>
+                              </w14:textFill>
                             </w:rPr>
                             <m:t>i</m:t>
                           </m:r>
+                          <m:ctrlPr>
+                            <w:rPr>
+                              <w:rFonts w:ascii="Cambria Math" w:hAnsi="Cambria Math" w:cs="Calibri"/>
+                              <w:i/>
+                              <w:color w:val="000000" w:themeColor="text1"/>
+                              <w:szCs w:val="21"/>
+                              <w14:textFill>
+                                <w14:solidFill>
+                                  <w14:schemeClr w14:val="tx1"/>
+                                </w14:solidFill>
+                              </w14:textFill>
+                            </w:rPr>
+                          </m:ctrlPr>
                         </m:sub>
                       </m:sSub>
+                      <m:ctrlPr>
+                        <w:rPr>
+                          <w:rFonts w:ascii="Cambria Math" w:hAnsi="Cambria Math" w:cs="Calibri"/>
+                          <w:i/>
+                          <w:color w:val="000000" w:themeColor="text1"/>
+                          <w:szCs w:val="21"/>
+                          <w14:textFill>
+                            <w14:solidFill>
+                              <w14:schemeClr w14:val="tx1"/>
+                            </w14:solidFill>
+                          </w14:textFill>
+                        </w:rPr>
+                      </m:ctrlPr>
                     </m:den>
                   </m:f>
                   <m:r>
@@ -4263,29 +8019,57 @@
                       <w:rFonts w:ascii="Cambria Math" w:hAnsi="Cambria Math" w:cs="Calibri"/>
                       <w:color w:val="000000" w:themeColor="text1"/>
                       <w:szCs w:val="21"/>
+                      <w14:textFill>
+                        <w14:solidFill>
+                          <w14:schemeClr w14:val="tx1"/>
+                        </w14:solidFill>
+                      </w14:textFill>
                     </w:rPr>
                     <m:t>=5.140</m:t>
                   </m:r>
+                  <m:ctrlPr>
+                    <w:rPr>
+                      <w:rFonts w:ascii="Cambria Math" w:hAnsi="Cambria Math" w:cs="Calibri"/>
+                      <w:i/>
+                      <w:color w:val="000000" w:themeColor="text1"/>
+                      <w:szCs w:val="21"/>
+                      <w14:textFill>
+                        <w14:solidFill>
+                          <w14:schemeClr w14:val="tx1"/>
+                        </w14:solidFill>
+                      </w14:textFill>
+                    </w:rPr>
+                  </m:ctrlPr>
                 </m:e>
               </m:nary>
             </m:oMath>
           </w:p>
           <w:p>
             <w:pPr>
-              <w:pStyle w:val="a7"/>
+              <w:pStyle w:val="8"/>
               <w:spacing w:line="360" w:lineRule="auto"/>
-              <w:ind w:left="510" w:firstLineChars="0" w:firstLine="0"/>
+              <w:ind w:left="510" w:firstLine="0" w:firstLineChars="0"/>
               <w:jc w:val="left"/>
               <w:textAlignment w:val="center"/>
               <w:rPr>
                 <w:color w:val="000000" w:themeColor="text1"/>
                 <w:szCs w:val="21"/>
+                <w14:textFill>
+                  <w14:solidFill>
+                    <w14:schemeClr w14:val="tx1"/>
+                  </w14:solidFill>
+                </w14:textFill>
               </w:rPr>
             </w:pPr>
             <w:r>
               <w:rPr>
                 <w:color w:val="000000" w:themeColor="text1"/>
                 <w:szCs w:val="21"/>
+                <w14:textFill>
+                  <w14:solidFill>
+                    <w14:schemeClr w14:val="tx1"/>
+                  </w14:solidFill>
+                </w14:textFill>
               </w:rPr>
               <w:t>4</w:t>
             </w:r>
@@ -4294,6 +8078,11 @@
                 <w:rFonts w:hint="eastAsia"/>
                 <w:color w:val="000000" w:themeColor="text1"/>
                 <w:szCs w:val="21"/>
+                <w14:textFill>
+                  <w14:solidFill>
+                    <w14:schemeClr w14:val="tx1"/>
+                  </w14:solidFill>
+                </w14:textFill>
               </w:rPr>
               <w:t>、一致性检验</w:t>
             </w:r>
@@ -4301,15 +8090,26 @@
               <w:rPr>
                 <w:color w:val="000000" w:themeColor="text1"/>
                 <w:szCs w:val="21"/>
+                <w14:textFill>
+                  <w14:solidFill>
+                    <w14:schemeClr w14:val="tx1"/>
+                  </w14:solidFill>
+                </w14:textFill>
               </w:rPr>
               <w:t>:</w:t>
             </w:r>
             <m:oMath>
               <m:r>
+                <m:rPr/>
                 <w:rPr>
                   <w:rFonts w:ascii="Cambria Math" w:hAnsi="Cambria Math"/>
                   <w:color w:val="000000" w:themeColor="text1"/>
                   <w:szCs w:val="21"/>
+                  <w14:textFill>
+                    <w14:solidFill>
+                      <w14:schemeClr w14:val="tx1"/>
+                    </w14:solidFill>
+                  </w14:textFill>
                 </w:rPr>
                 <m:t>CI=</m:t>
               </m:r>
@@ -4321,6 +8121,11 @@
                       <w:i/>
                       <w:color w:val="000000" w:themeColor="text1"/>
                       <w:szCs w:val="21"/>
+                      <w14:textFill>
+                        <w14:solidFill>
+                          <w14:schemeClr w14:val="tx1"/>
+                        </w14:solidFill>
+                      </w14:textFill>
                     </w:rPr>
                   </m:ctrlPr>
                 </m:fPr>
@@ -4333,6 +8138,11 @@
                           <w:color w:val="000000" w:themeColor="text1"/>
                           <w:szCs w:val="21"/>
                           <w:vertAlign w:val="subscript"/>
+                          <w14:textFill>
+                            <w14:solidFill>
+                              <w14:schemeClr w14:val="tx1"/>
+                            </w14:solidFill>
+                          </w14:textFill>
                         </w:rPr>
                       </m:ctrlPr>
                     </m:sSubPr>
@@ -4345,40 +8155,115 @@
                           <w:rFonts w:ascii="Cambria Math" w:hAnsi="Cambria Math"/>
                           <w:color w:val="000000" w:themeColor="text1"/>
                           <w:szCs w:val="21"/>
+                          <w14:textFill>
+                            <w14:solidFill>
+                              <w14:schemeClr w14:val="tx1"/>
+                            </w14:solidFill>
+                          </w14:textFill>
                         </w:rPr>
                         <m:t>λ</m:t>
                       </m:r>
-                    </m:e>
-                    <m:sub>
-                      <m:r>
+                      <m:ctrlPr>
                         <w:rPr>
                           <w:rFonts w:ascii="Cambria Math" w:hAnsi="Cambria Math"/>
                           <w:color w:val="000000" w:themeColor="text1"/>
                           <w:szCs w:val="21"/>
                           <w:vertAlign w:val="subscript"/>
+                          <w14:textFill>
+                            <w14:solidFill>
+                              <w14:schemeClr w14:val="tx1"/>
+                            </w14:solidFill>
+                          </w14:textFill>
+                        </w:rPr>
+                      </m:ctrlPr>
+                    </m:e>
+                    <m:sub>
+                      <m:r>
+                        <m:rPr/>
+                        <w:rPr>
+                          <w:rFonts w:ascii="Cambria Math" w:hAnsi="Cambria Math"/>
+                          <w:color w:val="000000" w:themeColor="text1"/>
+                          <w:szCs w:val="21"/>
+                          <w:vertAlign w:val="subscript"/>
+                          <w14:textFill>
+                            <w14:solidFill>
+                              <w14:schemeClr w14:val="tx1"/>
+                            </w14:solidFill>
+                          </w14:textFill>
                         </w:rPr>
                         <m:t>max</m:t>
                       </m:r>
+                      <m:ctrlPr>
+                        <w:rPr>
+                          <w:rFonts w:ascii="Cambria Math" w:hAnsi="Cambria Math"/>
+                          <w:color w:val="000000" w:themeColor="text1"/>
+                          <w:szCs w:val="21"/>
+                          <w:vertAlign w:val="subscript"/>
+                          <w14:textFill>
+                            <w14:solidFill>
+                              <w14:schemeClr w14:val="tx1"/>
+                            </w14:solidFill>
+                          </w14:textFill>
+                        </w:rPr>
+                      </m:ctrlPr>
                     </m:sub>
                   </m:sSub>
                   <m:r>
+                    <m:rPr/>
                     <w:rPr>
                       <w:rFonts w:ascii="Cambria Math" w:hAnsi="Cambria Math"/>
                       <w:color w:val="000000" w:themeColor="text1"/>
                       <w:szCs w:val="21"/>
+                      <w14:textFill>
+                        <w14:solidFill>
+                          <w14:schemeClr w14:val="tx1"/>
+                        </w14:solidFill>
+                      </w14:textFill>
                     </w:rPr>
-                    <m:t>-5</m:t>
+                    <m:t>−5</m:t>
                   </m:r>
+                  <m:ctrlPr>
+                    <w:rPr>
+                      <w:rFonts w:ascii="Cambria Math" w:hAnsi="Cambria Math"/>
+                      <w:i/>
+                      <w:color w:val="000000" w:themeColor="text1"/>
+                      <w:szCs w:val="21"/>
+                      <w14:textFill>
+                        <w14:solidFill>
+                          <w14:schemeClr w14:val="tx1"/>
+                        </w14:solidFill>
+                      </w14:textFill>
+                    </w:rPr>
+                  </m:ctrlPr>
                 </m:num>
                 <m:den>
                   <m:r>
+                    <m:rPr/>
                     <w:rPr>
                       <w:rFonts w:ascii="Cambria Math" w:hAnsi="Cambria Math"/>
                       <w:color w:val="000000" w:themeColor="text1"/>
                       <w:szCs w:val="21"/>
+                      <w14:textFill>
+                        <w14:solidFill>
+                          <w14:schemeClr w14:val="tx1"/>
+                        </w14:solidFill>
+                      </w14:textFill>
                     </w:rPr>
                     <m:t>4</m:t>
                   </m:r>
+                  <m:ctrlPr>
+                    <w:rPr>
+                      <w:rFonts w:ascii="Cambria Math" w:hAnsi="Cambria Math"/>
+                      <w:i/>
+                      <w:color w:val="000000" w:themeColor="text1"/>
+                      <w:szCs w:val="21"/>
+                      <w14:textFill>
+                        <w14:solidFill>
+                          <w14:schemeClr w14:val="tx1"/>
+                        </w14:solidFill>
+                      </w14:textFill>
+                    </w:rPr>
+                  </m:ctrlPr>
                 </m:den>
               </m:f>
               <m:r>
@@ -4389,6 +8274,11 @@
                   <w:rFonts w:ascii="Cambria Math" w:hAnsi="Cambria Math"/>
                   <w:color w:val="000000" w:themeColor="text1"/>
                   <w:szCs w:val="21"/>
+                  <w14:textFill>
+                    <w14:solidFill>
+                      <w14:schemeClr w14:val="tx1"/>
+                    </w14:solidFill>
+                  </w14:textFill>
                 </w:rPr>
                 <m:t>=0.03</m:t>
               </m:r>
@@ -4398,6 +8288,11 @@
                 <w:rFonts w:hint="eastAsia"/>
                 <w:color w:val="000000" w:themeColor="text1"/>
                 <w:szCs w:val="21"/>
+                <w14:textFill>
+                  <w14:solidFill>
+                    <w14:schemeClr w14:val="tx1"/>
+                  </w14:solidFill>
+                </w14:textFill>
               </w:rPr>
               <w:t>5</w:t>
             </w:r>
@@ -4405,15 +8300,26 @@
               <w:rPr>
                 <w:color w:val="000000" w:themeColor="text1"/>
                 <w:szCs w:val="21"/>
+                <w14:textFill>
+                  <w14:solidFill>
+                    <w14:schemeClr w14:val="tx1"/>
+                  </w14:solidFill>
+                </w14:textFill>
               </w:rPr>
               <w:t xml:space="preserve">    </w:t>
             </w:r>
             <m:oMath>
               <m:r>
+                <m:rPr/>
                 <w:rPr>
                   <w:rFonts w:ascii="Cambria Math" w:hAnsi="Cambria Math"/>
                   <w:color w:val="000000" w:themeColor="text1"/>
                   <w:szCs w:val="21"/>
+                  <w14:textFill>
+                    <w14:solidFill>
+                      <w14:schemeClr w14:val="tx1"/>
+                    </w14:solidFill>
+                  </w14:textFill>
                 </w:rPr>
                 <m:t>CR=</m:t>
               </m:r>
@@ -4425,35 +8331,84 @@
                       <w:i/>
                       <w:color w:val="000000" w:themeColor="text1"/>
                       <w:szCs w:val="21"/>
+                      <w14:textFill>
+                        <w14:solidFill>
+                          <w14:schemeClr w14:val="tx1"/>
+                        </w14:solidFill>
+                      </w14:textFill>
                     </w:rPr>
                   </m:ctrlPr>
                 </m:fPr>
                 <m:num>
                   <m:r>
+                    <m:rPr/>
                     <w:rPr>
                       <w:rFonts w:ascii="Cambria Math" w:hAnsi="Cambria Math"/>
                       <w:color w:val="000000" w:themeColor="text1"/>
                       <w:szCs w:val="21"/>
+                      <w14:textFill>
+                        <w14:solidFill>
+                          <w14:schemeClr w14:val="tx1"/>
+                        </w14:solidFill>
+                      </w14:textFill>
                     </w:rPr>
                     <m:t>CI</m:t>
                   </m:r>
+                  <m:ctrlPr>
+                    <w:rPr>
+                      <w:rFonts w:ascii="Cambria Math" w:hAnsi="Cambria Math"/>
+                      <w:i/>
+                      <w:color w:val="000000" w:themeColor="text1"/>
+                      <w:szCs w:val="21"/>
+                      <w14:textFill>
+                        <w14:solidFill>
+                          <w14:schemeClr w14:val="tx1"/>
+                        </w14:solidFill>
+                      </w14:textFill>
+                    </w:rPr>
+                  </m:ctrlPr>
                 </m:num>
                 <m:den>
                   <m:r>
+                    <m:rPr/>
                     <w:rPr>
                       <w:rFonts w:ascii="Cambria Math" w:hAnsi="Cambria Math"/>
                       <w:color w:val="000000" w:themeColor="text1"/>
                       <w:szCs w:val="21"/>
+                      <w14:textFill>
+                        <w14:solidFill>
+                          <w14:schemeClr w14:val="tx1"/>
+                        </w14:solidFill>
+                      </w14:textFill>
                     </w:rPr>
                     <m:t>RI</m:t>
                   </m:r>
+                  <m:ctrlPr>
+                    <w:rPr>
+                      <w:rFonts w:ascii="Cambria Math" w:hAnsi="Cambria Math"/>
+                      <w:i/>
+                      <w:color w:val="000000" w:themeColor="text1"/>
+                      <w:szCs w:val="21"/>
+                      <w14:textFill>
+                        <w14:solidFill>
+                          <w14:schemeClr w14:val="tx1"/>
+                        </w14:solidFill>
+                      </w14:textFill>
+                    </w:rPr>
+                  </m:ctrlPr>
                 </m:den>
               </m:f>
               <m:r>
+                <m:rPr/>
                 <w:rPr>
                   <w:rFonts w:ascii="Cambria Math" w:hAnsi="Cambria Math"/>
                   <w:color w:val="000000" w:themeColor="text1"/>
                   <w:szCs w:val="21"/>
+                  <w14:textFill>
+                    <w14:solidFill>
+                      <w14:schemeClr w14:val="tx1"/>
+                    </w14:solidFill>
+                  </w14:textFill>
                 </w:rPr>
                 <m:t>=</m:t>
               </m:r>
@@ -4465,35 +8420,84 @@
                       <w:i/>
                       <w:color w:val="000000" w:themeColor="text1"/>
                       <w:szCs w:val="21"/>
+                      <w14:textFill>
+                        <w14:solidFill>
+                          <w14:schemeClr w14:val="tx1"/>
+                        </w14:solidFill>
+                      </w14:textFill>
                     </w:rPr>
                   </m:ctrlPr>
                 </m:fPr>
                 <m:num>
                   <m:r>
+                    <m:rPr/>
                     <w:rPr>
                       <w:rFonts w:ascii="Cambria Math" w:hAnsi="Cambria Math"/>
                       <w:color w:val="000000" w:themeColor="text1"/>
                       <w:szCs w:val="21"/>
+                      <w14:textFill>
+                        <w14:solidFill>
+                          <w14:schemeClr w14:val="tx1"/>
+                        </w14:solidFill>
+                      </w14:textFill>
                     </w:rPr>
                     <m:t>0.035</m:t>
                   </m:r>
+                  <m:ctrlPr>
+                    <w:rPr>
+                      <w:rFonts w:ascii="Cambria Math" w:hAnsi="Cambria Math"/>
+                      <w:i/>
+                      <w:color w:val="000000" w:themeColor="text1"/>
+                      <w:szCs w:val="21"/>
+                      <w14:textFill>
+                        <w14:solidFill>
+                          <w14:schemeClr w14:val="tx1"/>
+                        </w14:solidFill>
+                      </w14:textFill>
+                    </w:rPr>
+                  </m:ctrlPr>
                 </m:num>
                 <m:den>
                   <m:r>
+                    <m:rPr/>
                     <w:rPr>
                       <w:rFonts w:ascii="Cambria Math" w:hAnsi="Cambria Math"/>
                       <w:color w:val="000000" w:themeColor="text1"/>
                       <w:szCs w:val="21"/>
+                      <w14:textFill>
+                        <w14:solidFill>
+                          <w14:schemeClr w14:val="tx1"/>
+                        </w14:solidFill>
+                      </w14:textFill>
                     </w:rPr>
                     <m:t>1.12</m:t>
                   </m:r>
+                  <m:ctrlPr>
+                    <w:rPr>
+                      <w:rFonts w:ascii="Cambria Math" w:hAnsi="Cambria Math"/>
+                      <w:i/>
+                      <w:color w:val="000000" w:themeColor="text1"/>
+                      <w:szCs w:val="21"/>
+                      <w14:textFill>
+                        <w14:solidFill>
+                          <w14:schemeClr w14:val="tx1"/>
+                        </w14:solidFill>
+                      </w14:textFill>
+                    </w:rPr>
+                  </m:ctrlPr>
                 </m:den>
               </m:f>
               <m:r>
+                <m:rPr/>
                 <w:rPr>
                   <w:rFonts w:ascii="Cambria Math" w:hAnsi="Cambria Math"/>
                   <w:color w:val="000000" w:themeColor="text1"/>
                   <w:szCs w:val="21"/>
+                  <w14:textFill>
+                    <w14:solidFill>
+                      <w14:schemeClr w14:val="tx1"/>
+                    </w14:solidFill>
+                  </w14:textFill>
                 </w:rPr>
                 <m:t>=</m:t>
               </m:r>
@@ -4505,14 +8509,25 @@
                   <w:rFonts w:ascii="Cambria Math" w:hAnsi="Cambria Math"/>
                   <w:color w:val="000000" w:themeColor="text1"/>
                   <w:szCs w:val="21"/>
+                  <w14:textFill>
+                    <w14:solidFill>
+                      <w14:schemeClr w14:val="tx1"/>
+                    </w14:solidFill>
+                  </w14:textFill>
                 </w:rPr>
                 <m:t>0.031</m:t>
               </m:r>
               <m:r>
+                <m:rPr/>
                 <w:rPr>
                   <w:rFonts w:ascii="Cambria Math" w:hAnsi="Cambria Math"/>
                   <w:color w:val="000000" w:themeColor="text1"/>
                   <w:szCs w:val="21"/>
+                  <w14:textFill>
+                    <w14:solidFill>
+                      <w14:schemeClr w14:val="tx1"/>
+                    </w14:solidFill>
+                  </w14:textFill>
                 </w:rPr>
                 <m:t>&lt;0.10</m:t>
               </m:r>
@@ -4522,6 +8537,11 @@
                 <w:rFonts w:hint="eastAsia"/>
                 <w:color w:val="000000" w:themeColor="text1"/>
                 <w:szCs w:val="21"/>
+                <w14:textFill>
+                  <w14:solidFill>
+                    <w14:schemeClr w14:val="tx1"/>
+                  </w14:solidFill>
+                </w14:textFill>
               </w:rPr>
               <w:t>一致性检验</w:t>
             </w:r>
@@ -4531,9 +8551,14 @@
                   <m:sty m:val="p"/>
                 </m:rPr>
                 <w:rPr>
-                  <w:rFonts w:ascii="Cambria Math" w:hAnsi="Cambria Math" w:hint="eastAsia"/>
+                  <w:rFonts w:hint="eastAsia" w:ascii="Cambria Math" w:hAnsi="Cambria Math"/>
                   <w:color w:val="000000" w:themeColor="text1"/>
                   <w:szCs w:val="21"/>
+                  <w14:textFill>
+                    <w14:solidFill>
+                      <w14:schemeClr w14:val="tx1"/>
+                    </w14:solidFill>
+                  </w14:textFill>
                 </w:rPr>
                 <m:t>合格</m:t>
               </m:r>
@@ -4543,13 +8568,18 @@
                 <w:rFonts w:hint="eastAsia"/>
                 <w:color w:val="000000" w:themeColor="text1"/>
                 <w:szCs w:val="21"/>
+                <w14:textFill>
+                  <w14:solidFill>
+                    <w14:schemeClr w14:val="tx1"/>
+                  </w14:solidFill>
+                </w14:textFill>
               </w:rPr>
               <w:t>。</w:t>
             </w:r>
           </w:p>
           <w:p>
             <w:pPr>
-              <w:pStyle w:val="a7"/>
+              <w:pStyle w:val="8"/>
               <w:numPr>
                 <w:ilvl w:val="0"/>
                 <w:numId w:val="1"/>
@@ -4571,9 +8601,9 @@
           </w:p>
           <w:p>
             <w:pPr>
-              <w:pStyle w:val="a7"/>
+              <w:pStyle w:val="8"/>
               <w:spacing w:line="360" w:lineRule="auto"/>
-              <w:ind w:left="426" w:firstLineChars="0" w:firstLine="0"/>
+              <w:ind w:left="426" w:firstLine="0" w:firstLineChars="0"/>
               <w:jc w:val="left"/>
               <w:rPr>
                 <w:rFonts w:ascii="Cambria Math" w:hAnsi="Cambria Math"/>
@@ -4587,13 +8617,15 @@
               </m:oMathParaPr>
               <m:oMath>
                 <m:r>
+                  <m:rPr/>
                   <w:rPr>
-                    <w:rFonts w:ascii="Cambria Math" w:hAnsi="Cambria Math" w:hint="eastAsia"/>
+                    <w:rFonts w:hint="eastAsia" w:ascii="Cambria Math" w:hAnsi="Cambria Math"/>
                     <w:szCs w:val="21"/>
                   </w:rPr>
                   <m:t>A</m:t>
                 </m:r>
                 <m:r>
+                  <m:rPr/>
                   <w:rPr>
                     <w:rFonts w:ascii="Cambria Math" w:hAnsi="Cambria Math"/>
                     <w:szCs w:val="21"/>
@@ -4612,52 +8644,63 @@
                   </m:sSupPr>
                   <m:e>
                     <m:r>
+                      <m:rPr/>
                       <w:rPr>
                         <w:rFonts w:ascii="Cambria Math" w:hAnsi="Cambria Math"/>
                         <w:szCs w:val="21"/>
                       </w:rPr>
                       <m:t>W</m:t>
                     </m:r>
+                    <m:ctrlPr>
+                      <w:rPr>
+                        <w:rFonts w:ascii="Cambria Math" w:hAnsi="Cambria Math"/>
+                        <w:i/>
+                        <w:szCs w:val="21"/>
+                      </w:rPr>
+                    </m:ctrlPr>
                   </m:e>
                   <m:sup>
                     <m:r>
+                      <m:rPr/>
                       <w:rPr>
                         <w:rFonts w:ascii="Cambria Math" w:hAnsi="Cambria Math"/>
                         <w:szCs w:val="21"/>
                       </w:rPr>
                       <m:t>T</m:t>
                     </m:r>
+                    <m:ctrlPr>
+                      <w:rPr>
+                        <w:rFonts w:ascii="Cambria Math" w:hAnsi="Cambria Math"/>
+                        <w:i/>
+                        <w:szCs w:val="21"/>
+                      </w:rPr>
+                    </m:ctrlPr>
                   </m:sup>
                 </m:sSup>
                 <m:r>
+                  <m:rPr/>
                   <w:rPr>
-                    <w:rFonts w:ascii="Cambria Math" w:hAnsi="Cambria Math" w:hint="eastAsia"/>
+                    <w:rFonts w:hint="eastAsia" w:ascii="Cambria Math" w:hAnsi="Cambria Math"/>
                     <w:szCs w:val="21"/>
                   </w:rPr>
                   <m:t>·</m:t>
                 </m:r>
                 <m:r>
+                  <m:rPr/>
                   <w:rPr>
                     <w:rFonts w:ascii="Cambria Math" w:hAnsi="Cambria Math"/>
                     <w:szCs w:val="21"/>
                   </w:rPr>
-                  <m:t>R=[01.00,01.00,01.00,01.00</m:t>
-                </m:r>
-                <m:r>
-                  <w:rPr>
-                    <w:rFonts w:ascii="Cambria Math" w:hAnsi="Cambria Math"/>
-                    <w:szCs w:val="21"/>
-                  </w:rPr>
-                  <m:t>]</m:t>
+                  <m:t>R=[01.00,01.00,01.00,01.00]</m:t>
                 </m:r>
               </m:oMath>
             </m:oMathPara>
           </w:p>
           <w:p>
             <w:pPr>
-              <w:pStyle w:val="a7"/>
+              <w:pStyle w:val="8"/>
               <w:spacing w:line="360" w:lineRule="auto"/>
-              <w:ind w:left="426" w:firstLineChars="0" w:firstLine="0"/>
+              <w:ind w:left="426" w:firstLine="0" w:firstLineChars="0"/>
               <w:jc w:val="left"/>
               <w:rPr>
                 <w:szCs w:val="21"/>
@@ -4681,12 +8724,20 @@
                   </m:accPr>
                   <m:e>
                     <m:r>
+                      <m:rPr/>
                       <w:rPr>
-                        <w:rFonts w:ascii="Cambria Math" w:hAnsi="Cambria Math" w:hint="eastAsia"/>
+                        <w:rFonts w:hint="eastAsia" w:ascii="Cambria Math" w:hAnsi="Cambria Math"/>
                         <w:szCs w:val="21"/>
                       </w:rPr>
                       <m:t>S</m:t>
                     </m:r>
+                    <m:ctrlPr>
+                      <w:rPr>
+                        <w:rFonts w:ascii="Cambria Math" w:hAnsi="Cambria Math"/>
+                        <w:i/>
+                        <w:szCs w:val="21"/>
+                      </w:rPr>
+                    </m:ctrlPr>
                   </m:e>
                 </m:acc>
                 <m:r>
@@ -4694,7 +8745,7 @@
                     <m:sty m:val="p"/>
                   </m:rPr>
                   <w:rPr>
-                    <w:rFonts w:ascii="Cambria Math" w:hAnsi="Cambria Math" w:hint="eastAsia"/>
+                    <w:rFonts w:hint="eastAsia" w:ascii="Cambria Math" w:hAnsi="Cambria Math"/>
                     <w:szCs w:val="21"/>
                   </w:rPr>
                   <m:t>=</m:t>
@@ -4711,12 +8762,10 @@
                 </m:r>
               </m:oMath>
             </m:oMathPara>
-            <w:bookmarkStart w:id="0" w:name="_GoBack"/>
-            <w:bookmarkEnd w:id="0"/>
           </w:p>
           <w:p>
             <w:pPr>
-              <w:ind w:firstLineChars="200" w:firstLine="420"/>
+              <w:ind w:firstLine="420" w:firstLineChars="200"/>
               <w:rPr>
                 <w:szCs w:val="21"/>
               </w:rPr>
@@ -4725,8 +8774,24 @@
         </w:tc>
       </w:tr>
       <w:tr>
+        <w:tblPrEx>
+          <w:tblBorders>
+            <w:top w:val="single" w:color="auto" w:sz="4" w:space="0"/>
+            <w:left w:val="single" w:color="auto" w:sz="4" w:space="0"/>
+            <w:bottom w:val="single" w:color="auto" w:sz="4" w:space="0"/>
+            <w:right w:val="single" w:color="auto" w:sz="4" w:space="0"/>
+            <w:insideH w:val="single" w:color="auto" w:sz="4" w:space="0"/>
+            <w:insideV w:val="single" w:color="auto" w:sz="4" w:space="0"/>
+          </w:tblBorders>
+          <w:tblCellMar>
+            <w:top w:w="0" w:type="dxa"/>
+            <w:left w:w="108" w:type="dxa"/>
+            <w:bottom w:w="0" w:type="dxa"/>
+            <w:right w:w="108" w:type="dxa"/>
+          </w:tblCellMar>
+        </w:tblPrEx>
         <w:trPr>
-          <w:trHeight w:val="1648"/>
+          <w:trHeight w:val="1648" w:hRule="atLeast"/>
           <w:jc w:val="center"/>
         </w:trPr>
         <w:tc>
@@ -4752,21 +8817,36 @@
           </w:p>
           <w:p>
             <w:pPr>
-              <w:ind w:firstLineChars="200" w:firstLine="420"/>
+              <w:ind w:firstLine="420" w:firstLineChars="200"/>
               <w:rPr>
                 <w:color w:val="000000" w:themeColor="text1"/>
+                <w14:textFill>
+                  <w14:solidFill>
+                    <w14:schemeClr w14:val="tx1"/>
+                  </w14:solidFill>
+                </w14:textFill>
               </w:rPr>
             </w:pPr>
             <w:r>
               <w:rPr>
                 <w:rFonts w:hint="eastAsia"/>
                 <w:color w:val="000000" w:themeColor="text1"/>
+                <w14:textFill>
+                  <w14:solidFill>
+                    <w14:schemeClr w14:val="tx1"/>
+                  </w14:solidFill>
+                </w14:textFill>
               </w:rPr>
               <w:t>本段管道的腐蚀状况综合评价结果为三级，腐蚀防护系统整体状况较差</w:t>
             </w:r>
             <w:r>
               <w:rPr>
                 <w:color w:val="000000" w:themeColor="text1"/>
+                <w14:textFill>
+                  <w14:solidFill>
+                    <w14:schemeClr w14:val="tx1"/>
+                  </w14:solidFill>
+                </w14:textFill>
               </w:rPr>
               <w:t>,</w:t>
             </w:r>
@@ -4774,12 +8854,22 @@
               <w:rPr>
                 <w:rFonts w:hint="eastAsia"/>
                 <w:color w:val="000000" w:themeColor="text1"/>
+                <w14:textFill>
+                  <w14:solidFill>
+                    <w14:schemeClr w14:val="tx1"/>
+                  </w14:solidFill>
+                </w14:textFill>
               </w:rPr>
               <w:t>存在缺陷</w:t>
             </w:r>
             <w:r>
               <w:rPr>
                 <w:color w:val="000000" w:themeColor="text1"/>
+                <w14:textFill>
+                  <w14:solidFill>
+                    <w14:schemeClr w14:val="tx1"/>
+                  </w14:solidFill>
+                </w14:textFill>
               </w:rPr>
               <w:t>,</w:t>
             </w:r>
@@ -4787,12 +8877,22 @@
               <w:rPr>
                 <w:rFonts w:hint="eastAsia"/>
                 <w:color w:val="000000" w:themeColor="text1"/>
+                <w14:textFill>
+                  <w14:solidFill>
+                    <w14:schemeClr w14:val="tx1"/>
+                  </w14:solidFill>
+                </w14:textFill>
               </w:rPr>
               <w:t>不能完全满足设计要求</w:t>
             </w:r>
             <w:r>
               <w:rPr>
                 <w:color w:val="000000" w:themeColor="text1"/>
+                <w14:textFill>
+                  <w14:solidFill>
+                    <w14:schemeClr w14:val="tx1"/>
+                  </w14:solidFill>
+                </w14:textFill>
               </w:rPr>
               <w:t>,</w:t>
             </w:r>
@@ -4800,12 +8900,22 @@
               <w:rPr>
                 <w:rFonts w:hint="eastAsia"/>
                 <w:color w:val="000000" w:themeColor="text1"/>
+                <w14:textFill>
+                  <w14:solidFill>
+                    <w14:schemeClr w14:val="tx1"/>
+                  </w14:solidFill>
+                </w14:textFill>
               </w:rPr>
               <w:t>在使用单位采取适当措施后</w:t>
             </w:r>
             <w:r>
               <w:rPr>
                 <w:color w:val="000000" w:themeColor="text1"/>
+                <w14:textFill>
+                  <w14:solidFill>
+                    <w14:schemeClr w14:val="tx1"/>
+                  </w14:solidFill>
+                </w14:textFill>
               </w:rPr>
               <w:t>,</w:t>
             </w:r>
@@ -4813,12 +8923,22 @@
               <w:rPr>
                 <w:rFonts w:hint="eastAsia"/>
                 <w:color w:val="000000" w:themeColor="text1"/>
+                <w14:textFill>
+                  <w14:solidFill>
+                    <w14:schemeClr w14:val="tx1"/>
+                  </w14:solidFill>
+                </w14:textFill>
               </w:rPr>
               <w:t>可在</w:t>
             </w:r>
             <w:r>
               <w:rPr>
                 <w:color w:val="000000" w:themeColor="text1"/>
+                <w14:textFill>
+                  <w14:solidFill>
+                    <w14:schemeClr w14:val="tx1"/>
+                  </w14:solidFill>
+                </w14:textFill>
               </w:rPr>
               <w:t>1</w:t>
             </w:r>
@@ -4826,12 +8946,22 @@
               <w:rPr>
                 <w:rFonts w:hint="eastAsia"/>
                 <w:color w:val="000000" w:themeColor="text1"/>
+                <w14:textFill>
+                  <w14:solidFill>
+                    <w14:schemeClr w14:val="tx1"/>
+                  </w14:solidFill>
+                </w14:textFill>
               </w:rPr>
               <w:t>年</w:t>
             </w:r>
             <w:r>
               <w:rPr>
                 <w:color w:val="000000" w:themeColor="text1"/>
+                <w14:textFill>
+                  <w14:solidFill>
+                    <w14:schemeClr w14:val="tx1"/>
+                  </w14:solidFill>
+                </w14:textFill>
               </w:rPr>
               <w:t>~3</w:t>
             </w:r>
@@ -4839,6 +8969,11 @@
               <w:rPr>
                 <w:rFonts w:hint="eastAsia"/>
                 <w:color w:val="000000" w:themeColor="text1"/>
+                <w14:textFill>
+                  <w14:solidFill>
+                    <w14:schemeClr w14:val="tx1"/>
+                  </w14:solidFill>
+                </w14:textFill>
               </w:rPr>
               <w:t>年检验周期内在限定的条件下使用。</w:t>
             </w:r>
@@ -4850,58 +8985,20 @@
     <w:sectPr>
       <w:pgSz w:w="11906" w:h="16838"/>
       <w:pgMar w:top="851" w:right="1800" w:bottom="993" w:left="1800" w:header="851" w:footer="992" w:gutter="0"/>
-      <w:cols w:space="425"/>
-      <w:docGrid w:type="lines" w:linePitch="312"/>
+      <w:cols w:space="425" w:num="1"/>
+      <w:docGrid w:type="lines" w:linePitch="312" w:charSpace="0"/>
     </w:sectPr>
   </w:body>
 </w:document>
 </file>
 
-<file path=word/endnotes.xml><?xml version="1.0" encoding="utf-8"?>
-<w:endnotes xmlns:wpc="http://schemas.microsoft.com/office/word/2010/wordprocessingCanvas" xmlns:cx="http://schemas.microsoft.com/office/drawing/2014/chartex" xmlns:cx1="http://schemas.microsoft.com/office/drawing/2015/9/8/chartex" xmlns:mc="http://schemas.openxmlformats.org/markup-compatibility/2006" xmlns:o="urn:schemas-microsoft-com:office:office" xmlns:r="http://schemas.openxmlformats.org/officeDocument/2006/relationships" xmlns:m="http://schemas.openxmlformats.org/officeDocument/2006/math" xmlns:v="urn:schemas-microsoft-com:vml" xmlns:wp14="http://schemas.microsoft.com/office/word/2010/wordprocessingDrawing" xmlns:wp="http://schemas.openxmlformats.org/drawingml/2006/wordprocessingDrawing" xmlns:w10="urn:schemas-microsoft-com:office:word" xmlns:w="http://schemas.openxmlformats.org/wordprocessingml/2006/main" xmlns:w14="http://schemas.microsoft.com/office/word/2010/wordml" xmlns:w15="http://schemas.microsoft.com/office/word/2012/wordml" xmlns:w16se="http://schemas.microsoft.com/office/word/2015/wordml/symex" xmlns:wpg="http://schemas.microsoft.com/office/word/2010/wordprocessingGroup" xmlns:wpi="http://schemas.microsoft.com/office/word/2010/wordprocessingInk" xmlns:wne="http://schemas.microsoft.com/office/word/2006/wordml" xmlns:wps="http://schemas.microsoft.com/office/word/2010/wordprocessingShape" mc:Ignorable="w14 w15 w16se wp14">
-  <w:endnote w:type="separator" w:id="-1">
-    <w:p>
-      <w:r>
-        <w:separator/>
-      </w:r>
-    </w:p>
-  </w:endnote>
-  <w:endnote w:type="continuationSeparator" w:id="0">
-    <w:p>
-      <w:r>
-        <w:continuationSeparator/>
-      </w:r>
-    </w:p>
-  </w:endnote>
-</w:endnotes>
-</file>
-
-<file path=word/footnotes.xml><?xml version="1.0" encoding="utf-8"?>
-<w:footnotes xmlns:wpc="http://schemas.microsoft.com/office/word/2010/wordprocessingCanvas" xmlns:cx="http://schemas.microsoft.com/office/drawing/2014/chartex" xmlns:cx1="http://schemas.microsoft.com/office/drawing/2015/9/8/chartex" xmlns:mc="http://schemas.openxmlformats.org/markup-compatibility/2006" xmlns:o="urn:schemas-microsoft-com:office:office" xmlns:r="http://schemas.openxmlformats.org/officeDocument/2006/relationships" xmlns:m="http://schemas.openxmlformats.org/officeDocument/2006/math" xmlns:v="urn:schemas-microsoft-com:vml" xmlns:wp14="http://schemas.microsoft.com/office/word/2010/wordprocessingDrawing" xmlns:wp="http://schemas.openxmlformats.org/drawingml/2006/wordprocessingDrawing" xmlns:w10="urn:schemas-microsoft-com:office:word" xmlns:w="http://schemas.openxmlformats.org/wordprocessingml/2006/main" xmlns:w14="http://schemas.microsoft.com/office/word/2010/wordml" xmlns:w15="http://schemas.microsoft.com/office/word/2012/wordml" xmlns:w16se="http://schemas.microsoft.com/office/word/2015/wordml/symex" xmlns:wpg="http://schemas.microsoft.com/office/word/2010/wordprocessingGroup" xmlns:wpi="http://schemas.microsoft.com/office/word/2010/wordprocessingInk" xmlns:wne="http://schemas.microsoft.com/office/word/2006/wordml" xmlns:wps="http://schemas.microsoft.com/office/word/2010/wordprocessingShape" mc:Ignorable="w14 w15 w16se wp14">
-  <w:footnote w:type="separator" w:id="-1">
-    <w:p>
-      <w:r>
-        <w:separator/>
-      </w:r>
-    </w:p>
-  </w:footnote>
-  <w:footnote w:type="continuationSeparator" w:id="0">
-    <w:p>
-      <w:r>
-        <w:continuationSeparator/>
-      </w:r>
-    </w:p>
-  </w:footnote>
-</w:footnotes>
-</file>
-
 <file path=word/numbering.xml><?xml version="1.0" encoding="utf-8"?>
-<w:numbering xmlns:wpc="http://schemas.microsoft.com/office/word/2010/wordprocessingCanvas" xmlns:cx="http://schemas.microsoft.com/office/drawing/2014/chartex" xmlns:cx1="http://schemas.microsoft.com/office/drawing/2015/9/8/chartex" xmlns:mc="http://schemas.openxmlformats.org/markup-compatibility/2006" xmlns:o="urn:schemas-microsoft-com:office:office" xmlns:r="http://schemas.openxmlformats.org/officeDocument/2006/relationships" xmlns:m="http://schemas.openxmlformats.org/officeDocument/2006/math" xmlns:v="urn:schemas-microsoft-com:vml" xmlns:wp14="http://schemas.microsoft.com/office/word/2010/wordprocessingDrawing" xmlns:wp="http://schemas.openxmlformats.org/drawingml/2006/wordprocessingDrawing" xmlns:w10="urn:schemas-microsoft-com:office:word" xmlns:w="http://schemas.openxmlformats.org/wordprocessingml/2006/main" xmlns:w14="http://schemas.microsoft.com/office/word/2010/wordml" xmlns:w15="http://schemas.microsoft.com/office/word/2012/wordml" xmlns:w16se="http://schemas.microsoft.com/office/word/2015/wordml/symex" xmlns:wpg="http://schemas.microsoft.com/office/word/2010/wordprocessingGroup" xmlns:wpi="http://schemas.microsoft.com/office/word/2010/wordprocessingInk" xmlns:wne="http://schemas.microsoft.com/office/word/2006/wordml" xmlns:wps="http://schemas.microsoft.com/office/word/2010/wordprocessingShape" mc:Ignorable="w14 w15 w16se wp14">
-  <w:abstractNum w:abstractNumId="0" w15:restartNumberingAfterBreak="0">
+<w:numbering xmlns:wpc="http://schemas.microsoft.com/office/word/2010/wordprocessingCanvas" xmlns:mc="http://schemas.openxmlformats.org/markup-compatibility/2006" xmlns:o="urn:schemas-microsoft-com:office:office" xmlns:r="http://schemas.openxmlformats.org/officeDocument/2006/relationships" xmlns:m="http://schemas.openxmlformats.org/officeDocument/2006/math" xmlns:v="urn:schemas-microsoft-com:vml" xmlns:wp14="http://schemas.microsoft.com/office/word/2010/wordprocessingDrawing" xmlns:wp="http://schemas.openxmlformats.org/drawingml/2006/wordprocessingDrawing" xmlns:w10="urn:schemas-microsoft-com:office:word" xmlns:w="http://schemas.openxmlformats.org/wordprocessingml/2006/main" xmlns:w14="http://schemas.microsoft.com/office/word/2010/wordml" xmlns:wpg="http://schemas.microsoft.com/office/word/2010/wordprocessingGroup" xmlns:wpi="http://schemas.microsoft.com/office/word/2010/wordprocessingInk" xmlns:wne="http://schemas.microsoft.com/office/word/2006/wordml" xmlns:wps="http://schemas.microsoft.com/office/word/2010/wordprocessingShape" xmlns:wpsCustomData="http://www.wps.cn/officeDocument/2013/wpsCustomData" mc:Ignorable="w14 wp14">
+  <w:abstractNum w:abstractNumId="0">
     <w:nsid w:val="61CF0CAF"/>
     <w:multiLevelType w:val="multilevel"/>
-    <w:tmpl w:val="643A63BA"/>
-    <w:lvl w:ilvl="0">
+    <w:tmpl w:val="61CF0CAF"/>
+    <w:lvl w:ilvl="0" w:tentative="0">
       <w:start w:val="1"/>
       <w:numFmt w:val="japaneseCounting"/>
       <w:lvlText w:val="%1、"/>
@@ -4913,7 +9010,7 @@
         <w:rFonts w:hint="default"/>
       </w:rPr>
     </w:lvl>
-    <w:lvl w:ilvl="1">
+    <w:lvl w:ilvl="1" w:tentative="0">
       <w:start w:val="1"/>
       <w:numFmt w:val="lowerLetter"/>
       <w:lvlText w:val="%2)"/>
@@ -4922,7 +9019,7 @@
         <w:ind w:left="840" w:hanging="420"/>
       </w:pPr>
     </w:lvl>
-    <w:lvl w:ilvl="2">
+    <w:lvl w:ilvl="2" w:tentative="0">
       <w:start w:val="1"/>
       <w:numFmt w:val="lowerRoman"/>
       <w:lvlText w:val="%3."/>
@@ -4931,7 +9028,7 @@
         <w:ind w:left="1260" w:hanging="420"/>
       </w:pPr>
     </w:lvl>
-    <w:lvl w:ilvl="3">
+    <w:lvl w:ilvl="3" w:tentative="0">
       <w:start w:val="1"/>
       <w:numFmt w:val="decimal"/>
       <w:lvlText w:val="%4."/>
@@ -4940,7 +9037,7 @@
         <w:ind w:left="1680" w:hanging="420"/>
       </w:pPr>
     </w:lvl>
-    <w:lvl w:ilvl="4">
+    <w:lvl w:ilvl="4" w:tentative="0">
       <w:start w:val="1"/>
       <w:numFmt w:val="lowerLetter"/>
       <w:lvlText w:val="%5)"/>
@@ -4949,7 +9046,7 @@
         <w:ind w:left="2100" w:hanging="420"/>
       </w:pPr>
     </w:lvl>
-    <w:lvl w:ilvl="5">
+    <w:lvl w:ilvl="5" w:tentative="0">
       <w:start w:val="1"/>
       <w:numFmt w:val="lowerRoman"/>
       <w:lvlText w:val="%6."/>
@@ -4958,7 +9055,7 @@
         <w:ind w:left="2520" w:hanging="420"/>
       </w:pPr>
     </w:lvl>
-    <w:lvl w:ilvl="6">
+    <w:lvl w:ilvl="6" w:tentative="0">
       <w:start w:val="1"/>
       <w:numFmt w:val="decimal"/>
       <w:lvlText w:val="%7."/>
@@ -4967,7 +9064,7 @@
         <w:ind w:left="2940" w:hanging="420"/>
       </w:pPr>
     </w:lvl>
-    <w:lvl w:ilvl="7">
+    <w:lvl w:ilvl="7" w:tentative="0">
       <w:start w:val="1"/>
       <w:numFmt w:val="lowerLetter"/>
       <w:lvlText w:val="%8)"/>
@@ -4976,7 +9073,7 @@
         <w:ind w:left="3360" w:hanging="420"/>
       </w:pPr>
     </w:lvl>
-    <w:lvl w:ilvl="8">
+    <w:lvl w:ilvl="8" w:tentative="0">
       <w:start w:val="1"/>
       <w:numFmt w:val="lowerRoman"/>
       <w:lvlText w:val="%9."/>
@@ -4993,418 +9090,297 @@
 </file>
 
 <file path=word/styles.xml><?xml version="1.0" encoding="utf-8"?>
-<w:styles xmlns:mc="http://schemas.openxmlformats.org/markup-compatibility/2006" xmlns:r="http://schemas.openxmlformats.org/officeDocument/2006/relationships" xmlns:w="http://schemas.openxmlformats.org/wordprocessingml/2006/main" xmlns:w14="http://schemas.microsoft.com/office/word/2010/wordml" xmlns:w15="http://schemas.microsoft.com/office/word/2012/wordml" xmlns:w16se="http://schemas.microsoft.com/office/word/2015/wordml/symex" mc:Ignorable="w14 w15 w16se">
+<w:styles xmlns:mc="http://schemas.openxmlformats.org/markup-compatibility/2006" xmlns:o="urn:schemas-microsoft-com:office:office" xmlns:r="http://schemas.openxmlformats.org/officeDocument/2006/relationships" xmlns:m="http://schemas.openxmlformats.org/officeDocument/2006/math" xmlns:v="urn:schemas-microsoft-com:vml" xmlns:w="http://schemas.openxmlformats.org/wordprocessingml/2006/main" xmlns:w14="http://schemas.microsoft.com/office/word/2010/wordml" xmlns:w10="urn:schemas-microsoft-com:office:word" xmlns:sl="http://schemas.openxmlformats.org/schemaLibrary/2006/main" xmlns:wpsCustomData="http://www.wps.cn/officeDocument/2013/wpsCustomData" mc:Ignorable="w14">
   <w:docDefaults>
     <w:rPrDefault>
       <w:rPr>
-        <w:rFonts w:asciiTheme="minorHAnsi" w:eastAsiaTheme="minorEastAsia" w:hAnsiTheme="minorHAnsi" w:cstheme="minorBidi"/>
-        <w:kern w:val="2"/>
-        <w:sz w:val="21"/>
-        <w:szCs w:val="22"/>
-        <w:lang w:val="en-US" w:eastAsia="zh-CN" w:bidi="ar-SA"/>
+        <w:rFonts w:asciiTheme="minorHAnsi" w:hAnsiTheme="minorHAnsi" w:eastAsiaTheme="minorEastAsia" w:cstheme="minorBidi"/>
       </w:rPr>
     </w:rPrDefault>
     <w:pPrDefault/>
   </w:docDefaults>
-  <w:latentStyles w:defLockedState="0" w:defUIPriority="99" w:defSemiHidden="0" w:defUnhideWhenUsed="0" w:defQFormat="0" w:count="371">
-    <w:lsdException w:name="Normal" w:uiPriority="0" w:qFormat="1"/>
-    <w:lsdException w:name="heading 1" w:uiPriority="9" w:qFormat="1"/>
-    <w:lsdException w:name="heading 2" w:semiHidden="1" w:uiPriority="9" w:unhideWhenUsed="1" w:qFormat="1"/>
-    <w:lsdException w:name="heading 3" w:semiHidden="1" w:uiPriority="9" w:unhideWhenUsed="1" w:qFormat="1"/>
-    <w:lsdException w:name="heading 4" w:semiHidden="1" w:uiPriority="9" w:unhideWhenUsed="1" w:qFormat="1"/>
-    <w:lsdException w:name="heading 5" w:semiHidden="1" w:uiPriority="9" w:unhideWhenUsed="1" w:qFormat="1"/>
-    <w:lsdException w:name="heading 6" w:semiHidden="1" w:uiPriority="9" w:unhideWhenUsed="1" w:qFormat="1"/>
-    <w:lsdException w:name="heading 7" w:semiHidden="1" w:uiPriority="9" w:unhideWhenUsed="1" w:qFormat="1"/>
-    <w:lsdException w:name="heading 8" w:semiHidden="1" w:uiPriority="9" w:unhideWhenUsed="1" w:qFormat="1"/>
-    <w:lsdException w:name="heading 9" w:semiHidden="1" w:uiPriority="9" w:unhideWhenUsed="1" w:qFormat="1"/>
-    <w:lsdException w:name="index 1" w:semiHidden="1" w:unhideWhenUsed="1"/>
-    <w:lsdException w:name="index 2" w:semiHidden="1" w:unhideWhenUsed="1"/>
-    <w:lsdException w:name="index 3" w:semiHidden="1" w:unhideWhenUsed="1"/>
-    <w:lsdException w:name="index 4" w:semiHidden="1" w:unhideWhenUsed="1"/>
-    <w:lsdException w:name="index 5" w:semiHidden="1" w:unhideWhenUsed="1"/>
-    <w:lsdException w:name="index 6" w:semiHidden="1" w:unhideWhenUsed="1"/>
-    <w:lsdException w:name="index 7" w:semiHidden="1" w:unhideWhenUsed="1"/>
-    <w:lsdException w:name="index 8" w:semiHidden="1" w:unhideWhenUsed="1"/>
-    <w:lsdException w:name="index 9" w:semiHidden="1" w:unhideWhenUsed="1"/>
-    <w:lsdException w:name="toc 1" w:semiHidden="1" w:uiPriority="39" w:unhideWhenUsed="1"/>
-    <w:lsdException w:name="toc 2" w:semiHidden="1" w:uiPriority="39" w:unhideWhenUsed="1"/>
-    <w:lsdException w:name="toc 3" w:semiHidden="1" w:uiPriority="39" w:unhideWhenUsed="1"/>
-    <w:lsdException w:name="toc 4" w:semiHidden="1" w:uiPriority="39" w:unhideWhenUsed="1"/>
-    <w:lsdException w:name="toc 5" w:semiHidden="1" w:uiPriority="39" w:unhideWhenUsed="1"/>
-    <w:lsdException w:name="toc 6" w:semiHidden="1" w:uiPriority="39" w:unhideWhenUsed="1"/>
-    <w:lsdException w:name="toc 7" w:semiHidden="1" w:uiPriority="39" w:unhideWhenUsed="1"/>
-    <w:lsdException w:name="toc 8" w:semiHidden="1" w:uiPriority="39" w:unhideWhenUsed="1"/>
-    <w:lsdException w:name="toc 9" w:semiHidden="1" w:uiPriority="39" w:unhideWhenUsed="1"/>
-    <w:lsdException w:name="Normal Indent" w:semiHidden="1" w:unhideWhenUsed="1"/>
-    <w:lsdException w:name="footnote text" w:semiHidden="1" w:unhideWhenUsed="1"/>
-    <w:lsdException w:name="annotation text" w:semiHidden="1" w:unhideWhenUsed="1"/>
-    <w:lsdException w:name="header" w:semiHidden="1" w:unhideWhenUsed="1"/>
-    <w:lsdException w:name="footer" w:semiHidden="1" w:unhideWhenUsed="1"/>
-    <w:lsdException w:name="index heading" w:semiHidden="1" w:unhideWhenUsed="1"/>
-    <w:lsdException w:name="caption" w:semiHidden="1" w:uiPriority="35" w:unhideWhenUsed="1" w:qFormat="1"/>
-    <w:lsdException w:name="table of figures" w:semiHidden="1" w:unhideWhenUsed="1"/>
-    <w:lsdException w:name="envelope address" w:semiHidden="1" w:unhideWhenUsed="1"/>
-    <w:lsdException w:name="envelope return" w:semiHidden="1" w:unhideWhenUsed="1"/>
-    <w:lsdException w:name="footnote reference" w:semiHidden="1" w:unhideWhenUsed="1"/>
-    <w:lsdException w:name="annotation reference" w:semiHidden="1" w:unhideWhenUsed="1"/>
-    <w:lsdException w:name="line number" w:semiHidden="1" w:unhideWhenUsed="1"/>
-    <w:lsdException w:name="page number" w:semiHidden="1" w:unhideWhenUsed="1"/>
-    <w:lsdException w:name="endnote reference" w:semiHidden="1" w:unhideWhenUsed="1"/>
-    <w:lsdException w:name="endnote text" w:semiHidden="1" w:unhideWhenUsed="1"/>
-    <w:lsdException w:name="table of authorities" w:semiHidden="1" w:unhideWhenUsed="1"/>
-    <w:lsdException w:name="macro" w:semiHidden="1" w:unhideWhenUsed="1"/>
-    <w:lsdException w:name="toa heading" w:semiHidden="1" w:unhideWhenUsed="1"/>
-    <w:lsdException w:name="List" w:semiHidden="1" w:unhideWhenUsed="1"/>
-    <w:lsdException w:name="List Bullet" w:semiHidden="1" w:unhideWhenUsed="1"/>
-    <w:lsdException w:name="List Number" w:semiHidden="1" w:unhideWhenUsed="1"/>
-    <w:lsdException w:name="List 2" w:semiHidden="1" w:unhideWhenUsed="1"/>
-    <w:lsdException w:name="List 3" w:semiHidden="1" w:unhideWhenUsed="1"/>
-    <w:lsdException w:name="List 4" w:semiHidden="1" w:unhideWhenUsed="1"/>
-    <w:lsdException w:name="List 5" w:semiHidden="1" w:unhideWhenUsed="1"/>
-    <w:lsdException w:name="List Bullet 2" w:semiHidden="1" w:unhideWhenUsed="1"/>
-    <w:lsdException w:name="List Bullet 3" w:semiHidden="1" w:unhideWhenUsed="1"/>
-    <w:lsdException w:name="List Bullet 4" w:semiHidden="1" w:unhideWhenUsed="1"/>
-    <w:lsdException w:name="List Bullet 5" w:semiHidden="1" w:unhideWhenUsed="1"/>
-    <w:lsdException w:name="List Number 2" w:semiHidden="1" w:unhideWhenUsed="1"/>
-    <w:lsdException w:name="List Number 3" w:semiHidden="1" w:unhideWhenUsed="1"/>
-    <w:lsdException w:name="List Number 4" w:semiHidden="1" w:unhideWhenUsed="1"/>
-    <w:lsdException w:name="List Number 5" w:semiHidden="1" w:unhideWhenUsed="1"/>
-    <w:lsdException w:name="Title" w:uiPriority="10" w:qFormat="1"/>
-    <w:lsdException w:name="Closing" w:semiHidden="1" w:unhideWhenUsed="1"/>
-    <w:lsdException w:name="Signature" w:semiHidden="1" w:unhideWhenUsed="1"/>
-    <w:lsdException w:name="Default Paragraph Font" w:semiHidden="1" w:uiPriority="1" w:unhideWhenUsed="1"/>
-    <w:lsdException w:name="Body Text" w:semiHidden="1" w:unhideWhenUsed="1"/>
-    <w:lsdException w:name="Body Text Indent" w:semiHidden="1" w:unhideWhenUsed="1"/>
-    <w:lsdException w:name="List Continue" w:semiHidden="1" w:unhideWhenUsed="1"/>
-    <w:lsdException w:name="List Continue 2" w:semiHidden="1" w:unhideWhenUsed="1"/>
-    <w:lsdException w:name="List Continue 3" w:semiHidden="1" w:unhideWhenUsed="1"/>
-    <w:lsdException w:name="List Continue 4" w:semiHidden="1" w:unhideWhenUsed="1"/>
-    <w:lsdException w:name="List Continue 5" w:semiHidden="1" w:unhideWhenUsed="1"/>
-    <w:lsdException w:name="Message Header" w:semiHidden="1" w:unhideWhenUsed="1"/>
-    <w:lsdException w:name="Subtitle" w:uiPriority="11" w:qFormat="1"/>
-    <w:lsdException w:name="Salutation" w:semiHidden="1" w:unhideWhenUsed="1"/>
-    <w:lsdException w:name="Date" w:semiHidden="1" w:unhideWhenUsed="1"/>
-    <w:lsdException w:name="Body Text First Indent" w:semiHidden="1" w:unhideWhenUsed="1"/>
-    <w:lsdException w:name="Body Text First Indent 2" w:semiHidden="1" w:unhideWhenUsed="1"/>
-    <w:lsdException w:name="Note Heading" w:semiHidden="1" w:unhideWhenUsed="1"/>
-    <w:lsdException w:name="Body Text 2" w:semiHidden="1" w:unhideWhenUsed="1"/>
-    <w:lsdException w:name="Body Text 3" w:semiHidden="1" w:unhideWhenUsed="1"/>
-    <w:lsdException w:name="Body Text Indent 2" w:semiHidden="1" w:unhideWhenUsed="1"/>
-    <w:lsdException w:name="Body Text Indent 3" w:semiHidden="1" w:unhideWhenUsed="1"/>
-    <w:lsdException w:name="Block Text" w:semiHidden="1" w:unhideWhenUsed="1"/>
-    <w:lsdException w:name="Hyperlink" w:semiHidden="1" w:unhideWhenUsed="1"/>
-    <w:lsdException w:name="FollowedHyperlink" w:semiHidden="1" w:unhideWhenUsed="1"/>
-    <w:lsdException w:name="Strong" w:uiPriority="22" w:qFormat="1"/>
-    <w:lsdException w:name="Emphasis" w:uiPriority="20" w:qFormat="1"/>
-    <w:lsdException w:name="Document Map" w:semiHidden="1" w:unhideWhenUsed="1"/>
-    <w:lsdException w:name="Plain Text" w:semiHidden="1" w:unhideWhenUsed="1"/>
-    <w:lsdException w:name="E-mail Signature" w:semiHidden="1" w:unhideWhenUsed="1"/>
-    <w:lsdException w:name="HTML Top of Form" w:semiHidden="1" w:unhideWhenUsed="1"/>
-    <w:lsdException w:name="HTML Bottom of Form" w:semiHidden="1" w:unhideWhenUsed="1"/>
-    <w:lsdException w:name="Normal (Web)" w:semiHidden="1" w:unhideWhenUsed="1"/>
-    <w:lsdException w:name="HTML Acronym" w:semiHidden="1" w:unhideWhenUsed="1"/>
-    <w:lsdException w:name="HTML Address" w:semiHidden="1" w:unhideWhenUsed="1"/>
-    <w:lsdException w:name="HTML Cite" w:semiHidden="1" w:unhideWhenUsed="1"/>
-    <w:lsdException w:name="HTML Code" w:semiHidden="1" w:unhideWhenUsed="1"/>
-    <w:lsdException w:name="HTML Definition" w:semiHidden="1" w:unhideWhenUsed="1"/>
-    <w:lsdException w:name="HTML Keyboard" w:semiHidden="1" w:unhideWhenUsed="1"/>
-    <w:lsdException w:name="HTML Preformatted" w:semiHidden="1" w:unhideWhenUsed="1"/>
-    <w:lsdException w:name="HTML Sample" w:semiHidden="1" w:unhideWhenUsed="1"/>
-    <w:lsdException w:name="HTML Typewriter" w:semiHidden="1" w:unhideWhenUsed="1"/>
-    <w:lsdException w:name="HTML Variable" w:semiHidden="1" w:unhideWhenUsed="1"/>
-    <w:lsdException w:name="Normal Table" w:semiHidden="1" w:unhideWhenUsed="1"/>
-    <w:lsdException w:name="annotation subject" w:semiHidden="1" w:unhideWhenUsed="1"/>
-    <w:lsdException w:name="No List" w:semiHidden="1" w:unhideWhenUsed="1"/>
-    <w:lsdException w:name="Outline List 1" w:semiHidden="1" w:unhideWhenUsed="1"/>
-    <w:lsdException w:name="Outline List 2" w:semiHidden="1" w:unhideWhenUsed="1"/>
-    <w:lsdException w:name="Outline List 3" w:semiHidden="1" w:unhideWhenUsed="1"/>
-    <w:lsdException w:name="Table Simple 1" w:semiHidden="1" w:unhideWhenUsed="1"/>
-    <w:lsdException w:name="Table Simple 2" w:semiHidden="1" w:unhideWhenUsed="1"/>
-    <w:lsdException w:name="Table Simple 3" w:semiHidden="1" w:unhideWhenUsed="1"/>
-    <w:lsdException w:name="Table Classic 1" w:semiHidden="1" w:unhideWhenUsed="1"/>
-    <w:lsdException w:name="Table Classic 2" w:semiHidden="1" w:unhideWhenUsed="1"/>
-    <w:lsdException w:name="Table Classic 3" w:semiHidden="1" w:unhideWhenUsed="1"/>
-    <w:lsdException w:name="Table Classic 4" w:semiHidden="1" w:unhideWhenUsed="1"/>
-    <w:lsdException w:name="Table Colorful 1" w:semiHidden="1" w:unhideWhenUsed="1"/>
-    <w:lsdException w:name="Table Colorful 2" w:semiHidden="1" w:unhideWhenUsed="1"/>
-    <w:lsdException w:name="Table Colorful 3" w:semiHidden="1" w:unhideWhenUsed="1"/>
-    <w:lsdException w:name="Table Columns 1" w:semiHidden="1" w:unhideWhenUsed="1"/>
-    <w:lsdException w:name="Table Columns 2" w:semiHidden="1" w:unhideWhenUsed="1"/>
-    <w:lsdException w:name="Table Columns 3" w:semiHidden="1" w:unhideWhenUsed="1"/>
-    <w:lsdException w:name="Table Columns 4" w:semiHidden="1" w:unhideWhenUsed="1"/>
-    <w:lsdException w:name="Table Columns 5" w:semiHidden="1" w:unhideWhenUsed="1"/>
-    <w:lsdException w:name="Table Grid 1" w:semiHidden="1" w:unhideWhenUsed="1"/>
-    <w:lsdException w:name="Table Grid 2" w:semiHidden="1" w:unhideWhenUsed="1"/>
-    <w:lsdException w:name="Table Grid 3" w:semiHidden="1" w:unhideWhenUsed="1"/>
-    <w:lsdException w:name="Table Grid 4" w:semiHidden="1" w:unhideWhenUsed="1"/>
-    <w:lsdException w:name="Table Grid 5" w:semiHidden="1" w:unhideWhenUsed="1"/>
-    <w:lsdException w:name="Table Grid 6" w:semiHidden="1" w:unhideWhenUsed="1"/>
-    <w:lsdException w:name="Table Grid 7" w:semiHidden="1" w:unhideWhenUsed="1"/>
-    <w:lsdException w:name="Table Grid 8" w:semiHidden="1" w:unhideWhenUsed="1"/>
-    <w:lsdException w:name="Table List 1" w:semiHidden="1" w:unhideWhenUsed="1"/>
-    <w:lsdException w:name="Table List 2" w:semiHidden="1" w:unhideWhenUsed="1"/>
-    <w:lsdException w:name="Table List 3" w:semiHidden="1" w:unhideWhenUsed="1"/>
-    <w:lsdException w:name="Table List 4" w:semiHidden="1" w:unhideWhenUsed="1"/>
-    <w:lsdException w:name="Table List 5" w:semiHidden="1" w:unhideWhenUsed="1"/>
-    <w:lsdException w:name="Table List 6" w:semiHidden="1" w:unhideWhenUsed="1"/>
-    <w:lsdException w:name="Table List 7" w:semiHidden="1" w:unhideWhenUsed="1"/>
-    <w:lsdException w:name="Table List 8" w:semiHidden="1" w:unhideWhenUsed="1"/>
-    <w:lsdException w:name="Table 3D effects 1" w:semiHidden="1" w:unhideWhenUsed="1"/>
-    <w:lsdException w:name="Table 3D effects 2" w:semiHidden="1" w:unhideWhenUsed="1"/>
-    <w:lsdException w:name="Table 3D effects 3" w:semiHidden="1" w:unhideWhenUsed="1"/>
-    <w:lsdException w:name="Table Contemporary" w:semiHidden="1" w:unhideWhenUsed="1"/>
-    <w:lsdException w:name="Table Elegant" w:semiHidden="1" w:unhideWhenUsed="1"/>
-    <w:lsdException w:name="Table Professional" w:semiHidden="1" w:unhideWhenUsed="1"/>
-    <w:lsdException w:name="Table Subtle 1" w:semiHidden="1" w:unhideWhenUsed="1"/>
-    <w:lsdException w:name="Table Subtle 2" w:semiHidden="1" w:unhideWhenUsed="1"/>
-    <w:lsdException w:name="Table Web 1" w:semiHidden="1" w:unhideWhenUsed="1"/>
-    <w:lsdException w:name="Table Web 2" w:semiHidden="1" w:unhideWhenUsed="1"/>
-    <w:lsdException w:name="Table Web 3" w:semiHidden="1" w:unhideWhenUsed="1"/>
-    <w:lsdException w:name="Balloon Text" w:semiHidden="1" w:unhideWhenUsed="1"/>
-    <w:lsdException w:name="Table Grid" w:uiPriority="39"/>
-    <w:lsdException w:name="Table Theme" w:semiHidden="1" w:unhideWhenUsed="1"/>
-    <w:lsdException w:name="Placeholder Text" w:semiHidden="1"/>
-    <w:lsdException w:name="No Spacing" w:uiPriority="1" w:qFormat="1"/>
-    <w:lsdException w:name="Light Shading" w:uiPriority="60"/>
-    <w:lsdException w:name="Light List" w:uiPriority="61"/>
-    <w:lsdException w:name="Light Grid" w:uiPriority="62"/>
-    <w:lsdException w:name="Medium Shading 1" w:uiPriority="63"/>
-    <w:lsdException w:name="Medium Shading 2" w:uiPriority="64"/>
-    <w:lsdException w:name="Medium List 1" w:uiPriority="65"/>
-    <w:lsdException w:name="Medium List 2" w:uiPriority="66"/>
-    <w:lsdException w:name="Medium Grid 1" w:uiPriority="67"/>
-    <w:lsdException w:name="Medium Grid 2" w:uiPriority="68"/>
-    <w:lsdException w:name="Medium Grid 3" w:uiPriority="69"/>
-    <w:lsdException w:name="Dark List" w:uiPriority="70"/>
-    <w:lsdException w:name="Colorful Shading" w:uiPriority="71"/>
-    <w:lsdException w:name="Colorful List" w:uiPriority="72"/>
-    <w:lsdException w:name="Colorful Grid" w:uiPriority="73"/>
-    <w:lsdException w:name="Light Shading Accent 1" w:uiPriority="60"/>
-    <w:lsdException w:name="Light List Accent 1" w:uiPriority="61"/>
-    <w:lsdException w:name="Light Grid Accent 1" w:uiPriority="62"/>
-    <w:lsdException w:name="Medium Shading 1 Accent 1" w:uiPriority="63"/>
-    <w:lsdException w:name="Medium Shading 2 Accent 1" w:uiPriority="64"/>
-    <w:lsdException w:name="Medium List 1 Accent 1" w:uiPriority="65"/>
-    <w:lsdException w:name="Revision" w:semiHidden="1"/>
-    <w:lsdException w:name="List Paragraph" w:uiPriority="34" w:qFormat="1"/>
-    <w:lsdException w:name="Quote" w:uiPriority="29" w:qFormat="1"/>
-    <w:lsdException w:name="Intense Quote" w:uiPriority="30" w:qFormat="1"/>
-    <w:lsdException w:name="Medium List 2 Accent 1" w:uiPriority="66"/>
-    <w:lsdException w:name="Medium Grid 1 Accent 1" w:uiPriority="67"/>
-    <w:lsdException w:name="Medium Grid 2 Accent 1" w:uiPriority="68"/>
-    <w:lsdException w:name="Medium Grid 3 Accent 1" w:uiPriority="69"/>
-    <w:lsdException w:name="Dark List Accent 1" w:uiPriority="70"/>
-    <w:lsdException w:name="Colorful Shading Accent 1" w:uiPriority="71"/>
-    <w:lsdException w:name="Colorful List Accent 1" w:uiPriority="72"/>
-    <w:lsdException w:name="Colorful Grid Accent 1" w:uiPriority="73"/>
-    <w:lsdException w:name="Light Shading Accent 2" w:uiPriority="60"/>
-    <w:lsdException w:name="Light List Accent 2" w:uiPriority="61"/>
-    <w:lsdException w:name="Light Grid Accent 2" w:uiPriority="62"/>
-    <w:lsdException w:name="Medium Shading 1 Accent 2" w:uiPriority="63"/>
-    <w:lsdException w:name="Medium Shading 2 Accent 2" w:uiPriority="64"/>
-    <w:lsdException w:name="Medium List 1 Accent 2" w:uiPriority="65"/>
-    <w:lsdException w:name="Medium List 2 Accent 2" w:uiPriority="66"/>
-    <w:lsdException w:name="Medium Grid 1 Accent 2" w:uiPriority="67"/>
-    <w:lsdException w:name="Medium Grid 2 Accent 2" w:uiPriority="68"/>
-    <w:lsdException w:name="Medium Grid 3 Accent 2" w:uiPriority="69"/>
-    <w:lsdException w:name="Dark List Accent 2" w:uiPriority="70"/>
-    <w:lsdException w:name="Colorful Shading Accent 2" w:uiPriority="71"/>
-    <w:lsdException w:name="Colorful List Accent 2" w:uiPriority="72"/>
-    <w:lsdException w:name="Colorful Grid Accent 2" w:uiPriority="73"/>
-    <w:lsdException w:name="Light Shading Accent 3" w:uiPriority="60"/>
-    <w:lsdException w:name="Light List Accent 3" w:uiPriority="61"/>
-    <w:lsdException w:name="Light Grid Accent 3" w:uiPriority="62"/>
-    <w:lsdException w:name="Medium Shading 1 Accent 3" w:uiPriority="63"/>
-    <w:lsdException w:name="Medium Shading 2 Accent 3" w:uiPriority="64"/>
-    <w:lsdException w:name="Medium List 1 Accent 3" w:uiPriority="65"/>
-    <w:lsdException w:name="Medium List 2 Accent 3" w:uiPriority="66"/>
-    <w:lsdException w:name="Medium Grid 1 Accent 3" w:uiPriority="67"/>
-    <w:lsdException w:name="Medium Grid 2 Accent 3" w:uiPriority="68"/>
-    <w:lsdException w:name="Medium Grid 3 Accent 3" w:uiPriority="69"/>
-    <w:lsdException w:name="Dark List Accent 3" w:uiPriority="70"/>
-    <w:lsdException w:name="Colorful Shading Accent 3" w:uiPriority="71"/>
-    <w:lsdException w:name="Colorful List Accent 3" w:uiPriority="72"/>
-    <w:lsdException w:name="Colorful Grid Accent 3" w:uiPriority="73"/>
-    <w:lsdException w:name="Light Shading Accent 4" w:uiPriority="60"/>
-    <w:lsdException w:name="Light List Accent 4" w:uiPriority="61"/>
-    <w:lsdException w:name="Light Grid Accent 4" w:uiPriority="62"/>
-    <w:lsdException w:name="Medium Shading 1 Accent 4" w:uiPriority="63"/>
-    <w:lsdException w:name="Medium Shading 2 Accent 4" w:uiPriority="64"/>
-    <w:lsdException w:name="Medium List 1 Accent 4" w:uiPriority="65"/>
-    <w:lsdException w:name="Medium List 2 Accent 4" w:uiPriority="66"/>
-    <w:lsdException w:name="Medium Grid 1 Accent 4" w:uiPriority="67"/>
-    <w:lsdException w:name="Medium Grid 2 Accent 4" w:uiPriority="68"/>
-    <w:lsdException w:name="Medium Grid 3 Accent 4" w:uiPriority="69"/>
-    <w:lsdException w:name="Dark List Accent 4" w:uiPriority="70"/>
-    <w:lsdException w:name="Colorful Shading Accent 4" w:uiPriority="71"/>
-    <w:lsdException w:name="Colorful List Accent 4" w:uiPriority="72"/>
-    <w:lsdException w:name="Colorful Grid Accent 4" w:uiPriority="73"/>
-    <w:lsdException w:name="Light Shading Accent 5" w:uiPriority="60"/>
-    <w:lsdException w:name="Light List Accent 5" w:uiPriority="61"/>
-    <w:lsdException w:name="Light Grid Accent 5" w:uiPriority="62"/>
-    <w:lsdException w:name="Medium Shading 1 Accent 5" w:uiPriority="63"/>
-    <w:lsdException w:name="Medium Shading 2 Accent 5" w:uiPriority="64"/>
-    <w:lsdException w:name="Medium List 1 Accent 5" w:uiPriority="65"/>
-    <w:lsdException w:name="Medium List 2 Accent 5" w:uiPriority="66"/>
-    <w:lsdException w:name="Medium Grid 1 Accent 5" w:uiPriority="67"/>
-    <w:lsdException w:name="Medium Grid 2 Accent 5" w:uiPriority="68"/>
-    <w:lsdException w:name="Medium Grid 3 Accent 5" w:uiPriority="69"/>
-    <w:lsdException w:name="Dark List Accent 5" w:uiPriority="70"/>
-    <w:lsdException w:name="Colorful Shading Accent 5" w:uiPriority="71"/>
-    <w:lsdException w:name="Colorful List Accent 5" w:uiPriority="72"/>
-    <w:lsdException w:name="Colorful Grid Accent 5" w:uiPriority="73"/>
-    <w:lsdException w:name="Light Shading Accent 6" w:uiPriority="60"/>
-    <w:lsdException w:name="Light List Accent 6" w:uiPriority="61"/>
-    <w:lsdException w:name="Light Grid Accent 6" w:uiPriority="62"/>
-    <w:lsdException w:name="Medium Shading 1 Accent 6" w:uiPriority="63"/>
-    <w:lsdException w:name="Medium Shading 2 Accent 6" w:uiPriority="64"/>
-    <w:lsdException w:name="Medium List 1 Accent 6" w:uiPriority="65"/>
-    <w:lsdException w:name="Medium List 2 Accent 6" w:uiPriority="66"/>
-    <w:lsdException w:name="Medium Grid 1 Accent 6" w:uiPriority="67"/>
-    <w:lsdException w:name="Medium Grid 2 Accent 6" w:uiPriority="68"/>
-    <w:lsdException w:name="Medium Grid 3 Accent 6" w:uiPriority="69"/>
-    <w:lsdException w:name="Dark List Accent 6" w:uiPriority="70"/>
-    <w:lsdException w:name="Colorful Shading Accent 6" w:uiPriority="71"/>
-    <w:lsdException w:name="Colorful List Accent 6" w:uiPriority="72"/>
-    <w:lsdException w:name="Colorful Grid Accent 6" w:uiPriority="73"/>
-    <w:lsdException w:name="Subtle Emphasis" w:uiPriority="19" w:qFormat="1"/>
-    <w:lsdException w:name="Intense Emphasis" w:uiPriority="21" w:qFormat="1"/>
-    <w:lsdException w:name="Subtle Reference" w:uiPriority="31" w:qFormat="1"/>
-    <w:lsdException w:name="Intense Reference" w:uiPriority="32" w:qFormat="1"/>
-    <w:lsdException w:name="Book Title" w:uiPriority="33" w:qFormat="1"/>
-    <w:lsdException w:name="Bibliography" w:semiHidden="1" w:uiPriority="37" w:unhideWhenUsed="1"/>
-    <w:lsdException w:name="TOC Heading" w:semiHidden="1" w:uiPriority="39" w:unhideWhenUsed="1" w:qFormat="1"/>
-    <w:lsdException w:name="Plain Table 1" w:uiPriority="41"/>
-    <w:lsdException w:name="Plain Table 2" w:uiPriority="42"/>
-    <w:lsdException w:name="Plain Table 3" w:uiPriority="43"/>
-    <w:lsdException w:name="Plain Table 4" w:uiPriority="44"/>
-    <w:lsdException w:name="Plain Table 5" w:uiPriority="45"/>
-    <w:lsdException w:name="Grid Table Light" w:uiPriority="40"/>
-    <w:lsdException w:name="Grid Table 1 Light" w:uiPriority="46"/>
-    <w:lsdException w:name="Grid Table 2" w:uiPriority="47"/>
-    <w:lsdException w:name="Grid Table 3" w:uiPriority="48"/>
-    <w:lsdException w:name="Grid Table 4" w:uiPriority="49"/>
-    <w:lsdException w:name="Grid Table 5 Dark" w:uiPriority="50"/>
-    <w:lsdException w:name="Grid Table 6 Colorful" w:uiPriority="51"/>
-    <w:lsdException w:name="Grid Table 7 Colorful" w:uiPriority="52"/>
-    <w:lsdException w:name="Grid Table 1 Light Accent 1" w:uiPriority="46"/>
-    <w:lsdException w:name="Grid Table 2 Accent 1" w:uiPriority="47"/>
-    <w:lsdException w:name="Grid Table 3 Accent 1" w:uiPriority="48"/>
-    <w:lsdException w:name="Grid Table 4 Accent 1" w:uiPriority="49"/>
-    <w:lsdException w:name="Grid Table 5 Dark Accent 1" w:uiPriority="50"/>
-    <w:lsdException w:name="Grid Table 6 Colorful Accent 1" w:uiPriority="51"/>
-    <w:lsdException w:name="Grid Table 7 Colorful Accent 1" w:uiPriority="52"/>
-    <w:lsdException w:name="Grid Table 1 Light Accent 2" w:uiPriority="46"/>
-    <w:lsdException w:name="Grid Table 2 Accent 2" w:uiPriority="47"/>
-    <w:lsdException w:name="Grid Table 3 Accent 2" w:uiPriority="48"/>
-    <w:lsdException w:name="Grid Table 4 Accent 2" w:uiPriority="49"/>
-    <w:lsdException w:name="Grid Table 5 Dark Accent 2" w:uiPriority="50"/>
-    <w:lsdException w:name="Grid Table 6 Colorful Accent 2" w:uiPriority="51"/>
-    <w:lsdException w:name="Grid Table 7 Colorful Accent 2" w:uiPriority="52"/>
-    <w:lsdException w:name="Grid Table 1 Light Accent 3" w:uiPriority="46"/>
-    <w:lsdException w:name="Grid Table 2 Accent 3" w:uiPriority="47"/>
-    <w:lsdException w:name="Grid Table 3 Accent 3" w:uiPriority="48"/>
-    <w:lsdException w:name="Grid Table 4 Accent 3" w:uiPriority="49"/>
-    <w:lsdException w:name="Grid Table 5 Dark Accent 3" w:uiPriority="50"/>
-    <w:lsdException w:name="Grid Table 6 Colorful Accent 3" w:uiPriority="51"/>
-    <w:lsdException w:name="Grid Table 7 Colorful Accent 3" w:uiPriority="52"/>
-    <w:lsdException w:name="Grid Table 1 Light Accent 4" w:uiPriority="46"/>
-    <w:lsdException w:name="Grid Table 2 Accent 4" w:uiPriority="47"/>
-    <w:lsdException w:name="Grid Table 3 Accent 4" w:uiPriority="48"/>
-    <w:lsdException w:name="Grid Table 4 Accent 4" w:uiPriority="49"/>
-    <w:lsdException w:name="Grid Table 5 Dark Accent 4" w:uiPriority="50"/>
-    <w:lsdException w:name="Grid Table 6 Colorful Accent 4" w:uiPriority="51"/>
-    <w:lsdException w:name="Grid Table 7 Colorful Accent 4" w:uiPriority="52"/>
-    <w:lsdException w:name="Grid Table 1 Light Accent 5" w:uiPriority="46"/>
-    <w:lsdException w:name="Grid Table 2 Accent 5" w:uiPriority="47"/>
-    <w:lsdException w:name="Grid Table 3 Accent 5" w:uiPriority="48"/>
-    <w:lsdException w:name="Grid Table 4 Accent 5" w:uiPriority="49"/>
-    <w:lsdException w:name="Grid Table 5 Dark Accent 5" w:uiPriority="50"/>
-    <w:lsdException w:name="Grid Table 6 Colorful Accent 5" w:uiPriority="51"/>
-    <w:lsdException w:name="Grid Table 7 Colorful Accent 5" w:uiPriority="52"/>
-    <w:lsdException w:name="Grid Table 1 Light Accent 6" w:uiPriority="46"/>
-    <w:lsdException w:name="Grid Table 2 Accent 6" w:uiPriority="47"/>
-    <w:lsdException w:name="Grid Table 3 Accent 6" w:uiPriority="48"/>
-    <w:lsdException w:name="Grid Table 4 Accent 6" w:uiPriority="49"/>
-    <w:lsdException w:name="Grid Table 5 Dark Accent 6" w:uiPriority="50"/>
-    <w:lsdException w:name="Grid Table 6 Colorful Accent 6" w:uiPriority="51"/>
-    <w:lsdException w:name="Grid Table 7 Colorful Accent 6" w:uiPriority="52"/>
-    <w:lsdException w:name="List Table 1 Light" w:uiPriority="46"/>
-    <w:lsdException w:name="List Table 2" w:uiPriority="47"/>
-    <w:lsdException w:name="List Table 3" w:uiPriority="48"/>
-    <w:lsdException w:name="List Table 4" w:uiPriority="49"/>
-    <w:lsdException w:name="List Table 5 Dark" w:uiPriority="50"/>
-    <w:lsdException w:name="List Table 6 Colorful" w:uiPriority="51"/>
-    <w:lsdException w:name="List Table 7 Colorful" w:uiPriority="52"/>
-    <w:lsdException w:name="List Table 1 Light Accent 1" w:uiPriority="46"/>
-    <w:lsdException w:name="List Table 2 Accent 1" w:uiPriority="47"/>
-    <w:lsdException w:name="List Table 3 Accent 1" w:uiPriority="48"/>
-    <w:lsdException w:name="List Table 4 Accent 1" w:uiPriority="49"/>
-    <w:lsdException w:name="List Table 5 Dark Accent 1" w:uiPriority="50"/>
-    <w:lsdException w:name="List Table 6 Colorful Accent 1" w:uiPriority="51"/>
-    <w:lsdException w:name="List Table 7 Colorful Accent 1" w:uiPriority="52"/>
-    <w:lsdException w:name="List Table 1 Light Accent 2" w:uiPriority="46"/>
-    <w:lsdException w:name="List Table 2 Accent 2" w:uiPriority="47"/>
-    <w:lsdException w:name="List Table 3 Accent 2" w:uiPriority="48"/>
-    <w:lsdException w:name="List Table 4 Accent 2" w:uiPriority="49"/>
-    <w:lsdException w:name="List Table 5 Dark Accent 2" w:uiPriority="50"/>
-    <w:lsdException w:name="List Table 6 Colorful Accent 2" w:uiPriority="51"/>
-    <w:lsdException w:name="List Table 7 Colorful Accent 2" w:uiPriority="52"/>
-    <w:lsdException w:name="List Table 1 Light Accent 3" w:uiPriority="46"/>
-    <w:lsdException w:name="List Table 2 Accent 3" w:uiPriority="47"/>
-    <w:lsdException w:name="List Table 3 Accent 3" w:uiPriority="48"/>
-    <w:lsdException w:name="List Table 4 Accent 3" w:uiPriority="49"/>
-    <w:lsdException w:name="List Table 5 Dark Accent 3" w:uiPriority="50"/>
-    <w:lsdException w:name="List Table 6 Colorful Accent 3" w:uiPriority="51"/>
-    <w:lsdException w:name="List Table 7 Colorful Accent 3" w:uiPriority="52"/>
-    <w:lsdException w:name="List Table 1 Light Accent 4" w:uiPriority="46"/>
-    <w:lsdException w:name="List Table 2 Accent 4" w:uiPriority="47"/>
-    <w:lsdException w:name="List Table 3 Accent 4" w:uiPriority="48"/>
-    <w:lsdException w:name="List Table 4 Accent 4" w:uiPriority="49"/>
-    <w:lsdException w:name="List Table 5 Dark Accent 4" w:uiPriority="50"/>
-    <w:lsdException w:name="List Table 6 Colorful Accent 4" w:uiPriority="51"/>
-    <w:lsdException w:name="List Table 7 Colorful Accent 4" w:uiPriority="52"/>
-    <w:lsdException w:name="List Table 1 Light Accent 5" w:uiPriority="46"/>
-    <w:lsdException w:name="List Table 2 Accent 5" w:uiPriority="47"/>
-    <w:lsdException w:name="List Table 3 Accent 5" w:uiPriority="48"/>
-    <w:lsdException w:name="List Table 4 Accent 5" w:uiPriority="49"/>
-    <w:lsdException w:name="List Table 5 Dark Accent 5" w:uiPriority="50"/>
-    <w:lsdException w:name="List Table 6 Colorful Accent 5" w:uiPriority="51"/>
-    <w:lsdException w:name="List Table 7 Colorful Accent 5" w:uiPriority="52"/>
-    <w:lsdException w:name="List Table 1 Light Accent 6" w:uiPriority="46"/>
-    <w:lsdException w:name="List Table 2 Accent 6" w:uiPriority="47"/>
-    <w:lsdException w:name="List Table 3 Accent 6" w:uiPriority="48"/>
-    <w:lsdException w:name="List Table 4 Accent 6" w:uiPriority="49"/>
-    <w:lsdException w:name="List Table 5 Dark Accent 6" w:uiPriority="50"/>
-    <w:lsdException w:name="List Table 6 Colorful Accent 6" w:uiPriority="51"/>
-    <w:lsdException w:name="List Table 7 Colorful Accent 6" w:uiPriority="52"/>
+  <w:latentStyles w:count="260" w:defQFormat="0" w:defUnhideWhenUsed="1" w:defSemiHidden="1" w:defUIPriority="99" w:defLockedState="0">
+    <w:lsdException w:qFormat="1" w:unhideWhenUsed="0" w:uiPriority="0" w:semiHidden="0" w:name="Normal"/>
+    <w:lsdException w:qFormat="1" w:unhideWhenUsed="0" w:uiPriority="9" w:semiHidden="0" w:name="heading 1"/>
+    <w:lsdException w:qFormat="1" w:uiPriority="9" w:name="heading 2"/>
+    <w:lsdException w:qFormat="1" w:uiPriority="9" w:name="heading 3"/>
+    <w:lsdException w:qFormat="1" w:uiPriority="9" w:name="heading 4"/>
+    <w:lsdException w:qFormat="1" w:uiPriority="9" w:name="heading 5"/>
+    <w:lsdException w:qFormat="1" w:uiPriority="9" w:name="heading 6"/>
+    <w:lsdException w:qFormat="1" w:uiPriority="9" w:name="heading 7"/>
+    <w:lsdException w:qFormat="1" w:uiPriority="9" w:name="heading 8"/>
+    <w:lsdException w:qFormat="1" w:uiPriority="9" w:name="heading 9"/>
+    <w:lsdException w:uiPriority="99" w:name="index 1"/>
+    <w:lsdException w:uiPriority="99" w:name="index 2"/>
+    <w:lsdException w:uiPriority="99" w:name="index 3"/>
+    <w:lsdException w:uiPriority="99" w:name="index 4"/>
+    <w:lsdException w:uiPriority="99" w:name="index 5"/>
+    <w:lsdException w:uiPriority="99" w:name="index 6"/>
+    <w:lsdException w:uiPriority="99" w:name="index 7"/>
+    <w:lsdException w:uiPriority="99" w:name="index 8"/>
+    <w:lsdException w:uiPriority="99" w:name="index 9"/>
+    <w:lsdException w:uiPriority="39" w:name="toc 1"/>
+    <w:lsdException w:uiPriority="39" w:name="toc 2"/>
+    <w:lsdException w:uiPriority="39" w:name="toc 3"/>
+    <w:lsdException w:uiPriority="39" w:name="toc 4"/>
+    <w:lsdException w:uiPriority="39" w:name="toc 5"/>
+    <w:lsdException w:uiPriority="39" w:name="toc 6"/>
+    <w:lsdException w:uiPriority="39" w:name="toc 7"/>
+    <w:lsdException w:uiPriority="39" w:name="toc 8"/>
+    <w:lsdException w:uiPriority="39" w:name="toc 9"/>
+    <w:lsdException w:uiPriority="99" w:name="Normal Indent"/>
+    <w:lsdException w:uiPriority="99" w:name="footnote text"/>
+    <w:lsdException w:uiPriority="99" w:name="annotation text"/>
+    <w:lsdException w:qFormat="1" w:uiPriority="99" w:semiHidden="0" w:name="header"/>
+    <w:lsdException w:qFormat="1" w:uiPriority="99" w:semiHidden="0" w:name="footer"/>
+    <w:lsdException w:uiPriority="99" w:name="index heading"/>
+    <w:lsdException w:qFormat="1" w:uiPriority="35" w:name="caption"/>
+    <w:lsdException w:uiPriority="99" w:name="table of figures"/>
+    <w:lsdException w:uiPriority="99" w:name="envelope address"/>
+    <w:lsdException w:uiPriority="99" w:name="envelope return"/>
+    <w:lsdException w:uiPriority="99" w:name="footnote reference"/>
+    <w:lsdException w:uiPriority="99" w:name="annotation reference"/>
+    <w:lsdException w:uiPriority="99" w:name="line number"/>
+    <w:lsdException w:uiPriority="99" w:name="page number"/>
+    <w:lsdException w:uiPriority="99" w:name="endnote reference"/>
+    <w:lsdException w:uiPriority="99" w:name="endnote text"/>
+    <w:lsdException w:uiPriority="99" w:name="table of authorities"/>
+    <w:lsdException w:uiPriority="99" w:name="macro"/>
+    <w:lsdException w:uiPriority="99" w:name="toa heading"/>
+    <w:lsdException w:uiPriority="99" w:name="List"/>
+    <w:lsdException w:uiPriority="99" w:name="List Bullet"/>
+    <w:lsdException w:uiPriority="99" w:name="List Number"/>
+    <w:lsdException w:uiPriority="99" w:name="List 2"/>
+    <w:lsdException w:uiPriority="99" w:name="List 3"/>
+    <w:lsdException w:uiPriority="99" w:name="List 4"/>
+    <w:lsdException w:uiPriority="99" w:name="List 5"/>
+    <w:lsdException w:uiPriority="99" w:name="List Bullet 2"/>
+    <w:lsdException w:uiPriority="99" w:name="List Bullet 3"/>
+    <w:lsdException w:uiPriority="99" w:name="List Bullet 4"/>
+    <w:lsdException w:uiPriority="99" w:name="List Bullet 5"/>
+    <w:lsdException w:uiPriority="99" w:name="List Number 2"/>
+    <w:lsdException w:uiPriority="99" w:name="List Number 3"/>
+    <w:lsdException w:uiPriority="99" w:name="List Number 4"/>
+    <w:lsdException w:uiPriority="99" w:name="List Number 5"/>
+    <w:lsdException w:qFormat="1" w:unhideWhenUsed="0" w:uiPriority="10" w:semiHidden="0" w:name="Title"/>
+    <w:lsdException w:uiPriority="99" w:name="Closing"/>
+    <w:lsdException w:uiPriority="99" w:name="Signature"/>
+    <w:lsdException w:qFormat="1" w:uiPriority="1" w:name="Default Paragraph Font"/>
+    <w:lsdException w:uiPriority="99" w:name="Body Text"/>
+    <w:lsdException w:uiPriority="99" w:name="Body Text Indent"/>
+    <w:lsdException w:uiPriority="99" w:name="List Continue"/>
+    <w:lsdException w:uiPriority="99" w:name="List Continue 2"/>
+    <w:lsdException w:uiPriority="99" w:name="List Continue 3"/>
+    <w:lsdException w:uiPriority="99" w:name="List Continue 4"/>
+    <w:lsdException w:uiPriority="99" w:name="List Continue 5"/>
+    <w:lsdException w:uiPriority="99" w:name="Message Header"/>
+    <w:lsdException w:qFormat="1" w:unhideWhenUsed="0" w:uiPriority="11" w:semiHidden="0" w:name="Subtitle"/>
+    <w:lsdException w:uiPriority="99" w:name="Salutation"/>
+    <w:lsdException w:uiPriority="99" w:name="Date"/>
+    <w:lsdException w:uiPriority="99" w:name="Body Text First Indent"/>
+    <w:lsdException w:uiPriority="99" w:name="Body Text First Indent 2"/>
+    <w:lsdException w:uiPriority="99" w:name="Note Heading"/>
+    <w:lsdException w:uiPriority="99" w:name="Body Text 2"/>
+    <w:lsdException w:uiPriority="99" w:name="Body Text 3"/>
+    <w:lsdException w:uiPriority="99" w:name="Body Text Indent 2"/>
+    <w:lsdException w:uiPriority="99" w:name="Body Text Indent 3"/>
+    <w:lsdException w:uiPriority="99" w:name="Block Text"/>
+    <w:lsdException w:uiPriority="99" w:name="Hyperlink"/>
+    <w:lsdException w:uiPriority="99" w:name="FollowedHyperlink"/>
+    <w:lsdException w:qFormat="1" w:unhideWhenUsed="0" w:uiPriority="22" w:semiHidden="0" w:name="Strong"/>
+    <w:lsdException w:qFormat="1" w:unhideWhenUsed="0" w:uiPriority="20" w:semiHidden="0" w:name="Emphasis"/>
+    <w:lsdException w:uiPriority="99" w:name="Document Map"/>
+    <w:lsdException w:uiPriority="99" w:name="Plain Text"/>
+    <w:lsdException w:uiPriority="99" w:name="E-mail Signature"/>
+    <w:lsdException w:uiPriority="99" w:name="Normal (Web)"/>
+    <w:lsdException w:uiPriority="99" w:name="HTML Acronym"/>
+    <w:lsdException w:uiPriority="99" w:name="HTML Address"/>
+    <w:lsdException w:uiPriority="99" w:name="HTML Cite"/>
+    <w:lsdException w:uiPriority="99" w:name="HTML Code"/>
+    <w:lsdException w:uiPriority="99" w:name="HTML Definition"/>
+    <w:lsdException w:uiPriority="99" w:name="HTML Keyboard"/>
+    <w:lsdException w:uiPriority="99" w:name="HTML Preformatted"/>
+    <w:lsdException w:uiPriority="99" w:name="HTML Sample"/>
+    <w:lsdException w:uiPriority="99" w:name="HTML Typewriter"/>
+    <w:lsdException w:uiPriority="99" w:name="HTML Variable"/>
+    <w:lsdException w:qFormat="1" w:uiPriority="99" w:name="Normal Table"/>
+    <w:lsdException w:uiPriority="99" w:name="annotation subject"/>
+    <w:lsdException w:uiPriority="99" w:name="Table Simple 1"/>
+    <w:lsdException w:uiPriority="99" w:name="Table Simple 2"/>
+    <w:lsdException w:uiPriority="99" w:name="Table Simple 3"/>
+    <w:lsdException w:uiPriority="99" w:name="Table Classic 1"/>
+    <w:lsdException w:uiPriority="99" w:name="Table Classic 2"/>
+    <w:lsdException w:uiPriority="99" w:name="Table Classic 3"/>
+    <w:lsdException w:uiPriority="99" w:name="Table Classic 4"/>
+    <w:lsdException w:uiPriority="99" w:name="Table Colorful 1"/>
+    <w:lsdException w:uiPriority="99" w:name="Table Colorful 2"/>
+    <w:lsdException w:uiPriority="99" w:name="Table Colorful 3"/>
+    <w:lsdException w:uiPriority="99" w:name="Table Columns 1"/>
+    <w:lsdException w:uiPriority="99" w:name="Table Columns 2"/>
+    <w:lsdException w:uiPriority="99" w:name="Table Columns 3"/>
+    <w:lsdException w:uiPriority="99" w:name="Table Columns 4"/>
+    <w:lsdException w:uiPriority="99" w:name="Table Columns 5"/>
+    <w:lsdException w:uiPriority="99" w:name="Table Grid 1"/>
+    <w:lsdException w:uiPriority="99" w:name="Table Grid 2"/>
+    <w:lsdException w:uiPriority="99" w:name="Table Grid 3"/>
+    <w:lsdException w:uiPriority="99" w:name="Table Grid 4"/>
+    <w:lsdException w:uiPriority="99" w:name="Table Grid 5"/>
+    <w:lsdException w:uiPriority="99" w:name="Table Grid 6"/>
+    <w:lsdException w:uiPriority="99" w:name="Table Grid 7"/>
+    <w:lsdException w:uiPriority="99" w:name="Table Grid 8"/>
+    <w:lsdException w:uiPriority="99" w:name="Table List 1"/>
+    <w:lsdException w:uiPriority="99" w:name="Table List 2"/>
+    <w:lsdException w:uiPriority="99" w:name="Table List 3"/>
+    <w:lsdException w:uiPriority="99" w:name="Table List 4"/>
+    <w:lsdException w:uiPriority="99" w:name="Table List 5"/>
+    <w:lsdException w:uiPriority="99" w:name="Table List 6"/>
+    <w:lsdException w:uiPriority="99" w:name="Table List 7"/>
+    <w:lsdException w:uiPriority="99" w:name="Table List 8"/>
+    <w:lsdException w:uiPriority="99" w:name="Table 3D effects 1"/>
+    <w:lsdException w:uiPriority="99" w:name="Table 3D effects 2"/>
+    <w:lsdException w:uiPriority="99" w:name="Table 3D effects 3"/>
+    <w:lsdException w:uiPriority="99" w:name="Table Contemporary"/>
+    <w:lsdException w:uiPriority="99" w:name="Table Elegant"/>
+    <w:lsdException w:uiPriority="99" w:name="Table Professional"/>
+    <w:lsdException w:uiPriority="99" w:name="Table Subtle 1"/>
+    <w:lsdException w:uiPriority="99" w:name="Table Subtle 2"/>
+    <w:lsdException w:uiPriority="99" w:name="Table Web 1"/>
+    <w:lsdException w:uiPriority="99" w:name="Table Web 2"/>
+    <w:lsdException w:uiPriority="99" w:name="Table Web 3"/>
+    <w:lsdException w:uiPriority="99" w:name="Balloon Text"/>
+    <w:lsdException w:unhideWhenUsed="0" w:uiPriority="39" w:semiHidden="0" w:name="Table Grid"/>
+    <w:lsdException w:uiPriority="99" w:name="Table Theme"/>
+    <w:lsdException w:qFormat="1" w:unhideWhenUsed="0" w:uiPriority="99" w:name="Placeholder Text"/>
+    <w:lsdException w:unhideWhenUsed="0" w:uiPriority="60" w:semiHidden="0" w:name="Light Shading"/>
+    <w:lsdException w:unhideWhenUsed="0" w:uiPriority="61" w:semiHidden="0" w:name="Light List"/>
+    <w:lsdException w:unhideWhenUsed="0" w:uiPriority="62" w:semiHidden="0" w:name="Light Grid"/>
+    <w:lsdException w:unhideWhenUsed="0" w:uiPriority="63" w:semiHidden="0" w:name="Medium Shading 1"/>
+    <w:lsdException w:unhideWhenUsed="0" w:uiPriority="64" w:semiHidden="0" w:name="Medium Shading 2"/>
+    <w:lsdException w:unhideWhenUsed="0" w:uiPriority="65" w:semiHidden="0" w:name="Medium List 1"/>
+    <w:lsdException w:unhideWhenUsed="0" w:uiPriority="66" w:semiHidden="0" w:name="Medium List 2"/>
+    <w:lsdException w:unhideWhenUsed="0" w:uiPriority="67" w:semiHidden="0" w:name="Medium Grid 1"/>
+    <w:lsdException w:unhideWhenUsed="0" w:uiPriority="68" w:semiHidden="0" w:name="Medium Grid 2"/>
+    <w:lsdException w:unhideWhenUsed="0" w:uiPriority="69" w:semiHidden="0" w:name="Medium Grid 3"/>
+    <w:lsdException w:unhideWhenUsed="0" w:uiPriority="70" w:semiHidden="0" w:name="Dark List"/>
+    <w:lsdException w:unhideWhenUsed="0" w:uiPriority="71" w:semiHidden="0" w:name="Colorful Shading"/>
+    <w:lsdException w:unhideWhenUsed="0" w:uiPriority="72" w:semiHidden="0" w:name="Colorful List"/>
+    <w:lsdException w:unhideWhenUsed="0" w:uiPriority="73" w:semiHidden="0" w:name="Colorful Grid"/>
+    <w:lsdException w:unhideWhenUsed="0" w:uiPriority="60" w:semiHidden="0" w:name="Light Shading Accent 1"/>
+    <w:lsdException w:unhideWhenUsed="0" w:uiPriority="61" w:semiHidden="0" w:name="Light List Accent 1"/>
+    <w:lsdException w:unhideWhenUsed="0" w:uiPriority="62" w:semiHidden="0" w:name="Light Grid Accent 1"/>
+    <w:lsdException w:unhideWhenUsed="0" w:uiPriority="63" w:semiHidden="0" w:name="Medium Shading 1 Accent 1"/>
+    <w:lsdException w:unhideWhenUsed="0" w:uiPriority="64" w:semiHidden="0" w:name="Medium Shading 2 Accent 1"/>
+    <w:lsdException w:unhideWhenUsed="0" w:uiPriority="65" w:semiHidden="0" w:name="Medium List 1 Accent 1"/>
+    <w:lsdException w:qFormat="1" w:unhideWhenUsed="0" w:uiPriority="34" w:semiHidden="0" w:name="List Paragraph"/>
+    <w:lsdException w:unhideWhenUsed="0" w:uiPriority="66" w:semiHidden="0" w:name="Medium List 2 Accent 1"/>
+    <w:lsdException w:unhideWhenUsed="0" w:uiPriority="67" w:semiHidden="0" w:name="Medium Grid 1 Accent 1"/>
+    <w:lsdException w:unhideWhenUsed="0" w:uiPriority="68" w:semiHidden="0" w:name="Medium Grid 2 Accent 1"/>
+    <w:lsdException w:unhideWhenUsed="0" w:uiPriority="69" w:semiHidden="0" w:name="Medium Grid 3 Accent 1"/>
+    <w:lsdException w:unhideWhenUsed="0" w:uiPriority="70" w:semiHidden="0" w:name="Dark List Accent 1"/>
+    <w:lsdException w:unhideWhenUsed="0" w:uiPriority="71" w:semiHidden="0" w:name="Colorful Shading Accent 1"/>
+    <w:lsdException w:unhideWhenUsed="0" w:uiPriority="72" w:semiHidden="0" w:name="Colorful List Accent 1"/>
+    <w:lsdException w:unhideWhenUsed="0" w:uiPriority="73" w:semiHidden="0" w:name="Colorful Grid Accent 1"/>
+    <w:lsdException w:unhideWhenUsed="0" w:uiPriority="60" w:semiHidden="0" w:name="Light Shading Accent 2"/>
+    <w:lsdException w:unhideWhenUsed="0" w:uiPriority="61" w:semiHidden="0" w:name="Light List Accent 2"/>
+    <w:lsdException w:unhideWhenUsed="0" w:uiPriority="62" w:semiHidden="0" w:name="Light Grid Accent 2"/>
+    <w:lsdException w:unhideWhenUsed="0" w:uiPriority="63" w:semiHidden="0" w:name="Medium Shading 1 Accent 2"/>
+    <w:lsdException w:unhideWhenUsed="0" w:uiPriority="64" w:semiHidden="0" w:name="Medium Shading 2 Accent 2"/>
+    <w:lsdException w:unhideWhenUsed="0" w:uiPriority="65" w:semiHidden="0" w:name="Medium List 1 Accent 2"/>
+    <w:lsdException w:unhideWhenUsed="0" w:uiPriority="66" w:semiHidden="0" w:name="Medium List 2 Accent 2"/>
+    <w:lsdException w:unhideWhenUsed="0" w:uiPriority="67" w:semiHidden="0" w:name="Medium Grid 1 Accent 2"/>
+    <w:lsdException w:unhideWhenUsed="0" w:uiPriority="68" w:semiHidden="0" w:name="Medium Grid 2 Accent 2"/>
+    <w:lsdException w:unhideWhenUsed="0" w:uiPriority="69" w:semiHidden="0" w:name="Medium Grid 3 Accent 2"/>
+    <w:lsdException w:unhideWhenUsed="0" w:uiPriority="70" w:semiHidden="0" w:name="Dark List Accent 2"/>
+    <w:lsdException w:unhideWhenUsed="0" w:uiPriority="71" w:semiHidden="0" w:name="Colorful Shading Accent 2"/>
+    <w:lsdException w:unhideWhenUsed="0" w:uiPriority="72" w:semiHidden="0" w:name="Colorful List Accent 2"/>
+    <w:lsdException w:unhideWhenUsed="0" w:uiPriority="73" w:semiHidden="0" w:name="Colorful Grid Accent 2"/>
+    <w:lsdException w:unhideWhenUsed="0" w:uiPriority="60" w:semiHidden="0" w:name="Light Shading Accent 3"/>
+    <w:lsdException w:unhideWhenUsed="0" w:uiPriority="61" w:semiHidden="0" w:name="Light List Accent 3"/>
+    <w:lsdException w:unhideWhenUsed="0" w:uiPriority="62" w:semiHidden="0" w:name="Light Grid Accent 3"/>
+    <w:lsdException w:unhideWhenUsed="0" w:uiPriority="63" w:semiHidden="0" w:name="Medium Shading 1 Accent 3"/>
+    <w:lsdException w:unhideWhenUsed="0" w:uiPriority="64" w:semiHidden="0" w:name="Medium Shading 2 Accent 3"/>
+    <w:lsdException w:unhideWhenUsed="0" w:uiPriority="65" w:semiHidden="0" w:name="Medium List 1 Accent 3"/>
+    <w:lsdException w:unhideWhenUsed="0" w:uiPriority="66" w:semiHidden="0" w:name="Medium List 2 Accent 3"/>
+    <w:lsdException w:unhideWhenUsed="0" w:uiPriority="67" w:semiHidden="0" w:name="Medium Grid 1 Accent 3"/>
+    <w:lsdException w:unhideWhenUsed="0" w:uiPriority="68" w:semiHidden="0" w:name="Medium Grid 2 Accent 3"/>
+    <w:lsdException w:unhideWhenUsed="0" w:uiPriority="69" w:semiHidden="0" w:name="Medium Grid 3 Accent 3"/>
+    <w:lsdException w:unhideWhenUsed="0" w:uiPriority="70" w:semiHidden="0" w:name="Dark List Accent 3"/>
+    <w:lsdException w:unhideWhenUsed="0" w:uiPriority="71" w:semiHidden="0" w:name="Colorful Shading Accent 3"/>
+    <w:lsdException w:unhideWhenUsed="0" w:uiPriority="72" w:semiHidden="0" w:name="Colorful List Accent 3"/>
+    <w:lsdException w:unhideWhenUsed="0" w:uiPriority="73" w:semiHidden="0" w:name="Colorful Grid Accent 3"/>
+    <w:lsdException w:unhideWhenUsed="0" w:uiPriority="60" w:semiHidden="0" w:name="Light Shading Accent 4"/>
+    <w:lsdException w:unhideWhenUsed="0" w:uiPriority="61" w:semiHidden="0" w:name="Light List Accent 4"/>
+    <w:lsdException w:unhideWhenUsed="0" w:uiPriority="62" w:semiHidden="0" w:name="Light Grid Accent 4"/>
+    <w:lsdException w:unhideWhenUsed="0" w:uiPriority="63" w:semiHidden="0" w:name="Medium Shading 1 Accent 4"/>
+    <w:lsdException w:unhideWhenUsed="0" w:uiPriority="64" w:semiHidden="0" w:name="Medium Shading 2 Accent 4"/>
+    <w:lsdException w:unhideWhenUsed="0" w:uiPriority="65" w:semiHidden="0" w:name="Medium List 1 Accent 4"/>
+    <w:lsdException w:unhideWhenUsed="0" w:uiPriority="66" w:semiHidden="0" w:name="Medium List 2 Accent 4"/>
+    <w:lsdException w:unhideWhenUsed="0" w:uiPriority="67" w:semiHidden="0" w:name="Medium Grid 1 Accent 4"/>
+    <w:lsdException w:unhideWhenUsed="0" w:uiPriority="68" w:semiHidden="0" w:name="Medium Grid 2 Accent 4"/>
+    <w:lsdException w:unhideWhenUsed="0" w:uiPriority="69" w:semiHidden="0" w:name="Medium Grid 3 Accent 4"/>
+    <w:lsdException w:unhideWhenUsed="0" w:uiPriority="70" w:semiHidden="0" w:name="Dark List Accent 4"/>
+    <w:lsdException w:unhideWhenUsed="0" w:uiPriority="71" w:semiHidden="0" w:name="Colorful Shading Accent 4"/>
+    <w:lsdException w:unhideWhenUsed="0" w:uiPriority="72" w:semiHidden="0" w:name="Colorful List Accent 4"/>
+    <w:lsdException w:unhideWhenUsed="0" w:uiPriority="73" w:semiHidden="0" w:name="Colorful Grid Accent 4"/>
+    <w:lsdException w:unhideWhenUsed="0" w:uiPriority="60" w:semiHidden="0" w:name="Light Shading Accent 5"/>
+    <w:lsdException w:unhideWhenUsed="0" w:uiPriority="61" w:semiHidden="0" w:name="Light List Accent 5"/>
+    <w:lsdException w:unhideWhenUsed="0" w:uiPriority="62" w:semiHidden="0" w:name="Light Grid Accent 5"/>
+    <w:lsdException w:unhideWhenUsed="0" w:uiPriority="63" w:semiHidden="0" w:name="Medium Shading 1 Accent 5"/>
+    <w:lsdException w:unhideWhenUsed="0" w:uiPriority="64" w:semiHidden="0" w:name="Medium Shading 2 Accent 5"/>
+    <w:lsdException w:unhideWhenUsed="0" w:uiPriority="65" w:semiHidden="0" w:name="Medium List 1 Accent 5"/>
+    <w:lsdException w:unhideWhenUsed="0" w:uiPriority="66" w:semiHidden="0" w:name="Medium List 2 Accent 5"/>
+    <w:lsdException w:unhideWhenUsed="0" w:uiPriority="67" w:semiHidden="0" w:name="Medium Grid 1 Accent 5"/>
+    <w:lsdException w:unhideWhenUsed="0" w:uiPriority="68" w:semiHidden="0" w:name="Medium Grid 2 Accent 5"/>
+    <w:lsdException w:unhideWhenUsed="0" w:uiPriority="69" w:semiHidden="0" w:name="Medium Grid 3 Accent 5"/>
+    <w:lsdException w:unhideWhenUsed="0" w:uiPriority="70" w:semiHidden="0" w:name="Dark List Accent 5"/>
+    <w:lsdException w:unhideWhenUsed="0" w:uiPriority="71" w:semiHidden="0" w:name="Colorful Shading Accent 5"/>
+    <w:lsdException w:unhideWhenUsed="0" w:uiPriority="72" w:semiHidden="0" w:name="Colorful List Accent 5"/>
+    <w:lsdException w:unhideWhenUsed="0" w:uiPriority="73" w:semiHidden="0" w:name="Colorful Grid Accent 5"/>
+    <w:lsdException w:unhideWhenUsed="0" w:uiPriority="60" w:semiHidden="0" w:name="Light Shading Accent 6"/>
+    <w:lsdException w:unhideWhenUsed="0" w:uiPriority="61" w:semiHidden="0" w:name="Light List Accent 6"/>
+    <w:lsdException w:unhideWhenUsed="0" w:uiPriority="62" w:semiHidden="0" w:name="Light Grid Accent 6"/>
+    <w:lsdException w:unhideWhenUsed="0" w:uiPriority="63" w:semiHidden="0" w:name="Medium Shading 1 Accent 6"/>
+    <w:lsdException w:unhideWhenUsed="0" w:uiPriority="64" w:semiHidden="0" w:name="Medium Shading 2 Accent 6"/>
+    <w:lsdException w:unhideWhenUsed="0" w:uiPriority="65" w:semiHidden="0" w:name="Medium List 1 Accent 6"/>
+    <w:lsdException w:unhideWhenUsed="0" w:uiPriority="66" w:semiHidden="0" w:name="Medium List 2 Accent 6"/>
+    <w:lsdException w:unhideWhenUsed="0" w:uiPriority="67" w:semiHidden="0" w:name="Medium Grid 1 Accent 6"/>
+    <w:lsdException w:unhideWhenUsed="0" w:uiPriority="68" w:semiHidden="0" w:name="Medium Grid 2 Accent 6"/>
+    <w:lsdException w:unhideWhenUsed="0" w:uiPriority="69" w:semiHidden="0" w:name="Medium Grid 3 Accent 6"/>
+    <w:lsdException w:unhideWhenUsed="0" w:uiPriority="70" w:semiHidden="0" w:name="Dark List Accent 6"/>
+    <w:lsdException w:unhideWhenUsed="0" w:uiPriority="71" w:semiHidden="0" w:name="Colorful Shading Accent 6"/>
+    <w:lsdException w:unhideWhenUsed="0" w:uiPriority="72" w:semiHidden="0" w:name="Colorful List Accent 6"/>
+    <w:lsdException w:unhideWhenUsed="0" w:uiPriority="73" w:semiHidden="0" w:name="Colorful Grid Accent 6"/>
   </w:latentStyles>
-  <w:style w:type="paragraph" w:default="1" w:styleId="a">
+  <w:style w:type="paragraph" w:default="1" w:styleId="1">
     <w:name w:val="Normal"/>
     <w:qFormat/>
-    <w:rsid w:val="00C06BC9"/>
+    <w:uiPriority w:val="0"/>
     <w:pPr>
       <w:widowControl w:val="0"/>
       <w:jc w:val="both"/>
     </w:pPr>
     <w:rPr>
-      <w:rFonts w:ascii="Times New Roman" w:eastAsia="宋体" w:hAnsi="Times New Roman" w:cs="Times New Roman"/>
+      <w:rFonts w:ascii="Times New Roman" w:hAnsi="Times New Roman" w:eastAsia="宋体" w:cs="Times New Roman"/>
+      <w:kern w:val="2"/>
+      <w:sz w:val="21"/>
       <w:szCs w:val="20"/>
+      <w:lang w:val="en-US" w:eastAsia="zh-CN" w:bidi="ar-SA"/>
     </w:rPr>
   </w:style>
-  <w:style w:type="character" w:default="1" w:styleId="a0">
+  <w:style w:type="character" w:default="1" w:styleId="5">
     <w:name w:val="Default Paragraph Font"/>
-    <w:uiPriority w:val="1"/>
     <w:semiHidden/>
     <w:unhideWhenUsed/>
+    <w:qFormat/>
+    <w:uiPriority w:val="1"/>
   </w:style>
-  <w:style w:type="table" w:default="1" w:styleId="a1">
+  <w:style w:type="table" w:default="1" w:styleId="4">
     <w:name w:val="Normal Table"/>
-    <w:uiPriority w:val="99"/>
     <w:semiHidden/>
     <w:unhideWhenUsed/>
+    <w:qFormat/>
+    <w:uiPriority w:val="99"/>
     <w:tblPr>
-      <w:tblInd w:w="0" w:type="dxa"/>
       <w:tblCellMar>
         <w:top w:w="0" w:type="dxa"/>
         <w:left w:w="108" w:type="dxa"/>
@@ -5413,22 +9389,36 @@
       </w:tblCellMar>
     </w:tblPr>
   </w:style>
-  <w:style w:type="numbering" w:default="1" w:styleId="a2">
-    <w:name w:val="No List"/>
+  <w:style w:type="paragraph" w:styleId="2">
+    <w:name w:val="footer"/>
+    <w:basedOn w:val="1"/>
+    <w:link w:val="7"/>
+    <w:unhideWhenUsed/>
+    <w:qFormat/>
     <w:uiPriority w:val="99"/>
-    <w:semiHidden/>
+    <w:pPr>
+      <w:tabs>
+        <w:tab w:val="center" w:pos="4153"/>
+        <w:tab w:val="right" w:pos="8306"/>
+      </w:tabs>
+      <w:snapToGrid w:val="0"/>
+      <w:jc w:val="left"/>
+    </w:pPr>
+    <w:rPr>
+      <w:sz w:val="18"/>
+      <w:szCs w:val="18"/>
+    </w:rPr>
+  </w:style>
+  <w:style w:type="paragraph" w:styleId="3">
+    <w:name w:val="header"/>
+    <w:basedOn w:val="1"/>
+    <w:link w:val="6"/>
     <w:unhideWhenUsed/>
-  </w:style>
-  <w:style w:type="paragraph" w:styleId="a3">
-    <w:name w:val="header"/>
-    <w:basedOn w:val="a"/>
-    <w:link w:val="a4"/>
+    <w:qFormat/>
     <w:uiPriority w:val="99"/>
-    <w:unhideWhenUsed/>
-    <w:rsid w:val="00C06BC9"/>
     <w:pPr>
       <w:pBdr>
-        <w:bottom w:val="single" w:sz="6" w:space="1" w:color="auto"/>
+        <w:bottom w:val="single" w:color="auto" w:sz="6" w:space="1"/>
       </w:pBdr>
       <w:tabs>
         <w:tab w:val="center" w:pos="4153"/>
@@ -5442,64 +9432,43 @@
       <w:szCs w:val="18"/>
     </w:rPr>
   </w:style>
-  <w:style w:type="character" w:customStyle="1" w:styleId="a4">
+  <w:style w:type="character" w:customStyle="1" w:styleId="6">
     <w:name w:val="页眉 字符"/>
-    <w:basedOn w:val="a0"/>
-    <w:link w:val="a3"/>
+    <w:basedOn w:val="5"/>
+    <w:link w:val="3"/>
+    <w:qFormat/>
     <w:uiPriority w:val="99"/>
-    <w:rsid w:val="00C06BC9"/>
     <w:rPr>
       <w:sz w:val="18"/>
       <w:szCs w:val="18"/>
     </w:rPr>
   </w:style>
-  <w:style w:type="paragraph" w:styleId="a5">
-    <w:name w:val="footer"/>
-    <w:basedOn w:val="a"/>
-    <w:link w:val="a6"/>
+  <w:style w:type="character" w:customStyle="1" w:styleId="7">
+    <w:name w:val="页脚 字符"/>
+    <w:basedOn w:val="5"/>
+    <w:link w:val="2"/>
+    <w:qFormat/>
     <w:uiPriority w:val="99"/>
-    <w:unhideWhenUsed/>
-    <w:rsid w:val="00C06BC9"/>
-    <w:pPr>
-      <w:tabs>
-        <w:tab w:val="center" w:pos="4153"/>
-        <w:tab w:val="right" w:pos="8306"/>
-      </w:tabs>
-      <w:snapToGrid w:val="0"/>
-      <w:jc w:val="left"/>
-    </w:pPr>
     <w:rPr>
       <w:sz w:val="18"/>
       <w:szCs w:val="18"/>
     </w:rPr>
   </w:style>
-  <w:style w:type="character" w:customStyle="1" w:styleId="a6">
-    <w:name w:val="页脚 字符"/>
-    <w:basedOn w:val="a0"/>
-    <w:link w:val="a5"/>
-    <w:uiPriority w:val="99"/>
-    <w:rsid w:val="00C06BC9"/>
-    <w:rPr>
-      <w:sz w:val="18"/>
-      <w:szCs w:val="18"/>
-    </w:rPr>
-  </w:style>
-  <w:style w:type="paragraph" w:styleId="a7">
+  <w:style w:type="paragraph" w:styleId="8">
     <w:name w:val="List Paragraph"/>
-    <w:basedOn w:val="a"/>
+    <w:basedOn w:val="1"/>
+    <w:qFormat/>
     <w:uiPriority w:val="34"/>
-    <w:qFormat/>
-    <w:rsid w:val="00C06BC9"/>
     <w:pPr>
-      <w:ind w:firstLineChars="200" w:firstLine="420"/>
+      <w:ind w:firstLine="420" w:firstLineChars="200"/>
     </w:pPr>
   </w:style>
-  <w:style w:type="character" w:styleId="a8">
+  <w:style w:type="character" w:styleId="9">
     <w:name w:val="Placeholder Text"/>
-    <w:basedOn w:val="a0"/>
+    <w:basedOn w:val="5"/>
+    <w:semiHidden/>
+    <w:qFormat/>
     <w:uiPriority w:val="99"/>
-    <w:semiHidden/>
-    <w:rsid w:val="00D905FB"/>
     <w:rPr>
       <w:color w:val="808080"/>
     </w:rPr>
@@ -5550,7 +9519,7 @@
     </a:clrScheme>
     <a:fontScheme name="Office">
       <a:majorFont>
-        <a:latin typeface="等线 Light" panose="020F0302020204030204"/>
+        <a:latin typeface="等线 Light"/>
         <a:ea typeface=""/>
         <a:cs typeface=""/>
         <a:font script="Jpan" typeface="游ゴシック Light"/>
@@ -5585,7 +9554,7 @@
         <a:font script="Geor" typeface="Sylfaen"/>
       </a:majorFont>
       <a:minorFont>
-        <a:latin typeface="等线" panose="020F0502020204030204"/>
+        <a:latin typeface="等线"/>
         <a:ea typeface=""/>
         <a:cs typeface=""/>
         <a:font script="Jpan" typeface="游明朝"/>
@@ -5759,11 +9728,5 @@
     </a:fmtScheme>
   </a:themeElements>
   <a:objectDefaults/>
-  <a:extraClrSchemeLst/>
-  <a:extLst>
-    <a:ext uri="{05A4C25C-085E-4340-85A3-A5531E510DB2}">
-      <thm15:themeFamily xmlns:thm15="http://schemas.microsoft.com/office/thememl/2012/main" name="Office Theme" id="{62F939B6-93AF-4DB8-9C6B-D6C7DFDC589F}" vid="{4A3C46E8-61CC-4603-A589-7422A47A8E4A}"/>
-    </a:ext>
-  </a:extLst>
 </a:theme>
 </file>
--- a/docx_templates/模板.docx
+++ b/docx_templates/模板.docx
@@ -1,6 +1,6 @@
 
 <file path=word/document.xml><?xml version="1.0" encoding="utf-8"?>
-<w:document xmlns:wpc="http://schemas.microsoft.com/office/word/2010/wordprocessingCanvas" xmlns:mc="http://schemas.openxmlformats.org/markup-compatibility/2006" xmlns:o="urn:schemas-microsoft-com:office:office" xmlns:r="http://schemas.openxmlformats.org/officeDocument/2006/relationships" xmlns:m="http://schemas.openxmlformats.org/officeDocument/2006/math" xmlns:v="urn:schemas-microsoft-com:vml" xmlns:wp14="http://schemas.microsoft.com/office/word/2010/wordprocessingDrawing" xmlns:wp="http://schemas.openxmlformats.org/drawingml/2006/wordprocessingDrawing" xmlns:w="http://schemas.openxmlformats.org/wordprocessingml/2006/main" xmlns:w14="http://schemas.microsoft.com/office/word/2010/wordml" xmlns:w10="urn:schemas-microsoft-com:office:word" xmlns:w15="http://schemas.microsoft.com/office/word/2012/wordml" xmlns:wpg="http://schemas.microsoft.com/office/word/2010/wordprocessingGroup" xmlns:wpi="http://schemas.microsoft.com/office/word/2010/wordprocessingInk" xmlns:wne="http://schemas.microsoft.com/office/word/2006/wordml" xmlns:wps="http://schemas.microsoft.com/office/word/2010/wordprocessingShape" xmlns:wpsCustomData="http://www.wps.cn/officeDocument/2013/wpsCustomData" mc:Ignorable="w14 w15 wp14">
+<w:document xmlns:wpc="http://schemas.microsoft.com/office/word/2010/wordprocessingCanvas" xmlns:cx="http://schemas.microsoft.com/office/drawing/2014/chartex" xmlns:cx1="http://schemas.microsoft.com/office/drawing/2015/9/8/chartex" xmlns:cx2="http://schemas.microsoft.com/office/drawing/2015/10/21/chartex" xmlns:cx3="http://schemas.microsoft.com/office/drawing/2016/5/9/chartex" xmlns:cx4="http://schemas.microsoft.com/office/drawing/2016/5/10/chartex" xmlns:cx5="http://schemas.microsoft.com/office/drawing/2016/5/11/chartex" xmlns:cx6="http://schemas.microsoft.com/office/drawing/2016/5/12/chartex" xmlns:cx7="http://schemas.microsoft.com/office/drawing/2016/5/13/chartex" xmlns:cx8="http://schemas.microsoft.com/office/drawing/2016/5/14/chartex" xmlns:mc="http://schemas.openxmlformats.org/markup-compatibility/2006" xmlns:o="urn:schemas-microsoft-com:office:office" xmlns:r="http://schemas.openxmlformats.org/officeDocument/2006/relationships" xmlns:m="http://schemas.openxmlformats.org/officeDocument/2006/math" xmlns:v="urn:schemas-microsoft-com:vml" xmlns:wp14="http://schemas.microsoft.com/office/word/2010/wordprocessingDrawing" xmlns:wp="http://schemas.openxmlformats.org/drawingml/2006/wordprocessingDrawing" xmlns:w="http://schemas.openxmlformats.org/wordprocessingml/2006/main" xmlns:w14="http://schemas.microsoft.com/office/word/2010/wordml" xmlns:w10="urn:schemas-microsoft-com:office:word" xmlns:w15="http://schemas.microsoft.com/office/word/2012/wordml" xmlns:wpg="http://schemas.microsoft.com/office/word/2010/wordprocessingGroup" xmlns:wpi="http://schemas.microsoft.com/office/word/2010/wordprocessingInk" xmlns:wne="http://schemas.microsoft.com/office/word/2006/wordml" xmlns:wps="http://schemas.microsoft.com/office/word/2010/wordprocessingShape" xmlns:wpsCustomData="http://www.wps.cn/officeDocument/2013/wpsCustomData" mc:Ignorable="w14 w15 wp14">
   <w:body>
     <w:p>
       <w:pPr>
@@ -22,7 +22,28 @@
           <w:sz w:val="36"/>
           <w:szCs w:val="36"/>
         </w:rPr>
-        <w:t>腐蚀防腐系统质量等级评价</w:t>
+        <w:t>腐蚀</w:t>
+      </w:r>
+      <w:r>
+        <w:rPr>
+          <w:rFonts w:hint="eastAsia" w:ascii="宋体" w:hAnsi="宋体"/>
+          <w:b/>
+          <w:spacing w:val="20"/>
+          <w:sz w:val="36"/>
+          <w:szCs w:val="36"/>
+          <w:lang w:val="en-US" w:eastAsia="zh-CN"/>
+        </w:rPr>
+        <w:t>防护</w:t>
+      </w:r>
+      <w:r>
+        <w:rPr>
+          <w:rFonts w:hint="eastAsia" w:ascii="宋体" w:hAnsi="宋体"/>
+          <w:b/>
+          <w:spacing w:val="20"/>
+          <w:sz w:val="36"/>
+          <w:szCs w:val="36"/>
+        </w:rPr>
+        <w:t>系统质量等级评价</w:t>
       </w:r>
     </w:p>
     <w:tbl>
@@ -216,8 +237,10 @@
               <w:ind w:firstLine="420" w:firstLineChars="200"/>
               <w:jc w:val="left"/>
               <w:rPr>
+                <w:rFonts w:hint="eastAsia"/>
                 <w:color w:val="000000" w:themeColor="text1"/>
                 <w:szCs w:val="21"/>
+                <w:lang w:val="en-US" w:eastAsia="zh-CN"/>
                 <w14:textFill>
                   <w14:solidFill>
                     <w14:schemeClr w14:val="tx1"/>
@@ -230,188 +253,46 @@
                 <w:rFonts w:hint="eastAsia"/>
                 <w:color w:val="000000" w:themeColor="text1"/>
                 <w:szCs w:val="21"/>
+                <w:lang w:val="en-US" w:eastAsia="zh-CN"/>
                 <w14:textFill>
                   <w14:solidFill>
                     <w14:schemeClr w14:val="tx1"/>
                   </w14:solidFill>
                 </w14:textFill>
               </w:rPr>
-              <w:t>防腐层：石油沥青，管径：</w:t>
+              <w:t>{% for r in pip_stats%}{{r.数据}}</w:t>
             </w:r>
-            <w:r>
+          </w:p>
+          <w:p>
+            <w:pPr>
+              <w:spacing w:line="360" w:lineRule="auto"/>
+              <w:ind w:firstLine="420" w:firstLineChars="200"/>
+              <w:jc w:val="left"/>
               <w:rPr>
+                <w:rFonts w:hint="default"/>
                 <w:color w:val="000000" w:themeColor="text1"/>
                 <w:szCs w:val="21"/>
+                <w:lang w:val="en-US" w:eastAsia="zh-CN"/>
                 <w14:textFill>
                   <w14:solidFill>
                     <w14:schemeClr w14:val="tx1"/>
                   </w14:solidFill>
                 </w14:textFill>
               </w:rPr>
-              <w:t>159</w:t>
-            </w:r>
+            </w:pPr>
             <w:r>
               <w:rPr>
                 <w:rFonts w:hint="eastAsia"/>
                 <w:color w:val="000000" w:themeColor="text1"/>
                 <w:szCs w:val="21"/>
+                <w:lang w:val="en-US" w:eastAsia="zh-CN"/>
                 <w14:textFill>
                   <w14:solidFill>
                     <w14:schemeClr w14:val="tx1"/>
                   </w14:solidFill>
                 </w14:textFill>
               </w:rPr>
-              <w:t>，土壤腐蚀性</w:t>
-            </w:r>
-            <w:r>
-              <w:rPr>
-                <w:color w:val="000000" w:themeColor="text1"/>
-                <w:szCs w:val="21"/>
-                <w14:textFill>
-                  <w14:solidFill>
-                    <w14:schemeClr w14:val="tx1"/>
-                  </w14:solidFill>
-                </w14:textFill>
-              </w:rPr>
-              <w:t>(N</w:t>
-            </w:r>
-            <w:r>
-              <w:rPr>
-                <w:rFonts w:hint="eastAsia"/>
-                <w:color w:val="000000" w:themeColor="text1"/>
-                <w:szCs w:val="21"/>
-                <w14:textFill>
-                  <w14:solidFill>
-                    <w14:schemeClr w14:val="tx1"/>
-                  </w14:solidFill>
-                </w14:textFill>
-              </w:rPr>
-              <w:t>值</w:t>
-            </w:r>
-            <w:r>
-              <w:rPr>
-                <w:color w:val="000000" w:themeColor="text1"/>
-                <w:szCs w:val="21"/>
-                <w14:textFill>
-                  <w14:solidFill>
-                    <w14:schemeClr w14:val="tx1"/>
-                  </w14:solidFill>
-                </w14:textFill>
-              </w:rPr>
-              <w:t>)</w:t>
-            </w:r>
-            <w:r>
-              <w:rPr>
-                <w:rFonts w:hint="eastAsia"/>
-                <w:color w:val="000000" w:themeColor="text1"/>
-                <w:szCs w:val="21"/>
-                <w14:textFill>
-                  <w14:solidFill>
-                    <w14:schemeClr w14:val="tx1"/>
-                  </w14:solidFill>
-                </w14:textFill>
-              </w:rPr>
-              <w:t>：</w:t>
-            </w:r>
-            <w:r>
-              <w:rPr>
-                <w:color w:val="000000" w:themeColor="text1"/>
-                <w:szCs w:val="21"/>
-                <w14:textFill>
-                  <w14:solidFill>
-                    <w14:schemeClr w14:val="tx1"/>
-                  </w14:solidFill>
-                </w14:textFill>
-              </w:rPr>
-              <w:t>18.5</w:t>
-            </w:r>
-            <w:r>
-              <w:rPr>
-                <w:rFonts w:hint="eastAsia"/>
-                <w:color w:val="000000" w:themeColor="text1"/>
-                <w:szCs w:val="21"/>
-                <w14:textFill>
-                  <w14:solidFill>
-                    <w14:schemeClr w14:val="tx1"/>
-                  </w14:solidFill>
-                </w14:textFill>
-              </w:rPr>
-              <w:t>；外防腐层状况：</w:t>
-            </w:r>
-            <w:r>
-              <w:rPr>
-                <w:color w:val="000000" w:themeColor="text1"/>
-                <w:szCs w:val="21"/>
-                <w14:textFill>
-                  <w14:solidFill>
-                    <w14:schemeClr w14:val="tx1"/>
-                  </w14:solidFill>
-                </w14:textFill>
-              </w:rPr>
-              <w:t xml:space="preserve"> P</w:t>
-            </w:r>
-            <w:r>
-              <w:rPr>
-                <w:rFonts w:hint="eastAsia"/>
-                <w:color w:val="000000" w:themeColor="text1"/>
-                <w:szCs w:val="21"/>
-                <w14:textFill>
-                  <w14:solidFill>
-                    <w14:schemeClr w14:val="tx1"/>
-                  </w14:solidFill>
-                </w14:textFill>
-              </w:rPr>
-              <w:t>值:</w:t>
-            </w:r>
-            <w:r>
-              <w:rPr>
-                <w:color w:val="000000" w:themeColor="text1"/>
-                <w:szCs w:val="21"/>
-                <w14:textFill>
-                  <w14:solidFill>
-                    <w14:schemeClr w14:val="tx1"/>
-                  </w14:solidFill>
-                </w14:textFill>
-              </w:rPr>
-              <w:t xml:space="preserve"> 0.67</w:t>
-            </w:r>
-            <w:r>
-              <w:rPr>
-                <w:rFonts w:hint="eastAsia"/>
-                <w:color w:val="000000" w:themeColor="text1"/>
-                <w:szCs w:val="21"/>
-                <w14:textFill>
-                  <w14:solidFill>
-                    <w14:schemeClr w14:val="tx1"/>
-                  </w14:solidFill>
-                </w14:textFill>
-              </w:rPr>
-              <w:t>；杂散电流干扰：管地电位波动</w:t>
-            </w:r>
-            <w:r>
-              <w:rPr>
-                <w:color w:val="000000" w:themeColor="text1"/>
-                <w:szCs w:val="21"/>
-                <w14:textFill>
-                  <w14:solidFill>
-                    <w14:schemeClr w14:val="tx1"/>
-                  </w14:solidFill>
-                </w14:textFill>
-              </w:rPr>
-              <w:t>: 40</w:t>
-            </w:r>
-            <w:r>
-              <w:rPr>
-                <w:rFonts w:hint="eastAsia"/>
-                <w:color w:val="000000" w:themeColor="text1"/>
-                <w:szCs w:val="21"/>
-                <w14:textFill>
-                  <w14:solidFill>
-                    <w14:schemeClr w14:val="tx1"/>
-                  </w14:solidFill>
-                </w14:textFill>
-              </w:rPr>
-              <w:t>；阴保有效性：无效，排流有效性：无效；</w:t>
+              <w:t>{%endfor%}</w:t>
             </w:r>
           </w:p>
           <w:p>
@@ -1599,8 +1480,6 @@
                 <m:t>）</m:t>
               </m:r>
             </m:oMath>
-            <w:bookmarkStart w:id="0" w:name="_GoBack"/>
-            <w:bookmarkEnd w:id="0"/>
           </w:p>
           <w:p>
             <w:pPr>
@@ -3493,13 +3372,16 @@
                       <m:mr>
                         <m:e>
                           <m:r>
-                            <m:rPr/>
-                            <w:rPr>
-                              <w:rFonts w:ascii="Cambria Math" w:hAnsi="Cambria Math"/>
-                              <w:sz w:val="18"/>
-                              <w:szCs w:val="18"/>
-                            </w:rPr>
-                            <m:t>01.00</m:t>
+                            <m:rPr>
+                              <m:sty m:val="p"/>
+                            </m:rPr>
+                            <w:rPr>
+                              <w:rFonts w:hint="default" w:ascii="Cambria Math" w:hAnsi="Cambria Math"/>
+                              <w:sz w:val="18"/>
+                              <w:szCs w:val="18"/>
+                              <w:lang w:val="en-US" w:eastAsia="zh-CN"/>
+                            </w:rPr>
+                            <m:t>PMR</m:t>
                           </m:r>
                           <m:ctrlPr>
                             <w:rPr>
@@ -3511,13 +3393,16 @@
                         </m:e>
                         <m:e>
                           <m:r>
-                            <m:rPr/>
-                            <w:rPr>
-                              <w:rFonts w:ascii="Cambria Math" w:hAnsi="Cambria Math"/>
-                              <w:sz w:val="18"/>
-                              <w:szCs w:val="18"/>
-                            </w:rPr>
-                            <m:t>01.00</m:t>
+                            <m:rPr>
+                              <m:sty m:val="p"/>
+                            </m:rPr>
+                            <w:rPr>
+                              <w:rFonts w:hint="default" w:ascii="Cambria Math" w:hAnsi="Cambria Math"/>
+                              <w:sz w:val="18"/>
+                              <w:szCs w:val="18"/>
+                              <w:lang w:val="en-US" w:eastAsia="zh-CN"/>
+                            </w:rPr>
+                            <m:t>PMR</m:t>
                           </m:r>
                           <m:ctrlPr>
                             <w:rPr>
@@ -3529,13 +3414,16 @@
                         </m:e>
                         <m:e>
                           <m:r>
-                            <m:rPr/>
-                            <w:rPr>
-                              <w:rFonts w:ascii="Cambria Math" w:hAnsi="Cambria Math"/>
-                              <w:sz w:val="18"/>
-                              <w:szCs w:val="18"/>
-                            </w:rPr>
-                            <m:t>01.00</m:t>
+                            <m:rPr>
+                              <m:sty m:val="p"/>
+                            </m:rPr>
+                            <w:rPr>
+                              <w:rFonts w:hint="default" w:ascii="Cambria Math" w:hAnsi="Cambria Math"/>
+                              <w:sz w:val="18"/>
+                              <w:szCs w:val="18"/>
+                              <w:lang w:val="en-US" w:eastAsia="zh-CN"/>
+                            </w:rPr>
+                            <m:t>PMR</m:t>
                           </m:r>
                           <m:ctrlPr>
                             <w:rPr>
@@ -3547,13 +3435,16 @@
                         </m:e>
                         <m:e>
                           <m:r>
-                            <m:rPr/>
-                            <w:rPr>
-                              <w:rFonts w:ascii="Cambria Math" w:hAnsi="Cambria Math"/>
-                              <w:sz w:val="18"/>
-                              <w:szCs w:val="18"/>
-                            </w:rPr>
-                            <m:t>01.00</m:t>
+                            <m:rPr>
+                              <m:sty m:val="p"/>
+                            </m:rPr>
+                            <w:rPr>
+                              <w:rFonts w:hint="default" w:ascii="Cambria Math" w:hAnsi="Cambria Math"/>
+                              <w:sz w:val="18"/>
+                              <w:szCs w:val="18"/>
+                              <w:lang w:val="en-US" w:eastAsia="zh-CN"/>
+                            </w:rPr>
+                            <m:t>PMR</m:t>
                           </m:r>
                           <m:ctrlPr>
                             <w:rPr>
@@ -3567,13 +3458,16 @@
                       <m:mr>
                         <m:e>
                           <m:r>
-                            <m:rPr/>
-                            <w:rPr>
-                              <w:rFonts w:ascii="Cambria Math" w:hAnsi="Cambria Math"/>
-                              <w:sz w:val="18"/>
-                              <w:szCs w:val="18"/>
-                            </w:rPr>
-                            <m:t>01.00</m:t>
+                            <m:rPr>
+                              <m:sty m:val="p"/>
+                            </m:rPr>
+                            <w:rPr>
+                              <w:rFonts w:hint="default" w:ascii="Cambria Math" w:hAnsi="Cambria Math"/>
+                              <w:sz w:val="18"/>
+                              <w:szCs w:val="18"/>
+                              <w:lang w:val="en-US" w:eastAsia="zh-CN"/>
+                            </w:rPr>
+                            <m:t>PMR</m:t>
                           </m:r>
                           <m:ctrlPr>
                             <w:rPr>
@@ -3585,13 +3479,16 @@
                         </m:e>
                         <m:e>
                           <m:r>
-                            <m:rPr/>
-                            <w:rPr>
-                              <w:rFonts w:ascii="Cambria Math" w:hAnsi="Cambria Math"/>
-                              <w:sz w:val="18"/>
-                              <w:szCs w:val="18"/>
-                            </w:rPr>
-                            <m:t>01.00</m:t>
+                            <m:rPr>
+                              <m:sty m:val="p"/>
+                            </m:rPr>
+                            <w:rPr>
+                              <w:rFonts w:hint="default" w:ascii="Cambria Math" w:hAnsi="Cambria Math"/>
+                              <w:sz w:val="18"/>
+                              <w:szCs w:val="18"/>
+                              <w:lang w:val="en-US" w:eastAsia="zh-CN"/>
+                            </w:rPr>
+                            <m:t>PMR</m:t>
                           </m:r>
                           <m:ctrlPr>
                             <w:rPr>
@@ -3603,13 +3500,16 @@
                         </m:e>
                         <m:e>
                           <m:r>
-                            <m:rPr/>
-                            <w:rPr>
-                              <w:rFonts w:ascii="Cambria Math" w:hAnsi="Cambria Math"/>
-                              <w:sz w:val="18"/>
-                              <w:szCs w:val="18"/>
-                            </w:rPr>
-                            <m:t>01.00</m:t>
+                            <m:rPr>
+                              <m:sty m:val="p"/>
+                            </m:rPr>
+                            <w:rPr>
+                              <w:rFonts w:hint="default" w:ascii="Cambria Math" w:hAnsi="Cambria Math"/>
+                              <w:sz w:val="18"/>
+                              <w:szCs w:val="18"/>
+                              <w:lang w:val="en-US" w:eastAsia="zh-CN"/>
+                            </w:rPr>
+                            <m:t>PMR</m:t>
                           </m:r>
                           <m:ctrlPr>
                             <w:rPr>
@@ -3621,13 +3521,16 @@
                         </m:e>
                         <m:e>
                           <m:r>
-                            <m:rPr/>
-                            <w:rPr>
-                              <w:rFonts w:ascii="Cambria Math" w:hAnsi="Cambria Math"/>
-                              <w:sz w:val="18"/>
-                              <w:szCs w:val="18"/>
-                            </w:rPr>
-                            <m:t>01.00</m:t>
+                            <m:rPr>
+                              <m:sty m:val="p"/>
+                            </m:rPr>
+                            <w:rPr>
+                              <w:rFonts w:hint="default" w:ascii="Cambria Math" w:hAnsi="Cambria Math"/>
+                              <w:sz w:val="18"/>
+                              <w:szCs w:val="18"/>
+                              <w:lang w:val="en-US" w:eastAsia="zh-CN"/>
+                            </w:rPr>
+                            <m:t>PMR</m:t>
                           </m:r>
                           <m:ctrlPr>
                             <w:rPr>
@@ -3641,13 +3544,16 @@
                       <m:mr>
                         <m:e>
                           <m:r>
-                            <m:rPr/>
-                            <w:rPr>
-                              <w:rFonts w:ascii="Cambria Math" w:hAnsi="Cambria Math"/>
-                              <w:sz w:val="18"/>
-                              <w:szCs w:val="18"/>
-                            </w:rPr>
-                            <m:t>01.00</m:t>
+                            <m:rPr>
+                              <m:sty m:val="p"/>
+                            </m:rPr>
+                            <w:rPr>
+                              <w:rFonts w:hint="default" w:ascii="Cambria Math" w:hAnsi="Cambria Math"/>
+                              <w:sz w:val="18"/>
+                              <w:szCs w:val="18"/>
+                              <w:lang w:val="en-US" w:eastAsia="zh-CN"/>
+                            </w:rPr>
+                            <m:t>PMR</m:t>
                           </m:r>
                           <m:ctrlPr>
                             <w:rPr>
@@ -3659,13 +3565,16 @@
                         </m:e>
                         <m:e>
                           <m:r>
-                            <m:rPr/>
-                            <w:rPr>
-                              <w:rFonts w:ascii="Cambria Math" w:hAnsi="Cambria Math"/>
-                              <w:sz w:val="18"/>
-                              <w:szCs w:val="18"/>
-                            </w:rPr>
-                            <m:t>01.00</m:t>
+                            <m:rPr>
+                              <m:sty m:val="p"/>
+                            </m:rPr>
+                            <w:rPr>
+                              <w:rFonts w:hint="default" w:ascii="Cambria Math" w:hAnsi="Cambria Math"/>
+                              <w:sz w:val="18"/>
+                              <w:szCs w:val="18"/>
+                              <w:lang w:val="en-US" w:eastAsia="zh-CN"/>
+                            </w:rPr>
+                            <m:t>PMR</m:t>
                           </m:r>
                           <m:ctrlPr>
                             <w:rPr>
@@ -3677,13 +3586,16 @@
                         </m:e>
                         <m:e>
                           <m:r>
-                            <m:rPr/>
-                            <w:rPr>
-                              <w:rFonts w:ascii="Cambria Math" w:hAnsi="Cambria Math"/>
-                              <w:sz w:val="18"/>
-                              <w:szCs w:val="18"/>
-                            </w:rPr>
-                            <m:t>01.00</m:t>
+                            <m:rPr>
+                              <m:sty m:val="p"/>
+                            </m:rPr>
+                            <w:rPr>
+                              <w:rFonts w:hint="default" w:ascii="Cambria Math" w:hAnsi="Cambria Math"/>
+                              <w:sz w:val="18"/>
+                              <w:szCs w:val="18"/>
+                              <w:lang w:val="en-US" w:eastAsia="zh-CN"/>
+                            </w:rPr>
+                            <m:t>PMR</m:t>
                           </m:r>
                           <m:ctrlPr>
                             <w:rPr>
@@ -3695,13 +3607,16 @@
                         </m:e>
                         <m:e>
                           <m:r>
-                            <m:rPr/>
-                            <w:rPr>
-                              <w:rFonts w:ascii="Cambria Math" w:hAnsi="Cambria Math"/>
-                              <w:sz w:val="18"/>
-                              <w:szCs w:val="18"/>
-                            </w:rPr>
-                            <m:t>01.00</m:t>
+                            <m:rPr>
+                              <m:sty m:val="p"/>
+                            </m:rPr>
+                            <w:rPr>
+                              <w:rFonts w:hint="default" w:ascii="Cambria Math" w:hAnsi="Cambria Math"/>
+                              <w:sz w:val="18"/>
+                              <w:szCs w:val="18"/>
+                              <w:lang w:val="en-US" w:eastAsia="zh-CN"/>
+                            </w:rPr>
+                            <m:t>PMR</m:t>
                           </m:r>
                           <m:ctrlPr>
                             <w:rPr>
@@ -3715,13 +3630,16 @@
                       <m:mr>
                         <m:e>
                           <m:r>
-                            <m:rPr/>
-                            <w:rPr>
-                              <w:rFonts w:ascii="Cambria Math" w:hAnsi="Cambria Math"/>
-                              <w:sz w:val="18"/>
-                              <w:szCs w:val="18"/>
-                            </w:rPr>
-                            <m:t>01.00</m:t>
+                            <m:rPr>
+                              <m:sty m:val="p"/>
+                            </m:rPr>
+                            <w:rPr>
+                              <w:rFonts w:hint="default" w:ascii="Cambria Math" w:hAnsi="Cambria Math"/>
+                              <w:sz w:val="18"/>
+                              <w:szCs w:val="18"/>
+                              <w:lang w:val="en-US" w:eastAsia="zh-CN"/>
+                            </w:rPr>
+                            <m:t>PMR</m:t>
                           </m:r>
                           <m:ctrlPr>
                             <w:rPr>
@@ -3733,13 +3651,16 @@
                         </m:e>
                         <m:e>
                           <m:r>
-                            <m:rPr/>
-                            <w:rPr>
-                              <w:rFonts w:ascii="Cambria Math" w:hAnsi="Cambria Math"/>
-                              <w:sz w:val="18"/>
-                              <w:szCs w:val="18"/>
-                            </w:rPr>
-                            <m:t>01.00</m:t>
+                            <m:rPr>
+                              <m:sty m:val="p"/>
+                            </m:rPr>
+                            <w:rPr>
+                              <w:rFonts w:hint="default" w:ascii="Cambria Math" w:hAnsi="Cambria Math"/>
+                              <w:sz w:val="18"/>
+                              <w:szCs w:val="18"/>
+                              <w:lang w:val="en-US" w:eastAsia="zh-CN"/>
+                            </w:rPr>
+                            <m:t>PMR</m:t>
                           </m:r>
                           <m:ctrlPr>
                             <w:rPr>
@@ -3751,13 +3672,16 @@
                         </m:e>
                         <m:e>
                           <m:r>
-                            <m:rPr/>
-                            <w:rPr>
-                              <w:rFonts w:ascii="Cambria Math" w:hAnsi="Cambria Math"/>
-                              <w:sz w:val="18"/>
-                              <w:szCs w:val="18"/>
-                            </w:rPr>
-                            <m:t>01.00</m:t>
+                            <m:rPr>
+                              <m:sty m:val="p"/>
+                            </m:rPr>
+                            <w:rPr>
+                              <w:rFonts w:hint="default" w:ascii="Cambria Math" w:hAnsi="Cambria Math"/>
+                              <w:sz w:val="18"/>
+                              <w:szCs w:val="18"/>
+                              <w:lang w:val="en-US" w:eastAsia="zh-CN"/>
+                            </w:rPr>
+                            <m:t>PMR</m:t>
                           </m:r>
                           <m:ctrlPr>
                             <w:rPr>
@@ -3769,13 +3693,16 @@
                         </m:e>
                         <m:e>
                           <m:r>
-                            <m:rPr/>
-                            <w:rPr>
-                              <w:rFonts w:ascii="Cambria Math" w:hAnsi="Cambria Math"/>
-                              <w:sz w:val="18"/>
-                              <w:szCs w:val="18"/>
-                            </w:rPr>
-                            <m:t>01.00</m:t>
+                            <m:rPr>
+                              <m:sty m:val="p"/>
+                            </m:rPr>
+                            <w:rPr>
+                              <w:rFonts w:hint="default" w:ascii="Cambria Math" w:hAnsi="Cambria Math"/>
+                              <w:sz w:val="18"/>
+                              <w:szCs w:val="18"/>
+                              <w:lang w:val="en-US" w:eastAsia="zh-CN"/>
+                            </w:rPr>
+                            <m:t>PMR</m:t>
                           </m:r>
                           <m:ctrlPr>
                             <w:rPr>
@@ -3789,13 +3716,16 @@
                       <m:mr>
                         <m:e>
                           <m:r>
-                            <m:rPr/>
-                            <w:rPr>
-                              <w:rFonts w:ascii="Cambria Math" w:hAnsi="Cambria Math"/>
-                              <w:sz w:val="18"/>
-                              <w:szCs w:val="18"/>
-                            </w:rPr>
-                            <m:t>01.00</m:t>
+                            <m:rPr>
+                              <m:sty m:val="p"/>
+                            </m:rPr>
+                            <w:rPr>
+                              <w:rFonts w:hint="default" w:ascii="Cambria Math" w:hAnsi="Cambria Math"/>
+                              <w:sz w:val="18"/>
+                              <w:szCs w:val="18"/>
+                              <w:lang w:val="en-US" w:eastAsia="zh-CN"/>
+                            </w:rPr>
+                            <m:t>PMR</m:t>
                           </m:r>
                           <m:ctrlPr>
                             <w:rPr>
@@ -3807,13 +3737,16 @@
                         </m:e>
                         <m:e>
                           <m:r>
-                            <m:rPr/>
-                            <w:rPr>
-                              <w:rFonts w:ascii="Cambria Math" w:hAnsi="Cambria Math"/>
-                              <w:sz w:val="18"/>
-                              <w:szCs w:val="18"/>
-                            </w:rPr>
-                            <m:t>01.00</m:t>
+                            <m:rPr>
+                              <m:sty m:val="p"/>
+                            </m:rPr>
+                            <w:rPr>
+                              <w:rFonts w:hint="default" w:ascii="Cambria Math" w:hAnsi="Cambria Math"/>
+                              <w:sz w:val="18"/>
+                              <w:szCs w:val="18"/>
+                              <w:lang w:val="en-US" w:eastAsia="zh-CN"/>
+                            </w:rPr>
+                            <m:t>PMR</m:t>
                           </m:r>
                           <m:ctrlPr>
                             <w:rPr>
@@ -3825,13 +3758,16 @@
                         </m:e>
                         <m:e>
                           <m:r>
-                            <m:rPr/>
-                            <w:rPr>
-                              <w:rFonts w:ascii="Cambria Math" w:hAnsi="Cambria Math"/>
-                              <w:sz w:val="18"/>
-                              <w:szCs w:val="18"/>
-                            </w:rPr>
-                            <m:t>01.00</m:t>
+                            <m:rPr>
+                              <m:sty m:val="p"/>
+                            </m:rPr>
+                            <w:rPr>
+                              <w:rFonts w:hint="default" w:ascii="Cambria Math" w:hAnsi="Cambria Math"/>
+                              <w:sz w:val="18"/>
+                              <w:szCs w:val="18"/>
+                              <w:lang w:val="en-US" w:eastAsia="zh-CN"/>
+                            </w:rPr>
+                            <m:t>PMR</m:t>
                           </m:r>
                           <m:ctrlPr>
                             <w:rPr>
@@ -3843,13 +3779,16 @@
                         </m:e>
                         <m:e>
                           <m:r>
-                            <m:rPr/>
-                            <w:rPr>
-                              <w:rFonts w:ascii="Cambria Math" w:hAnsi="Cambria Math"/>
-                              <w:sz w:val="18"/>
-                              <w:szCs w:val="18"/>
-                            </w:rPr>
-                            <m:t>01.00</m:t>
+                            <m:rPr>
+                              <m:sty m:val="p"/>
+                            </m:rPr>
+                            <w:rPr>
+                              <w:rFonts w:hint="default" w:ascii="Cambria Math" w:hAnsi="Cambria Math"/>
+                              <w:sz w:val="18"/>
+                              <w:szCs w:val="18"/>
+                              <w:lang w:val="en-US" w:eastAsia="zh-CN"/>
+                            </w:rPr>
+                            <m:t>PMR</m:t>
                           </m:r>
                           <m:ctrlPr>
                             <w:rPr>
@@ -8691,7 +8630,75 @@
                     <w:rFonts w:ascii="Cambria Math" w:hAnsi="Cambria Math"/>
                     <w:szCs w:val="21"/>
                   </w:rPr>
-                  <m:t>R=[01.00,01.00,01.00,01.00]</m:t>
+                  <m:t>R=[</m:t>
+                </m:r>
+                <m:r>
+                  <m:rPr/>
+                  <w:rPr>
+                    <w:rFonts w:hint="default" w:ascii="Cambria Math" w:hAnsi="Cambria Math"/>
+                    <w:szCs w:val="21"/>
+                    <w:lang w:val="en-US" w:eastAsia="zh-CN"/>
+                  </w:rPr>
+                  <m:t>PVER</m:t>
+                </m:r>
+                <m:r>
+                  <m:rPr/>
+                  <w:rPr>
+                    <w:rFonts w:ascii="Cambria Math" w:hAnsi="Cambria Math"/>
+                    <w:szCs w:val="21"/>
+                  </w:rPr>
+                  <m:t>,</m:t>
+                </m:r>
+                <m:r>
+                  <m:rPr/>
+                  <w:rPr>
+                    <w:rFonts w:hint="default" w:ascii="Cambria Math" w:hAnsi="Cambria Math"/>
+                    <w:szCs w:val="21"/>
+                    <w:lang w:val="en-US" w:eastAsia="zh-CN"/>
+                  </w:rPr>
+                  <m:t>PVER</m:t>
+                </m:r>
+                <m:r>
+                  <m:rPr/>
+                  <w:rPr>
+                    <w:rFonts w:ascii="Cambria Math" w:hAnsi="Cambria Math"/>
+                    <w:szCs w:val="21"/>
+                  </w:rPr>
+                  <m:t>,</m:t>
+                </m:r>
+                <m:r>
+                  <m:rPr/>
+                  <w:rPr>
+                    <w:rFonts w:hint="default" w:ascii="Cambria Math" w:hAnsi="Cambria Math"/>
+                    <w:szCs w:val="21"/>
+                    <w:lang w:val="en-US" w:eastAsia="zh-CN"/>
+                  </w:rPr>
+                  <m:t>PVER</m:t>
+                </m:r>
+                <m:r>
+                  <m:rPr/>
+                  <w:rPr>
+                    <w:rFonts w:ascii="Cambria Math" w:hAnsi="Cambria Math"/>
+                    <w:szCs w:val="21"/>
+                  </w:rPr>
+                  <m:t>,</m:t>
+                </m:r>
+                <m:r>
+                  <m:rPr/>
+                  <w:rPr>
+                    <w:rFonts w:hint="default" w:ascii="Cambria Math" w:hAnsi="Cambria Math"/>
+                    <w:szCs w:val="21"/>
+                    <w:lang w:val="en-US" w:eastAsia="zh-CN"/>
+                  </w:rPr>
+                  <m:t>PVER</m:t>
+                </m:r>
+                <m:r>
+                  <m:rPr/>
+                  <w:rPr>
+                    <w:rFonts w:ascii="Cambria Math" w:hAnsi="Cambria Math"/>
+                    <w:szCs w:val="21"/>
+                  </w:rPr>
+                  <m:t>]</m:t>
                 </m:r>
               </m:oMath>
             </m:oMathPara>
@@ -8703,7 +8710,9 @@
               <w:ind w:left="426" w:firstLine="0" w:firstLineChars="0"/>
               <w:jc w:val="left"/>
               <w:rPr>
+                <w:rFonts w:hint="default" w:eastAsia="宋体"/>
                 <w:szCs w:val="21"/>
+                <w:lang w:val="en-US" w:eastAsia="zh-CN"/>
               </w:rPr>
             </w:pPr>
             <m:oMathPara>
@@ -8755,10 +8764,44 @@
                     <m:sty m:val="p"/>
                   </m:rPr>
                   <w:rPr>
-                    <w:rFonts w:ascii="Cambria Math" w:hAnsi="Cambria Math"/>
+                    <w:rFonts w:hint="default" w:ascii="Cambria Math" w:hAnsi="Cambria Math"/>
                     <w:szCs w:val="21"/>
+                    <w:lang w:val="en-US" w:eastAsia="zh-CN"/>
                   </w:rPr>
-                  <m:t>01.00</m:t>
+                  <m:t>{</m:t>
+                </m:r>
+                <m:r>
+                  <m:rPr>
+                    <m:sty m:val="p"/>
+                  </m:rPr>
+                  <w:rPr>
+                    <w:rFonts w:hint="eastAsia" w:ascii="Cambria Math" w:hAnsi="Cambria Math"/>
+                    <w:szCs w:val="21"/>
+                    <w:lang w:val="en-US" w:eastAsia="zh-CN"/>
+                  </w:rPr>
+                  <m:t>{最终得分</m:t>
+                </m:r>
+                <m:r>
+                  <m:rPr>
+                    <m:sty m:val="p"/>
+                  </m:rPr>
+                  <w:rPr>
+                    <w:rFonts w:hint="default" w:ascii="Cambria Math" w:hAnsi="Cambria Math"/>
+                    <w:szCs w:val="21"/>
+                    <w:lang w:val="en-US" w:eastAsia="zh-CN"/>
+                  </w:rPr>
+                  <m:t>}</m:t>
+                </m:r>
+                <m:r>
+                  <m:rPr>
+                    <m:sty m:val="p"/>
+                  </m:rPr>
+                  <w:rPr>
+                    <w:rFonts w:hint="eastAsia" w:ascii="Cambria Math" w:hAnsi="Cambria Math"/>
+                    <w:szCs w:val="21"/>
+                    <w:lang w:val="en-US" w:eastAsia="zh-CN"/>
+                  </w:rPr>
+                  <m:t>}</m:t>
                 </m:r>
               </m:oMath>
             </m:oMathPara>
@@ -8819,7 +8862,9 @@
             <w:pPr>
               <w:ind w:firstLine="420" w:firstLineChars="200"/>
               <w:rPr>
+                <w:rFonts w:hint="default" w:eastAsia="宋体"/>
                 <w:color w:val="000000" w:themeColor="text1"/>
+                <w:lang w:val="en-US" w:eastAsia="zh-CN"/>
                 <w14:textFill>
                   <w14:solidFill>
                     <w14:schemeClr w14:val="tx1"/>
@@ -8831,152 +8876,17 @@
               <w:rPr>
                 <w:rFonts w:hint="eastAsia"/>
                 <w:color w:val="000000" w:themeColor="text1"/>
+                <w:lang w:val="en-US" w:eastAsia="zh-CN"/>
                 <w14:textFill>
                   <w14:solidFill>
                     <w14:schemeClr w14:val="tx1"/>
                   </w14:solidFill>
                 </w14:textFill>
               </w:rPr>
-              <w:t>本段管道的腐蚀状况综合评价结果为三级，腐蚀防护系统整体状况较差</w:t>
+              <w:t>{{结论}}</w:t>
             </w:r>
-            <w:r>
-              <w:rPr>
-                <w:color w:val="000000" w:themeColor="text1"/>
-                <w14:textFill>
-                  <w14:solidFill>
-                    <w14:schemeClr w14:val="tx1"/>
-                  </w14:solidFill>
-                </w14:textFill>
-              </w:rPr>
-              <w:t>,</w:t>
-            </w:r>
-            <w:r>
-              <w:rPr>
-                <w:rFonts w:hint="eastAsia"/>
-                <w:color w:val="000000" w:themeColor="text1"/>
-                <w14:textFill>
-                  <w14:solidFill>
-                    <w14:schemeClr w14:val="tx1"/>
-                  </w14:solidFill>
-                </w14:textFill>
-              </w:rPr>
-              <w:t>存在缺陷</w:t>
-            </w:r>
-            <w:r>
-              <w:rPr>
-                <w:color w:val="000000" w:themeColor="text1"/>
-                <w14:textFill>
-                  <w14:solidFill>
-                    <w14:schemeClr w14:val="tx1"/>
-                  </w14:solidFill>
-                </w14:textFill>
-              </w:rPr>
-              <w:t>,</w:t>
-            </w:r>
-            <w:r>
-              <w:rPr>
-                <w:rFonts w:hint="eastAsia"/>
-                <w:color w:val="000000" w:themeColor="text1"/>
-                <w14:textFill>
-                  <w14:solidFill>
-                    <w14:schemeClr w14:val="tx1"/>
-                  </w14:solidFill>
-                </w14:textFill>
-              </w:rPr>
-              <w:t>不能完全满足设计要求</w:t>
-            </w:r>
-            <w:r>
-              <w:rPr>
-                <w:color w:val="000000" w:themeColor="text1"/>
-                <w14:textFill>
-                  <w14:solidFill>
-                    <w14:schemeClr w14:val="tx1"/>
-                  </w14:solidFill>
-                </w14:textFill>
-              </w:rPr>
-              <w:t>,</w:t>
-            </w:r>
-            <w:r>
-              <w:rPr>
-                <w:rFonts w:hint="eastAsia"/>
-                <w:color w:val="000000" w:themeColor="text1"/>
-                <w14:textFill>
-                  <w14:solidFill>
-                    <w14:schemeClr w14:val="tx1"/>
-                  </w14:solidFill>
-                </w14:textFill>
-              </w:rPr>
-              <w:t>在使用单位采取适当措施后</w:t>
-            </w:r>
-            <w:r>
-              <w:rPr>
-                <w:color w:val="000000" w:themeColor="text1"/>
-                <w14:textFill>
-                  <w14:solidFill>
-                    <w14:schemeClr w14:val="tx1"/>
-                  </w14:solidFill>
-                </w14:textFill>
-              </w:rPr>
-              <w:t>,</w:t>
-            </w:r>
-            <w:r>
-              <w:rPr>
-                <w:rFonts w:hint="eastAsia"/>
-                <w:color w:val="000000" w:themeColor="text1"/>
-                <w14:textFill>
-                  <w14:solidFill>
-                    <w14:schemeClr w14:val="tx1"/>
-                  </w14:solidFill>
-                </w14:textFill>
-              </w:rPr>
-              <w:t>可在</w:t>
-            </w:r>
-            <w:r>
-              <w:rPr>
-                <w:color w:val="000000" w:themeColor="text1"/>
-                <w14:textFill>
-                  <w14:solidFill>
-                    <w14:schemeClr w14:val="tx1"/>
-                  </w14:solidFill>
-                </w14:textFill>
-              </w:rPr>
-              <w:t>1</w:t>
-            </w:r>
-            <w:r>
-              <w:rPr>
-                <w:rFonts w:hint="eastAsia"/>
-                <w:color w:val="000000" w:themeColor="text1"/>
-                <w14:textFill>
-                  <w14:solidFill>
-                    <w14:schemeClr w14:val="tx1"/>
-                  </w14:solidFill>
-                </w14:textFill>
-              </w:rPr>
-              <w:t>年</w:t>
-            </w:r>
-            <w:r>
-              <w:rPr>
-                <w:color w:val="000000" w:themeColor="text1"/>
-                <w14:textFill>
-                  <w14:solidFill>
-                    <w14:schemeClr w14:val="tx1"/>
-                  </w14:solidFill>
-                </w14:textFill>
-              </w:rPr>
-              <w:t>~3</w:t>
-            </w:r>
-            <w:r>
-              <w:rPr>
-                <w:rFonts w:hint="eastAsia"/>
-                <w:color w:val="000000" w:themeColor="text1"/>
-                <w14:textFill>
-                  <w14:solidFill>
-                    <w14:schemeClr w14:val="tx1"/>
-                  </w14:solidFill>
-                </w14:textFill>
-              </w:rPr>
-              <w:t>年检验周期内在限定的条件下使用。</w:t>
-            </w:r>
+            <w:bookmarkStart w:id="0" w:name="_GoBack"/>
+            <w:bookmarkEnd w:id="0"/>
           </w:p>
         </w:tc>
       </w:tr>

--- a/docx_templates/模板.docx
+++ b/docx_templates/模板.docx
@@ -1,6 +1,6 @@
 
 <file path=word/document.xml><?xml version="1.0" encoding="utf-8"?>
-<w:document xmlns:wpc="http://schemas.microsoft.com/office/word/2010/wordprocessingCanvas" xmlns:cx="http://schemas.microsoft.com/office/drawing/2014/chartex" xmlns:cx1="http://schemas.microsoft.com/office/drawing/2015/9/8/chartex" xmlns:cx2="http://schemas.microsoft.com/office/drawing/2015/10/21/chartex" xmlns:cx3="http://schemas.microsoft.com/office/drawing/2016/5/9/chartex" xmlns:cx4="http://schemas.microsoft.com/office/drawing/2016/5/10/chartex" xmlns:cx5="http://schemas.microsoft.com/office/drawing/2016/5/11/chartex" xmlns:cx6="http://schemas.microsoft.com/office/drawing/2016/5/12/chartex" xmlns:cx7="http://schemas.microsoft.com/office/drawing/2016/5/13/chartex" xmlns:cx8="http://schemas.microsoft.com/office/drawing/2016/5/14/chartex" xmlns:mc="http://schemas.openxmlformats.org/markup-compatibility/2006" xmlns:o="urn:schemas-microsoft-com:office:office" xmlns:r="http://schemas.openxmlformats.org/officeDocument/2006/relationships" xmlns:m="http://schemas.openxmlformats.org/officeDocument/2006/math" xmlns:v="urn:schemas-microsoft-com:vml" xmlns:wp14="http://schemas.microsoft.com/office/word/2010/wordprocessingDrawing" xmlns:wp="http://schemas.openxmlformats.org/drawingml/2006/wordprocessingDrawing" xmlns:w="http://schemas.openxmlformats.org/wordprocessingml/2006/main" xmlns:w14="http://schemas.microsoft.com/office/word/2010/wordml" xmlns:w10="urn:schemas-microsoft-com:office:word" xmlns:w15="http://schemas.microsoft.com/office/word/2012/wordml" xmlns:wpg="http://schemas.microsoft.com/office/word/2010/wordprocessingGroup" xmlns:wpi="http://schemas.microsoft.com/office/word/2010/wordprocessingInk" xmlns:wne="http://schemas.microsoft.com/office/word/2006/wordml" xmlns:wps="http://schemas.microsoft.com/office/word/2010/wordprocessingShape" xmlns:wpsCustomData="http://www.wps.cn/officeDocument/2013/wpsCustomData" mc:Ignorable="w14 w15 wp14">
+<w:document xmlns:wpc="http://schemas.microsoft.com/office/word/2010/wordprocessingCanvas" xmlns:mc="http://schemas.openxmlformats.org/markup-compatibility/2006" xmlns:o="urn:schemas-microsoft-com:office:office" xmlns:r="http://schemas.openxmlformats.org/officeDocument/2006/relationships" xmlns:m="http://schemas.openxmlformats.org/officeDocument/2006/math" xmlns:v="urn:schemas-microsoft-com:vml" xmlns:wp14="http://schemas.microsoft.com/office/word/2010/wordprocessingDrawing" xmlns:wp="http://schemas.openxmlformats.org/drawingml/2006/wordprocessingDrawing" xmlns:w="http://schemas.openxmlformats.org/wordprocessingml/2006/main" xmlns:w14="http://schemas.microsoft.com/office/word/2010/wordml" xmlns:w10="urn:schemas-microsoft-com:office:word" xmlns:w15="http://schemas.microsoft.com/office/word/2012/wordml" xmlns:wpg="http://schemas.microsoft.com/office/word/2010/wordprocessingGroup" xmlns:wpi="http://schemas.microsoft.com/office/word/2010/wordprocessingInk" xmlns:wne="http://schemas.microsoft.com/office/word/2006/wordml" xmlns:wps="http://schemas.microsoft.com/office/word/2010/wordprocessingShape" xmlns:wpsCustomData="http://www.wps.cn/officeDocument/2013/wpsCustomData" mc:Ignorable="w14 w15 wp14">
   <w:body>
     <w:p>
       <w:pPr>
@@ -8630,76 +8630,130 @@
                     <w:rFonts w:ascii="Cambria Math" w:hAnsi="Cambria Math"/>
                     <w:szCs w:val="21"/>
                   </w:rPr>
-                  <m:t>R=[</m:t>
+                  <m:t>R=</m:t>
                 </m:r>
-                <m:r>
-                  <m:rPr/>
-                  <w:rPr>
-                    <w:rFonts w:hint="default" w:ascii="Cambria Math" w:hAnsi="Cambria Math"/>
-                    <w:szCs w:val="21"/>
-                    <w:lang w:val="en-US" w:eastAsia="zh-CN"/>
-                  </w:rPr>
-                  <m:t>PVER</m:t>
-                </m:r>
-                <m:r>
-                  <m:rPr/>
-                  <w:rPr>
-                    <w:rFonts w:ascii="Cambria Math" w:hAnsi="Cambria Math"/>
-                    <w:szCs w:val="21"/>
-                  </w:rPr>
-                  <m:t>,</m:t>
-                </m:r>
-                <m:r>
-                  <m:rPr/>
-                  <w:rPr>
-                    <w:rFonts w:hint="default" w:ascii="Cambria Math" w:hAnsi="Cambria Math"/>
-                    <w:szCs w:val="21"/>
-                    <w:lang w:val="en-US" w:eastAsia="zh-CN"/>
-                  </w:rPr>
-                  <m:t>PVER</m:t>
-                </m:r>
-                <m:r>
-                  <m:rPr/>
-                  <w:rPr>
-                    <w:rFonts w:ascii="Cambria Math" w:hAnsi="Cambria Math"/>
-                    <w:szCs w:val="21"/>
-                  </w:rPr>
-                  <m:t>,</m:t>
-                </m:r>
-                <m:r>
-                  <m:rPr/>
-                  <w:rPr>
-                    <w:rFonts w:hint="default" w:ascii="Cambria Math" w:hAnsi="Cambria Math"/>
-                    <w:szCs w:val="21"/>
-                    <w:lang w:val="en-US" w:eastAsia="zh-CN"/>
-                  </w:rPr>
-                  <m:t>PVER</m:t>
-                </m:r>
-                <m:r>
-                  <m:rPr/>
-                  <w:rPr>
-                    <w:rFonts w:ascii="Cambria Math" w:hAnsi="Cambria Math"/>
-                    <w:szCs w:val="21"/>
-                  </w:rPr>
-                  <m:t>,</m:t>
-                </m:r>
-                <m:r>
-                  <m:rPr/>
-                  <w:rPr>
-                    <w:rFonts w:hint="default" w:ascii="Cambria Math" w:hAnsi="Cambria Math"/>
-                    <w:szCs w:val="21"/>
-                    <w:lang w:val="en-US" w:eastAsia="zh-CN"/>
-                  </w:rPr>
-                  <m:t>PVER</m:t>
-                </m:r>
-                <m:r>
-                  <m:rPr/>
-                  <w:rPr>
-                    <w:rFonts w:ascii="Cambria Math" w:hAnsi="Cambria Math"/>
-                    <w:szCs w:val="21"/>
-                  </w:rPr>
-                  <m:t>]</m:t>
-                </m:r>
+                <m:d>
+                  <m:dPr>
+                    <m:begChr m:val="["/>
+                    <m:endChr m:val="]"/>
+                    <m:ctrlPr>
+                      <m:rPr/>
+                      <w:rPr>
+                        <w:rFonts w:ascii="Cambria Math" w:hAnsi="Cambria Math"/>
+                        <w:i/>
+                        <w:szCs w:val="21"/>
+                      </w:rPr>
+                    </m:ctrlPr>
+                  </m:dPr>
+                  <m:e>
+                    <m:m>
+                      <m:mPr>
+                        <m:mcs>
+                          <m:mc>
+                            <m:mcPr>
+                              <m:count m:val="4"/>
+                              <m:mcJc m:val="center"/>
+                            </m:mcPr>
+                          </m:mc>
+                        </m:mcs>
+                        <m:ctrlPr>
+                          <m:rPr/>
+                          <w:rPr>
+                            <w:rFonts w:ascii="Cambria Math" w:hAnsi="Cambria Math"/>
+                            <w:i/>
+                            <w:szCs w:val="21"/>
+                          </w:rPr>
+                        </m:ctrlPr>
+                      </m:mPr>
+                      <m:mr>
+                        <m:e>
+                          <m:r>
+                            <m:rPr/>
+                            <w:rPr>
+                              <w:rFonts w:hint="default" w:ascii="Cambria Math" w:hAnsi="Cambria Math"/>
+                              <w:szCs w:val="21"/>
+                              <w:lang w:val="en-US" w:eastAsia="zh-CN"/>
+                            </w:rPr>
+                            <m:t>PMR</m:t>
+                          </m:r>
+                          <m:ctrlPr>
+                            <m:rPr/>
+                            <w:rPr>
+                              <w:rFonts w:ascii="Cambria Math" w:hAnsi="Cambria Math"/>
+                              <w:i/>
+                              <w:szCs w:val="21"/>
+                            </w:rPr>
+                          </m:ctrlPr>
+                        </m:e>
+                        <m:e>
+                          <m:r>
+                            <m:rPr/>
+                            <w:rPr>
+                              <w:rFonts w:hint="default" w:ascii="Cambria Math" w:hAnsi="Cambria Math"/>
+                              <w:szCs w:val="21"/>
+                              <w:lang w:val="en-US" w:eastAsia="zh-CN"/>
+                            </w:rPr>
+                            <m:t>PMR</m:t>
+                          </m:r>
+                          <m:ctrlPr>
+                            <m:rPr/>
+                            <w:rPr>
+                              <w:rFonts w:ascii="Cambria Math" w:hAnsi="Cambria Math"/>
+                              <w:i/>
+                              <w:szCs w:val="21"/>
+                            </w:rPr>
+                          </m:ctrlPr>
+                        </m:e>
+                        <m:e>
+                          <m:r>
+                            <m:rPr/>
+                            <w:rPr>
+                              <w:rFonts w:hint="default" w:ascii="Cambria Math" w:hAnsi="Cambria Math"/>
+                              <w:szCs w:val="21"/>
+                              <w:lang w:val="en-US" w:eastAsia="zh-CN"/>
+                            </w:rPr>
+                            <m:t>PMR</m:t>
+                          </m:r>
+                          <m:ctrlPr>
+                            <m:rPr/>
+                            <w:rPr>
+                              <w:rFonts w:ascii="Cambria Math" w:hAnsi="Cambria Math"/>
+                              <w:i/>
+                              <w:szCs w:val="21"/>
+                            </w:rPr>
+                          </m:ctrlPr>
+                        </m:e>
+                        <m:e>
+                          <m:r>
+                            <m:rPr/>
+                            <w:rPr>
+                              <w:rFonts w:hint="default" w:ascii="Cambria Math" w:hAnsi="Cambria Math"/>
+                              <w:szCs w:val="21"/>
+                              <w:lang w:val="en-US" w:eastAsia="zh-CN"/>
+                            </w:rPr>
+                            <m:t>PMR</m:t>
+                          </m:r>
+                          <m:ctrlPr>
+                            <m:rPr/>
+                            <w:rPr>
+                              <w:rFonts w:ascii="Cambria Math" w:hAnsi="Cambria Math"/>
+                              <w:i/>
+                              <w:szCs w:val="21"/>
+                            </w:rPr>
+                          </m:ctrlPr>
+                        </m:e>
+                      </m:mr>
+                    </m:m>
+                    <m:ctrlPr>
+                      <m:rPr/>
+                      <w:rPr>
+                        <w:rFonts w:ascii="Cambria Math" w:hAnsi="Cambria Math"/>
+                        <w:i/>
+                        <w:szCs w:val="21"/>
+                      </w:rPr>
+                    </m:ctrlPr>
+                  </m:e>
+                </m:d>
               </m:oMath>
             </m:oMathPara>
           </w:p>
@@ -8768,40 +8822,7 @@
                     <w:szCs w:val="21"/>
                     <w:lang w:val="en-US" w:eastAsia="zh-CN"/>
                   </w:rPr>
-                  <m:t>{</m:t>
-                </m:r>
-                <m:r>
-                  <m:rPr>
-                    <m:sty m:val="p"/>
-                  </m:rPr>
-                  <w:rPr>
-                    <w:rFonts w:hint="eastAsia" w:ascii="Cambria Math" w:hAnsi="Cambria Math"/>
-                    <w:szCs w:val="21"/>
-                    <w:lang w:val="en-US" w:eastAsia="zh-CN"/>
-                  </w:rPr>
-                  <m:t>{最终得分</m:t>
-                </m:r>
-                <m:r>
-                  <m:rPr>
-                    <m:sty m:val="p"/>
-                  </m:rPr>
-                  <w:rPr>
-                    <w:rFonts w:hint="default" w:ascii="Cambria Math" w:hAnsi="Cambria Math"/>
-                    <w:szCs w:val="21"/>
-                    <w:lang w:val="en-US" w:eastAsia="zh-CN"/>
-                  </w:rPr>
-                  <m:t>}</m:t>
-                </m:r>
-                <m:r>
-                  <m:rPr>
-                    <m:sty m:val="p"/>
-                  </m:rPr>
-                  <w:rPr>
-                    <w:rFonts w:hint="eastAsia" w:ascii="Cambria Math" w:hAnsi="Cambria Math"/>
-                    <w:szCs w:val="21"/>
-                    <w:lang w:val="en-US" w:eastAsia="zh-CN"/>
-                  </w:rPr>
-                  <m:t>}</m:t>
+                  <m:t>PMR</m:t>
                 </m:r>
               </m:oMath>
             </m:oMathPara>
@@ -8857,6 +8878,8 @@
               </w:rPr>
               <w:t>结论：</w:t>
             </w:r>
+            <w:bookmarkStart w:id="0" w:name="_GoBack"/>
+            <w:bookmarkEnd w:id="0"/>
           </w:p>
           <w:p>
             <w:pPr>
@@ -8885,8 +8908,6 @@
               </w:rPr>
               <w:t>{{结论}}</w:t>
             </w:r>
-            <w:bookmarkStart w:id="0" w:name="_GoBack"/>
-            <w:bookmarkEnd w:id="0"/>
           </w:p>
         </w:tc>
       </w:tr>
